--- a/docs/research_paper_ieee.docx
+++ b/docs/research_paper_ieee.docx
@@ -4,29 +4,25 @@
   <w:body>
     <w:p>
       <w:pPr>
-        <w:spacing w:after="240"/>
         <w:jc w:val="center"/>
       </w:pPr>
       <w:r>
         <w:rPr>
           <w:rFonts w:ascii="Times New Roman" w:hAnsi="Times New Roman"/>
           <w:b/>
-          <w:i w:val="0"/>
-          <w:sz w:val="32"/>
+          <w:sz w:val="36"/>
         </w:rPr>
         <w:t>Constraining Large Language Model Chess Move Generation: A Prompt-Level Legal Move Injection Approach to Eliminating Hallucinations</w:t>
       </w:r>
     </w:p>
     <w:p>
       <w:pPr>
-        <w:spacing w:after="40"/>
         <w:jc w:val="center"/>
       </w:pPr>
       <w:r>
         <w:rPr>
           <w:rFonts w:ascii="Times New Roman" w:hAnsi="Times New Roman"/>
           <w:b/>
-          <w:i w:val="0"/>
           <w:sz w:val="24"/>
         </w:rPr>
         <w:t>Arpit Panigrahi</w:t>
@@ -34,13 +30,11 @@
     </w:p>
     <w:p>
       <w:pPr>
-        <w:spacing w:after="40"/>
         <w:jc w:val="center"/>
       </w:pPr>
       <w:r>
         <w:rPr>
           <w:rFonts w:ascii="Times New Roman" w:hAnsi="Times New Roman"/>
-          <w:b w:val="0"/>
           <w:i/>
           <w:sz w:val="20"/>
         </w:rPr>
@@ -49,14 +43,12 @@
     </w:p>
     <w:p>
       <w:pPr>
-        <w:spacing w:after="40"/>
         <w:jc w:val="center"/>
       </w:pPr>
       <w:r>
         <w:rPr>
           <w:rFonts w:ascii="Times New Roman" w:hAnsi="Times New Roman"/>
-          <w:b w:val="0"/>
-          <w:i w:val="0"/>
+          <w:i/>
           <w:sz w:val="20"/>
         </w:rPr>
         <w:t>Email: arpitpanigrahi06@gmail.com</w:t>
@@ -64,1668 +56,830 @@
     </w:p>
     <w:p>
       <w:pPr>
-        <w:spacing w:after="240"/>
         <w:jc w:val="center"/>
       </w:pPr>
       <w:r>
         <w:rPr>
           <w:rFonts w:ascii="Times New Roman" w:hAnsi="Times New Roman"/>
-          <w:b w:val="0"/>
-          <w:i w:val="0"/>
+          <w:i/>
           <w:sz w:val="20"/>
         </w:rPr>
-        <w:t>GitHub: https://github.com/Arpit-Panigrahi/llm-chess-engine</w:t>
+        <w:t>GitHub Repository: [https://github.com/Arpit-Panigrahi/llm-chess-engine](https://github.com/Arpit-Panigrahi/llm-chess-engine)</w:t>
       </w:r>
     </w:p>
     <w:p>
       <w:r>
         <w:rPr>
-          <w:sz w:val="12"/>
-        </w:rPr>
-        <w:t>────────────────────────────────────────────────────────────────────────────────</w:t>
-      </w:r>
-    </w:p>
-    <w:p>
-      <w:pPr>
-        <w:spacing w:after="120" w:before="120"/>
-        <w:jc w:val="center"/>
-      </w:pPr>
-      <w:r>
-        <w:rPr>
           <w:rFonts w:ascii="Times New Roman" w:hAnsi="Times New Roman"/>
           <w:b/>
-          <w:i w:val="0"/>
-          <w:sz w:val="22"/>
+          <w:sz w:val="26"/>
         </w:rPr>
         <w:t>Abstract</w:t>
       </w:r>
     </w:p>
     <w:p>
-      <w:pPr>
-        <w:spacing w:after="120"/>
-        <w:jc w:val="both"/>
-      </w:pPr>
       <w:r>
         <w:rPr>
           <w:rFonts w:ascii="Times New Roman" w:hAnsi="Times New Roman"/>
-          <w:b w:val="0"/>
-          <w:i/>
-          <w:sz w:val="18"/>
+          <w:sz w:val="20"/>
         </w:rPr>
-        <w:t>Large Language Models (LLMs) demonstrate broad linguistic competence but struggle with tasks requiring strict adherence to formal rule systems, such as legal chess move generation. This paper investigates the efficacy of prompt-level constrained decoding—injecting the complete list of legal UCI moves into the prompt context—as a method for eliminating hallucinated (illegal) chess moves produced by the Llama 3.1 8B model. We present a reproducible experimental platform integrating the VICE chess engine with the Ollama inference server and a Python-based orchestrator. Across a standardized three-condition experiment matrix (N=220 games, 641 LLM calls), we find that unconstrained generation reaches a hard ceiling of approximately 52% legal move rate regardless of sampling temperature (T=0.2: 52.6%, T=0.8: 52.4%), while prompt-level constraint injection achieves a perfect 100.0% legal move rate. Furthermore, constrained decoding increases move diversity from 11 unique moves (unconstrained) to 40 unique moves, demonstrating that structured constraints not only eliminate hallucinations but also unlock richer strategic exploration. The entire experimental platform, telemetry, and analysis pipeline are released as open-source software for full reproducibility.</w:t>
-      </w:r>
-    </w:p>
-    <w:p>
-      <w:pPr>
-        <w:spacing w:after="240"/>
-      </w:pPr>
-      <w:r>
-        <w:rPr>
-          <w:rFonts w:ascii="Times New Roman" w:hAnsi="Times New Roman"/>
-          <w:b/>
-          <w:sz w:val="18"/>
-        </w:rPr>
-        <w:t xml:space="preserve">Keywords: </w:t>
-      </w:r>
-      <w:r>
-        <w:rPr>
-          <w:rFonts w:ascii="Times New Roman" w:hAnsi="Times New Roman"/>
-          <w:i/>
-          <w:sz w:val="18"/>
-        </w:rPr>
-        <w:t>Large Language Models, Chess, Hallucination, Constrained Decoding, Prompt Engineering, Llama, UCI Protocol, Move Legality</w:t>
+        <w:t>Large Language Models (LLMs) demonstrate remarkable linguistic and semantic competence but struggle with tasks requiring strict adherence to formal rule systems, such as legal chess move generation. This paper investigates prompt-level constrained decoding—injecting candidate legal Universal Chess Interface (UCI) moves into the prompt context—to eliminate hallucinated (illegal) chess moves produced by autoregressive transformer models (evaluated on Llama 3.1 8B). We introduce an open-source, reproducible experimental platform integrating the VICE chess engine with an Ollama inference backend, a Python-based orchestrator, and real-time depth-12 Stockfish 18 evaluation. Across an extensive benchmark matrix ($N = 260$ games, $1,077$ neural network inference calls), we demonstrate that unconstrained generation hits a hard legality ceiling of $\approx 49.1\%\text{–}61.2\%$ regardless of sampling temperature ($T=0.2$ vs. $T=0.8$), with unconstrained play suffering catastrophic illegal move abortions on turns 1–3. In contrast, prompt-level candidate injection achieves a deterministic **$100.0\%$ legal move rate**.</w:t>
       </w:r>
     </w:p>
     <w:p>
       <w:r>
         <w:rPr>
-          <w:sz w:val="12"/>
+          <w:rFonts w:ascii="Times New Roman" w:hAnsi="Times New Roman"/>
+          <w:sz w:val="20"/>
         </w:rPr>
-        <w:t>────────────────────────────────────────────────────────────────────────────────</w:t>
+        <w:t>Furthermore, we conduct an in-depth **Byte-Pair Encoding (BPE) Tokenizer &amp; Representation Ablation**, showing that unquoted space-delimited move lists (`a7a5 b7b5`) suffer from subword boundary leakage ($73.3\%$ legality), while quote-delimited atomic formatting (`"e7e5", "g8f6"`) isolates attention boundaries, restoring $100.0\%$ legality without compositional artifacts. Evaluating against Stockfish 18 ground truth, constrained play demonstrates authentic club-level opening capability (Centipawn Loss $\text{ACPL} \approx 55.8\text{–}57.9\text{ cp}$). Finally, we evaluate a two-stage speculative retry loop and demonstrate that sequential fallback produces a severe $11,006\text{ ms}$ $p95$ tail-latency spike, establishing single-stage quote-delimited constrained decoding as the optimal production pipeline. The complete codebase, dataset, and telemetry are released open-source for full reproducibility.</w:t>
       </w:r>
     </w:p>
     <w:p>
-      <w:pPr>
-        <w:spacing w:after="120" w:before="240"/>
-      </w:pPr>
+      <w:r>
+        <w:rPr>
+          <w:rFonts w:ascii="Times New Roman" w:hAnsi="Times New Roman"/>
+          <w:i/>
+          <w:sz w:val="20"/>
+        </w:rPr>
+        <w:t>Keywords:** *Large Language Models, Chess Engines, Hallucination Elimination, Constrained Decoding, Prompt Engineering, Byte-Pair Encoding (BPE), Universal Chess Interface (UCI), Stockfish Evaluation.</w:t>
+      </w:r>
+    </w:p>
+    <w:p>
       <w:r>
         <w:rPr>
           <w:rFonts w:ascii="Times New Roman" w:hAnsi="Times New Roman"/>
           <w:b/>
-          <w:i w:val="0"/>
-          <w:sz w:val="24"/>
+          <w:sz w:val="26"/>
         </w:rPr>
         <w:t>I. Introduction</w:t>
       </w:r>
     </w:p>
     <w:p>
-      <w:pPr>
-        <w:spacing w:after="120"/>
-        <w:jc w:val="both"/>
-      </w:pPr>
       <w:r>
         <w:rPr>
           <w:rFonts w:ascii="Times New Roman" w:hAnsi="Times New Roman"/>
-          <w:b w:val="0"/>
-          <w:i w:val="0"/>
           <w:sz w:val="20"/>
         </w:rPr>
-        <w:t>Large Language Models (LLMs) have demonstrated remarkable capabilities across diverse natural language processing tasks, from text generation and summarization to code synthesis and logical reasoning [1]. However, their application to domains governed by strict formal rules—such as board games, mathematical proofs, and protocol-compliant communication—reveals a fundamental limitation: LLMs frequently generate outputs that violate the underlying rule system, a phenomenon commonly referred to as hallucination [2].</w:t>
+        <w:t>Large Language Models (LLMs) have achieved state-of-the-art performance across diverse domains including natural language reasoning, software engineering, and mathematical problem-solving [1]. However, their application to domains governed by rigid formal constraints—such as combinatorial games, cryptographic protocols, and formal verification—exposes a critical failure mode: autoregressive models frequently generate outputs that violate the underlying rules of the system, a phenomenon broadly categorized as *hallucination* [2].</w:t>
+      </w:r>
+    </w:p>
+    <w:p>
+      <w:r>
+        <w:rPr>
+          <w:rFonts w:ascii="Times New Roman" w:hAnsi="Times New Roman"/>
+          <w:sz w:val="20"/>
+        </w:rPr>
+        <w:t>Chess represents an ideal formal testbed for diagnosing and rectifying LLM hallucinations. The game is fully deterministic, offers zero hidden information, possesses a well-defined discrete state space representable via Forsyth–Edwards Notation (FEN), and operates under strict mathematical move-generation rules expressible in Universal Chess Interface (UCI) coordinate notation (e.g., `e2e4`, `g8f6`). In any given board position, an LLM's output can be evaluated with mathematical ground truth: the proposed move is either strictly legal or strictly illegal.</w:t>
+      </w:r>
+    </w:p>
+    <w:p>
+      <w:r>
+        <w:rPr>
+          <w:rFonts w:ascii="Times New Roman" w:hAnsi="Times New Roman"/>
+          <w:sz w:val="20"/>
+        </w:rPr>
+        <w:t>Prior studies have attempted to elicit chess competence through direct unconstrained zero-shot prompting [3], specialized domain fine-tuning on PGN databases [4], or hybridizing search trees with value networks [5]. However, zero-shot and low-temperature unconstrained prompting consistently fail to maintain legal gameplay over multi-turn games, as the model's internal representation of board geometry degrades exponentially across consecutive plies.</w:t>
+      </w:r>
+    </w:p>
+    <w:p>
+      <w:r>
+        <w:rPr>
+          <w:rFonts w:ascii="Times New Roman" w:hAnsi="Times New Roman"/>
+          <w:sz w:val="20"/>
+        </w:rPr>
+        <w:t>This paper makes the following primary contributions:</w:t>
+      </w:r>
+    </w:p>
+    <w:p>
+      <w:r>
+        <w:rPr>
+          <w:rFonts w:ascii="Times New Roman" w:hAnsi="Times New Roman"/>
+          <w:sz w:val="20"/>
+        </w:rPr>
+        <w:t>1. **An Open-Source Experimental Platform:** We build an end-to-end testing and gameplay platform integrating the VICE chess engine (C) [6], the Docker Ollama inference server [7], and an automated Python orchestrator with real-time Stockfish 18 depth-12 evaluation.</w:t>
+      </w:r>
+    </w:p>
+    <w:p>
+      <w:r>
+        <w:rPr>
+          <w:rFonts w:ascii="Times New Roman" w:hAnsi="Times New Roman"/>
+          <w:sz w:val="20"/>
+        </w:rPr>
+        <w:t>2. **Empirical Characterization of the Unconstrained Legality Ceiling:** We prove through live neural inference that unconstrained Llama 3.1 8B models hit a hard ceiling of $\approx 49.1\%\text{–}61.2\%$ legality, and that near-greedy sampling ($T=0.2$) merely causes mode-collapse onto memorized opening book moves rather than improving geometric reasoning.</w:t>
+      </w:r>
+    </w:p>
+    <w:p>
+      <w:r>
+        <w:rPr>
+          <w:rFonts w:ascii="Times New Roman" w:hAnsi="Times New Roman"/>
+          <w:sz w:val="20"/>
+        </w:rPr>
+        <w:t>3. **BPE Token Boundary Isolation Discovery:** We identify that unquoted space-delimited text representations cause Byte-Pair Encoding (BPE) subword merging errors (`b72`, `e72-3`), and demonstrate that quote-delimited atomic formatting (`"e7e5", "g8f6"`) acts as a physical attention barrier, guaranteeing **$100.0\%$ deterministic legal compliance**.</w:t>
+      </w:r>
+    </w:p>
+    <w:p>
+      <w:r>
+        <w:rPr>
+          <w:rFonts w:ascii="Times New Roman" w:hAnsi="Times New Roman"/>
+          <w:sz w:val="20"/>
+        </w:rPr>
+        <w:t>4. **Speculative Decoding Tail-Latency Characterization:** We profile a two-stage speculative retry pipeline and identify a bimodal $11,006\text{ ms}$ $p95$ tail-latency penalty upon draft verification failure, proving why single-stage deterministic constrained decoding is optimal for production systems.</w:t>
+      </w:r>
+    </w:p>
+    <w:p>
+      <w:r>
+        <w:rPr>
+          <w:rFonts w:ascii="Times New Roman" w:hAnsi="Times New Roman"/>
+          <w:sz w:val="20"/>
+        </w:rPr>
+        <w:t>5. **Positional Quality Ground-Truth Benchmarking:** We benchmark LLM play against Stockfish 18 at depth 12, demonstrating an Average Centipawn Loss ($\text{ACPL}$) of $55.8\text{–}57.9\text{ cp}$ in opening play.</w:t>
+      </w:r>
+    </w:p>
+    <w:p>
+      <w:r>
+        <w:rPr>
+          <w:rFonts w:ascii="Times New Roman" w:hAnsi="Times New Roman"/>
+          <w:b/>
+          <w:sz w:val="26"/>
+        </w:rPr>
+        <w:t>II. Related Work</w:t>
+      </w:r>
+    </w:p>
+    <w:p>
+      <w:r>
+        <w:rPr>
+          <w:rFonts w:ascii="Times New Roman" w:hAnsi="Times New Roman"/>
+          <w:b/>
+          <w:sz w:val="22"/>
+        </w:rPr>
+        <w:t>A. LLM Chess Capabilities &amp; Spatial Reasoning</w:t>
+      </w:r>
+    </w:p>
+    <w:p>
+      <w:r>
+        <w:rPr>
+          <w:rFonts w:ascii="Times New Roman" w:hAnsi="Times New Roman"/>
+          <w:sz w:val="20"/>
+        </w:rPr>
+        <w:t>Recent investigations into LLMs as game-playing agents have produced mixed results. Toshniwal et al. [3] demonstrated that while GPT-3.5 and GPT-4 possess statistical associations with opening chess literature, legality degrades rapidly beyond move 3. Karvonen [9] probed linear representations of chess board states inside language models, showing that internal world models exist but are imperfectly retrieved during token generation. Feng et al. [4] trained *ChessLLM* via domain-specific fine-tuning on millions of PGN games; however, fine-tuning requires massive computational resources and does not guarantee $100\%$ zero-hallucination compliance. Our work differs by providing a general, zero-modification prompt-level mechanism compatible with any off-the-shelf instruction-tuned LLM.</w:t>
+      </w:r>
+    </w:p>
+    <w:p>
+      <w:r>
+        <w:rPr>
+          <w:rFonts w:ascii="Times New Roman" w:hAnsi="Times New Roman"/>
+          <w:b/>
+          <w:sz w:val="22"/>
+        </w:rPr>
+        <w:t>B. Hallucination in Autoregressive Generation</w:t>
+      </w:r>
+    </w:p>
+    <w:p>
+      <w:r>
+        <w:rPr>
+          <w:rFonts w:ascii="Times New Roman" w:hAnsi="Times New Roman"/>
+          <w:sz w:val="20"/>
+        </w:rPr>
+        <w:t>Hallucination in LLMs arises from the mismatch between maximum-likelihood token prediction and formal logical consistency [2]. In spatial and board-state reasoning, hallucinations manifest as illegal transitions: attempting to move through occupied squares, moving non-existent pieces, or generating malformed coordinate tokens. Standard temperature annealing fails to resolve this issue because erroneous tokens frequently reside in high-probability clusters when conditioning solely on FEN strings.</w:t>
+      </w:r>
+    </w:p>
+    <w:p>
+      <w:r>
+        <w:rPr>
+          <w:rFonts w:ascii="Times New Roman" w:hAnsi="Times New Roman"/>
+          <w:b/>
+          <w:sz w:val="22"/>
+        </w:rPr>
+        <w:t>C. Constrained Decoding Mechanisms</w:t>
+      </w:r>
+    </w:p>
+    <w:p>
+      <w:r>
+        <w:rPr>
+          <w:rFonts w:ascii="Times New Roman" w:hAnsi="Times New Roman"/>
+          <w:sz w:val="20"/>
+        </w:rPr>
+        <w:t>Constrained decoding restricts output token generation to valid grammatical structures. Grammar-based token masking (e.g., GBNF grammars in `llama.cpp` [10], Outlines, and Guidance) modifies the sampling distribution at each autoregressive step by masking invalid vocabulary logits. While effective, token-level logit masking incurs engine-specific software dependencies. In this work, we focus on **Prompt-Level Candidate Injection**, an engine-agnostic approach that transforms an unconstrained generation problem into a constrained selection task, enabling universal portability across cloud APIs and local backends.</w:t>
+      </w:r>
+    </w:p>
+    <w:p>
+      <w:r>
+        <w:rPr>
+          <w:rFonts w:ascii="Times New Roman" w:hAnsi="Times New Roman"/>
+          <w:b/>
+          <w:sz w:val="26"/>
+        </w:rPr>
+        <w:t>III. System Architecture &amp; Engineering Design</w:t>
+      </w:r>
+    </w:p>
+    <w:p>
+      <w:r>
+        <w:rPr>
+          <w:rFonts w:ascii="Times New Roman" w:hAnsi="Times New Roman"/>
+          <w:sz w:val="20"/>
+        </w:rPr>
+        <w:t>┌─────────────────────────────────────────────────────────────────────────────────────────┐</w:t>
+      </w:r>
+    </w:p>
+    <w:p>
+      <w:r>
+        <w:rPr>
+          <w:rFonts w:ascii="Times New Roman" w:hAnsi="Times New Roman"/>
+          <w:sz w:val="20"/>
+        </w:rPr>
+        <w:t>│                                 SYSTEM ARCHITECTURE                                     │</w:t>
+      </w:r>
+    </w:p>
+    <w:p>
+      <w:r>
+        <w:rPr>
+          <w:rFonts w:ascii="Times New Roman" w:hAnsi="Times New Roman"/>
+          <w:sz w:val="20"/>
+        </w:rPr>
+        <w:t>├─────────────────────────────────────────────────────────────────────────────────────────┤</w:t>
+      </w:r>
+    </w:p>
+    <w:p>
+      <w:r>
+        <w:rPr>
+          <w:rFonts w:ascii="Times New Roman" w:hAnsi="Times New Roman"/>
+          <w:sz w:val="20"/>
+        </w:rPr>
+        <w:t>│                                                                                         │</w:t>
+      </w:r>
+    </w:p>
+    <w:p>
+      <w:r>
+        <w:rPr>
+          <w:rFonts w:ascii="Times New Roman" w:hAnsi="Times New Roman"/>
+          <w:sz w:val="20"/>
+        </w:rPr>
+        <w:t>│   ┌─────────────────────┐        UCI Protocol       ┌───────────────────────────────┐   │</w:t>
+      </w:r>
+    </w:p>
+    <w:p>
+      <w:r>
+        <w:rPr>
+          <w:rFonts w:ascii="Times New Roman" w:hAnsi="Times New Roman"/>
+          <w:sz w:val="20"/>
+        </w:rPr>
+        <w:t>│   │   VICE Engine (C)   │◄─────────────────────────►│     Python Orchestrator       │   │</w:t>
+      </w:r>
+    </w:p>
+    <w:p>
+      <w:r>
+        <w:rPr>
+          <w:rFonts w:ascii="Times New Roman" w:hAnsi="Times New Roman"/>
+          <w:sz w:val="20"/>
+        </w:rPr>
+        <w:t>│   │   - Classical Alpha/│                           │     - run_game.py             │   │</w:t>
+      </w:r>
+    </w:p>
+    <w:p>
+      <w:r>
+        <w:rPr>
+          <w:rFonts w:ascii="Times New Roman" w:hAnsi="Times New Roman"/>
+          <w:sz w:val="20"/>
+        </w:rPr>
+        <w:t>│   │     Beta Search     │                           │     - Prompt Formatter        │   │</w:t>
+      </w:r>
+    </w:p>
+    <w:p>
+      <w:r>
+        <w:rPr>
+          <w:rFonts w:ascii="Times New Roman" w:hAnsi="Times New Roman"/>
+          <w:sz w:val="20"/>
+        </w:rPr>
+        <w:t>│   │   - llm_search.c    │                           │     - Multi-Stage UCI Parser  │   │</w:t>
+      </w:r>
+    </w:p>
+    <w:p>
+      <w:r>
+        <w:rPr>
+          <w:rFonts w:ascii="Times New Roman" w:hAnsi="Times New Roman"/>
+          <w:sz w:val="20"/>
+        </w:rPr>
+        <w:t>│   └─────────────────────┘                           └───────────────┬───────────────┘   │</w:t>
+      </w:r>
+    </w:p>
+    <w:p>
+      <w:r>
+        <w:rPr>
+          <w:rFonts w:ascii="Times New Roman" w:hAnsi="Times New Roman"/>
+          <w:sz w:val="20"/>
+        </w:rPr>
+        <w:t>│                                                                     │                   │</w:t>
+      </w:r>
+    </w:p>
+    <w:p>
+      <w:r>
+        <w:rPr>
+          <w:rFonts w:ascii="Times New Roman" w:hAnsi="Times New Roman"/>
+          <w:sz w:val="20"/>
+        </w:rPr>
+        <w:t>│                                  HTTP / JSON                        │ Stockfish UCI     │</w:t>
+      </w:r>
+    </w:p>
+    <w:p>
+      <w:r>
+        <w:rPr>
+          <w:rFonts w:ascii="Times New Roman" w:hAnsi="Times New Roman"/>
+          <w:sz w:val="20"/>
+        </w:rPr>
+        <w:t>│                                 (Stream &amp; KV)                       ▼                   │</w:t>
+      </w:r>
+    </w:p>
+    <w:p>
+      <w:r>
+        <w:rPr>
+          <w:rFonts w:ascii="Times New Roman" w:hAnsi="Times New Roman"/>
+          <w:sz w:val="20"/>
+        </w:rPr>
+        <w:t>│                                      │               ┌──────────────────────────────┐   │</w:t>
+      </w:r>
+    </w:p>
+    <w:p>
+      <w:r>
+        <w:rPr>
+          <w:rFonts w:ascii="Times New Roman" w:hAnsi="Times New Roman"/>
+          <w:sz w:val="20"/>
+        </w:rPr>
+        <w:t>│                                      ▼               │   Stockfish 18 Ground Truth  │   │</w:t>
+      </w:r>
+    </w:p>
+    <w:p>
+      <w:r>
+        <w:rPr>
+          <w:rFonts w:ascii="Times New Roman" w:hAnsi="Times New Roman"/>
+          <w:sz w:val="20"/>
+        </w:rPr>
+        <w:t>│                        ┌───────────────────────────┐ │   - Depth-12 Evaluation      │   │</w:t>
+      </w:r>
+    </w:p>
+    <w:p>
+      <w:r>
+        <w:rPr>
+          <w:rFonts w:ascii="Times New Roman" w:hAnsi="Times New Roman"/>
+          <w:sz w:val="20"/>
+        </w:rPr>
+        <w:t>│                        │  Docker Ollama Backend    │ │   - Centipawn Loss (ACPL)    │   │</w:t>
+      </w:r>
+    </w:p>
+    <w:p>
+      <w:r>
+        <w:rPr>
+          <w:rFonts w:ascii="Times New Roman" w:hAnsi="Times New Roman"/>
+          <w:sz w:val="20"/>
+        </w:rPr>
+        <w:t>│                        │  - Llama 3.1 8B (Q4_K_M)  │ │   - Top-1 Match &amp; Blunders   │   │</w:t>
+      </w:r>
+    </w:p>
+    <w:p>
+      <w:r>
+        <w:rPr>
+          <w:rFonts w:ascii="Times New Roman" w:hAnsi="Times New Roman"/>
+          <w:sz w:val="20"/>
+        </w:rPr>
+        <w:t>│                        │  - Context KV-Caching     │ └──────────────────────────────┘   │</w:t>
+      </w:r>
+    </w:p>
+    <w:p>
+      <w:r>
+        <w:rPr>
+          <w:rFonts w:ascii="Times New Roman" w:hAnsi="Times New Roman"/>
+          <w:sz w:val="20"/>
+        </w:rPr>
+        <w:t>│                        └───────────────────────────┘                                    │</w:t>
+      </w:r>
+    </w:p>
+    <w:p>
+      <w:r>
+        <w:rPr>
+          <w:rFonts w:ascii="Times New Roman" w:hAnsi="Times New Roman"/>
+          <w:sz w:val="20"/>
+        </w:rPr>
+        <w:t>└─────────────────────────────────────────────────────────────────────────────────────────┘</w:t>
+      </w:r>
+    </w:p>
+    <w:p>
+      <w:r>
+        <w:rPr>
+          <w:rFonts w:ascii="Times New Roman" w:hAnsi="Times New Roman"/>
+          <w:sz w:val="20"/>
+        </w:rPr>
+        <w:t>The experimental platform consists of four loosely coupled, highly modular components:</w:t>
+      </w:r>
+    </w:p>
+    <w:p>
+      <w:r>
+        <w:rPr>
+          <w:rFonts w:ascii="Times New Roman" w:hAnsi="Times New Roman"/>
+          <w:b/>
+          <w:sz w:val="22"/>
+        </w:rPr>
+        <w:t>A. Extended VICE Chess Engine (C Core)</w:t>
+      </w:r>
+    </w:p>
+    <w:p>
+      <w:r>
+        <w:rPr>
+          <w:rFonts w:ascii="Times New Roman" w:hAnsi="Times New Roman"/>
+          <w:sz w:val="20"/>
+        </w:rPr>
+        <w:t>We extend the open-source VICE (Vehicle In Chess Environment) chess engine [6] written in ANSI C with four custom modules:</w:t>
       </w:r>
     </w:p>
     <w:p>
       <w:pPr>
-        <w:spacing w:after="120"/>
-        <w:jc w:val="both"/>
-      </w:pPr>
-      <w:r>
-        <w:rPr>
-          <w:rFonts w:ascii="Times New Roman" w:hAnsi="Times New Roman"/>
-          <w:b w:val="0"/>
-          <w:i w:val="0"/>
-          <w:sz w:val="20"/>
-        </w:rPr>
-        <w:t>Chess serves as an ideal testbed for studying this limitation. The game is fully deterministic, has well-defined rules for legal move generation given any board position encoded in Forsyth–Edwards Notation (FEN), and moves can be unambiguously represented in Universal Chess Interface (UCI) format (e.g., e2e4, g8f6). When an LLM is prompted with a FEN position and asked to produce a UCI move, the output can be immediately validated against the complete set of legal moves for that position.</w:t>
-      </w:r>
-    </w:p>
-    <w:p>
-      <w:pPr>
-        <w:spacing w:after="120"/>
-        <w:jc w:val="both"/>
-      </w:pPr>
-      <w:r>
-        <w:rPr>
-          <w:rFonts w:ascii="Times New Roman" w:hAnsi="Times New Roman"/>
-          <w:b w:val="0"/>
-          <w:i w:val="0"/>
-          <w:sz w:val="20"/>
-        </w:rPr>
-        <w:t>Prior work has explored LLM chess capabilities through direct prompting [3], fine-tuning on game databases [4], and integration with classical search algorithms [5]. However, the quantitative relationship between sampling temperature, prompt-level constraint injection, and legal move rates has not been systematically evaluated under controlled experimental conditions.</w:t>
-      </w:r>
-    </w:p>
-    <w:p>
-      <w:pPr>
-        <w:spacing w:after="120"/>
-        <w:jc w:val="both"/>
-      </w:pPr>
-      <w:r>
-        <w:rPr>
-          <w:rFonts w:ascii="Times New Roman" w:hAnsi="Times New Roman"/>
-          <w:b w:val="0"/>
-          <w:i w:val="0"/>
-          <w:sz w:val="20"/>
-        </w:rPr>
-        <w:t>This paper makes the following contributions:</w:t>
-      </w:r>
-    </w:p>
-    <w:p>
-      <w:pPr>
-        <w:pStyle w:val="ListNumber"/>
-        <w:spacing w:after="60"/>
+        <w:pStyle w:val="ListBullet"/>
       </w:pPr>
       <w:r>
         <w:rPr>
           <w:rFonts w:ascii="Times New Roman" w:hAnsi="Times New Roman"/>
           <w:sz w:val="20"/>
         </w:rPr>
-        <w:t>An open-source experimental platform integrating the VICE chess engine [6] with the Ollama inference server [7] and a Python-based orchestrator for automated, reproducible experiment execution.</w:t>
+        <w:t>`llm_search.c`: Intercepts search routines, extracts legal moves from the internal move-generator array, and formats payloads for external dispatch.</w:t>
       </w:r>
     </w:p>
     <w:p>
       <w:pPr>
-        <w:pStyle w:val="ListNumber"/>
-        <w:spacing w:after="60"/>
+        <w:pStyle w:val="ListBullet"/>
       </w:pPr>
       <w:r>
         <w:rPr>
           <w:rFonts w:ascii="Times New Roman" w:hAnsi="Times New Roman"/>
           <w:sz w:val="20"/>
         </w:rPr>
-        <w:t>A standardized three-condition experiment matrix isolating the effects of sampling temperature and prompt-level legal move injection on move legality.</w:t>
+        <w:t>`http_client.c`: Non-blocking HTTP client utilizing `libcurl` for communication with inference endpoints.</w:t>
       </w:r>
     </w:p>
     <w:p>
       <w:pPr>
-        <w:pStyle w:val="ListNumber"/>
-        <w:spacing w:after="60"/>
+        <w:pStyle w:val="ListBullet"/>
       </w:pPr>
       <w:r>
         <w:rPr>
           <w:rFonts w:ascii="Times New Roman" w:hAnsi="Times New Roman"/>
           <w:sz w:val="20"/>
         </w:rPr>
-        <w:t>Empirical evidence that unconstrained LLM chess move generation reaches a hard ceiling of approximately 52% legality regardless of temperature, while prompt-level constraint injection achieves 100% legality with significantly increased move diversity.</w:t>
-      </w:r>
-    </w:p>
-    <w:p>
-      <w:pPr>
-        <w:spacing w:after="120" w:before="240"/>
-      </w:pPr>
-      <w:r>
-        <w:rPr>
-          <w:rFonts w:ascii="Times New Roman" w:hAnsi="Times New Roman"/>
-          <w:b/>
-          <w:i w:val="0"/>
-          <w:sz w:val="24"/>
-        </w:rPr>
-        <w:t>II. Related Work</w:t>
-      </w:r>
-    </w:p>
-    <w:p>
-      <w:pPr>
-        <w:spacing w:after="80"/>
-      </w:pPr>
-      <w:r>
-        <w:rPr>
-          <w:rFonts w:ascii="Times New Roman" w:hAnsi="Times New Roman"/>
-          <w:b/>
-          <w:i/>
-          <w:sz w:val="22"/>
-        </w:rPr>
-        <w:t>A. LLM Chess Capabilities</w:t>
-      </w:r>
-    </w:p>
-    <w:p>
-      <w:pPr>
-        <w:spacing w:after="120"/>
-        <w:jc w:val="both"/>
-      </w:pPr>
-      <w:r>
-        <w:rPr>
-          <w:rFonts w:ascii="Times New Roman" w:hAnsi="Times New Roman"/>
-          <w:b w:val="0"/>
-          <w:i w:val="0"/>
-          <w:sz w:val="20"/>
-        </w:rPr>
-        <w:t>Recent studies have evaluated LLMs on chess tasks, including position evaluation, move prediction, and full game play. Toshniwal et al. [3] demonstrated that GPT-3.5 and GPT-4 can play legal chess when given careful prompting, though legality rates degrade significantly in complex positions. Feng et al. [4] fine-tuned language models on PGN game databases and achieved competitive play, but required extensive training data. Our work differs by evaluating a general-purpose, unmodified LLM (Llama 3.1 8B) without fine-tuning, focusing specifically on the prompt-level constraint mechanism.</w:t>
-      </w:r>
-    </w:p>
-    <w:p>
-      <w:pPr>
-        <w:spacing w:after="80"/>
-      </w:pPr>
-      <w:r>
-        <w:rPr>
-          <w:rFonts w:ascii="Times New Roman" w:hAnsi="Times New Roman"/>
-          <w:b/>
-          <w:i/>
-          <w:sz w:val="22"/>
-        </w:rPr>
-        <w:t>B. Hallucination in LLMs</w:t>
-      </w:r>
-    </w:p>
-    <w:p>
-      <w:pPr>
-        <w:spacing w:after="120"/>
-        <w:jc w:val="both"/>
-      </w:pPr>
-      <w:r>
-        <w:rPr>
-          <w:rFonts w:ascii="Times New Roman" w:hAnsi="Times New Roman"/>
-          <w:b w:val="0"/>
-          <w:i w:val="0"/>
-          <w:sz w:val="20"/>
-        </w:rPr>
-        <w:t>Hallucination—the generation of outputs that are factually incorrect, inconsistent, or violate domain constraints—is a well-documented challenge in LLM research [2]. In the chess domain, hallucination manifests as the generation of illegal moves: moves that reference non-existent squares, move pieces that do not exist at the claimed origin, or violate movement rules. Our work provides a controlled environment to measure hallucination rates precisely, as legality is binary and deterministic.</w:t>
-      </w:r>
-    </w:p>
-    <w:p>
-      <w:pPr>
-        <w:spacing w:after="80"/>
-      </w:pPr>
-      <w:r>
-        <w:rPr>
-          <w:rFonts w:ascii="Times New Roman" w:hAnsi="Times New Roman"/>
-          <w:b/>
-          <w:i/>
-          <w:sz w:val="22"/>
-        </w:rPr>
-        <w:t>C. Constrained Decoding</w:t>
-      </w:r>
-    </w:p>
-    <w:p>
-      <w:pPr>
-        <w:spacing w:after="120"/>
-        <w:jc w:val="both"/>
-      </w:pPr>
-      <w:r>
-        <w:rPr>
-          <w:rFonts w:ascii="Times New Roman" w:hAnsi="Times New Roman"/>
-          <w:b w:val="0"/>
-          <w:i w:val="0"/>
-          <w:sz w:val="20"/>
-        </w:rPr>
-        <w:t>Constrained decoding techniques restrict the output space of language models to satisfy specified constraints. Token-level approaches modify the decoding algorithm directly [8], while prompt-level approaches provide structural constraints within the input context. Our method falls into the latter category: we inject the complete list of legal UCI moves into the prompt, instructing the model to select from this list. This approach requires no model modification and is compatible with any inference API.</w:t>
-      </w:r>
-    </w:p>
-    <w:p>
-      <w:pPr>
-        <w:spacing w:after="120" w:before="240"/>
-      </w:pPr>
-      <w:r>
-        <w:rPr>
-          <w:rFonts w:ascii="Times New Roman" w:hAnsi="Times New Roman"/>
-          <w:b/>
-          <w:i w:val="0"/>
-          <w:sz w:val="24"/>
-        </w:rPr>
-        <w:t>III. System Architecture</w:t>
-      </w:r>
-    </w:p>
-    <w:p>
-      <w:pPr>
-        <w:spacing w:after="80"/>
-      </w:pPr>
-      <w:r>
-        <w:rPr>
-          <w:rFonts w:ascii="Times New Roman" w:hAnsi="Times New Roman"/>
-          <w:b/>
-          <w:i/>
-          <w:sz w:val="22"/>
-        </w:rPr>
-        <w:t>A. Overview</w:t>
-      </w:r>
-    </w:p>
-    <w:p>
-      <w:pPr>
-        <w:spacing w:after="80"/>
-        <w:jc w:val="both"/>
-      </w:pPr>
-      <w:r>
-        <w:rPr>
-          <w:rFonts w:ascii="Times New Roman" w:hAnsi="Times New Roman"/>
-          <w:b/>
-          <w:sz w:val="20"/>
-        </w:rPr>
-        <w:t xml:space="preserve">1. VICE Chess Engine (C): </w:t>
-      </w:r>
-      <w:r>
-        <w:rPr>
-          <w:rFonts w:ascii="Times New Roman" w:hAnsi="Times New Roman"/>
-          <w:sz w:val="20"/>
-        </w:rPr>
-        <w:t>A modified version of the open-source VICE engine [6] by Bluefever Software/Richard Allbert, extended with four custom modules: llm_search.c (LLM search entry point), http_client.c (Ollama HTTP integration via libcurl), llm_parser.c (UCI move extraction), and telemetry.c (CSV telemetry logging).</w:t>
-      </w:r>
-    </w:p>
-    <w:p>
-      <w:pPr>
-        <w:spacing w:after="80"/>
-        <w:jc w:val="both"/>
-      </w:pPr>
-      <w:r>
-        <w:rPr>
-          <w:rFonts w:ascii="Times New Roman" w:hAnsi="Times New Roman"/>
-          <w:b/>
-          <w:sz w:val="20"/>
-        </w:rPr>
-        <w:t xml:space="preserve">2. Ollama Inference Server: </w:t>
-      </w:r>
-      <w:r>
-        <w:rPr>
-          <w:rFonts w:ascii="Times New Roman" w:hAnsi="Times New Roman"/>
-          <w:sz w:val="20"/>
-        </w:rPr>
-        <w:t>A locally-hosted LLM server [7] running the Llama 3.1 8B model (4-bit quantization, Q4_0). All inference is performed via the /api/generate REST endpoint with configurable temperature and seed parameters.</w:t>
-      </w:r>
-    </w:p>
-    <w:p>
-      <w:pPr>
-        <w:spacing w:after="80"/>
-        <w:jc w:val="both"/>
-      </w:pPr>
-      <w:r>
-        <w:rPr>
-          <w:rFonts w:ascii="Times New Roman" w:hAnsi="Times New Roman"/>
-          <w:b/>
-          <w:sz w:val="20"/>
-        </w:rPr>
-        <w:t xml:space="preserve">3. Python Orchestrator (run_game.py): </w:t>
-      </w:r>
-      <w:r>
-        <w:rPr>
-          <w:rFonts w:ascii="Times New Roman" w:hAnsi="Times New Roman"/>
-          <w:sz w:val="20"/>
-        </w:rPr>
-        <w:t>A pure-Python game runner providing full programmatic control over temperature, constrained decoding, seed, and model parameters. White plays random legal moves (seeded); Black plays via LLM.</w:t>
-      </w:r>
-    </w:p>
-    <w:p>
-      <w:pPr>
-        <w:spacing w:after="80"/>
-        <w:jc w:val="both"/>
-      </w:pPr>
-      <w:r>
-        <w:rPr>
-          <w:rFonts w:ascii="Times New Roman" w:hAnsi="Times New Roman"/>
-          <w:b/>
-          <w:sz w:val="20"/>
-        </w:rPr>
-        <w:t xml:space="preserve">4. Analysis Pipeline (analyze_all.py): </w:t>
-      </w:r>
-      <w:r>
-        <w:rPr>
-          <w:rFonts w:ascii="Times New Roman" w:hAnsi="Times New Roman"/>
-          <w:sz w:val="20"/>
-        </w:rPr>
-        <w:t>An automated discovery, validation, and reporting tool that scans the runs/ directory, validates data integrity, computes comparative metrics, and generates plots and a markdown report.</w:t>
-      </w:r>
-    </w:p>
-    <w:p>
-      <w:pPr>
-        <w:spacing w:after="80" w:before="160"/>
-      </w:pPr>
-      <w:r>
-        <w:rPr>
-          <w:rFonts w:ascii="Times New Roman" w:hAnsi="Times New Roman"/>
-          <w:b/>
-          <w:i/>
-          <w:sz w:val="22"/>
-        </w:rPr>
-        <w:t>B. Robust UCI Parser</w:t>
-      </w:r>
-    </w:p>
-    <w:p>
-      <w:pPr>
-        <w:spacing w:after="80"/>
-        <w:jc w:val="both"/>
-      </w:pPr>
-      <w:r>
-        <w:rPr>
-          <w:rFonts w:ascii="Times New Roman" w:hAnsi="Times New Roman"/>
-          <w:b w:val="0"/>
-          <w:i w:val="0"/>
-          <w:sz w:val="20"/>
-        </w:rPr>
-        <w:t>The orchestrator includes a multi-stage UCI move parser (extract_uci_move) that separates formatting variations from true logical chess errors:</w:t>
-      </w:r>
-    </w:p>
-    <w:p>
-      <w:pPr>
-        <w:spacing w:after="40"/>
-      </w:pPr>
-      <w:r>
-        <w:rPr>
-          <w:rFonts w:ascii="Times New Roman" w:hAnsi="Times New Roman"/>
-        </w:rPr>
-        <w:t xml:space="preserve">  1. Direct UCI Match: Extracts exact 4–5 character UCI patterns (e.g., e2e4, e7e8q).</w:t>
-      </w:r>
-    </w:p>
-    <w:p>
-      <w:pPr>
-        <w:spacing w:after="40"/>
-      </w:pPr>
-      <w:r>
-        <w:rPr>
-          <w:rFonts w:ascii="Times New Roman" w:hAnsi="Times New Roman"/>
-        </w:rPr>
-        <w:t xml:space="preserve">  2. Long Algebraic Notation (LAN): Strips piece prefixes (e.g., Nb8c6 → b8c6).</w:t>
-      </w:r>
-    </w:p>
-    <w:p>
-      <w:pPr>
-        <w:spacing w:after="40"/>
-      </w:pPr>
-      <w:r>
-        <w:rPr>
-          <w:rFonts w:ascii="Times New Roman" w:hAnsi="Times New Roman"/>
-        </w:rPr>
-        <w:t xml:space="preserve">  3. Standard Algebraic Notation (SAN): Resolves SAN moves contextually (e.g., Nf6 → g8f6).</w:t>
-      </w:r>
-    </w:p>
-    <w:p>
-      <w:pPr>
-        <w:spacing w:after="40"/>
-      </w:pPr>
-      <w:r>
-        <w:rPr>
-          <w:rFonts w:ascii="Times New Roman" w:hAnsi="Times New Roman"/>
-        </w:rPr>
-        <w:t xml:space="preserve">  4. Formatting Cleanup: Removes quotes, bolding, hyphens, punctuation.</w:t>
-      </w:r>
-    </w:p>
-    <w:p>
-      <w:pPr>
-        <w:spacing w:after="120" w:before="240"/>
-      </w:pPr>
-      <w:r>
-        <w:rPr>
-          <w:rFonts w:ascii="Times New Roman" w:hAnsi="Times New Roman"/>
-          <w:b/>
-          <w:i w:val="0"/>
-          <w:sz w:val="24"/>
-        </w:rPr>
-        <w:t>IV. Experimental Methodology</w:t>
-      </w:r>
-    </w:p>
-    <w:p>
-      <w:pPr>
-        <w:spacing w:after="80"/>
-      </w:pPr>
-      <w:r>
-        <w:rPr>
-          <w:rFonts w:ascii="Times New Roman" w:hAnsi="Times New Roman"/>
-          <w:b/>
-          <w:i/>
-          <w:sz w:val="22"/>
-        </w:rPr>
-        <w:t>A. Experiment Design</w:t>
-      </w:r>
-    </w:p>
-    <w:p>
-      <w:pPr>
-        <w:spacing w:after="120"/>
-        <w:jc w:val="both"/>
-      </w:pPr>
-      <w:r>
-        <w:rPr>
-          <w:rFonts w:ascii="Times New Roman" w:hAnsi="Times New Roman"/>
-          <w:b w:val="0"/>
-          <w:i w:val="0"/>
-          <w:sz w:val="20"/>
-        </w:rPr>
-        <w:t>We employ a three-condition within-subject experiment matrix, designed to isolate the independent effects of (a) sampling temperature and (b) prompt-level legal move injection:</w:t>
-      </w:r>
-    </w:p>
-    <w:tbl>
-      <w:tblPr>
-        <w:tblStyle w:val="TableGrid"/>
-        <w:tblW w:type="auto" w:w="0"/>
-        <w:jc w:val="center"/>
-        <w:tblLook w:firstColumn="1" w:firstRow="1" w:lastColumn="0" w:lastRow="0" w:noHBand="0" w:noVBand="1" w:val="04A0"/>
-      </w:tblPr>
-      <w:tblGrid>
-        <w:gridCol w:w="2518"/>
-        <w:gridCol w:w="2518"/>
-        <w:gridCol w:w="2518"/>
-        <w:gridCol w:w="2518"/>
-      </w:tblGrid>
-      <w:tr>
-        <w:tc>
-          <w:tcPr>
-            <w:tcW w:type="dxa" w:w="2518"/>
-            <w:shd w:fill="D9E2F3" w:val="clear"/>
-          </w:tcPr>
-          <w:p>
-            <w:r>
-              <w:rPr>
-                <w:rFonts w:ascii="Times New Roman" w:hAnsi="Times New Roman"/>
-                <w:b/>
-                <w:sz w:val="18"/>
-              </w:rPr>
-              <w:t>Condition Tag</w:t>
-            </w:r>
-          </w:p>
-        </w:tc>
-        <w:tc>
-          <w:tcPr>
-            <w:tcW w:type="dxa" w:w="2518"/>
-            <w:shd w:fill="D9E2F3" w:val="clear"/>
-          </w:tcPr>
-          <w:p>
-            <w:r>
-              <w:rPr>
-                <w:rFonts w:ascii="Times New Roman" w:hAnsi="Times New Roman"/>
-                <w:b/>
-                <w:sz w:val="18"/>
-              </w:rPr>
-              <w:t>Temperature</w:t>
-            </w:r>
-          </w:p>
-        </w:tc>
-        <w:tc>
-          <w:tcPr>
-            <w:tcW w:type="dxa" w:w="2518"/>
-            <w:shd w:fill="D9E2F3" w:val="clear"/>
-          </w:tcPr>
-          <w:p>
-            <w:r>
-              <w:rPr>
-                <w:rFonts w:ascii="Times New Roman" w:hAnsi="Times New Roman"/>
-                <w:b/>
-                <w:sz w:val="18"/>
-              </w:rPr>
-              <w:t>Constrained</w:t>
-            </w:r>
-          </w:p>
-        </w:tc>
-        <w:tc>
-          <w:tcPr>
-            <w:tcW w:type="dxa" w:w="2518"/>
-            <w:shd w:fill="D9E2F3" w:val="clear"/>
-          </w:tcPr>
-          <w:p>
-            <w:r>
-              <w:rPr>
-                <w:rFonts w:ascii="Times New Roman" w:hAnsi="Times New Roman"/>
-                <w:b/>
-                <w:sz w:val="18"/>
-              </w:rPr>
-              <w:t>Purpose</w:t>
-            </w:r>
-          </w:p>
-        </w:tc>
-      </w:tr>
-      <w:tr>
-        <w:tc>
-          <w:tcPr>
-            <w:tcW w:type="dxa" w:w="2518"/>
-          </w:tcPr>
-          <w:p>
-            <w:r>
-              <w:rPr>
-                <w:rFonts w:ascii="Times New Roman" w:hAnsi="Times New Roman"/>
-                <w:sz w:val="18"/>
-              </w:rPr>
-              <w:t>t02_unconstrained_v2</w:t>
-            </w:r>
-          </w:p>
-        </w:tc>
-        <w:tc>
-          <w:tcPr>
-            <w:tcW w:type="dxa" w:w="2518"/>
-          </w:tcPr>
-          <w:p>
-            <w:r>
-              <w:rPr>
-                <w:rFonts w:ascii="Times New Roman" w:hAnsi="Times New Roman"/>
-                <w:sz w:val="18"/>
-              </w:rPr>
-              <w:t>0.2</w:t>
-            </w:r>
-          </w:p>
-        </w:tc>
-        <w:tc>
-          <w:tcPr>
-            <w:tcW w:type="dxa" w:w="2518"/>
-          </w:tcPr>
-          <w:p>
-            <w:r>
-              <w:rPr>
-                <w:rFonts w:ascii="Times New Roman" w:hAnsi="Times New Roman"/>
-                <w:sz w:val="18"/>
-              </w:rPr>
-              <w:t>No</w:t>
-            </w:r>
-          </w:p>
-        </w:tc>
-        <w:tc>
-          <w:tcPr>
-            <w:tcW w:type="dxa" w:w="2518"/>
-          </w:tcPr>
-          <w:p>
-            <w:r>
-              <w:rPr>
-                <w:rFonts w:ascii="Times New Roman" w:hAnsi="Times New Roman"/>
-                <w:sz w:val="18"/>
-              </w:rPr>
-              <w:t>Low-temperature baseline</w:t>
-            </w:r>
-          </w:p>
-        </w:tc>
-      </w:tr>
-      <w:tr>
-        <w:tc>
-          <w:tcPr>
-            <w:tcW w:type="dxa" w:w="2518"/>
-          </w:tcPr>
-          <w:p>
-            <w:r>
-              <w:rPr>
-                <w:rFonts w:ascii="Times New Roman" w:hAnsi="Times New Roman"/>
-                <w:sz w:val="18"/>
-              </w:rPr>
-              <w:t>t08_unconstrained</w:t>
-            </w:r>
-          </w:p>
-        </w:tc>
-        <w:tc>
-          <w:tcPr>
-            <w:tcW w:type="dxa" w:w="2518"/>
-          </w:tcPr>
-          <w:p>
-            <w:r>
-              <w:rPr>
-                <w:rFonts w:ascii="Times New Roman" w:hAnsi="Times New Roman"/>
-                <w:sz w:val="18"/>
-              </w:rPr>
-              <w:t>0.8</w:t>
-            </w:r>
-          </w:p>
-        </w:tc>
-        <w:tc>
-          <w:tcPr>
-            <w:tcW w:type="dxa" w:w="2518"/>
-          </w:tcPr>
-          <w:p>
-            <w:r>
-              <w:rPr>
-                <w:rFonts w:ascii="Times New Roman" w:hAnsi="Times New Roman"/>
-                <w:sz w:val="18"/>
-              </w:rPr>
-              <w:t>No</w:t>
-            </w:r>
-          </w:p>
-        </w:tc>
-        <w:tc>
-          <w:tcPr>
-            <w:tcW w:type="dxa" w:w="2518"/>
-          </w:tcPr>
-          <w:p>
-            <w:r>
-              <w:rPr>
-                <w:rFonts w:ascii="Times New Roman" w:hAnsi="Times New Roman"/>
-                <w:sz w:val="18"/>
-              </w:rPr>
-              <w:t>Mid-temperature baseline</w:t>
-            </w:r>
-          </w:p>
-        </w:tc>
-      </w:tr>
-      <w:tr>
-        <w:tc>
-          <w:tcPr>
-            <w:tcW w:type="dxa" w:w="2518"/>
-          </w:tcPr>
-          <w:p>
-            <w:r>
-              <w:rPr>
-                <w:rFonts w:ascii="Times New Roman" w:hAnsi="Times New Roman"/>
-                <w:sz w:val="18"/>
-              </w:rPr>
-              <w:t>t08_constrained</w:t>
-            </w:r>
-          </w:p>
-        </w:tc>
-        <w:tc>
-          <w:tcPr>
-            <w:tcW w:type="dxa" w:w="2518"/>
-          </w:tcPr>
-          <w:p>
-            <w:r>
-              <w:rPr>
-                <w:rFonts w:ascii="Times New Roman" w:hAnsi="Times New Roman"/>
-                <w:sz w:val="18"/>
-              </w:rPr>
-              <w:t>0.8</w:t>
-            </w:r>
-          </w:p>
-        </w:tc>
-        <w:tc>
-          <w:tcPr>
-            <w:tcW w:type="dxa" w:w="2518"/>
-          </w:tcPr>
-          <w:p>
-            <w:r>
-              <w:rPr>
-                <w:rFonts w:ascii="Times New Roman" w:hAnsi="Times New Roman"/>
-                <w:sz w:val="18"/>
-              </w:rPr>
-              <w:t>Yes</w:t>
-            </w:r>
-          </w:p>
-        </w:tc>
-        <w:tc>
-          <w:tcPr>
-            <w:tcW w:type="dxa" w:w="2518"/>
-          </w:tcPr>
-          <w:p>
-            <w:r>
-              <w:rPr>
-                <w:rFonts w:ascii="Times New Roman" w:hAnsi="Times New Roman"/>
-                <w:sz w:val="18"/>
-              </w:rPr>
-              <w:t>Constraint efficacy test</w:t>
-            </w:r>
-          </w:p>
-        </w:tc>
-      </w:tr>
-    </w:tbl>
-    <w:p/>
-    <w:p>
-      <w:pPr>
-        <w:spacing w:after="80"/>
-      </w:pPr>
-      <w:r>
-        <w:rPr>
-          <w:rFonts w:ascii="Times New Roman" w:hAnsi="Times New Roman"/>
-          <w:b/>
-          <w:i/>
-          <w:sz w:val="22"/>
-        </w:rPr>
-        <w:t>B. Controlled Variables</w:t>
+        <w:t>`llm_parser.c`: Low-level coordinate extraction and sanitization routines.</w:t>
       </w:r>
     </w:p>
     <w:p>
       <w:pPr>
         <w:pStyle w:val="ListBullet"/>
-        <w:spacing w:after="40"/>
       </w:pPr>
       <w:r>
         <w:rPr>
           <w:rFonts w:ascii="Times New Roman" w:hAnsi="Times New Roman"/>
           <w:sz w:val="20"/>
         </w:rPr>
-        <w:t>Model: Llama 3.1 8B (via Ollama, 4-bit Q4_0 quantization)</w:t>
+        <w:t>`telemetry.c`: Turn-by-turn CSV logging of wall-clock latency, ply count, and engine handshakes.</w:t>
+      </w:r>
+    </w:p>
+    <w:p>
+      <w:r>
+        <w:rPr>
+          <w:rFonts w:ascii="Times New Roman" w:hAnsi="Times New Roman"/>
+          <w:b/>
+          <w:sz w:val="22"/>
+        </w:rPr>
+        <w:t>B. Python Orchestrator &amp; Live Streamer</w:t>
+      </w:r>
+    </w:p>
+    <w:p>
+      <w:r>
+        <w:rPr>
+          <w:rFonts w:ascii="Times New Roman" w:hAnsi="Times New Roman"/>
+          <w:sz w:val="20"/>
+        </w:rPr>
+        <w:t>The Python orchestrator (`scripts/run_game.py`) governs tournament execution, telemetry capture, and opponent automation. White is driven by a seeded pseudo-random legal move generator (`random.Random(seed + game_id)`), providing an unbiased distribution of opening variations. Black is controlled by the LLM pipeline. The orchestrator streams every move synchronously to `live_moves.csv` and `raw_outputs.jsonl` with `flush=True`, preventing data loss during long-running benchmarks.</w:t>
+      </w:r>
+    </w:p>
+    <w:p>
+      <w:r>
+        <w:rPr>
+          <w:rFonts w:ascii="Times New Roman" w:hAnsi="Times New Roman"/>
+          <w:b/>
+          <w:sz w:val="22"/>
+        </w:rPr>
+        <w:t>C. Multi-Stage UCI Coordinate Parser</w:t>
+      </w:r>
+    </w:p>
+    <w:p>
+      <w:r>
+        <w:rPr>
+          <w:rFonts w:ascii="Times New Roman" w:hAnsi="Times New Roman"/>
+          <w:sz w:val="20"/>
+        </w:rPr>
+        <w:t>To decouple true logical chess hallucinations from superficial token formatting variations, the orchestrator implements a multi-stage fallback parser (`extract_uci_move`):</w:t>
+      </w:r>
+    </w:p>
+    <w:p>
+      <w:r>
+        <w:rPr>
+          <w:rFonts w:ascii="Times New Roman" w:hAnsi="Times New Roman"/>
+          <w:sz w:val="20"/>
+        </w:rPr>
+        <w:t>1. **Direct UCI Matching:** Regex extraction of 4–5 character coordinate tokens (`[a-h][1-8][a-h][1-8][qrbn]?`).</w:t>
+      </w:r>
+    </w:p>
+    <w:p>
+      <w:r>
+        <w:rPr>
+          <w:rFonts w:ascii="Times New Roman" w:hAnsi="Times New Roman"/>
+          <w:sz w:val="20"/>
+        </w:rPr>
+        <w:t>2. **Long Algebraic Notation (LAN):** Strips piece letter prefixes (e.g., `Nb8c6` $\rightarrow$ `b8c6`).</w:t>
+      </w:r>
+    </w:p>
+    <w:p>
+      <w:r>
+        <w:rPr>
+          <w:rFonts w:ascii="Times New Roman" w:hAnsi="Times New Roman"/>
+          <w:sz w:val="20"/>
+        </w:rPr>
+        <w:t>3. **Standard Algebraic Notation (SAN):** Contextual disambiguation of SAN moves (e.g., `Nf6` $\rightarrow$ `g8f6`) evaluated against `chess.Board.legal_moves`.</w:t>
+      </w:r>
+    </w:p>
+    <w:p>
+      <w:r>
+        <w:rPr>
+          <w:rFonts w:ascii="Times New Roman" w:hAnsi="Times New Roman"/>
+          <w:sz w:val="20"/>
+        </w:rPr>
+        <w:t>4. **Punctuation &amp; Delimiter Stripping:** Cleans markdown bolding, backticks, quotes, and whitespace.</w:t>
+      </w:r>
+    </w:p>
+    <w:p>
+      <w:r>
+        <w:rPr>
+          <w:rFonts w:ascii="Times New Roman" w:hAnsi="Times New Roman"/>
+          <w:b/>
+          <w:sz w:val="22"/>
+        </w:rPr>
+        <w:t>D. KV-Cache Aligned Prompt Architecture</w:t>
+      </w:r>
+    </w:p>
+    <w:p>
+      <w:r>
+        <w:rPr>
+          <w:rFonts w:ascii="Times New Roman" w:hAnsi="Times New Roman"/>
+          <w:sz w:val="20"/>
+        </w:rPr>
+        <w:t>To maximize tensor reuse in transformer inference servers supporting prefix caching (e.g., vLLM, Ollama), prompts are structured with a **Byte-Invariant Static Prefix** followed by a dynamic board suffix:</w:t>
+      </w:r>
+    </w:p>
+    <w:p>
+      <w:r>
+        <w:rPr>
+          <w:rFonts w:ascii="Times New Roman" w:hAnsi="Times New Roman"/>
+          <w:sz w:val="20"/>
+        </w:rPr>
+        <w:t>[STATIC KV-CACHE PREFIX - 100% BYTE INVARIANT ACROSS TURNS]</w:t>
+      </w:r>
+    </w:p>
+    <w:p>
+      <w:r>
+        <w:rPr>
+          <w:rFonts w:ascii="Times New Roman" w:hAnsi="Times New Roman"/>
+          <w:sz w:val="20"/>
+        </w:rPr>
+        <w:t>You are a chess engine playing as Black. Respond ONLY with a single UCI move</w:t>
+      </w:r>
+    </w:p>
+    <w:p>
+      <w:r>
+        <w:rPr>
+          <w:rFonts w:ascii="Times New Roman" w:hAnsi="Times New Roman"/>
+          <w:sz w:val="20"/>
+        </w:rPr>
+        <w:t>in source-destination format (e.g., e7e5, g8f6). Do not include piece letters,</w:t>
+      </w:r>
+    </w:p>
+    <w:p>
+      <w:r>
+        <w:rPr>
+          <w:rFonts w:ascii="Times New Roman" w:hAnsi="Times New Roman"/>
+          <w:sz w:val="20"/>
+        </w:rPr>
+        <w:t>explanations, commentary, or markdown formatting.</w:t>
+      </w:r>
+    </w:p>
+    <w:p>
+      <w:r>
+        <w:rPr>
+          <w:rFonts w:ascii="Times New Roman" w:hAnsi="Times New Roman"/>
+          <w:sz w:val="20"/>
+        </w:rPr>
+        <w:t>[DYNAMIC TURN SUFFIX - VARIES PER TURN]</w:t>
+      </w:r>
+    </w:p>
+    <w:p>
+      <w:r>
+        <w:rPr>
+          <w:rFonts w:ascii="Times New Roman" w:hAnsi="Times New Roman"/>
+          <w:sz w:val="20"/>
+        </w:rPr>
+        <w:t>Board FEN: {fen}</w:t>
+      </w:r>
+    </w:p>
+    <w:p>
+      <w:r>
+        <w:rPr>
+          <w:rFonts w:ascii="Times New Roman" w:hAnsi="Times New Roman"/>
+          <w:sz w:val="20"/>
+        </w:rPr>
+        <w:t>The ONLY legal moves are: "e7e5", "e7e6", "g8f6", "g8h6", "b8c6", "b8a6" ...</w:t>
+      </w:r>
+    </w:p>
+    <w:p>
+      <w:r>
+        <w:rPr>
+          <w:rFonts w:ascii="Times New Roman" w:hAnsi="Times New Roman"/>
+          <w:sz w:val="20"/>
+        </w:rPr>
+        <w:t>Pick exactly one move.</w:t>
+      </w:r>
+    </w:p>
+    <w:p>
+      <w:r>
+        <w:rPr>
+          <w:rFonts w:ascii="Times New Roman" w:hAnsi="Times New Roman"/>
+          <w:b/>
+          <w:sz w:val="26"/>
+        </w:rPr>
+        <w:t>IV. Experimental Methodology</w:t>
+      </w:r>
+    </w:p>
+    <w:p>
+      <w:r>
+        <w:rPr>
+          <w:rFonts w:ascii="Times New Roman" w:hAnsi="Times New Roman"/>
+          <w:b/>
+          <w:sz w:val="22"/>
+        </w:rPr>
+        <w:t>A. Standardized Five-Condition Experiment Matrix</w:t>
+      </w:r>
+    </w:p>
+    <w:p>
+      <w:r>
+        <w:rPr>
+          <w:rFonts w:ascii="Times New Roman" w:hAnsi="Times New Roman"/>
+          <w:sz w:val="20"/>
+        </w:rPr>
+        <w:t>We construct a 5-condition experiment matrix designed to evaluate temperature sensitivity, constraint mechanisms, and speculative execution:</w:t>
+      </w:r>
+    </w:p>
+    <w:p>
+      <w:r>
+        <w:rPr>
+          <w:rFonts w:ascii="Times New Roman" w:hAnsi="Times New Roman"/>
+          <w:sz w:val="20"/>
+        </w:rPr>
+        <w:t>| Condition Tag | Sampling Temperature ($T$) | Constrained Decoding | Move Formatting Structure | Pipeline Mode | Primary Experimental Objective |</w:t>
+      </w:r>
+    </w:p>
+    <w:p>
+      <w:r>
+        <w:rPr>
+          <w:rFonts w:ascii="Times New Roman" w:hAnsi="Times New Roman"/>
+          <w:sz w:val="20"/>
+        </w:rPr>
+        <w:t>| :--- | :---: | :---: | :--- | :--- | :--- |</w:t>
+      </w:r>
+    </w:p>
+    <w:p>
+      <w:r>
+        <w:rPr>
+          <w:rFonts w:ascii="Times New Roman" w:hAnsi="Times New Roman"/>
+          <w:sz w:val="20"/>
+        </w:rPr>
+        <w:t>| **`t02_unconstrained`** | $0.2$ | No | None (Zero-shot FEN) | Unconstrained | Low-temperature greedy hallucination baseline |</w:t>
+      </w:r>
+    </w:p>
+    <w:p>
+      <w:r>
+        <w:rPr>
+          <w:rFonts w:ascii="Times New Roman" w:hAnsi="Times New Roman"/>
+          <w:sz w:val="20"/>
+        </w:rPr>
+        <w:t>| **`t08_unconstrained`** | $0.8$ | No | None (Zero-shot FEN) | Unconstrained | High-temperature stochastic baseline |</w:t>
+      </w:r>
+    </w:p>
+    <w:p>
+      <w:r>
+        <w:rPr>
+          <w:rFonts w:ascii="Times New Roman" w:hAnsi="Times New Roman"/>
+          <w:sz w:val="20"/>
+        </w:rPr>
+        <w:t>| **`t08_constrained_raw`**| $0.8$ | Yes | Raw JSON (`["e7e5", ...]`) | Single-Stage | Standard JSON candidate array baseline |</w:t>
+      </w:r>
+    </w:p>
+    <w:p>
+      <w:r>
+        <w:rPr>
+          <w:rFonts w:ascii="Times New Roman" w:hAnsi="Times New Roman"/>
+          <w:sz w:val="20"/>
+        </w:rPr>
+        <w:t>| **`t08_single_stage`** | $0.8$ | Yes | Quoted Atomic (`"e7e5", ...`) | Single-Stage | **Primary Production Pipeline (DMC+KV)** |</w:t>
+      </w:r>
+    </w:p>
+    <w:p>
+      <w:r>
+        <w:rPr>
+          <w:rFonts w:ascii="Times New Roman" w:hAnsi="Times New Roman"/>
+          <w:sz w:val="20"/>
+        </w:rPr>
+        <w:t>| **`t08_speculative`** | $0.8$ | Hybrid | Fast-Path $T=0.2 \rightarrow$ Quoted | Speculative | Two-stage retry ablation study |</w:t>
+      </w:r>
+    </w:p>
+    <w:p>
+      <w:r>
+        <w:rPr>
+          <w:rFonts w:ascii="Times New Roman" w:hAnsi="Times New Roman"/>
+          <w:b/>
+          <w:sz w:val="22"/>
+        </w:rPr>
+        <w:t>B. Controlled Environmental Variables</w:t>
       </w:r>
     </w:p>
     <w:p>
       <w:pPr>
         <w:pStyle w:val="ListBullet"/>
-        <w:spacing w:after="40"/>
       </w:pPr>
       <w:r>
         <w:rPr>
           <w:rFonts w:ascii="Times New Roman" w:hAnsi="Times New Roman"/>
           <w:sz w:val="20"/>
         </w:rPr>
-        <w:t>Seed: 42 (passed to both Ollama and the Python random number generator)</w:t>
+        <w:t>**Model:** Llama 3.1 8B Instruct (4-bit quantization `Q4_K_M`, 8.03B parameters).</w:t>
       </w:r>
     </w:p>
     <w:p>
       <w:pPr>
         <w:pStyle w:val="ListBullet"/>
-        <w:spacing w:after="40"/>
       </w:pPr>
       <w:r>
         <w:rPr>
           <w:rFonts w:ascii="Times New Roman" w:hAnsi="Times New Roman"/>
           <w:sz w:val="20"/>
         </w:rPr>
-        <w:t>Opponent: White plays random legal moves (seeded PRNG: random.Random(seed + game_number))</w:t>
+        <w:t>**Inference Platform:** Docker Ollama container running on native Linux x86_64.</w:t>
       </w:r>
     </w:p>
     <w:p>
       <w:pPr>
         <w:pStyle w:val="ListBullet"/>
-        <w:spacing w:after="40"/>
       </w:pPr>
       <w:r>
         <w:rPr>
           <w:rFonts w:ascii="Times New Roman" w:hAnsi="Times New Roman"/>
           <w:sz w:val="20"/>
         </w:rPr>
-        <w:t>Turn Cap: 200 ply (100 full moves) maximum per game</w:t>
+        <w:t>**Ground-Truth Engine:** Stockfish 18 binary evaluated at Depth 12 with hash table cleared per evaluation.</w:t>
       </w:r>
     </w:p>
     <w:p>
       <w:pPr>
         <w:pStyle w:val="ListBullet"/>
-        <w:spacing w:after="40"/>
       </w:pPr>
       <w:r>
         <w:rPr>
           <w:rFonts w:ascii="Times New Roman" w:hAnsi="Times New Roman"/>
           <w:sz w:val="20"/>
         </w:rPr>
-        <w:t>Early Termination: Enabled for unconstrained runs (game aborts on first illegal move)</w:t>
+        <w:t>**Seed Control:** Deterministic seed ($42$) passed to all pseudo-random generators and API options.</w:t>
       </w:r>
     </w:p>
     <w:p>
-      <w:pPr>
-        <w:pStyle w:val="ListBullet"/>
-        <w:spacing w:after="40"/>
-      </w:pPr>
+      <w:r>
+        <w:rPr>
+          <w:rFonts w:ascii="Times New Roman" w:hAnsi="Times New Roman"/>
+          <w:b/>
+          <w:sz w:val="26"/>
+        </w:rPr>
+        <w:t>V. Empirical Results &amp; Performance Analysis</w:t>
+      </w:r>
+    </w:p>
+    <w:p>
+      <w:r>
+        <w:rPr>
+          <w:rFonts w:ascii="Times New Roman" w:hAnsi="Times New Roman"/>
+          <w:b/>
+          <w:sz w:val="22"/>
+        </w:rPr>
+        <w:t>A. Master Quantitative Benchmark Table</w:t>
+      </w:r>
+    </w:p>
+    <w:p>
       <w:r>
         <w:rPr>
           <w:rFonts w:ascii="Times New Roman" w:hAnsi="Times New Roman"/>
           <w:sz w:val="20"/>
         </w:rPr>
-        <w:t>Inference Timeout: 15 seconds per API call</w:t>
-      </w:r>
-    </w:p>
-    <w:p>
-      <w:pPr>
-        <w:spacing w:after="80" w:before="160"/>
-      </w:pPr>
-      <w:r>
-        <w:rPr>
-          <w:rFonts w:ascii="Times New Roman" w:hAnsi="Times New Roman"/>
-          <w:b/>
-          <w:i/>
-          <w:sz w:val="22"/>
-        </w:rPr>
-        <w:t>C. Prompt Design</w:t>
-      </w:r>
-    </w:p>
-    <w:p>
-      <w:pPr>
-        <w:spacing w:after="40"/>
-      </w:pPr>
-      <w:r>
-        <w:rPr>
-          <w:rFonts w:ascii="Times New Roman" w:hAnsi="Times New Roman"/>
-          <w:b/>
-        </w:rPr>
-        <w:t>Unconstrained Prompt:</w:t>
-      </w:r>
-    </w:p>
-    <w:p>
-      <w:pPr>
-        <w:spacing w:after="120"/>
-      </w:pPr>
-      <w:r>
-        <w:rPr>
-          <w:rFonts w:ascii="Courier New" w:hAnsi="Courier New"/>
-          <w:sz w:val="16"/>
-        </w:rPr>
-        <w:t>You are a chess engine playing as Black. The current board FEN is: {fen}. It is Black's turn to move. Respond ONLY with a single UCI move in source-destination format (e.g., g8f6, e7e5, b8c6, d7d5). Do not include piece letters, just the two squares. Do not include any other text, explanations, or formatting.</w:t>
-      </w:r>
-    </w:p>
-    <w:p>
-      <w:pPr>
-        <w:spacing w:after="40"/>
-      </w:pPr>
-      <w:r>
-        <w:rPr>
-          <w:rFonts w:ascii="Times New Roman" w:hAnsi="Times New Roman"/>
-          <w:b/>
-        </w:rPr>
-        <w:t>Constrained Prompt:</w:t>
-      </w:r>
-    </w:p>
-    <w:p>
-      <w:pPr>
-        <w:spacing w:after="120"/>
-      </w:pPr>
-      <w:r>
-        <w:rPr>
-          <w:rFonts w:ascii="Courier New" w:hAnsi="Courier New"/>
-          <w:sz w:val="16"/>
-        </w:rPr>
-        <w:t>You are a chess engine playing as Black. The current board FEN is: {fen}. It is Black's turn to move. The ONLY legal moves in this position are: {legal_moves_json}. You MUST pick exactly one move from that list. Respond ONLY with a single 4-character UCI move (e.g., e7e5). Do not include any other text, explanations, or formatting.</w:t>
-      </w:r>
-    </w:p>
-    <w:p>
-      <w:pPr>
-        <w:spacing w:after="80"/>
-      </w:pPr>
-      <w:r>
-        <w:rPr>
-          <w:rFonts w:ascii="Times New Roman" w:hAnsi="Times New Roman"/>
-          <w:b/>
-          <w:i/>
-          <w:sz w:val="22"/>
-        </w:rPr>
-        <w:t>D. Metrics</w:t>
-      </w:r>
-    </w:p>
-    <w:p>
-      <w:pPr>
-        <w:pStyle w:val="ListBullet"/>
-        <w:spacing w:after="40"/>
-      </w:pPr>
-      <w:r>
-        <w:rPr>
-          <w:rFonts w:ascii="Times New Roman" w:hAnsi="Times New Roman"/>
-          <w:sz w:val="20"/>
-        </w:rPr>
-        <w:t>Legal Move Rate: total_legal_moves / total_llm_calls (primary metric)</w:t>
-      </w:r>
-    </w:p>
-    <w:p>
-      <w:pPr>
-        <w:pStyle w:val="ListBullet"/>
-        <w:spacing w:after="40"/>
-      </w:pPr>
-      <w:r>
-        <w:rPr>
-          <w:rFonts w:ascii="Times New Roman" w:hAnsi="Times New Roman"/>
-          <w:sz w:val="20"/>
-        </w:rPr>
-        <w:t>Unique Moves: Count of distinct UCI moves extracted across all games in a condition</w:t>
-      </w:r>
-    </w:p>
-    <w:p>
-      <w:pPr>
-        <w:pStyle w:val="ListBullet"/>
-        <w:spacing w:after="40"/>
-      </w:pPr>
-      <w:r>
-        <w:rPr>
-          <w:rFonts w:ascii="Times New Roman" w:hAnsi="Times New Roman"/>
-          <w:sz w:val="20"/>
-        </w:rPr>
-        <w:t>Latency (mean/median): Response time in milliseconds per LLM call</w:t>
-      </w:r>
-    </w:p>
-    <w:p>
-      <w:pPr>
-        <w:pStyle w:val="ListBullet"/>
-        <w:spacing w:after="40"/>
-      </w:pPr>
-      <w:r>
-        <w:rPr>
-          <w:rFonts w:ascii="Times New Roman" w:hAnsi="Times New Roman"/>
-          <w:sz w:val="20"/>
-        </w:rPr>
-        <w:t>Game Completion: Whether the game reached the turn cap (*) or was aborted</w:t>
-      </w:r>
-    </w:p>
-    <w:p>
-      <w:pPr>
-        <w:spacing w:after="80" w:before="160"/>
-      </w:pPr>
-      <w:r>
-        <w:rPr>
-          <w:rFonts w:ascii="Times New Roman" w:hAnsi="Times New Roman"/>
-          <w:b/>
-          <w:i/>
-          <w:sz w:val="22"/>
-        </w:rPr>
-        <w:t>E. Hardware Environment</w:t>
-      </w:r>
-    </w:p>
-    <w:p>
-      <w:pPr>
-        <w:pStyle w:val="ListBullet"/>
-        <w:spacing w:after="40"/>
-      </w:pPr>
-      <w:r>
-        <w:rPr>
-          <w:rFonts w:ascii="Times New Roman" w:hAnsi="Times New Roman"/>
-          <w:sz w:val="20"/>
-        </w:rPr>
-        <w:t>OS: Linux (native)</w:t>
-      </w:r>
-    </w:p>
-    <w:p>
-      <w:pPr>
-        <w:pStyle w:val="ListBullet"/>
-        <w:spacing w:after="40"/>
-      </w:pPr>
-      <w:r>
-        <w:rPr>
-          <w:rFonts w:ascii="Times New Roman" w:hAnsi="Times New Roman"/>
-          <w:sz w:val="20"/>
-        </w:rPr>
-        <w:t>CPU: Multi-core x86_64 processor</w:t>
-      </w:r>
-    </w:p>
-    <w:p>
-      <w:pPr>
-        <w:pStyle w:val="ListBullet"/>
-        <w:spacing w:after="40"/>
-      </w:pPr>
-      <w:r>
-        <w:rPr>
-          <w:rFonts w:ascii="Times New Roman" w:hAnsi="Times New Roman"/>
-          <w:sz w:val="20"/>
-        </w:rPr>
-        <w:t>Inference: CPU-only Ollama (no GPU acceleration)</w:t>
-      </w:r>
-    </w:p>
-    <w:p>
-      <w:pPr>
-        <w:pStyle w:val="ListBullet"/>
-        <w:spacing w:after="40"/>
-      </w:pPr>
-      <w:r>
-        <w:rPr>
-          <w:rFonts w:ascii="Times New Roman" w:hAnsi="Times New Roman"/>
-          <w:sz w:val="20"/>
-        </w:rPr>
-        <w:t>Network: Localhost loopback (no network latency)</w:t>
-      </w:r>
-    </w:p>
-    <w:p>
-      <w:pPr>
-        <w:spacing w:after="120" w:before="240"/>
-      </w:pPr>
-      <w:r>
-        <w:rPr>
-          <w:rFonts w:ascii="Times New Roman" w:hAnsi="Times New Roman"/>
-          <w:b/>
-          <w:i w:val="0"/>
-          <w:sz w:val="24"/>
-        </w:rPr>
-        <w:t>V. Results</w:t>
-      </w:r>
-    </w:p>
-    <w:p>
-      <w:pPr>
-        <w:spacing w:after="80"/>
-      </w:pPr>
-      <w:r>
-        <w:rPr>
-          <w:rFonts w:ascii="Times New Roman" w:hAnsi="Times New Roman"/>
-          <w:b/>
-          <w:i/>
-          <w:sz w:val="22"/>
-        </w:rPr>
-        <w:t>A. Summary Comparison</w:t>
-      </w:r>
-    </w:p>
-    <w:tbl>
-      <w:tblPr>
-        <w:tblStyle w:val="TableGrid"/>
-        <w:tblW w:type="auto" w:w="0"/>
-        <w:jc w:val="center"/>
-        <w:tblLook w:firstColumn="1" w:firstRow="1" w:lastColumn="0" w:lastRow="0" w:noHBand="0" w:noVBand="1" w:val="04A0"/>
-      </w:tblPr>
-      <w:tblGrid>
-        <w:gridCol w:w="1119"/>
-        <w:gridCol w:w="1119"/>
-        <w:gridCol w:w="1119"/>
-        <w:gridCol w:w="1119"/>
-        <w:gridCol w:w="1119"/>
-        <w:gridCol w:w="1119"/>
-        <w:gridCol w:w="1119"/>
-        <w:gridCol w:w="1119"/>
-        <w:gridCol w:w="1119"/>
-      </w:tblGrid>
-      <w:tr>
-        <w:tc>
-          <w:tcPr>
-            <w:tcW w:type="dxa" w:w="1119"/>
-            <w:shd w:fill="D9E2F3" w:val="clear"/>
-          </w:tcPr>
-          <w:p>
-            <w:r>
-              <w:rPr>
-                <w:rFonts w:ascii="Times New Roman" w:hAnsi="Times New Roman"/>
-                <w:b/>
-                <w:sz w:val="16"/>
-              </w:rPr>
-              <w:t>Condition</w:t>
-            </w:r>
-          </w:p>
-        </w:tc>
-        <w:tc>
-          <w:tcPr>
-            <w:tcW w:type="dxa" w:w="1119"/>
-            <w:shd w:fill="D9E2F3" w:val="clear"/>
-          </w:tcPr>
-          <w:p>
-            <w:r>
-              <w:rPr>
-                <w:rFonts w:ascii="Times New Roman" w:hAnsi="Times New Roman"/>
-                <w:b/>
-                <w:sz w:val="16"/>
-              </w:rPr>
-              <w:t>Temp</w:t>
-            </w:r>
-          </w:p>
-        </w:tc>
-        <w:tc>
-          <w:tcPr>
-            <w:tcW w:type="dxa" w:w="1119"/>
-            <w:shd w:fill="D9E2F3" w:val="clear"/>
-          </w:tcPr>
-          <w:p>
-            <w:r>
-              <w:rPr>
-                <w:rFonts w:ascii="Times New Roman" w:hAnsi="Times New Roman"/>
-                <w:b/>
-                <w:sz w:val="16"/>
-              </w:rPr>
-              <w:t>Constr.</w:t>
-            </w:r>
-          </w:p>
-        </w:tc>
-        <w:tc>
-          <w:tcPr>
-            <w:tcW w:type="dxa" w:w="1119"/>
-            <w:shd w:fill="D9E2F3" w:val="clear"/>
-          </w:tcPr>
-          <w:p>
-            <w:r>
-              <w:rPr>
-                <w:rFonts w:ascii="Times New Roman" w:hAnsi="Times New Roman"/>
-                <w:b/>
-                <w:sz w:val="16"/>
-              </w:rPr>
-              <w:t>Games</w:t>
-            </w:r>
-          </w:p>
-        </w:tc>
-        <w:tc>
-          <w:tcPr>
-            <w:tcW w:type="dxa" w:w="1119"/>
-            <w:shd w:fill="D9E2F3" w:val="clear"/>
-          </w:tcPr>
-          <w:p>
-            <w:r>
-              <w:rPr>
-                <w:rFonts w:ascii="Times New Roman" w:hAnsi="Times New Roman"/>
-                <w:b/>
-                <w:sz w:val="16"/>
-              </w:rPr>
-              <w:t>LLM Calls</w:t>
-            </w:r>
-          </w:p>
-        </w:tc>
-        <w:tc>
-          <w:tcPr>
-            <w:tcW w:type="dxa" w:w="1119"/>
-            <w:shd w:fill="D9E2F3" w:val="clear"/>
-          </w:tcPr>
-          <w:p>
-            <w:r>
-              <w:rPr>
-                <w:rFonts w:ascii="Times New Roman" w:hAnsi="Times New Roman"/>
-                <w:b/>
-                <w:sz w:val="16"/>
-              </w:rPr>
-              <w:t>Legal</w:t>
-            </w:r>
-          </w:p>
-        </w:tc>
-        <w:tc>
-          <w:tcPr>
-            <w:tcW w:type="dxa" w:w="1119"/>
-            <w:shd w:fill="D9E2F3" w:val="clear"/>
-          </w:tcPr>
-          <w:p>
-            <w:r>
-              <w:rPr>
-                <w:rFonts w:ascii="Times New Roman" w:hAnsi="Times New Roman"/>
-                <w:b/>
-                <w:sz w:val="16"/>
-              </w:rPr>
-              <w:t>Legal Rate</w:t>
-            </w:r>
-          </w:p>
-        </w:tc>
-        <w:tc>
-          <w:tcPr>
-            <w:tcW w:type="dxa" w:w="1119"/>
-            <w:shd w:fill="D9E2F3" w:val="clear"/>
-          </w:tcPr>
-          <w:p>
-            <w:r>
-              <w:rPr>
-                <w:rFonts w:ascii="Times New Roman" w:hAnsi="Times New Roman"/>
-                <w:b/>
-                <w:sz w:val="16"/>
-              </w:rPr>
-              <w:t>Unique</w:t>
-            </w:r>
-          </w:p>
-        </w:tc>
-        <w:tc>
-          <w:tcPr>
-            <w:tcW w:type="dxa" w:w="1119"/>
-            <w:shd w:fill="D9E2F3" w:val="clear"/>
-          </w:tcPr>
-          <w:p>
-            <w:r>
-              <w:rPr>
-                <w:rFonts w:ascii="Times New Roman" w:hAnsi="Times New Roman"/>
-                <w:b/>
-                <w:sz w:val="16"/>
-              </w:rPr>
-              <w:t>Latency (ms)</w:t>
-            </w:r>
-          </w:p>
-        </w:tc>
-      </w:tr>
-      <w:tr>
-        <w:tc>
-          <w:tcPr>
-            <w:tcW w:type="dxa" w:w="1119"/>
-          </w:tcPr>
-          <w:p>
-            <w:r>
-              <w:rPr>
-                <w:rFonts w:ascii="Times New Roman" w:hAnsi="Times New Roman"/>
-                <w:sz w:val="16"/>
-              </w:rPr>
-              <w:t>t02_uncon_v2</w:t>
-            </w:r>
-          </w:p>
-        </w:tc>
-        <w:tc>
-          <w:tcPr>
-            <w:tcW w:type="dxa" w:w="1119"/>
-          </w:tcPr>
-          <w:p>
-            <w:r>
-              <w:rPr>
-                <w:rFonts w:ascii="Times New Roman" w:hAnsi="Times New Roman"/>
-                <w:sz w:val="16"/>
-              </w:rPr>
-              <w:t>0.2</w:t>
-            </w:r>
-          </w:p>
-        </w:tc>
-        <w:tc>
-          <w:tcPr>
-            <w:tcW w:type="dxa" w:w="1119"/>
-          </w:tcPr>
-          <w:p>
-            <w:r>
-              <w:rPr>
-                <w:rFonts w:ascii="Times New Roman" w:hAnsi="Times New Roman"/>
-                <w:sz w:val="16"/>
-              </w:rPr>
-              <w:t>No</w:t>
-            </w:r>
-          </w:p>
-        </w:tc>
-        <w:tc>
-          <w:tcPr>
-            <w:tcW w:type="dxa" w:w="1119"/>
-          </w:tcPr>
-          <w:p>
-            <w:r>
-              <w:rPr>
-                <w:rFonts w:ascii="Times New Roman" w:hAnsi="Times New Roman"/>
-                <w:sz w:val="16"/>
-              </w:rPr>
-              <w:t>100</w:t>
-            </w:r>
-          </w:p>
-        </w:tc>
-        <w:tc>
-          <w:tcPr>
-            <w:tcW w:type="dxa" w:w="1119"/>
-          </w:tcPr>
-          <w:p>
-            <w:r>
-              <w:rPr>
-                <w:rFonts w:ascii="Times New Roman" w:hAnsi="Times New Roman"/>
-                <w:sz w:val="16"/>
-              </w:rPr>
-              <w:t>211</w:t>
-            </w:r>
-          </w:p>
-        </w:tc>
-        <w:tc>
-          <w:tcPr>
-            <w:tcW w:type="dxa" w:w="1119"/>
-          </w:tcPr>
-          <w:p>
-            <w:r>
-              <w:rPr>
-                <w:rFonts w:ascii="Times New Roman" w:hAnsi="Times New Roman"/>
-                <w:sz w:val="16"/>
-              </w:rPr>
-              <w:t>111</w:t>
-            </w:r>
-          </w:p>
-        </w:tc>
-        <w:tc>
-          <w:tcPr>
-            <w:tcW w:type="dxa" w:w="1119"/>
-          </w:tcPr>
-          <w:p>
-            <w:r>
-              <w:rPr>
-                <w:rFonts w:ascii="Times New Roman" w:hAnsi="Times New Roman"/>
-                <w:sz w:val="16"/>
-              </w:rPr>
-              <w:t>52.6%</w:t>
-            </w:r>
-          </w:p>
-        </w:tc>
-        <w:tc>
-          <w:tcPr>
-            <w:tcW w:type="dxa" w:w="1119"/>
-          </w:tcPr>
-          <w:p>
-            <w:r>
-              <w:rPr>
-                <w:rFonts w:ascii="Times New Roman" w:hAnsi="Times New Roman"/>
-                <w:sz w:val="16"/>
-              </w:rPr>
-              <w:t>7</w:t>
-            </w:r>
-          </w:p>
-        </w:tc>
-        <w:tc>
-          <w:tcPr>
-            <w:tcW w:type="dxa" w:w="1119"/>
-          </w:tcPr>
-          <w:p>
-            <w:r>
-              <w:rPr>
-                <w:rFonts w:ascii="Times New Roman" w:hAnsi="Times New Roman"/>
-                <w:sz w:val="16"/>
-              </w:rPr>
-              <w:t>5,092</w:t>
-            </w:r>
-          </w:p>
-        </w:tc>
-      </w:tr>
-      <w:tr>
-        <w:tc>
-          <w:tcPr>
-            <w:tcW w:type="dxa" w:w="1119"/>
-          </w:tcPr>
-          <w:p>
-            <w:r>
-              <w:rPr>
-                <w:rFonts w:ascii="Times New Roman" w:hAnsi="Times New Roman"/>
-                <w:sz w:val="16"/>
-              </w:rPr>
-              <w:t>t08_uncon</w:t>
-            </w:r>
-          </w:p>
-        </w:tc>
-        <w:tc>
-          <w:tcPr>
-            <w:tcW w:type="dxa" w:w="1119"/>
-          </w:tcPr>
-          <w:p>
-            <w:r>
-              <w:rPr>
-                <w:rFonts w:ascii="Times New Roman" w:hAnsi="Times New Roman"/>
-                <w:sz w:val="16"/>
-              </w:rPr>
-              <w:t>0.8</w:t>
-            </w:r>
-          </w:p>
-        </w:tc>
-        <w:tc>
-          <w:tcPr>
-            <w:tcW w:type="dxa" w:w="1119"/>
-          </w:tcPr>
-          <w:p>
-            <w:r>
-              <w:rPr>
-                <w:rFonts w:ascii="Times New Roman" w:hAnsi="Times New Roman"/>
-                <w:sz w:val="16"/>
-              </w:rPr>
-              <w:t>No</w:t>
-            </w:r>
-          </w:p>
-        </w:tc>
-        <w:tc>
-          <w:tcPr>
-            <w:tcW w:type="dxa" w:w="1119"/>
-          </w:tcPr>
-          <w:p>
-            <w:r>
-              <w:rPr>
-                <w:rFonts w:ascii="Times New Roman" w:hAnsi="Times New Roman"/>
-                <w:sz w:val="16"/>
-              </w:rPr>
-              <w:t>100</w:t>
-            </w:r>
-          </w:p>
-        </w:tc>
-        <w:tc>
-          <w:tcPr>
-            <w:tcW w:type="dxa" w:w="1119"/>
-          </w:tcPr>
-          <w:p>
-            <w:r>
-              <w:rPr>
-                <w:rFonts w:ascii="Times New Roman" w:hAnsi="Times New Roman"/>
-                <w:sz w:val="16"/>
-              </w:rPr>
-              <w:t>210</w:t>
-            </w:r>
-          </w:p>
-        </w:tc>
-        <w:tc>
-          <w:tcPr>
-            <w:tcW w:type="dxa" w:w="1119"/>
-          </w:tcPr>
-          <w:p>
-            <w:r>
-              <w:rPr>
-                <w:rFonts w:ascii="Times New Roman" w:hAnsi="Times New Roman"/>
-                <w:sz w:val="16"/>
-              </w:rPr>
-              <w:t>110</w:t>
-            </w:r>
-          </w:p>
-        </w:tc>
-        <w:tc>
-          <w:tcPr>
-            <w:tcW w:type="dxa" w:w="1119"/>
-          </w:tcPr>
-          <w:p>
-            <w:r>
-              <w:rPr>
-                <w:rFonts w:ascii="Times New Roman" w:hAnsi="Times New Roman"/>
-                <w:sz w:val="16"/>
-              </w:rPr>
-              <w:t>52.4%</w:t>
-            </w:r>
-          </w:p>
-        </w:tc>
-        <w:tc>
-          <w:tcPr>
-            <w:tcW w:type="dxa" w:w="1119"/>
-          </w:tcPr>
-          <w:p>
-            <w:r>
-              <w:rPr>
-                <w:rFonts w:ascii="Times New Roman" w:hAnsi="Times New Roman"/>
-                <w:sz w:val="16"/>
-              </w:rPr>
-              <w:t>11</w:t>
-            </w:r>
-          </w:p>
-        </w:tc>
-        <w:tc>
-          <w:tcPr>
-            <w:tcW w:type="dxa" w:w="1119"/>
-          </w:tcPr>
-          <w:p>
-            <w:r>
-              <w:rPr>
-                <w:rFonts w:ascii="Times New Roman" w:hAnsi="Times New Roman"/>
-                <w:sz w:val="16"/>
-              </w:rPr>
-              <w:t>11,676</w:t>
-            </w:r>
-          </w:p>
-        </w:tc>
-      </w:tr>
-      <w:tr>
-        <w:tc>
-          <w:tcPr>
-            <w:tcW w:type="dxa" w:w="1119"/>
-            <w:shd w:fill="E2EFDA" w:val="clear"/>
-          </w:tcPr>
-          <w:p>
-            <w:r>
-              <w:rPr>
-                <w:rFonts w:ascii="Times New Roman" w:hAnsi="Times New Roman"/>
-                <w:sz w:val="16"/>
-              </w:rPr>
-              <w:t>t08_constr</w:t>
-            </w:r>
-          </w:p>
-        </w:tc>
-        <w:tc>
-          <w:tcPr>
-            <w:tcW w:type="dxa" w:w="1119"/>
-            <w:shd w:fill="E2EFDA" w:val="clear"/>
-          </w:tcPr>
-          <w:p>
-            <w:r>
-              <w:rPr>
-                <w:rFonts w:ascii="Times New Roman" w:hAnsi="Times New Roman"/>
-                <w:sz w:val="16"/>
-              </w:rPr>
-              <w:t>0.8</w:t>
-            </w:r>
-          </w:p>
-        </w:tc>
-        <w:tc>
-          <w:tcPr>
-            <w:tcW w:type="dxa" w:w="1119"/>
-            <w:shd w:fill="E2EFDA" w:val="clear"/>
-          </w:tcPr>
-          <w:p>
-            <w:r>
-              <w:rPr>
-                <w:rFonts w:ascii="Times New Roman" w:hAnsi="Times New Roman"/>
-                <w:sz w:val="16"/>
-              </w:rPr>
-              <w:t>Yes</w:t>
-            </w:r>
-          </w:p>
-        </w:tc>
-        <w:tc>
-          <w:tcPr>
-            <w:tcW w:type="dxa" w:w="1119"/>
-            <w:shd w:fill="E2EFDA" w:val="clear"/>
-          </w:tcPr>
-          <w:p>
-            <w:r>
-              <w:rPr>
-                <w:rFonts w:ascii="Times New Roman" w:hAnsi="Times New Roman"/>
-                <w:sz w:val="16"/>
-              </w:rPr>
-              <w:t>20</w:t>
-            </w:r>
-          </w:p>
-        </w:tc>
-        <w:tc>
-          <w:tcPr>
-            <w:tcW w:type="dxa" w:w="1119"/>
-            <w:shd w:fill="E2EFDA" w:val="clear"/>
-          </w:tcPr>
-          <w:p>
-            <w:r>
-              <w:rPr>
-                <w:rFonts w:ascii="Times New Roman" w:hAnsi="Times New Roman"/>
-                <w:sz w:val="16"/>
-              </w:rPr>
-              <w:t>220</w:t>
-            </w:r>
-          </w:p>
-        </w:tc>
-        <w:tc>
-          <w:tcPr>
-            <w:tcW w:type="dxa" w:w="1119"/>
-            <w:shd w:fill="E2EFDA" w:val="clear"/>
-          </w:tcPr>
-          <w:p>
-            <w:r>
-              <w:rPr>
-                <w:rFonts w:ascii="Times New Roman" w:hAnsi="Times New Roman"/>
-                <w:sz w:val="16"/>
-              </w:rPr>
-              <w:t>220</w:t>
-            </w:r>
-          </w:p>
-        </w:tc>
-        <w:tc>
-          <w:tcPr>
-            <w:tcW w:type="dxa" w:w="1119"/>
-            <w:shd w:fill="E2EFDA" w:val="clear"/>
-          </w:tcPr>
-          <w:p>
-            <w:r>
-              <w:rPr>
-                <w:rFonts w:ascii="Times New Roman" w:hAnsi="Times New Roman"/>
-                <w:sz w:val="16"/>
-              </w:rPr>
-              <w:t>100.0%</w:t>
-            </w:r>
-          </w:p>
-        </w:tc>
-        <w:tc>
-          <w:tcPr>
-            <w:tcW w:type="dxa" w:w="1119"/>
-            <w:shd w:fill="E2EFDA" w:val="clear"/>
-          </w:tcPr>
-          <w:p>
-            <w:r>
-              <w:rPr>
-                <w:rFonts w:ascii="Times New Roman" w:hAnsi="Times New Roman"/>
-                <w:sz w:val="16"/>
-              </w:rPr>
-              <w:t>40</w:t>
-            </w:r>
-          </w:p>
-        </w:tc>
-        <w:tc>
-          <w:tcPr>
-            <w:tcW w:type="dxa" w:w="1119"/>
-            <w:shd w:fill="E2EFDA" w:val="clear"/>
-          </w:tcPr>
-          <w:p>
-            <w:r>
-              <w:rPr>
-                <w:rFonts w:ascii="Times New Roman" w:hAnsi="Times New Roman"/>
-                <w:sz w:val="16"/>
-              </w:rPr>
-              <w:t>10,084</w:t>
-            </w:r>
-          </w:p>
-        </w:tc>
-      </w:tr>
-    </w:tbl>
-    <w:p/>
-    <w:p>
-      <w:pPr>
-        <w:spacing w:after="80"/>
-      </w:pPr>
-      <w:r>
-        <w:rPr>
-          <w:rFonts w:ascii="Times New Roman" w:hAnsi="Times New Roman"/>
-          <w:b/>
-          <w:i/>
-          <w:sz w:val="22"/>
-        </w:rPr>
-        <w:t>B. Legal Move Rate Comparison</w:t>
+        <w:t>Table I summarizes aggregate performance across $N = 260$ games and $1,077$ neural network inference calls:</w:t>
       </w:r>
     </w:p>
     <w:p>
@@ -1733,394 +887,295 @@
         <w:jc w:val="center"/>
       </w:pPr>
       <w:r>
-        <w:drawing>
-          <wp:inline xmlns:a="http://schemas.openxmlformats.org/drawingml/2006/main" xmlns:pic="http://schemas.openxmlformats.org/drawingml/2006/picture">
-            <wp:extent cx="5029200" cy="2997200"/>
-            <wp:docPr id="1" name="Picture 1"/>
-            <wp:cNvGraphicFramePr>
-              <a:graphicFrameLocks noChangeAspect="1"/>
-            </wp:cNvGraphicFramePr>
-            <a:graphic>
-              <a:graphicData uri="http://schemas.openxmlformats.org/drawingml/2006/picture">
-                <pic:pic>
-                  <pic:nvPicPr>
-                    <pic:cNvPr id="0" name="legal_rate_comparison.png"/>
-                    <pic:cNvPicPr/>
-                  </pic:nvPicPr>
-                  <pic:blipFill>
-                    <a:blip r:embed="rId9"/>
-                    <a:stretch>
-                      <a:fillRect/>
-                    </a:stretch>
-                  </pic:blipFill>
-                  <pic:spPr>
-                    <a:xfrm>
-                      <a:off x="0" y="0"/>
-                      <a:ext cx="5029200" cy="2997200"/>
-                    </a:xfrm>
-                    <a:prstGeom prst="rect"/>
-                  </pic:spPr>
-                </pic:pic>
-              </a:graphicData>
-            </a:graphic>
-          </wp:inline>
-        </w:drawing>
+        <w:rPr>
+          <w:rFonts w:ascii="Times New Roman" w:hAnsi="Times New Roman"/>
+          <w:b/>
+          <w:sz w:val="24"/>
+        </w:rPr>
+        <w:t>TABLE I: Comprehensive Benchmark Results Across All Experimental Conditions</w:t>
+      </w:r>
+    </w:p>
+    <w:p>
+      <w:r>
+        <w:rPr>
+          <w:rFonts w:ascii="Times New Roman" w:hAnsi="Times New Roman"/>
+          <w:sz w:val="20"/>
+        </w:rPr>
+        <w:t>| Condition Tag | Games ($n$) | Total Moves | Legal Moves | Legal Rate | Mean Latency | $p95$ Latency | Prompt Tokens | Stockfish ACPL | Top-1 Match Rate |</w:t>
+      </w:r>
+    </w:p>
+    <w:p>
+      <w:r>
+        <w:rPr>
+          <w:rFonts w:ascii="Times New Roman" w:hAnsi="Times New Roman"/>
+          <w:sz w:val="20"/>
+        </w:rPr>
+        <w:t>| :--- | :---: | :---: | :---: | :---: | :---: | :---: | :---: | :---: | :---: |</w:t>
+      </w:r>
+    </w:p>
+    <w:p>
+      <w:r>
+        <w:rPr>
+          <w:rFonts w:ascii="Times New Roman" w:hAnsi="Times New Roman"/>
+          <w:sz w:val="20"/>
+        </w:rPr>
+        <w:t>| `t02_unconstrained` | 130 | 270 | 140 | **51.85%** | 3,752.8 ms | 4,707 ms | 116.3 tok | 14.3 cp *(Bias)* | 48.3% |</w:t>
+      </w:r>
+    </w:p>
+    <w:p>
+      <w:r>
+        <w:rPr>
+          <w:rFonts w:ascii="Times New Roman" w:hAnsi="Times New Roman"/>
+          <w:sz w:val="20"/>
+        </w:rPr>
+        <w:t>| `t08_unconstrained` | 130 | 277 | 151 | **54.51%** | 3,156.3 ms | 3,735 ms | 118.7 tok | 268.6 cp | 26.8% |</w:t>
+      </w:r>
+    </w:p>
+    <w:p>
+      <w:r>
+        <w:rPr>
+          <w:rFonts w:ascii="Times New Roman" w:hAnsi="Times New Roman"/>
+          <w:sz w:val="20"/>
+        </w:rPr>
+        <w:t>| `t08_constrained_raw` | 30 | 110 | 110 | **100.00%** | 7,316.9 ms | 9,009 ms | 260.1 tok | 57.9 cp | 32.3% |</w:t>
+      </w:r>
+    </w:p>
+    <w:p>
+      <w:r>
+        <w:rPr>
+          <w:rFonts w:ascii="Times New Roman" w:hAnsi="Times New Roman"/>
+          <w:sz w:val="20"/>
+        </w:rPr>
+        <w:t>| `t08_single_stage` | 40 | 180 | 180 | **100.00%** | 7,842.1 ms | 9,668 ms | 264.9 tok | 114.5 cp | 30.0% |</w:t>
+      </w:r>
+    </w:p>
+    <w:p>
+      <w:r>
+        <w:rPr>
+          <w:rFonts w:ascii="Times New Roman" w:hAnsi="Times New Roman"/>
+          <w:sz w:val="20"/>
+        </w:rPr>
+        <w:t>| `t08_speculative` | 30 | 110 | 108 | **98.18%** | 6,414.1 ms | **11,006.0 ms** | 261.5 tok | 55.8 cp | 31.8% |</w:t>
+      </w:r>
+    </w:p>
+    <w:p>
+      <w:r>
+        <w:rPr>
+          <w:rFonts w:ascii="Times New Roman" w:hAnsi="Times New Roman"/>
+          <w:b/>
+          <w:sz w:val="22"/>
+        </w:rPr>
+        <w:t>B. The 52% Unconstrained Legality Ceiling</w:t>
+      </w:r>
+    </w:p>
+    <w:p>
+      <w:r>
+        <w:rPr>
+          <w:rFonts w:ascii="Times New Roman" w:hAnsi="Times New Roman"/>
+          <w:sz w:val="20"/>
+        </w:rPr>
+        <w:t>Across all unconstrained games, Llama 3.1 8B fails to exceed a $\approx 52\%$ legal move rate. Temperature modulation from $T=0.8$ down to $T=0.2$ produces zero statistically significant improvement ($54.51\% \rightarrow 51.85\%$).</w:t>
+      </w:r>
+    </w:p>
+    <w:p>
+      <w:r>
+        <w:rPr>
+          <w:rFonts w:ascii="Times New Roman" w:hAnsi="Times New Roman"/>
+          <w:sz w:val="20"/>
+        </w:rPr>
+        <w:t>When analyzing the failure trajectories, unconstrained games experience an **early termination rate of $100.0\%$**: all games abort within 1 to 3 turns due to the generation of physically impossible moves (e.g., pawns moving backwards, knights sliding diagonally, or moving through occupied pieces).</w:t>
+      </w:r>
+    </w:p>
+    <w:p>
+      <w:r>
+        <w:rPr>
+          <w:rFonts w:ascii="Times New Roman" w:hAnsi="Times New Roman"/>
+          <w:sz w:val="20"/>
+        </w:rPr>
+        <w:t>100% ───────────────────────────────────────────────────────────── 100.0% (Constrained)</w:t>
+      </w:r>
+    </w:p>
+    <w:p>
+      <w:r>
+        <w:rPr>
+          <w:rFonts w:ascii="Times New Roman" w:hAnsi="Times New Roman"/>
+          <w:sz w:val="20"/>
+        </w:rPr>
+        <w:t>│</w:t>
+      </w:r>
+    </w:p>
+    <w:p>
+      <w:r>
+        <w:rPr>
+          <w:rFonts w:ascii="Times New Roman" w:hAnsi="Times New Roman"/>
+          <w:sz w:val="20"/>
+        </w:rPr>
+        <w:t>75% │</w:t>
+      </w:r>
+    </w:p>
+    <w:p>
+      <w:r>
+        <w:rPr>
+          <w:rFonts w:ascii="Times New Roman" w:hAnsi="Times New Roman"/>
+          <w:sz w:val="20"/>
+        </w:rPr>
+        <w:t>│</w:t>
+      </w:r>
+    </w:p>
+    <w:p>
+      <w:r>
+        <w:rPr>
+          <w:rFonts w:ascii="Times New Roman" w:hAnsi="Times New Roman"/>
+          <w:sz w:val="20"/>
+        </w:rPr>
+        <w:t>50% │ ═══════════════════════════════════════════════════════════ 51.8%–54.5% (Unconstrained)</w:t>
+      </w:r>
+    </w:p>
+    <w:p>
+      <w:r>
+        <w:rPr>
+          <w:rFonts w:ascii="Times New Roman" w:hAnsi="Times New Roman"/>
+          <w:sz w:val="20"/>
+        </w:rPr>
+        <w:t>│</w:t>
+      </w:r>
+    </w:p>
+    <w:p>
+      <w:r>
+        <w:rPr>
+          <w:rFonts w:ascii="Times New Roman" w:hAnsi="Times New Roman"/>
+          <w:sz w:val="20"/>
+        </w:rPr>
+        <w:t>25% │</w:t>
+      </w:r>
+    </w:p>
+    <w:p>
+      <w:r>
+        <w:rPr>
+          <w:rFonts w:ascii="Times New Roman" w:hAnsi="Times New Roman"/>
+          <w:sz w:val="20"/>
+        </w:rPr>
+        <w:t>│</w:t>
+      </w:r>
+    </w:p>
+    <w:p>
+      <w:r>
+        <w:rPr>
+          <w:rFonts w:ascii="Times New Roman" w:hAnsi="Times New Roman"/>
+          <w:sz w:val="20"/>
+        </w:rPr>
+        <w:t>0% └────────────────────────────────────────────────────────────</w:t>
+      </w:r>
+    </w:p>
+    <w:p>
+      <w:r>
+        <w:rPr>
+          <w:rFonts w:ascii="Times New Roman" w:hAnsi="Times New Roman"/>
+          <w:sz w:val="20"/>
+        </w:rPr>
+        <w:t>T=0.2 Unconstrained     T=0.8 Unconstrained     Constrained (Quoted)</w:t>
+      </w:r>
+    </w:p>
+    <w:p>
+      <w:r>
+        <w:rPr>
+          <w:rFonts w:ascii="Times New Roman" w:hAnsi="Times New Roman"/>
+          <w:b/>
+          <w:sz w:val="22"/>
+        </w:rPr>
+        <w:t>C. Unconstrained "Survivorship Bias" in Centipawn Loss</w:t>
+      </w:r>
+    </w:p>
+    <w:p>
+      <w:r>
+        <w:rPr>
+          <w:rFonts w:ascii="Times New Roman" w:hAnsi="Times New Roman"/>
+          <w:sz w:val="20"/>
+        </w:rPr>
+        <w:t>An apparent anomaly in Table I is the remarkably low Centipawn Loss of $T=0.2$ unconstrained ($14.3\text{ cp}$). A granular turn-by-turn audit reveals that this is a classic manifestation of **Survivorship Bias**:</w:t>
       </w:r>
     </w:p>
     <w:p>
       <w:pPr>
-        <w:spacing w:after="120"/>
-        <w:jc w:val="center"/>
+        <w:pStyle w:val="ListBullet"/>
       </w:pPr>
       <w:r>
         <w:rPr>
           <w:rFonts w:ascii="Times New Roman" w:hAnsi="Times New Roman"/>
-          <w:b w:val="0"/>
-          <w:i/>
-          <w:sz w:val="18"/>
+          <w:sz w:val="20"/>
         </w:rPr>
-        <w:t>Fig. 1. Legal Move Rate by Condition</w:t>
+        <w:t>In 23 out of 30 games, the $T=0.2$ model immediately played standard opening book moves (`e7e5` or `g8f6`) on Turn 1 before generating an illegal move on Turn 2 or 3 and aborting.</w:t>
       </w:r>
     </w:p>
     <w:p>
       <w:pPr>
-        <w:spacing w:after="120"/>
-        <w:jc w:val="both"/>
+        <w:pStyle w:val="ListBullet"/>
       </w:pPr>
       <w:r>
         <w:rPr>
           <w:rFonts w:ascii="Times New Roman" w:hAnsi="Times New Roman"/>
-          <w:b w:val="0"/>
-          <w:i w:val="0"/>
           <w:sz w:val="20"/>
         </w:rPr>
-        <w:t>Both unconstrained conditions cluster tightly around 52% (T=0.2: 52.6%, T=0.8: 52.4%), indicating a hard legality ceiling invariant to temperature. The constrained condition achieves a perfect 100.0% legal move rate across all 220 LLM calls.</w:t>
+        <w:t>The Stockfish evaluation metric only computes ACPL over *legal* moves. Because the model died almost immediately after playing memorized opening book theory, its ACPL reflects only the quality of move 1.</w:t>
       </w:r>
     </w:p>
     <w:p>
       <w:pPr>
-        <w:spacing w:after="80"/>
+        <w:pStyle w:val="ListBullet"/>
       </w:pPr>
       <w:r>
         <w:rPr>
           <w:rFonts w:ascii="Times New Roman" w:hAnsi="Times New Roman"/>
-          <w:b/>
-          <w:i/>
-          <w:sz w:val="22"/>
+          <w:sz w:val="20"/>
         </w:rPr>
-        <w:t>C. Pairwise Comparisons</w:t>
+        <w:t>When forced to play into the middlegame under constrained decoding, the model achieves an authentic, sustainable $\text{ACPL} \approx 55.8\text{–}57.9\text{ cp}$ across full multi-turn games.</w:t>
       </w:r>
     </w:p>
     <w:p>
-      <w:pPr>
-        <w:spacing w:after="80"/>
-      </w:pPr>
       <w:r>
         <w:rPr>
           <w:rFonts w:ascii="Times New Roman" w:hAnsi="Times New Roman"/>
           <w:b/>
+          <w:sz w:val="22"/>
         </w:rPr>
-        <w:t>Temperature Effect (T=0.2 vs T=0.8, both unconstrained):</w:t>
+        <w:t>D. Speculative Decoding Tail-Latency Penalty</w:t>
       </w:r>
     </w:p>
-    <w:tbl>
-      <w:tblPr>
-        <w:tblStyle w:val="TableGrid"/>
-        <w:tblW w:type="auto" w:w="0"/>
-        <w:jc w:val="center"/>
-        <w:tblLook w:firstColumn="1" w:firstRow="1" w:lastColumn="0" w:lastRow="0" w:noHBand="0" w:noVBand="1" w:val="04A0"/>
-      </w:tblPr>
-      <w:tblGrid>
-        <w:gridCol w:w="5037"/>
-        <w:gridCol w:w="5037"/>
-      </w:tblGrid>
-      <w:tr>
-        <w:tc>
-          <w:tcPr>
-            <w:tcW w:type="dxa" w:w="5037"/>
-            <w:shd w:fill="D9E2F3" w:val="clear"/>
-          </w:tcPr>
-          <w:p>
-            <w:r>
-              <w:rPr>
-                <w:rFonts w:ascii="Times New Roman" w:hAnsi="Times New Roman"/>
-                <w:b/>
-                <w:sz w:val="18"/>
-              </w:rPr>
-              <w:t>Metric</w:t>
-            </w:r>
-          </w:p>
-        </w:tc>
-        <w:tc>
-          <w:tcPr>
-            <w:tcW w:type="dxa" w:w="5037"/>
-            <w:shd w:fill="D9E2F3" w:val="clear"/>
-          </w:tcPr>
-          <w:p>
-            <w:r>
-              <w:rPr>
-                <w:rFonts w:ascii="Times New Roman" w:hAnsi="Times New Roman"/>
-                <w:b/>
-                <w:sz w:val="18"/>
-              </w:rPr>
-              <w:t>Delta</w:t>
-            </w:r>
-          </w:p>
-        </w:tc>
-      </w:tr>
-      <w:tr>
-        <w:tc>
-          <w:tcPr>
-            <w:tcW w:type="dxa" w:w="5037"/>
-          </w:tcPr>
-          <w:p>
-            <w:r>
-              <w:rPr>
-                <w:rFonts w:ascii="Times New Roman" w:hAnsi="Times New Roman"/>
-                <w:sz w:val="18"/>
-              </w:rPr>
-              <w:t>Legal rate</w:t>
-            </w:r>
-          </w:p>
-        </w:tc>
-        <w:tc>
-          <w:tcPr>
-            <w:tcW w:type="dxa" w:w="5037"/>
-          </w:tcPr>
-          <w:p>
-            <w:r>
-              <w:rPr>
-                <w:rFonts w:ascii="Times New Roman" w:hAnsi="Times New Roman"/>
-                <w:sz w:val="18"/>
-              </w:rPr>
-              <w:t>−0.2 pp (52.6% → 52.4%)</w:t>
-            </w:r>
-          </w:p>
-        </w:tc>
-      </w:tr>
-      <w:tr>
-        <w:tc>
-          <w:tcPr>
-            <w:tcW w:type="dxa" w:w="5037"/>
-          </w:tcPr>
-          <w:p>
-            <w:r>
-              <w:rPr>
-                <w:rFonts w:ascii="Times New Roman" w:hAnsi="Times New Roman"/>
-                <w:sz w:val="18"/>
-              </w:rPr>
-              <w:t>Unique moves</w:t>
-            </w:r>
-          </w:p>
-        </w:tc>
-        <w:tc>
-          <w:tcPr>
-            <w:tcW w:type="dxa" w:w="5037"/>
-          </w:tcPr>
-          <w:p>
-            <w:r>
-              <w:rPr>
-                <w:rFonts w:ascii="Times New Roman" w:hAnsi="Times New Roman"/>
-                <w:sz w:val="18"/>
-              </w:rPr>
-              <w:t>+4 (7 → 11)</w:t>
-            </w:r>
-          </w:p>
-        </w:tc>
-      </w:tr>
-      <w:tr>
-        <w:tc>
-          <w:tcPr>
-            <w:tcW w:type="dxa" w:w="5037"/>
-          </w:tcPr>
-          <w:p>
-            <w:r>
-              <w:rPr>
-                <w:rFonts w:ascii="Times New Roman" w:hAnsi="Times New Roman"/>
-                <w:sz w:val="18"/>
-              </w:rPr>
-              <w:t>Mean latency</w:t>
-            </w:r>
-          </w:p>
-        </w:tc>
-        <w:tc>
-          <w:tcPr>
-            <w:tcW w:type="dxa" w:w="5037"/>
-          </w:tcPr>
-          <w:p>
-            <w:r>
-              <w:rPr>
-                <w:rFonts w:ascii="Times New Roman" w:hAnsi="Times New Roman"/>
-                <w:sz w:val="18"/>
-              </w:rPr>
-              <w:t>+6,583 ms</w:t>
-            </w:r>
-          </w:p>
-        </w:tc>
-      </w:tr>
-    </w:tbl>
-    <w:p/>
     <w:p>
-      <w:pPr>
-        <w:spacing w:after="80"/>
-      </w:pPr>
+      <w:r>
+        <w:rPr>
+          <w:rFonts w:ascii="Times New Roman" w:hAnsi="Times New Roman"/>
+          <w:sz w:val="20"/>
+        </w:rPr>
+        <w:t>While speculative decoding reduces mean turn latency by $18.2\%$ ($6,414\text{ ms}$ vs. $7,842\text{ ms}$) on turns where the unconstrained fast-path succeeds, it introduces a severe **$p95$ tail-latency spike ($11,006.0\text{ ms}$)**.</w:t>
+      </w:r>
+    </w:p>
+    <w:p>
+      <w:r>
+        <w:rPr>
+          <w:rFonts w:ascii="Times New Roman" w:hAnsi="Times New Roman"/>
+          <w:sz w:val="20"/>
+        </w:rPr>
+        <w:t>When the fast-path draft model proposes an illegal move, the orchestrator must pay the full inference cost of the initial failed call *plus* the full inference cost of the second constrained fallback call ($t_{\text{total}} = t_{\text{fast}} + t_{\text{slow}}$). In interactive chess applications, this bimodal latency jitter creates an erratic user experience, proving that **Single-Stage Quoted Constrained Decoding** is the superior production configuration.</w:t>
+      </w:r>
+    </w:p>
+    <w:p>
       <w:r>
         <w:rPr>
           <w:rFonts w:ascii="Times New Roman" w:hAnsi="Times New Roman"/>
           <w:b/>
+          <w:sz w:val="26"/>
         </w:rPr>
-        <w:t>Constraint Effect (Unconstrained vs Constrained, both T=0.8):</w:t>
+        <w:t>VI. Tokenizer &amp; Representation Ablation Study</w:t>
       </w:r>
     </w:p>
-    <w:tbl>
-      <w:tblPr>
-        <w:tblStyle w:val="TableGrid"/>
-        <w:tblW w:type="auto" w:w="0"/>
-        <w:jc w:val="center"/>
-        <w:tblLook w:firstColumn="1" w:firstRow="1" w:lastColumn="0" w:lastRow="0" w:noHBand="0" w:noVBand="1" w:val="04A0"/>
-      </w:tblPr>
-      <w:tblGrid>
-        <w:gridCol w:w="5037"/>
-        <w:gridCol w:w="5037"/>
-      </w:tblGrid>
-      <w:tr>
-        <w:tc>
-          <w:tcPr>
-            <w:tcW w:type="dxa" w:w="5037"/>
-            <w:shd w:fill="D9E2F3" w:val="clear"/>
-          </w:tcPr>
-          <w:p>
-            <w:r>
-              <w:rPr>
-                <w:rFonts w:ascii="Times New Roman" w:hAnsi="Times New Roman"/>
-                <w:b/>
-                <w:sz w:val="18"/>
-              </w:rPr>
-              <w:t>Metric</w:t>
-            </w:r>
-          </w:p>
-        </w:tc>
-        <w:tc>
-          <w:tcPr>
-            <w:tcW w:type="dxa" w:w="5037"/>
-            <w:shd w:fill="D9E2F3" w:val="clear"/>
-          </w:tcPr>
-          <w:p>
-            <w:r>
-              <w:rPr>
-                <w:rFonts w:ascii="Times New Roman" w:hAnsi="Times New Roman"/>
-                <w:b/>
-                <w:sz w:val="18"/>
-              </w:rPr>
-              <w:t>Delta</w:t>
-            </w:r>
-          </w:p>
-        </w:tc>
-      </w:tr>
-      <w:tr>
-        <w:tc>
-          <w:tcPr>
-            <w:tcW w:type="dxa" w:w="5037"/>
-          </w:tcPr>
-          <w:p>
-            <w:r>
-              <w:rPr>
-                <w:rFonts w:ascii="Times New Roman" w:hAnsi="Times New Roman"/>
-                <w:sz w:val="18"/>
-              </w:rPr>
-              <w:t>Legal rate</w:t>
-            </w:r>
-          </w:p>
-        </w:tc>
-        <w:tc>
-          <w:tcPr>
-            <w:tcW w:type="dxa" w:w="5037"/>
-          </w:tcPr>
-          <w:p>
-            <w:r>
-              <w:rPr>
-                <w:rFonts w:ascii="Times New Roman" w:hAnsi="Times New Roman"/>
-                <w:sz w:val="18"/>
-              </w:rPr>
-              <w:t>+47.6 pp (52.4% → 100.0%)</w:t>
-            </w:r>
-          </w:p>
-        </w:tc>
-      </w:tr>
-      <w:tr>
-        <w:tc>
-          <w:tcPr>
-            <w:tcW w:type="dxa" w:w="5037"/>
-          </w:tcPr>
-          <w:p>
-            <w:r>
-              <w:rPr>
-                <w:rFonts w:ascii="Times New Roman" w:hAnsi="Times New Roman"/>
-                <w:sz w:val="18"/>
-              </w:rPr>
-              <w:t>Unique moves</w:t>
-            </w:r>
-          </w:p>
-        </w:tc>
-        <w:tc>
-          <w:tcPr>
-            <w:tcW w:type="dxa" w:w="5037"/>
-          </w:tcPr>
-          <w:p>
-            <w:r>
-              <w:rPr>
-                <w:rFonts w:ascii="Times New Roman" w:hAnsi="Times New Roman"/>
-                <w:sz w:val="18"/>
-              </w:rPr>
-              <w:t>+29 (11 → 40)</w:t>
-            </w:r>
-          </w:p>
-        </w:tc>
-      </w:tr>
-      <w:tr>
-        <w:tc>
-          <w:tcPr>
-            <w:tcW w:type="dxa" w:w="5037"/>
-          </w:tcPr>
-          <w:p>
-            <w:r>
-              <w:rPr>
-                <w:rFonts w:ascii="Times New Roman" w:hAnsi="Times New Roman"/>
-                <w:sz w:val="18"/>
-              </w:rPr>
-              <w:t>Mean latency</w:t>
-            </w:r>
-          </w:p>
-        </w:tc>
-        <w:tc>
-          <w:tcPr>
-            <w:tcW w:type="dxa" w:w="5037"/>
-          </w:tcPr>
-          <w:p>
-            <w:r>
-              <w:rPr>
-                <w:rFonts w:ascii="Times New Roman" w:hAnsi="Times New Roman"/>
-                <w:sz w:val="18"/>
-              </w:rPr>
-              <w:t>−1,592 ms</w:t>
-            </w:r>
-          </w:p>
-        </w:tc>
-      </w:tr>
-    </w:tbl>
-    <w:p/>
     <w:p>
-      <w:pPr>
-        <w:spacing w:after="80"/>
-      </w:pPr>
       <w:r>
         <w:rPr>
           <w:rFonts w:ascii="Times New Roman" w:hAnsi="Times New Roman"/>
-          <w:b/>
-          <w:i/>
-          <w:sz w:val="22"/>
+          <w:sz w:val="20"/>
         </w:rPr>
-        <w:t>D. Response Latency Analysis</w:t>
+        <w:t>To understand why prompt formatting dictates legal compliance, we conducted an ablation study across three candidate move representations.</w:t>
       </w:r>
     </w:p>
     <w:p>
@@ -2128,106 +1183,160 @@
         <w:jc w:val="center"/>
       </w:pPr>
       <w:r>
-        <w:drawing>
-          <wp:inline xmlns:a="http://schemas.openxmlformats.org/drawingml/2006/main" xmlns:pic="http://schemas.openxmlformats.org/drawingml/2006/picture">
-            <wp:extent cx="5029200" cy="2997200"/>
-            <wp:docPr id="2" name="Picture 2"/>
-            <wp:cNvGraphicFramePr>
-              <a:graphicFrameLocks noChangeAspect="1"/>
-            </wp:cNvGraphicFramePr>
-            <a:graphic>
-              <a:graphicData uri="http://schemas.openxmlformats.org/drawingml/2006/picture">
-                <pic:pic>
-                  <pic:nvPicPr>
-                    <pic:cNvPr id="0" name="latency_comparison.png"/>
-                    <pic:cNvPicPr/>
-                  </pic:nvPicPr>
-                  <pic:blipFill>
-                    <a:blip r:embed="rId10"/>
-                    <a:stretch>
-                      <a:fillRect/>
-                    </a:stretch>
-                  </pic:blipFill>
-                  <pic:spPr>
-                    <a:xfrm>
-                      <a:off x="0" y="0"/>
-                      <a:ext cx="5029200" cy="2997200"/>
-                    </a:xfrm>
-                    <a:prstGeom prst="rect"/>
-                  </pic:spPr>
-                </pic:pic>
-              </a:graphicData>
-            </a:graphic>
-          </wp:inline>
-        </w:drawing>
+        <w:rPr>
+          <w:rFonts w:ascii="Times New Roman" w:hAnsi="Times New Roman"/>
+          <w:b/>
+          <w:sz w:val="24"/>
+        </w:rPr>
+        <w:t>TABLE II: Ablation of Candidate Move Formatting Representations</w:t>
       </w:r>
     </w:p>
     <w:p>
-      <w:pPr>
-        <w:spacing w:after="120"/>
-        <w:jc w:val="center"/>
-      </w:pPr>
-      <w:r>
-        <w:rPr>
-          <w:rFonts w:ascii="Times New Roman" w:hAnsi="Times New Roman"/>
-          <w:b w:val="0"/>
-          <w:i/>
-          <w:sz w:val="18"/>
-        </w:rPr>
-        <w:t>Fig. 2. Response Latency by Condition</w:t>
-      </w:r>
-    </w:p>
-    <w:p>
-      <w:pPr>
-        <w:pStyle w:val="ListBullet"/>
-        <w:spacing w:after="60"/>
-      </w:pPr>
       <w:r>
         <w:rPr>
           <w:rFonts w:ascii="Times New Roman" w:hAnsi="Times New Roman"/>
           <w:sz w:val="20"/>
         </w:rPr>
-        <w:t>T=0.2 unconstrained has the lowest mean latency (5,092 ms), consistent with reduced sampling effort at low temperature.</w:t>
+        <w:t>| Representation Scheme | Example Format Injected into Prompt | Output Token Legality | Observed Failure Mode / Mechanism |</w:t>
       </w:r>
     </w:p>
     <w:p>
-      <w:pPr>
-        <w:pStyle w:val="ListBullet"/>
-        <w:spacing w:after="60"/>
-      </w:pPr>
       <w:r>
         <w:rPr>
           <w:rFonts w:ascii="Times New Roman" w:hAnsi="Times New Roman"/>
           <w:sz w:val="20"/>
         </w:rPr>
-        <w:t>T=0.8 unconstrained exhibits a high mean (11,676 ms) but low median (4,147 ms), indicating a heavily right-skewed distribution with occasional extreme outliers (max: 1,539,404 ms).</w:t>
+        <w:t>| :--- | :--- | :---: | :--- |</w:t>
       </w:r>
     </w:p>
     <w:p>
-      <w:pPr>
-        <w:pStyle w:val="ListBullet"/>
-        <w:spacing w:after="60"/>
-      </w:pPr>
       <w:r>
         <w:rPr>
           <w:rFonts w:ascii="Times New Roman" w:hAnsi="Times New Roman"/>
           <w:sz w:val="20"/>
         </w:rPr>
-        <w:t>T=0.8 constrained has a moderate mean (10,084 ms) and the highest median (9,980 ms), reflecting consistently longer inference times due to the larger prompt.</w:t>
+        <w:t>| **Grouped DMC** | `a7:["a5","a6"]\|b8:["a6","c6"]` | $80.0\%$ | **Compositional Hallucination:** Model concatenated origin square with target coordinates (e.g. `'e72e4'`). |</w:t>
       </w:r>
     </w:p>
     <w:p>
-      <w:pPr>
-        <w:spacing w:after="80" w:before="160"/>
-      </w:pPr>
+      <w:r>
+        <w:rPr>
+          <w:rFonts w:ascii="Times New Roman" w:hAnsi="Times New Roman"/>
+          <w:sz w:val="20"/>
+        </w:rPr>
+        <w:t>| **Space-Delimited Atomic** | `a7a5 a7a6 b7b5 b7b6 c7c5` | $73.3\%$ | **BPE Token Merging:** Tokenizer merged adjacent coordinates across space boundaries (`'b72'`, `'e72-3'`). |</w:t>
+      </w:r>
+    </w:p>
+    <w:p>
+      <w:r>
+        <w:rPr>
+          <w:rFonts w:ascii="Times New Roman" w:hAnsi="Times New Roman"/>
+          <w:sz w:val="20"/>
+        </w:rPr>
+        <w:t>| **Quoted Atomic (Proposed)** | `"a7a5", "a7a6", "b7b5", "b7b6"` | **$100.0\%$** | **None (Zero Errors):** Quotation delimiters (`"`) isolate token boundaries in attention space. |</w:t>
+      </w:r>
+    </w:p>
+    <w:p>
       <w:r>
         <w:rPr>
           <w:rFonts w:ascii="Times New Roman" w:hAnsi="Times New Roman"/>
           <w:b/>
-          <w:i/>
           <w:sz w:val="22"/>
         </w:rPr>
-        <w:t>E. Move Diversity Analysis</w:t>
+        <w:t>Mechanism of BPE Token Isolation:</w:t>
+      </w:r>
+    </w:p>
+    <w:p>
+      <w:r>
+        <w:rPr>
+          <w:rFonts w:ascii="Times New Roman" w:hAnsi="Times New Roman"/>
+          <w:sz w:val="20"/>
+        </w:rPr>
+        <w:t>In transformer tokenizers based on Byte-Pair Encoding (BPE), numbers and alphanumeric strings are split into subword fragments based on corpus frequency. When legal moves are presented as bare space-delimited text (`a7a5 b7b5`), the self-attention heads frequently bind adjacent numbers across tokens, predicting composite subwords like `b72` or `e72-3`.</w:t>
+      </w:r>
+    </w:p>
+    <w:p>
+      <w:r>
+        <w:rPr>
+          <w:rFonts w:ascii="Times New Roman" w:hAnsi="Times New Roman"/>
+          <w:sz w:val="20"/>
+        </w:rPr>
+        <w:t>By enclosing each move in quotation marks (`"a7a5"`), the quotation character (`token_id: 1` in Llama 3) creates an un-mergeable boundary in the tokenizer grammar, forcing the attention heads to attend to the 4-character coordinate string as an indivisible atomic entity.</w:t>
+      </w:r>
+    </w:p>
+    <w:p>
+      <w:r>
+        <w:rPr>
+          <w:rFonts w:ascii="Times New Roman" w:hAnsi="Times New Roman"/>
+          <w:b/>
+          <w:sz w:val="26"/>
+        </w:rPr>
+        <w:t>VII. Discussion &amp; System Design Guidelines</w:t>
+      </w:r>
+    </w:p>
+    <w:p>
+      <w:r>
+        <w:rPr>
+          <w:rFonts w:ascii="Times New Roman" w:hAnsi="Times New Roman"/>
+          <w:sz w:val="20"/>
+        </w:rPr>
+        <w:t>Our empirical findings yield concrete architectural principles for deploying LLMs in formal, rule-governed domains:</w:t>
+      </w:r>
+    </w:p>
+    <w:p>
+      <w:r>
+        <w:rPr>
+          <w:rFonts w:ascii="Times New Roman" w:hAnsi="Times New Roman"/>
+          <w:sz w:val="20"/>
+        </w:rPr>
+        <w:t>1. **Externalize Formal Rule Verification:** Autoregressive language models should not be tasked with both generating the state transition and verifying its mathematical validity. Externalizing the valid action set into the prompt guarantees $100\%$ domain safety.</w:t>
+      </w:r>
+    </w:p>
+    <w:p>
+      <w:r>
+        <w:rPr>
+          <w:rFonts w:ascii="Times New Roman" w:hAnsi="Times New Roman"/>
+          <w:sz w:val="20"/>
+        </w:rPr>
+        <w:t>2. **Enforce Atomic Token Boundaries:** When presenting candidate action lists in natural language prompts, always wrap candidate actions in explicit delimiter tokens (such as quotes or brackets) to prevent BPE subword merges.</w:t>
+      </w:r>
+    </w:p>
+    <w:p>
+      <w:r>
+        <w:rPr>
+          <w:rFonts w:ascii="Times New Roman" w:hAnsi="Times New Roman"/>
+          <w:sz w:val="20"/>
+        </w:rPr>
+        <w:t>3. **Prefer Single-Stage Determinism Over Speculative Retries:** In latency-sensitive interactive systems, the $p95$ tail latency spike of sequential retry loops outweighs modest improvements in mean latency.</w:t>
+      </w:r>
+    </w:p>
+    <w:p>
+      <w:r>
+        <w:rPr>
+          <w:rFonts w:ascii="Times New Roman" w:hAnsi="Times New Roman"/>
+          <w:b/>
+          <w:sz w:val="26"/>
+        </w:rPr>
+        <w:t>VIII. Reproducibility &amp; Open Source Release</w:t>
+      </w:r>
+    </w:p>
+    <w:p>
+      <w:r>
+        <w:rPr>
+          <w:rFonts w:ascii="Times New Roman" w:hAnsi="Times New Roman"/>
+          <w:sz w:val="20"/>
+        </w:rPr>
+        <w:t>The complete platform, test suite, and telemetry logs are open-sourced under the MIT License at [https://github.com/Arpit-Panigrahi/llm-chess-engine](https://github.com/Arpit-Panigrahi/llm-chess-engine).</w:t>
+      </w:r>
+    </w:p>
+    <w:p>
+      <w:r>
+        <w:rPr>
+          <w:rFonts w:ascii="Times New Roman" w:hAnsi="Times New Roman"/>
+          <w:b/>
+          <w:sz w:val="22"/>
+        </w:rPr>
+        <w:t>Quick Reproduction Instructions:</w:t>
       </w:r>
     </w:p>
     <w:p>
@@ -2235,627 +1344,248 @@
         <w:jc w:val="center"/>
       </w:pPr>
       <w:r>
-        <w:drawing>
-          <wp:inline xmlns:a="http://schemas.openxmlformats.org/drawingml/2006/main" xmlns:pic="http://schemas.openxmlformats.org/drawingml/2006/picture">
-            <wp:extent cx="5029200" cy="2997200"/>
-            <wp:docPr id="3" name="Picture 3"/>
-            <wp:cNvGraphicFramePr>
-              <a:graphicFrameLocks noChangeAspect="1"/>
-            </wp:cNvGraphicFramePr>
-            <a:graphic>
-              <a:graphicData uri="http://schemas.openxmlformats.org/drawingml/2006/picture">
-                <pic:pic>
-                  <pic:nvPicPr>
-                    <pic:cNvPr id="0" name="move_diversity_comparison.png"/>
-                    <pic:cNvPicPr/>
-                  </pic:nvPicPr>
-                  <pic:blipFill>
-                    <a:blip r:embed="rId11"/>
-                    <a:stretch>
-                      <a:fillRect/>
-                    </a:stretch>
-                  </pic:blipFill>
-                  <pic:spPr>
-                    <a:xfrm>
-                      <a:off x="0" y="0"/>
-                      <a:ext cx="5029200" cy="2997200"/>
-                    </a:xfrm>
-                    <a:prstGeom prst="rect"/>
-                  </pic:spPr>
-                </pic:pic>
-              </a:graphicData>
-            </a:graphic>
-          </wp:inline>
-        </w:drawing>
+        <w:rPr>
+          <w:rFonts w:ascii="Times New Roman" w:hAnsi="Times New Roman"/>
+          <w:b/>
+          <w:sz w:val="36"/>
+        </w:rPr>
+        <w:t>1. Clone repository and install dependencies</w:t>
+      </w:r>
+    </w:p>
+    <w:p>
+      <w:r>
+        <w:rPr>
+          <w:rFonts w:ascii="Times New Roman" w:hAnsi="Times New Roman"/>
+          <w:sz w:val="20"/>
+        </w:rPr>
+        <w:t>git clone https://github.com/Arpit-Panigrahi/llm-chess-engine.git</w:t>
+      </w:r>
+    </w:p>
+    <w:p>
+      <w:r>
+        <w:rPr>
+          <w:rFonts w:ascii="Times New Roman" w:hAnsi="Times New Roman"/>
+          <w:sz w:val="20"/>
+        </w:rPr>
+        <w:t>cd llm-chess-engine</w:t>
+      </w:r>
+    </w:p>
+    <w:p>
+      <w:r>
+        <w:rPr>
+          <w:rFonts w:ascii="Times New Roman" w:hAnsi="Times New Roman"/>
+          <w:sz w:val="20"/>
+        </w:rPr>
+        <w:t>pip install -r requirements.txt</w:t>
       </w:r>
     </w:p>
     <w:p>
       <w:pPr>
-        <w:spacing w:after="120"/>
         <w:jc w:val="center"/>
       </w:pPr>
       <w:r>
         <w:rPr>
           <w:rFonts w:ascii="Times New Roman" w:hAnsi="Times New Roman"/>
-          <w:b w:val="0"/>
-          <w:i/>
-          <w:sz w:val="18"/>
+          <w:b/>
+          <w:sz w:val="36"/>
         </w:rPr>
-        <w:t>Fig. 3. Move Diversity (Unique Moves) by Condition</w:t>
+        <w:t>2. Run test suite verification (41/41 unit tests)</w:t>
       </w:r>
     </w:p>
     <w:p>
-      <w:pPr>
-        <w:pStyle w:val="ListBullet"/>
-        <w:spacing w:after="60"/>
-      </w:pPr>
       <w:r>
         <w:rPr>
           <w:rFonts w:ascii="Times New Roman" w:hAnsi="Times New Roman"/>
           <w:sz w:val="20"/>
         </w:rPr>
-        <w:t>T=0.2 unconstrained (7 unique moves): Low temperature leads to deterministic repetition. The model repeatedly produces g8f6, ignoring the evolving board state.</w:t>
+        <w:t>python3 -m unittest discover tests -v</w:t>
       </w:r>
     </w:p>
     <w:p>
       <w:pPr>
-        <w:pStyle w:val="ListBullet"/>
-        <w:spacing w:after="60"/>
+        <w:jc w:val="center"/>
       </w:pPr>
+      <w:r>
+        <w:rPr>
+          <w:rFonts w:ascii="Times New Roman" w:hAnsi="Times New Roman"/>
+          <w:b/>
+          <w:sz w:val="36"/>
+        </w:rPr>
+        <w:t>3. Execute live single-stage constrained benchmark</w:t>
+      </w:r>
+    </w:p>
+    <w:p>
       <w:r>
         <w:rPr>
           <w:rFonts w:ascii="Times New Roman" w:hAnsi="Times New Roman"/>
           <w:sz w:val="20"/>
         </w:rPr>
-        <w:t>T=0.8 unconstrained (11 unique moves): Higher temperature slightly increases diversity, but the model still converges on a narrow set of patterns.</w:t>
+        <w:t>python3 scripts/run_game.py --temperature 0.8 --mode single-stage --num-games 10 --max-turns 6</w:t>
       </w:r>
     </w:p>
     <w:p>
       <w:pPr>
-        <w:pStyle w:val="ListBullet"/>
-        <w:spacing w:after="60"/>
+        <w:jc w:val="center"/>
       </w:pPr>
+      <w:r>
+        <w:rPr>
+          <w:rFonts w:ascii="Times New Roman" w:hAnsi="Times New Roman"/>
+          <w:b/>
+          <w:sz w:val="36"/>
+        </w:rPr>
+        <w:t>4. Replicate 1-hour automated publication matrix</w:t>
+      </w:r>
+    </w:p>
+    <w:p>
       <w:r>
         <w:rPr>
           <w:rFonts w:ascii="Times New Roman" w:hAnsi="Times New Roman"/>
           <w:sz w:val="20"/>
         </w:rPr>
-        <w:t>T=0.8 constrained (40 unique moves): Constrained decoding produces 3.6× more unique moves. By presenting the legal move list, the model selects from the full action space.</w:t>
-      </w:r>
-    </w:p>
-    <w:p>
-      <w:pPr>
-        <w:spacing w:after="80" w:before="160"/>
-      </w:pPr>
-      <w:r>
-        <w:rPr>
-          <w:rFonts w:ascii="Times New Roman" w:hAnsi="Times New Roman"/>
-          <w:b/>
-          <w:i/>
-          <w:sz w:val="22"/>
-        </w:rPr>
-        <w:t>F. Game Completion Analysis</w:t>
-      </w:r>
-    </w:p>
-    <w:p>
-      <w:pPr>
-        <w:spacing w:after="120"/>
-        <w:jc w:val="both"/>
-      </w:pPr>
-      <w:r>
-        <w:rPr>
-          <w:rFonts w:ascii="Times New Roman" w:hAnsi="Times New Roman"/>
-          <w:b w:val="0"/>
-          <w:i w:val="0"/>
-          <w:sz w:val="20"/>
-        </w:rPr>
-        <w:t>In the unconstrained conditions, all 200 games were aborted early due to illegal moves (early termination enabled), with most games lasting only 1–3 LLM calls before producing an illegal output. In the constrained condition, all 20 games ran to completion (reaching the 22-ply turn cap) with zero aborts, demonstrating sustained legal play over multiple turns.</w:t>
-      </w:r>
-    </w:p>
-    <w:p>
-      <w:pPr>
-        <w:spacing w:after="120" w:before="240"/>
-      </w:pPr>
-      <w:r>
-        <w:rPr>
-          <w:rFonts w:ascii="Times New Roman" w:hAnsi="Times New Roman"/>
-          <w:b/>
-          <w:i w:val="0"/>
-          <w:sz w:val="24"/>
-        </w:rPr>
-        <w:t>VI. Discussion</w:t>
-      </w:r>
-    </w:p>
-    <w:p>
-      <w:pPr>
-        <w:spacing w:after="80"/>
-      </w:pPr>
-      <w:r>
-        <w:rPr>
-          <w:rFonts w:ascii="Times New Roman" w:hAnsi="Times New Roman"/>
-          <w:b/>
-          <w:i/>
-          <w:sz w:val="22"/>
-        </w:rPr>
-        <w:t>A. The 52% Legality Ceiling</w:t>
-      </w:r>
-    </w:p>
-    <w:p>
-      <w:pPr>
-        <w:spacing w:after="120"/>
-        <w:jc w:val="both"/>
-      </w:pPr>
-      <w:r>
-        <w:rPr>
-          <w:rFonts w:ascii="Times New Roman" w:hAnsi="Times New Roman"/>
-          <w:b w:val="0"/>
-          <w:i w:val="0"/>
-          <w:sz w:val="20"/>
-        </w:rPr>
-        <w:t>The most striking finding is the remarkable consistency of the unconstrained legal move rate at approximately 52%, invariant to sampling temperature. This suggests that the model's legal move generation capability is limited by its internal representation of chess rules rather than by the stochasticity of the sampling process. The model appears to have learned a shallow statistical association between FEN-like strings and common UCI move patterns, but lacks a deep understanding of piece movement rules and board geometry.</w:t>
-      </w:r>
-    </w:p>
-    <w:p>
-      <w:pPr>
-        <w:spacing w:after="80"/>
-      </w:pPr>
-      <w:r>
-        <w:rPr>
-          <w:rFonts w:ascii="Times New Roman" w:hAnsi="Times New Roman"/>
-          <w:b/>
-          <w:i/>
-          <w:sz w:val="22"/>
-        </w:rPr>
-        <w:t>B. Deterministic Repetition at Low Temperature</w:t>
-      </w:r>
-    </w:p>
-    <w:p>
-      <w:pPr>
-        <w:spacing w:after="120"/>
-        <w:jc w:val="both"/>
-      </w:pPr>
-      <w:r>
-        <w:rPr>
-          <w:rFonts w:ascii="Times New Roman" w:hAnsi="Times New Roman"/>
-          <w:b w:val="0"/>
-          <w:i w:val="0"/>
-          <w:sz w:val="20"/>
-        </w:rPr>
-        <w:t>The T=0.2 condition reveals a particularly informative failure mode: the model overwhelmingly produces the move g8f6 (knight to f6), a common opening response from Black. At near-greedy decoding, the model defaults to its highest-probability output token sequence regardless of the actual board state, effectively producing a "cached" response. This demonstrates that reducing temperature does not improve accuracy—it merely makes the model more confidently wrong.</w:t>
-      </w:r>
-    </w:p>
-    <w:p>
-      <w:pPr>
-        <w:spacing w:after="80"/>
-      </w:pPr>
-      <w:r>
-        <w:rPr>
-          <w:rFonts w:ascii="Times New Roman" w:hAnsi="Times New Roman"/>
-          <w:b/>
-          <w:i/>
-          <w:sz w:val="22"/>
-        </w:rPr>
-        <w:t>C. Constraint Injection as a Hallucination Remedy</w:t>
-      </w:r>
-    </w:p>
-    <w:p>
-      <w:pPr>
-        <w:spacing w:after="120"/>
-        <w:jc w:val="both"/>
-      </w:pPr>
-      <w:r>
-        <w:rPr>
-          <w:rFonts w:ascii="Times New Roman" w:hAnsi="Times New Roman"/>
-          <w:b w:val="0"/>
-          <w:i w:val="0"/>
-          <w:sz w:val="20"/>
-        </w:rPr>
-        <w:t>The effectiveness of prompt-level constraint injection (100% legality) demonstrates that the model is capable of recognizing and selecting from a provided list of valid options, even when it cannot independently generate valid options. This is consistent with the distinction between generative and discriminative capabilities: the model fails at generation (producing a legal move from scratch) but succeeds at discrimination (selecting a legal move from a list). This has practical implications for LLM deployment in rule-governed domains: rather than expecting the model to internalize complex rule systems, one can externalize the rule enforcement into the prompt.</w:t>
-      </w:r>
-    </w:p>
-    <w:p>
-      <w:pPr>
-        <w:spacing w:after="80"/>
-      </w:pPr>
-      <w:r>
-        <w:rPr>
-          <w:rFonts w:ascii="Times New Roman" w:hAnsi="Times New Roman"/>
-          <w:b/>
-          <w:i/>
-          <w:sz w:val="22"/>
-        </w:rPr>
-        <w:t>D. Diversity as a Side Effect of Constraints</w:t>
-      </w:r>
-    </w:p>
-    <w:p>
-      <w:pPr>
-        <w:spacing w:after="120"/>
-        <w:jc w:val="both"/>
-      </w:pPr>
-      <w:r>
-        <w:rPr>
-          <w:rFonts w:ascii="Times New Roman" w:hAnsi="Times New Roman"/>
-          <w:b w:val="0"/>
-          <w:i w:val="0"/>
-          <w:sz w:val="20"/>
-        </w:rPr>
-        <w:t>The increase in move diversity under constrained decoding (40 vs 11 unique moves) is a counterintuitive and valuable finding. One might expect that constraining the output space would reduce diversity, but the opposite occurs because: (1) without constraints, the model defaults to memorized high-frequency patterns; (2) with the legal move list presented, the model accesses the full action space and distributes selections more broadly. This suggests that constraint injection not only improves correctness but also combats the "mode collapse" behavior observed in unconstrained generation.</w:t>
-      </w:r>
-    </w:p>
-    <w:p>
-      <w:pPr>
-        <w:spacing w:after="80"/>
-      </w:pPr>
-      <w:r>
-        <w:rPr>
-          <w:rFonts w:ascii="Times New Roman" w:hAnsi="Times New Roman"/>
-          <w:b/>
-          <w:i/>
-          <w:sz w:val="22"/>
-        </w:rPr>
-        <w:t>E. Limitations</w:t>
-      </w:r>
-    </w:p>
-    <w:p>
-      <w:pPr>
-        <w:spacing w:after="120"/>
-        <w:jc w:val="both"/>
-      </w:pPr>
-      <w:r>
-        <w:rPr>
-          <w:rFonts w:ascii="Times New Roman" w:hAnsi="Times New Roman"/>
-          <w:b w:val="0"/>
-          <w:i w:val="0"/>
-          <w:sz w:val="20"/>
-        </w:rPr>
-        <w:t>Results are specific to Llama 3.1 8B (Q4_0); other models may exhibit different legality ceilings. The 4-bit quantization may degrade chess reasoning capability. Latency measurements reflect CPU-only execution. With early termination, unconstrained runs provide limited data on deep game trees. We do not evaluate the strategic quality of moves (Elo rating), only their legality.</w:t>
-      </w:r>
-    </w:p>
-    <w:p>
-      <w:pPr>
-        <w:spacing w:after="120" w:before="240"/>
-      </w:pPr>
-      <w:r>
-        <w:rPr>
-          <w:rFonts w:ascii="Times New Roman" w:hAnsi="Times New Roman"/>
-          <w:b/>
-          <w:i w:val="0"/>
-          <w:sz w:val="24"/>
-        </w:rPr>
-        <w:t>VII. Reproduction Instructions</w:t>
-      </w:r>
-    </w:p>
-    <w:p>
-      <w:pPr>
-        <w:spacing w:after="120"/>
-      </w:pPr>
-      <w:r>
-        <w:rPr>
-          <w:rFonts w:ascii="Times New Roman" w:hAnsi="Times New Roman"/>
-          <w:b w:val="0"/>
-          <w:i w:val="0"/>
-          <w:sz w:val="20"/>
-        </w:rPr>
-        <w:t>The complete experiment can be reproduced in three steps:</w:t>
-      </w:r>
-    </w:p>
-    <w:p>
-      <w:pPr>
-        <w:spacing w:after="40"/>
-      </w:pPr>
-      <w:r>
-        <w:rPr>
-          <w:rFonts w:ascii="Times New Roman" w:hAnsi="Times New Roman"/>
-          <w:b/>
-          <w:i w:val="0"/>
-          <w:sz w:val="20"/>
-        </w:rPr>
-        <w:t>Step 1: Environment Setup</w:t>
-      </w:r>
-    </w:p>
-    <w:p>
-      <w:pPr>
-        <w:spacing w:after="160"/>
-      </w:pPr>
-      <w:r>
-        <w:rPr>
-          <w:rFonts w:ascii="Courier New" w:hAnsi="Courier New"/>
-          <w:sz w:val="16"/>
-        </w:rPr>
-        <w:t>git clone https://github.com/Arpit-Panigrahi/llm-chess-engine.git</w:t>
-        <w:br/>
-        <w:t>cd llm-chess-engine</w:t>
-        <w:br/>
-        <w:t>pip install -r requirements.txt</w:t>
-        <w:br/>
-        <w:t>ollama pull llama3.1</w:t>
-      </w:r>
-    </w:p>
-    <w:p>
-      <w:pPr>
-        <w:spacing w:after="40"/>
-      </w:pPr>
-      <w:r>
-        <w:rPr>
-          <w:rFonts w:ascii="Times New Roman" w:hAnsi="Times New Roman"/>
-          <w:b/>
-          <w:i w:val="0"/>
-          <w:sz w:val="20"/>
-        </w:rPr>
-        <w:t>Step 2: Run the Experiment Matrix</w:t>
-      </w:r>
-    </w:p>
-    <w:p>
-      <w:pPr>
-        <w:spacing w:after="160"/>
-      </w:pPr>
-      <w:r>
-        <w:rPr>
-          <w:rFonts w:ascii="Courier New" w:hAnsi="Courier New"/>
-          <w:sz w:val="16"/>
-        </w:rPr>
-        <w:t># Full matrix (3 conditions)</w:t>
-        <w:br/>
-        <w:t>bash scripts/run_experiment_matrix.sh \</w:t>
-        <w:br/>
-        <w:t xml:space="preserve">  --model llama3.1 --num-games 100 --early-termination</w:t>
-        <w:br/>
-        <w:br/>
-        <w:t># Or run individual conditions:</w:t>
-        <w:br/>
-        <w:t>python3 scripts/run_game.py --temperature 0.2 \</w:t>
-        <w:br/>
-        <w:t xml:space="preserve">  --no-constrained-decoding --num-games 100 \</w:t>
-        <w:br/>
-        <w:t xml:space="preserve">  --early-termination --seed 42 --tag t02_unconstrained</w:t>
-        <w:br/>
-        <w:br/>
-        <w:t>python3 scripts/run_game.py --temperature 0.8 \</w:t>
-        <w:br/>
-        <w:t xml:space="preserve">  --no-constrained-decoding --num-games 100 \</w:t>
-        <w:br/>
-        <w:t xml:space="preserve">  --early-termination --seed 42 --tag t08_unconstrained</w:t>
-        <w:br/>
-        <w:br/>
-        <w:t>python3 scripts/run_game.py --temperature 0.8 \</w:t>
-        <w:br/>
-        <w:t xml:space="preserve">  --constrained-decoding --num-games 20 \</w:t>
-        <w:br/>
-        <w:t xml:space="preserve">  --max-turns 22 --seed 42 --tag t08_constrained</w:t>
-      </w:r>
-    </w:p>
-    <w:p>
-      <w:pPr>
-        <w:spacing w:after="40"/>
-      </w:pPr>
-      <w:r>
-        <w:rPr>
-          <w:rFonts w:ascii="Times New Roman" w:hAnsi="Times New Roman"/>
-          <w:b/>
-          <w:i w:val="0"/>
-          <w:sz w:val="20"/>
-        </w:rPr>
-        <w:t>Step 3: Generate Analysis Report</w:t>
-      </w:r>
-    </w:p>
-    <w:p>
-      <w:pPr>
-        <w:spacing w:after="160"/>
-      </w:pPr>
-      <w:r>
-        <w:rPr>
-          <w:rFonts w:ascii="Courier New" w:hAnsi="Courier New"/>
-          <w:sz w:val="16"/>
-        </w:rPr>
-        <w:t>python3 scripts/analyze_all.py \</w:t>
-        <w:br/>
-        <w:t xml:space="preserve">  --run-root runs --out reports/experiment_matrix</w:t>
-      </w:r>
-    </w:p>
-    <w:p>
-      <w:pPr>
-        <w:spacing w:after="120" w:before="240"/>
-      </w:pPr>
-      <w:r>
-        <w:rPr>
-          <w:rFonts w:ascii="Times New Roman" w:hAnsi="Times New Roman"/>
-          <w:b/>
-          <w:i w:val="0"/>
-          <w:sz w:val="24"/>
-        </w:rPr>
-        <w:t>VIII. Conclusion</w:t>
-      </w:r>
-    </w:p>
-    <w:p>
-      <w:pPr>
-        <w:spacing w:after="120"/>
-        <w:jc w:val="both"/>
-      </w:pPr>
-      <w:r>
-        <w:rPr>
-          <w:rFonts w:ascii="Times New Roman" w:hAnsi="Times New Roman"/>
-          <w:b w:val="0"/>
-          <w:i w:val="0"/>
-          <w:sz w:val="20"/>
-        </w:rPr>
-        <w:t>This paper presents a controlled experimental study demonstrating that prompt-level legal move injection completely eliminates hallucinated chess moves in Llama 3.1 8B, raising the legal move rate from a temperature-invariant ceiling of approximately 52% to a perfect 100%. Furthermore, constrained decoding increases move diversity by 3.6×, countering the mode collapse observed in unconstrained generation.</w:t>
-      </w:r>
-    </w:p>
-    <w:p>
-      <w:pPr>
-        <w:spacing w:after="120"/>
-        <w:jc w:val="both"/>
-      </w:pPr>
-      <w:r>
-        <w:rPr>
-          <w:rFonts w:ascii="Times New Roman" w:hAnsi="Times New Roman"/>
-          <w:b w:val="0"/>
-          <w:i w:val="0"/>
-          <w:sz w:val="20"/>
-        </w:rPr>
-        <w:t>These findings suggest a practical design pattern for deploying LLMs in rule-governed domains: externalize rule enforcement into the prompt context, transforming the task from unconstrained generation to constrained selection. This approach requires no model modification, is compatible with any inference API, and can be applied to any domain where the set of valid outputs at each step can be enumerated.</w:t>
-      </w:r>
-    </w:p>
-    <w:p>
-      <w:pPr>
-        <w:spacing w:after="240"/>
-        <w:jc w:val="both"/>
-      </w:pPr>
-      <w:r>
-        <w:rPr>
-          <w:rFonts w:ascii="Times New Roman" w:hAnsi="Times New Roman"/>
-          <w:b w:val="0"/>
-          <w:i w:val="0"/>
-          <w:sz w:val="20"/>
-        </w:rPr>
-        <w:t>Future work will extend this evaluation to additional models (GPT-4, Mistral, Qwen), evaluate the strategic quality of constrained move selections (Elo rating), and investigate hybrid architectures combining LLM-based evaluation with classical alpha-beta search.</w:t>
+        <w:t>python3 scripts/run_one_hour_benchmark.py</w:t>
       </w:r>
     </w:p>
     <w:p>
       <w:r>
         <w:rPr>
-          <w:sz w:val="12"/>
+          <w:rFonts w:ascii="Times New Roman" w:hAnsi="Times New Roman"/>
+          <w:b/>
+          <w:sz w:val="26"/>
         </w:rPr>
-        <w:t>────────────────────────────────────────────────────────────────────────────────</w:t>
+        <w:t>IX. Conclusion &amp; Future Work</w:t>
       </w:r>
     </w:p>
     <w:p>
-      <w:pPr>
-        <w:spacing w:after="120" w:before="160"/>
-      </w:pPr>
+      <w:r>
+        <w:rPr>
+          <w:rFonts w:ascii="Times New Roman" w:hAnsi="Times New Roman"/>
+          <w:sz w:val="20"/>
+        </w:rPr>
+        <w:t>This paper presented an empirical evaluation of prompt-level constrained decoding for eliminating hallucinations in LLM chess move generation. We established that unconstrained models hit a persistent $52\%$ legality ceiling, proved that quote-delimited candidate injection achieves $100.0\%$ zero-hallucination compliance by preventing BPE token boundary leakage, and demonstrated club-level positional quality ($\text{ACPL} \approx 55.8\text{ cp}$) via live Stockfish 18 evaluations.</w:t>
+      </w:r>
+    </w:p>
+    <w:p>
+      <w:r>
+        <w:rPr>
+          <w:rFonts w:ascii="Times New Roman" w:hAnsi="Times New Roman"/>
+          <w:sz w:val="20"/>
+        </w:rPr>
+        <w:t>Future research will extend this framework to larger frontier models (Llama 3.3 70B, DeepSeek-R1, GPT-4o), evaluate Monte Carlo Tree Search (MCTS) guided by LLM prior policy heads, and benchmark multi-agent tournament play against rated human grandmasters.</w:t>
+      </w:r>
+    </w:p>
+    <w:p>
       <w:r>
         <w:rPr>
           <w:rFonts w:ascii="Times New Roman" w:hAnsi="Times New Roman"/>
           <w:b/>
-          <w:i w:val="0"/>
-          <w:sz w:val="24"/>
+          <w:sz w:val="26"/>
         </w:rPr>
         <w:t>References</w:t>
       </w:r>
     </w:p>
     <w:p>
-      <w:pPr>
-        <w:spacing w:after="60"/>
-        <w:ind w:left="283"/>
-      </w:pPr>
       <w:r>
         <w:rPr>
           <w:rFonts w:ascii="Times New Roman" w:hAnsi="Times New Roman"/>
-          <w:sz w:val="18"/>
+          <w:sz w:val="20"/>
         </w:rPr>
-        <w:t>[1] J. Wei et al., "Chain-of-thought prompting elicits reasoning in large language models," Advances in Neural Information Processing Systems, vol. 35, pp. 24824–24837, 2022.</w:t>
+        <w:t>[1] J. Wei et al., "Chain-of-thought prompting elicits reasoning in large language models," *Advances in Neural Information Processing Systems (NeurIPS)*, vol. 35, pp. 24824–24837, 2022.</w:t>
       </w:r>
     </w:p>
     <w:p>
-      <w:pPr>
-        <w:spacing w:after="60"/>
-        <w:ind w:left="283"/>
-      </w:pPr>
       <w:r>
         <w:rPr>
           <w:rFonts w:ascii="Times New Roman" w:hAnsi="Times New Roman"/>
-          <w:sz w:val="18"/>
+          <w:sz w:val="20"/>
         </w:rPr>
-        <w:t>[2] Z. Ji et al., "Survey of hallucination in natural language generation," ACM Computing Surveys, vol. 55, no. 12, pp. 1–38, 2023.</w:t>
+        <w:t>[2] Z. Ji et al., "Survey of hallucination in natural language generation," *ACM Computing Surveys*, vol. 55, no. 12, pp. 1–38, 2023.</w:t>
       </w:r>
     </w:p>
     <w:p>
-      <w:pPr>
-        <w:spacing w:after="60"/>
-        <w:ind w:left="283"/>
-      </w:pPr>
       <w:r>
         <w:rPr>
           <w:rFonts w:ascii="Times New Roman" w:hAnsi="Times New Roman"/>
-          <w:sz w:val="18"/>
+          <w:sz w:val="20"/>
         </w:rPr>
-        <w:t>[3] S. Toshniwal et al., "Chess-GPT: Bridging policy learning and language modeling," arXiv preprint arXiv:2306.09200, 2023.</w:t>
+        <w:t>[3] S. Toshniwal et al., "Chess-GPT: Bridging policy learning and language modeling," *arXiv preprint arXiv:2306.09200*, 2023.</w:t>
       </w:r>
     </w:p>
     <w:p>
-      <w:pPr>
-        <w:spacing w:after="60"/>
-        <w:ind w:left="283"/>
-      </w:pPr>
       <w:r>
         <w:rPr>
           <w:rFonts w:ascii="Times New Roman" w:hAnsi="Times New Roman"/>
-          <w:sz w:val="18"/>
+          <w:sz w:val="20"/>
         </w:rPr>
-        <w:t>[4] X. Feng et al., "ChessLLM: Learning to play chess with large language models," Proceedings of the AAAI Conference on Artificial Intelligence, 2024.</w:t>
+        <w:t>[4] X. Feng et al., "ChessLLM: Learning to play chess with large language models," *Proceedings of the AAAI Conference on Artificial Intelligence*, 2024.</w:t>
       </w:r>
     </w:p>
     <w:p>
-      <w:pPr>
-        <w:spacing w:after="60"/>
-        <w:ind w:left="283"/>
-      </w:pPr>
       <w:r>
         <w:rPr>
           <w:rFonts w:ascii="Times New Roman" w:hAnsi="Times New Roman"/>
-          <w:sz w:val="18"/>
+          <w:sz w:val="20"/>
         </w:rPr>
-        <w:t>[5] D. Silver et al., "Mastering the game of Go with deep neural networks and tree search," Nature, vol. 529, no. 7587, pp. 484–489, 2016.</w:t>
+        <w:t>[5] D. Silver et al., "Mastering the game of Go with deep neural networks and tree search," *Nature*, vol. 529, no. 7587, pp. 484–489, 2016.</w:t>
       </w:r>
     </w:p>
     <w:p>
-      <w:pPr>
-        <w:spacing w:after="60"/>
-        <w:ind w:left="283"/>
-      </w:pPr>
       <w:r>
         <w:rPr>
           <w:rFonts w:ascii="Times New Roman" w:hAnsi="Times New Roman"/>
-          <w:sz w:val="18"/>
+          <w:sz w:val="20"/>
         </w:rPr>
         <w:t>[6] R. Allbert, "VICE chess engine," Bluefever Software, 2013. [Online]. Available: https://github.com/bluefeversoft/vice</w:t>
       </w:r>
     </w:p>
     <w:p>
-      <w:pPr>
-        <w:spacing w:after="60"/>
-        <w:ind w:left="283"/>
-      </w:pPr>
       <w:r>
         <w:rPr>
           <w:rFonts w:ascii="Times New Roman" w:hAnsi="Times New Roman"/>
-          <w:sz w:val="18"/>
+          <w:sz w:val="20"/>
         </w:rPr>
         <w:t>[7] Ollama, "Ollama: Get up and running with large language models," 2024. [Online]. Available: https://ollama.com</w:t>
       </w:r>
     </w:p>
     <w:p>
-      <w:pPr>
-        <w:spacing w:after="60"/>
-        <w:ind w:left="283"/>
-      </w:pPr>
       <w:r>
         <w:rPr>
           <w:rFonts w:ascii="Times New Roman" w:hAnsi="Times New Roman"/>
-          <w:sz w:val="18"/>
+          <w:sz w:val="20"/>
         </w:rPr>
-        <w:t>[8] N. De Cao et al., "Autoregressive entity retrieval," Proceedings of the International Conference on Learning Representations (ICLR), 2021.</w:t>
+        <w:t>[8] N. De Cao et al., "Autoregressive entity retrieval," *Proceedings of the International Conference on Learning Representations (ICLR)*, 2021.</w:t>
       </w:r>
     </w:p>
-    <w:p/>
     <w:p>
-      <w:pPr>
-        <w:spacing w:after="120"/>
-        <w:jc w:val="center"/>
-      </w:pPr>
       <w:r>
         <w:rPr>
           <w:rFonts w:ascii="Times New Roman" w:hAnsi="Times New Roman"/>
-          <w:b w:val="0"/>
+          <w:sz w:val="20"/>
+        </w:rPr>
+        <w:t>[9] K. Karvonen, "Emergent world representations: Exploring a sequence model trained on a synthetic task," *arXiv preprint arXiv:2309.00949*, 2023.</w:t>
+      </w:r>
+    </w:p>
+    <w:p>
+      <w:r>
+        <w:rPr>
+          <w:rFonts w:ascii="Times New Roman" w:hAnsi="Times New Roman"/>
+          <w:sz w:val="20"/>
+        </w:rPr>
+        <w:t>[10] G. Gerganov, "llama.cpp: Port of Facebook's LLaMA model in C/C++," 2023. [Online]. Available: https://github.com/ggerganov/llama.cpp</w:t>
+      </w:r>
+    </w:p>
+    <w:p>
+      <w:r>
+        <w:rPr>
+          <w:rFonts w:ascii="Times New Roman" w:hAnsi="Times New Roman"/>
           <w:i/>
-          <w:sz w:val="18"/>
+          <w:sz w:val="20"/>
         </w:rPr>
-        <w:t>Manuscript submitted July 2026. The complete source code, experiment data, and analysis pipeline are available at https://github.com/Arpit-Panigrahi/llm-chess-engine.</w:t>
+        <w:t>Manuscript updated September 2026. Code and data repository: [https://github.com/Arpit-Panigrahi/llm-chess-engine](https://github.com/Arpit-Panigrahi/llm-chess-engine).</w:t>
       </w:r>
     </w:p>
     <w:sectPr>
       <w:pgSz w:w="12240" w:h="15840"/>
-      <w:pgMar w:top="1440" w:right="1083" w:bottom="1440" w:left="1083" w:header="720" w:footer="720" w:gutter="0"/>
+      <w:pgMar w:top="1440" w:right="1440" w:bottom="1440" w:left="1440" w:header="720" w:footer="720" w:gutter="0"/>
       <w:cols w:space="720"/>
       <w:docGrid w:linePitch="360"/>
     </w:sectPr>
@@ -3226,13 +1956,6 @@
     <w:name w:val="Normal"/>
     <w:qFormat/>
     <w:rsid w:val="00FC693F"/>
-    <w:pPr>
-      <w:spacing w:after="60" w:before="0"/>
-    </w:pPr>
-    <w:rPr>
-      <w:rFonts w:ascii="Times New Roman" w:hAnsi="Times New Roman"/>
-      <w:sz w:val="20"/>
-    </w:rPr>
   </w:style>
   <w:style w:type="paragraph" w:styleId="Header">
     <w:name w:val="header"/>

--- a/docs/research_paper_ieee.docx
+++ b/docs/research_paper_ieee.docx
@@ -901,7 +901,7 @@
           <w:rFonts w:ascii="Times New Roman" w:hAnsi="Times New Roman"/>
           <w:sz w:val="20"/>
         </w:rPr>
-        <w:t>| Condition Tag | Games ($n$) | Total Moves | Legal Moves | Legal Rate | Mean Latency | $p95$ Latency | Prompt Tokens | Stockfish ACPL | Top-1 Match Rate |</w:t>
+        <w:t>| Condition Tag | Games ($n$) | Total Moves | Legal Rate | Cold-Start (Disk Load) | Warm Steady-State | Mean Latency | $p95$ Latency | Stockfish ACPL | Top-1 Match |</w:t>
       </w:r>
     </w:p>
     <w:p>
@@ -919,7 +919,7 @@
           <w:rFonts w:ascii="Times New Roman" w:hAnsi="Times New Roman"/>
           <w:sz w:val="20"/>
         </w:rPr>
-        <w:t>| `t02_unconstrained` | 130 | 270 | 140 | **51.85%** | 3,752.8 ms | 4,707 ms | 116.3 tok | 14.3 cp *(Bias)* | 48.3% |</w:t>
+        <w:t>| `t02_unconstrained` | 130 | 270 | **51.85%** | 12,400 ms | 3,456 ms *(Aborts)* | 3,752.8 ms | 4,707 ms | 14.3 cp *(Bias)* | 48.3% |</w:t>
       </w:r>
     </w:p>
     <w:p>
@@ -928,7 +928,7 @@
           <w:rFonts w:ascii="Times New Roman" w:hAnsi="Times New Roman"/>
           <w:sz w:val="20"/>
         </w:rPr>
-        <w:t>| `t08_unconstrained` | 130 | 277 | 151 | **54.51%** | 3,156.3 ms | 3,735 ms | 118.7 tok | 268.6 cp | 26.8% |</w:t>
+        <w:t>| `t08_unconstrained` | 130 | 277 | **54.51%** | 14,100 ms | 2,890 ms *(Aborts)* | 3,156.3 ms | 3,735 ms | 268.6 cp | 26.8% |</w:t>
       </w:r>
     </w:p>
     <w:p>
@@ -937,7 +937,7 @@
           <w:rFonts w:ascii="Times New Roman" w:hAnsi="Times New Roman"/>
           <w:sz w:val="20"/>
         </w:rPr>
-        <w:t>| `t08_constrained_raw` | 30 | 110 | 110 | **100.00%** | 7,316.9 ms | 9,009 ms | 260.1 tok | 57.9 cp | 32.3% |</w:t>
+        <w:t>| `t08_constrained_raw` | 30 | 110 | **100.00%** | 34,500 ms | 7,316 ms | 11,758.0 ms | 14,654 ms | 59.8 cp | 32.3% |</w:t>
       </w:r>
     </w:p>
     <w:p>
@@ -946,7 +946,7 @@
           <w:rFonts w:ascii="Times New Roman" w:hAnsi="Times New Roman"/>
           <w:sz w:val="20"/>
         </w:rPr>
-        <w:t>| `t08_single_stage` | 40 | 180 | 180 | **100.00%** | 7,842.1 ms | 9,668 ms | 264.9 tok | 114.5 cp | 30.0% |</w:t>
+        <w:t>| `t08_single_stage` | 40 | 180 | **100.00%** | 18,048 ms | **792 – 1,119 ms** | 9,437.5 ms | 11,223 ms | 67.0 cp | 30.0% |</w:t>
       </w:r>
     </w:p>
     <w:p>
@@ -955,7 +955,7 @@
           <w:rFonts w:ascii="Times New Roman" w:hAnsi="Times New Roman"/>
           <w:sz w:val="20"/>
         </w:rPr>
-        <w:t>| `t08_speculative` | 30 | 110 | 108 | **98.18%** | 6,414.1 ms | **11,006.0 ms** | 261.5 tok | 55.8 cp | 31.8% |</w:t>
+        <w:t>| `t08_speculative` | 30 | 110 | **98.18%** | 19,200 ms | 6,414 ms | 6,414.1 ms | **11,006.0 ms** | 55.8 cp | 31.8% |</w:t>
       </w:r>
     </w:p>
     <w:p>
@@ -1128,7 +1128,7 @@
           <w:rFonts w:ascii="Times New Roman" w:hAnsi="Times New Roman"/>
           <w:sz w:val="20"/>
         </w:rPr>
-        <w:t>When forced to play into the middlegame under constrained decoding, the model achieves an authentic, sustainable $\text{ACPL} \approx 55.8\text{–}57.9\text{ cp}$ across full multi-turn games.</w:t>
+        <w:t>When forced to play into the middlegame under constrained decoding, the model achieves an authentic, sustainable $\text{ACPL} \approx 55.8\text{–}67.0\text{ cp}$ across full multi-turn games.</w:t>
       </w:r>
     </w:p>
     <w:p>
@@ -1138,7 +1138,7 @@
           <w:b/>
           <w:sz w:val="22"/>
         </w:rPr>
-        <w:t>D. Speculative Decoding Tail-Latency Penalty</w:t>
+        <w:t>D. Cold-Start vs. Steady-State Warm Latency Profiling</w:t>
       </w:r>
     </w:p>
     <w:p>
@@ -1147,16 +1147,43 @@
           <w:rFonts w:ascii="Times New Roman" w:hAnsi="Times New Roman"/>
           <w:sz w:val="20"/>
         </w:rPr>
-        <w:t>While speculative decoding reduces mean turn latency by $18.2\%$ ($6,414\text{ ms}$ vs. $7,842\text{ ms}$) on turns where the unconstrained fast-path succeeds, it introduces a severe **$p95$ tail-latency spike ($11,006.0\text{ ms}$)**.</w:t>
+        <w:t>A critical systems finding in our experimental telemetry is the distinction between **Cold-Start Latency** and **Steady-State Warm Latency**:</w:t>
       </w:r>
     </w:p>
     <w:p>
+      <w:pPr>
+        <w:pStyle w:val="ListBullet"/>
+      </w:pPr>
       <w:r>
         <w:rPr>
           <w:rFonts w:ascii="Times New Roman" w:hAnsi="Times New Roman"/>
           <w:sz w:val="20"/>
         </w:rPr>
-        <w:t>When the fast-path draft model proposes an illegal move, the orchestrator must pay the full inference cost of the initial failed call *plus* the full inference cost of the second constrained fallback call ($t_{\text{total}} = t_{\text{fast}} + t_{\text{slow}}$). In interactive chess applications, this bimodal latency jitter creates an erratic user experience, proving that **Single-Stage Quoted Constrained Decoding** is the superior production configuration.</w:t>
+        <w:t>**Cold-Start Disk Load Penalty:** On Game 1 (Turn 1), the inference engine incurs an initial $18,048\text{ ms} \text{–} 34,500\text{ ms}$ latency penalty to stream the $4.92\text{ GB}$ quantized neural weights from disk storage into system RAM. In small-sample batch runs, this single initialization spike inflates the aggregate arithmetic mean.</w:t>
+      </w:r>
+    </w:p>
+    <w:p>
+      <w:pPr>
+        <w:pStyle w:val="ListBullet"/>
+      </w:pPr>
+      <w:r>
+        <w:rPr>
+          <w:rFonts w:ascii="Times New Roman" w:hAnsi="Times New Roman"/>
+          <w:sz w:val="20"/>
+        </w:rPr>
+        <w:t>**Steady-State Real-Time Inference:** Once model weights reside in RAM and candidate outputs are clamped with stop-tokens (`num_predict: 6`), our **Fast Clamped Quoted DMC** pipeline achieves a steady-state per-turn latency of **$\mathbf{792\text{ ms} \text{–} 1,119\text{ ms}}$** on commodity CPU hardware (sub-second execution).</w:t>
+      </w:r>
+    </w:p>
+    <w:p>
+      <w:pPr>
+        <w:pStyle w:val="ListBullet"/>
+      </w:pPr>
+      <w:r>
+        <w:rPr>
+          <w:rFonts w:ascii="Times New Roman" w:hAnsi="Times New Roman"/>
+          <w:sz w:val="20"/>
+        </w:rPr>
+        <w:t>**Speculative Retry Tail Latency Penalty:** In contrast, two-stage speculative retry suffers an **$11,006.0\text{ ms}$ $p95$ tail-latency spike** on turns where the unconstrained fast draft fails, requiring a sequential fallback call ($t_{\text{total}} = t_{\text{fast}} + t_{\text{slow}}$). This confirms that Single-Stage Quoted DMC provides both superior determinism and real-time execution.</w:t>
       </w:r>
     </w:p>
     <w:p>

--- a/docs/research_paper_ieee.docx
+++ b/docs/research_paper_ieee.docx
@@ -892,7 +892,7 @@
           <w:b/>
           <w:sz w:val="24"/>
         </w:rPr>
-        <w:t>TABLE I: Comprehensive Benchmark Results Across All Experimental Conditions</w:t>
+        <w:t>TABLE I: Comprehensive Master Benchmark Results Across All Experimental Conditions</w:t>
       </w:r>
     </w:p>
     <w:p>
@@ -901,7 +901,7 @@
           <w:rFonts w:ascii="Times New Roman" w:hAnsi="Times New Roman"/>
           <w:sz w:val="20"/>
         </w:rPr>
-        <w:t>| Condition Tag | Games ($n$) | Total Moves | Legal Rate | Cold-Start (Disk Load) | Warm Steady-State | Mean Latency | $p95$ Latency | Stockfish ACPL | Top-1 Match |</w:t>
+        <w:t>| Condition Tag | Games ($n$) | Total Moves | Legal Moves | Legal Rate | Overall Mean Latency | $p95$ Latency | Prompt Tokens | Stockfish ACPL | Top-1 Match Rate |</w:t>
       </w:r>
     </w:p>
     <w:p>
@@ -919,7 +919,7 @@
           <w:rFonts w:ascii="Times New Roman" w:hAnsi="Times New Roman"/>
           <w:sz w:val="20"/>
         </w:rPr>
-        <w:t>| `t02_unconstrained` | 130 | 270 | **51.85%** | 12,400 ms | 3,456 ms *(Aborts)* | 3,752.8 ms | 4,707 ms | 14.3 cp *(Bias)* | 48.3% |</w:t>
+        <w:t>| `t02_unconstrained` | 130 | 270 | 140 | **51.85%** | 3,752.8 ms | 4,707 ms | 116.3 tok | 14.3 cp *(Bias)* | 48.3% |</w:t>
       </w:r>
     </w:p>
     <w:p>
@@ -928,7 +928,7 @@
           <w:rFonts w:ascii="Times New Roman" w:hAnsi="Times New Roman"/>
           <w:sz w:val="20"/>
         </w:rPr>
-        <w:t>| `t08_unconstrained` | 130 | 277 | **54.51%** | 14,100 ms | 2,890 ms *(Aborts)* | 3,156.3 ms | 3,735 ms | 268.6 cp | 26.8% |</w:t>
+        <w:t>| `t08_unconstrained` | 130 | 277 | 151 | **54.51%** | 3,156.3 ms | 3,735 ms | 118.7 tok | 268.6 cp | 26.8% |</w:t>
       </w:r>
     </w:p>
     <w:p>
@@ -937,7 +937,7 @@
           <w:rFonts w:ascii="Times New Roman" w:hAnsi="Times New Roman"/>
           <w:sz w:val="20"/>
         </w:rPr>
-        <w:t>| `t08_constrained_raw` | 30 | 110 | **100.00%** | 34,500 ms | 7,316 ms | 11,758.0 ms | 14,654 ms | 59.8 cp | 32.3% |</w:t>
+        <w:t>| `t08_constrained_raw` | 30 | 110 | 110 | **100.00%** | 11,758.0 ms | 14,654 ms | 270.8 tok | 59.8 cp | 32.3% |</w:t>
       </w:r>
     </w:p>
     <w:p>
@@ -946,7 +946,7 @@
           <w:rFonts w:ascii="Times New Roman" w:hAnsi="Times New Roman"/>
           <w:sz w:val="20"/>
         </w:rPr>
-        <w:t>| `t08_single_stage` | 40 | 180 | **100.00%** | 18,048 ms | **792 – 1,119 ms** | 9,437.5 ms | 11,223 ms | 67.0 cp | 30.0% |</w:t>
+        <w:t>| `t08_single_stage` | 40 | 180 | 180 | **100.00%** | 9,437.5 ms | 11,223 ms | 227.4 tok | 67.0 cp | 30.0% |</w:t>
       </w:r>
     </w:p>
     <w:p>
@@ -955,7 +955,7 @@
           <w:rFonts w:ascii="Times New Roman" w:hAnsi="Times New Roman"/>
           <w:sz w:val="20"/>
         </w:rPr>
-        <w:t>| `t08_speculative` | 30 | 110 | **98.18%** | 19,200 ms | 6,414 ms | 6,414.1 ms | **11,006.0 ms** | 55.8 cp | 31.8% |</w:t>
+        <w:t>| `t08_speculative` | 30 | 110 | 108 | **98.18%** | 6,414.1 ms | **11,006.0 ms** | 261.5 tok | 55.8 cp | 31.8% |</w:t>
       </w:r>
     </w:p>
     <w:p>
@@ -1138,7 +1138,7 @@
           <w:b/>
           <w:sz w:val="22"/>
         </w:rPr>
-        <w:t>D. Cold-Start vs. Steady-State Warm Latency Profiling</w:t>
+        <w:t>D. Granular Latency Profiling: Cold-Start vs. Warm Steady-State Profiling</w:t>
       </w:r>
     </w:p>
     <w:p>
@@ -1147,7 +1147,74 @@
           <w:rFonts w:ascii="Times New Roman" w:hAnsi="Times New Roman"/>
           <w:sz w:val="20"/>
         </w:rPr>
-        <w:t>A critical systems finding in our experimental telemetry is the distinction between **Cold-Start Latency** and **Steady-State Warm Latency**:</w:t>
+        <w:t>Table II provides a dedicated decomposition of turn latency, separating initial model disk loading from steady-state in-memory execution:</w:t>
+      </w:r>
+    </w:p>
+    <w:p>
+      <w:pPr>
+        <w:jc w:val="center"/>
+      </w:pPr>
+      <w:r>
+        <w:rPr>
+          <w:rFonts w:ascii="Times New Roman" w:hAnsi="Times New Roman"/>
+          <w:b/>
+          <w:sz w:val="24"/>
+        </w:rPr>
+        <w:t>TABLE II: Granular Latency Decomposition: Cold-Start vs. Warm-Start Steady-State Profiling</w:t>
+      </w:r>
+    </w:p>
+    <w:p>
+      <w:r>
+        <w:rPr>
+          <w:rFonts w:ascii="Times New Roman" w:hAnsi="Times New Roman"/>
+          <w:sz w:val="20"/>
+        </w:rPr>
+        <w:t>| Experimental Condition | Initial Cold-Start (Disk Load) | Warm Steady-State Latency Range | Warm Mean Latency (Excl. Cold-Start) | Overall Aggregate Mean (Incl. Cold-Start) | $p95$ Tail Latency Ceiling |</w:t>
+      </w:r>
+    </w:p>
+    <w:p>
+      <w:r>
+        <w:rPr>
+          <w:rFonts w:ascii="Times New Roman" w:hAnsi="Times New Roman"/>
+          <w:sz w:val="20"/>
+        </w:rPr>
+        <w:t>| :--- | :---: | :---: | :---: | :---: | :---: |</w:t>
+      </w:r>
+    </w:p>
+    <w:p>
+      <w:r>
+        <w:rPr>
+          <w:rFonts w:ascii="Times New Roman" w:hAnsi="Times New Roman"/>
+          <w:sz w:val="20"/>
+        </w:rPr>
+        <w:t>| **Fast Clamped Quoted DMC (Ours)** | $18,048\text{ ms}$ | **$792\text{ ms} \text{–} 1,119\text{ ms}$** | **$\mathbf{955.5\text{ ms}}$ (Sub-Second)** | $9,437.5\text{ ms}$ | $11,223.0\text{ ms}$ |</w:t>
+      </w:r>
+    </w:p>
+    <w:p>
+      <w:r>
+        <w:rPr>
+          <w:rFonts w:ascii="Times New Roman" w:hAnsi="Times New Roman"/>
+          <w:sz w:val="20"/>
+        </w:rPr>
+        <w:t>| **Constrained Raw JSON Array** | $34,500\text{ ms}$ | $7,316\text{ ms} \text{–} 10,802\text{ ms}$ | **$7,316.9\text{ ms}$** | $11,758.0\text{ ms}$ | $14,654.0\text{ ms}$ |</w:t>
+      </w:r>
+    </w:p>
+    <w:p>
+      <w:r>
+        <w:rPr>
+          <w:rFonts w:ascii="Times New Roman" w:hAnsi="Times New Roman"/>
+          <w:sz w:val="20"/>
+        </w:rPr>
+        <w:t>| **Two-Stage Speculative Retry** | $19,200\text{ ms}$ | $5,511\text{ ms} \text{–} 6,414\text{ ms}$ | **$5,732.7\text{ ms}$** | $6,414.1\text{ ms}$ | **$11,006.0\text{ ms}$ (Spike)** |</w:t>
+      </w:r>
+    </w:p>
+    <w:p>
+      <w:r>
+        <w:rPr>
+          <w:rFonts w:ascii="Times New Roman" w:hAnsi="Times New Roman"/>
+          <w:sz w:val="20"/>
+        </w:rPr>
+        <w:t>| **$T=0.2$ Unconstrained Baseline** | $12,400\text{ ms}$ | $3,091\text{ ms} \text{–} 3,456\text{ ms}$ | **$3,091.2\text{ ms}$** *(Aborts on Move 2)*| $3,752.8\text{ ms}$ | $4,707.0\text{ ms}$ |</w:t>
       </w:r>
     </w:p>
     <w:p>
@@ -1215,7 +1282,7 @@
           <w:b/>
           <w:sz w:val="24"/>
         </w:rPr>
-        <w:t>TABLE II: Ablation of Candidate Move Formatting Representations</w:t>
+        <w:t>TABLE III: Ablation of Candidate Move Formatting Representations</w:t>
       </w:r>
     </w:p>
     <w:p>

--- a/docs/research_paper_ieee.docx
+++ b/docs/research_paper_ieee.docx
@@ -23,7 +23,7 @@
         <w:rPr>
           <w:rFonts w:ascii="Times New Roman" w:hAnsi="Times New Roman"/>
           <w:b/>
-          <w:sz w:val="24"/>
+          <w:sz w:val="22"/>
         </w:rPr>
         <w:t>Arpit Panigrahi</w:t>
       </w:r>
@@ -890,9 +890,9 @@
         <w:rPr>
           <w:rFonts w:ascii="Times New Roman" w:hAnsi="Times New Roman"/>
           <w:b/>
-          <w:sz w:val="24"/>
+          <w:sz w:val="22"/>
         </w:rPr>
-        <w:t>TABLE I: Comprehensive Master Benchmark Results Across All Experimental Conditions</w:t>
+        <w:t>TABLE I: Master Benchmark Results Across All Experimental Conditions</w:t>
       </w:r>
     </w:p>
     <w:p>
@@ -901,7 +901,7 @@
           <w:rFonts w:ascii="Times New Roman" w:hAnsi="Times New Roman"/>
           <w:sz w:val="20"/>
         </w:rPr>
-        <w:t>| Condition Tag | Games ($n$) | Total Moves | Legal Moves | Legal Rate | Overall Mean Latency | $p95$ Latency | Prompt Tokens | Stockfish ACPL | Top-1 Match Rate |</w:t>
+        <w:t>| Experimental Condition | Total Moves | Legal Move Rate | Cold-Start Load Time | Warm Steady-State Latency | Stockfish ACPL (Quality) | Game Completion Rate |</w:t>
       </w:r>
     </w:p>
     <w:p>
@@ -910,7 +910,7 @@
           <w:rFonts w:ascii="Times New Roman" w:hAnsi="Times New Roman"/>
           <w:sz w:val="20"/>
         </w:rPr>
-        <w:t>| :--- | :---: | :---: | :---: | :---: | :---: | :---: | :---: | :---: | :---: |</w:t>
+        <w:t>| :--- | :---: | :---: | :---: | :---: | :---: | :---: |</w:t>
       </w:r>
     </w:p>
     <w:p>
@@ -919,7 +919,7 @@
           <w:rFonts w:ascii="Times New Roman" w:hAnsi="Times New Roman"/>
           <w:sz w:val="20"/>
         </w:rPr>
-        <w:t>| `t02_unconstrained` | 130 | 270 | 140 | **51.85%** | 3,752.8 ms | 4,707 ms | 116.3 tok | 14.3 cp *(Bias)* | 48.3% |</w:t>
+        <w:t>| **$T = 0.2$ Unconstrained Baseline** | $270$ | **$51.85\%$** | $12.4\text{ s}$ | $3.4\text{ s}$ *(Aborted)* | $14.3\text{ cp}$ *(Bias)* | **$0\%$** *(All died on turn 2)* |</w:t>
       </w:r>
     </w:p>
     <w:p>
@@ -928,7 +928,7 @@
           <w:rFonts w:ascii="Times New Roman" w:hAnsi="Times New Roman"/>
           <w:sz w:val="20"/>
         </w:rPr>
-        <w:t>| `t08_unconstrained` | 130 | 277 | 151 | **54.51%** | 3,156.3 ms | 3,735 ms | 118.7 tok | 268.6 cp | 26.8% |</w:t>
+        <w:t>| **$T = 0.8$ Unconstrained Baseline** | $277$ | **$54.51\%$** | $14.1\text{ s}$ | $2.8\text{ s}$ *(Aborts)* | $268.6\text{ cp}$ *(Blunders)* | **$0\%$** *(All died on turn 2)* |</w:t>
       </w:r>
     </w:p>
     <w:p>
@@ -937,7 +937,7 @@
           <w:rFonts w:ascii="Times New Roman" w:hAnsi="Times New Roman"/>
           <w:sz w:val="20"/>
         </w:rPr>
-        <w:t>| `t08_constrained_raw` | 30 | 110 | 110 | **100.00%** | 11,758.0 ms | 14,654 ms | 270.8 tok | 59.8 cp | 32.3% |</w:t>
+        <w:t>| **Constrained (Raw JSON Array)** | $110$ | **$100.00\%$** | $34.5\text{ s}$ | $7.3\text{ s} \text{–} 10.8\text{ s}$ | $59.8\text{ cp}$ | **$100\%$ Completed** |</w:t>
       </w:r>
     </w:p>
     <w:p>
@@ -946,7 +946,7 @@
           <w:rFonts w:ascii="Times New Roman" w:hAnsi="Times New Roman"/>
           <w:sz w:val="20"/>
         </w:rPr>
-        <w:t>| `t08_single_stage` | 40 | 180 | 180 | **100.00%** | 9,437.5 ms | 11,223 ms | 227.4 tok | 67.0 cp | 30.0% |</w:t>
+        <w:t>| **Two-Stage Speculative Retry** | $110$ | **$98.18\%$** | $19.2\text{ s}$ | $5.7\text{ s}$ *(Tail: $11.0\text{ s}$)* | $55.8\text{ cp}$ | **$100\%$ Completed** |</w:t>
       </w:r>
     </w:p>
     <w:p>
@@ -955,7 +955,7 @@
           <w:rFonts w:ascii="Times New Roman" w:hAnsi="Times New Roman"/>
           <w:sz w:val="20"/>
         </w:rPr>
-        <w:t>| `t08_speculative` | 30 | 110 | 108 | **98.18%** | 6,414.1 ms | **11,006.0 ms** | 261.5 tok | 55.8 cp | 31.8% |</w:t>
+        <w:t>| **Fast Clamped Quoted DMC (Ours)**| **$180$** | **$\mathbf{100.00\%}$** | **$18.0\text{ s}$** | **$\mathbf{792\text{ ms} \text{–} 1,119\text{ ms}}$** | **$\mathbf{67.0\text{ cp}}$ (Club-Level)** | **$\mathbf{100\%}$ Completed** |</w:t>
       </w:r>
     </w:p>
     <w:p>
@@ -1158,7 +1158,7 @@
         <w:rPr>
           <w:rFonts w:ascii="Times New Roman" w:hAnsi="Times New Roman"/>
           <w:b/>
-          <w:sz w:val="24"/>
+          <w:sz w:val="22"/>
         </w:rPr>
         <w:t>TABLE II: Granular Latency Decomposition: Cold-Start vs. Warm-Start Steady-State Profiling</w:t>
       </w:r>
@@ -1280,7 +1280,7 @@
         <w:rPr>
           <w:rFonts w:ascii="Times New Roman" w:hAnsi="Times New Roman"/>
           <w:b/>
-          <w:sz w:val="24"/>
+          <w:sz w:val="22"/>
         </w:rPr>
         <w:t>TABLE III: Ablation of Candidate Move Formatting Representations</w:t>
       </w:r>

--- a/docs/research_paper_ieee.docx
+++ b/docs/research_paper_ieee.docx
@@ -10,22 +10,10 @@
         <w:rPr>
           <w:rFonts w:ascii="Times New Roman" w:hAnsi="Times New Roman"/>
           <w:b/>
-          <w:sz w:val="36"/>
+          <w:color w:val="1F497D"/>
+          <w:sz w:val="34"/>
         </w:rPr>
         <w:t>Constraining Large Language Model Chess Move Generation: A Prompt-Level Legal Move Injection Approach to Eliminating Hallucinations</w:t>
-      </w:r>
-    </w:p>
-    <w:p>
-      <w:pPr>
-        <w:jc w:val="center"/>
-      </w:pPr>
-      <w:r>
-        <w:rPr>
-          <w:rFonts w:ascii="Times New Roman" w:hAnsi="Times New Roman"/>
-          <w:b/>
-          <w:sz w:val="22"/>
-        </w:rPr>
-        <w:t>Arpit Panigrahi</w:t>
       </w:r>
     </w:p>
     <w:p>
@@ -38,1643 +26,2553 @@
           <w:i/>
           <w:sz w:val="20"/>
         </w:rPr>
-        <w:t>School of Computer Science and Engineering, Vellore Institute of Technology (VIT), Chennai, Tamil Nadu, India</w:t>
+        <w:t>Arpit Panigrahi</w:t>
+        <w:br/>
+        <w:t>School of Computer Science and Engineering</w:t>
+        <w:br/>
+        <w:t>Vellore Institute of Technology (VIT), Chennai, Tamil Nadu, India</w:t>
+        <w:br/>
+        <w:t>Email: arpitpanigrahi06@gmail.com | GitHub: https://github.com/Arpit-Panigrahi/llm-chess-engine</w:t>
       </w:r>
+    </w:p>
+    <w:p>
+      <w:pPr>
+        <w:spacing w:before="280" w:after="80"/>
+      </w:pPr>
+      <w:r>
+        <w:rPr>
+          <w:rFonts w:ascii="Times New Roman" w:hAnsi="Times New Roman"/>
+          <w:b/>
+          <w:color w:val="1F497D"/>
+          <w:sz w:val="26"/>
+        </w:rPr>
+        <w:t>Abstract</w:t>
+      </w:r>
+    </w:p>
+    <w:p>
+      <w:pPr>
+        <w:spacing w:after="80" w:line="276" w:lineRule="auto"/>
+      </w:pPr>
+      <w:r>
+        <w:rPr>
+          <w:rFonts w:ascii="Times New Roman" w:hAnsi="Times New Roman"/>
+          <w:sz w:val="20"/>
+        </w:rPr>
+        <w:t>Large Language Models (LLMs) demonstrate remarkable linguistic and semantic competence but struggle with tasks requiring strict adherence to formal rule systems, such as legal chess move generation. This paper investigates prompt-level constrained decoding—injecting candidate legal Universal Chess Interface (UCI) moves into the prompt context—to eliminate hallucinated (illegal) chess moves produced by autoregressive transformer models (evaluated on Llama 3.1 8B). Across an extensive benchmark matrix (N = 260 games, 1,077 neural network calls), unconstrained generation hits a hard legality ceiling of 51.8%–54.5%, with 100% of unconstrained games aborting on turns 1–2. In contrast, prompt-level candidate injection achieves a deterministic 100.0% legal move rate. Furthermore, we conduct an in-depth Byte-Pair Encoding (BPE) Tokenizer &amp; Representation Ablation, showing that unquoted space-delimited move lists suffer from subword boundary leakage (73.3% legality), while quote-delimited atomic formatting isolates attention boundaries, restoring 100.0% legality. Dedicated latency profiling separates initial model disk loading (18.0s) from steady-state in-memory execution, revealing that our Fast Clamped DMC pipeline achieves real-time execution of 792 ms – 1,119 ms per turn on commodity CPU hardware with a solid Stockfish Centipawn Loss of 67.0 cp.</w:t>
+      </w:r>
+    </w:p>
+    <w:p>
+      <w:pPr>
+        <w:spacing w:before="280" w:after="80"/>
+      </w:pPr>
+      <w:r>
+        <w:rPr>
+          <w:rFonts w:ascii="Times New Roman" w:hAnsi="Times New Roman"/>
+          <w:b/>
+          <w:color w:val="1F497D"/>
+          <w:sz w:val="26"/>
+        </w:rPr>
+        <w:t>I. Introduction</w:t>
+      </w:r>
+    </w:p>
+    <w:p>
+      <w:pPr>
+        <w:spacing w:after="80" w:line="276" w:lineRule="auto"/>
+      </w:pPr>
+      <w:r>
+        <w:rPr>
+          <w:rFonts w:ascii="Times New Roman" w:hAnsi="Times New Roman"/>
+          <w:sz w:val="20"/>
+        </w:rPr>
+        <w:t>While classical game-playing systems rely on symbolic alpha-beta tree search (e.g., Stockfish) or deep reinforcement learning value networks (e.g., AlphaZero), general-purpose Large Language Models attempt to predict state transitions via autoregressive text prediction. In domains governed by rigid formal rules, this leads to catastrophic action hallucination: models generate moves that are physically impossible under game rules.</w:t>
+      </w:r>
+    </w:p>
+    <w:p>
+      <w:pPr>
+        <w:spacing w:after="80" w:line="276" w:lineRule="auto"/>
+      </w:pPr>
+      <w:r>
+        <w:rPr>
+          <w:rFonts w:ascii="Times New Roman" w:hAnsi="Times New Roman"/>
+          <w:sz w:val="20"/>
+        </w:rPr>
+        <w:t>This work addresses the fundamental question: Can an open-weights general-purpose LLM achieve 100% deterministic rule compliance in real time without task-specific fine-tuning or custom C++ sampler modification?</w:t>
+      </w:r>
+    </w:p>
+    <w:p>
+      <w:pPr>
+        <w:spacing w:before="280" w:after="80"/>
+      </w:pPr>
+      <w:r>
+        <w:rPr>
+          <w:rFonts w:ascii="Times New Roman" w:hAnsi="Times New Roman"/>
+          <w:b/>
+          <w:color w:val="1F497D"/>
+          <w:sz w:val="26"/>
+        </w:rPr>
+        <w:t>II. System Architecture &amp; Engineering Design</w:t>
+      </w:r>
+    </w:p>
+    <w:p>
+      <w:pPr>
+        <w:spacing w:after="80" w:line="276" w:lineRule="auto"/>
+      </w:pPr>
+      <w:r>
+        <w:rPr>
+          <w:rFonts w:ascii="Times New Roman" w:hAnsi="Times New Roman"/>
+          <w:sz w:val="20"/>
+        </w:rPr>
+        <w:t>We engineered an end-to-end experimental platform comprising four modular layers:</w:t>
+      </w:r>
+    </w:p>
+    <w:p>
+      <w:pPr>
+        <w:pStyle w:val="ListBullet"/>
+        <w:spacing w:after="40" w:line="264" w:lineRule="auto"/>
+      </w:pPr>
+      <w:r>
+        <w:rPr>
+          <w:rFonts w:ascii="Times New Roman" w:hAnsi="Times New Roman"/>
+          <w:sz w:val="20"/>
+        </w:rPr>
+        <w:t>Extended VICE Chess Engine (C Core): ANSI-C engine providing microsecond-level legal move generation and bitboard state management.</w:t>
+      </w:r>
+    </w:p>
+    <w:p>
+      <w:pPr>
+        <w:pStyle w:val="ListBullet"/>
+        <w:spacing w:after="40" w:line="264" w:lineRule="auto"/>
+      </w:pPr>
+      <w:r>
+        <w:rPr>
+          <w:rFonts w:ascii="Times New Roman" w:hAnsi="Times New Roman"/>
+          <w:sz w:val="20"/>
+        </w:rPr>
+        <w:t>Inference Backend (Docker / Ollama): Local containerized Ollama serving 4-bit quantized Llama 3.1 8B with Fast Clamped Decoding (num_predict: 6).</w:t>
+      </w:r>
+    </w:p>
+    <w:p>
+      <w:pPr>
+        <w:pStyle w:val="ListBullet"/>
+        <w:spacing w:after="40" w:line="264" w:lineRule="auto"/>
+      </w:pPr>
+      <w:r>
+        <w:rPr>
+          <w:rFonts w:ascii="Times New Roman" w:hAnsi="Times New Roman"/>
+          <w:sz w:val="20"/>
+        </w:rPr>
+        <w:t>Python Orchestrator: Central-Weighted Dynamic Move Compression (DMC) engine with a 4-Tier Intelligent Parsing Cascade.</w:t>
+      </w:r>
+    </w:p>
+    <w:p>
+      <w:pPr>
+        <w:pStyle w:val="ListBullet"/>
+        <w:spacing w:after="40" w:line="264" w:lineRule="auto"/>
+      </w:pPr>
+      <w:r>
+        <w:rPr>
+          <w:rFonts w:ascii="Times New Roman" w:hAnsi="Times New Roman"/>
+          <w:sz w:val="20"/>
+        </w:rPr>
+        <w:t>Stockfish 18 Oracle: Live depth-12 evaluation measuring mathematical Centipawn Loss (ACPL) for every move.</w:t>
+      </w:r>
+    </w:p>
+    <w:p>
+      <w:pPr>
+        <w:spacing w:before="280" w:after="80"/>
+      </w:pPr>
+      <w:r>
+        <w:rPr>
+          <w:rFonts w:ascii="Times New Roman" w:hAnsi="Times New Roman"/>
+          <w:b/>
+          <w:color w:val="1F497D"/>
+          <w:sz w:val="26"/>
+        </w:rPr>
+        <w:t>III. Empirical Benchmark Results</w:t>
+      </w:r>
+    </w:p>
+    <w:p>
+      <w:pPr>
+        <w:spacing w:after="80" w:line="276" w:lineRule="auto"/>
+      </w:pPr>
+      <w:r>
+        <w:rPr>
+          <w:rFonts w:ascii="Times New Roman" w:hAnsi="Times New Roman"/>
+          <w:sz w:val="20"/>
+        </w:rPr>
+        <w:t>Table I summarizes aggregate performance across all experimental conditions evaluated against depth-12 Stockfish 18 ground truth:</w:t>
+      </w:r>
+    </w:p>
+    <w:tbl>
+      <w:tblPr>
+        <w:tblW w:type="auto" w:w="0"/>
+        <w:jc w:val="center"/>
+        <w:tblLook w:firstColumn="1" w:firstRow="1" w:lastColumn="0" w:lastRow="0" w:noHBand="0" w:noVBand="1" w:val="04A0"/>
+      </w:tblPr>
+      <w:tblGrid>
+        <w:gridCol w:w="1337"/>
+        <w:gridCol w:w="1337"/>
+        <w:gridCol w:w="1337"/>
+        <w:gridCol w:w="1337"/>
+        <w:gridCol w:w="1337"/>
+        <w:gridCol w:w="1337"/>
+        <w:gridCol w:w="1337"/>
+      </w:tblGrid>
+      <w:tr>
+        <w:tc>
+          <w:tcPr>
+            <w:tcW w:type="dxa" w:w="1337"/>
+            <w:vAlign w:val="center"/>
+            <w:shd w:fill="1F497D"/>
+            <w:tcMar>
+              <w:top w:w="140" w:type="dxa"/>
+              <w:bottom w:w="140" w:type="dxa"/>
+              <w:left w:w="180" w:type="dxa"/>
+              <w:right w:w="180" w:type="dxa"/>
+            </w:tcMar>
+          </w:tcPr>
+          <w:p>
+            <w:pPr>
+              <w:jc w:val="center"/>
+            </w:pPr>
+            <w:r>
+              <w:rPr>
+                <w:rFonts w:ascii="Times New Roman" w:hAnsi="Times New Roman"/>
+                <w:b/>
+                <w:color w:val="FFFFFF"/>
+                <w:sz w:val="19"/>
+              </w:rPr>
+              <w:t>Experimental Condition</w:t>
+            </w:r>
+          </w:p>
+        </w:tc>
+        <w:tc>
+          <w:tcPr>
+            <w:tcW w:type="dxa" w:w="1337"/>
+            <w:vAlign w:val="center"/>
+            <w:shd w:fill="1F497D"/>
+            <w:tcMar>
+              <w:top w:w="140" w:type="dxa"/>
+              <w:bottom w:w="140" w:type="dxa"/>
+              <w:left w:w="180" w:type="dxa"/>
+              <w:right w:w="180" w:type="dxa"/>
+            </w:tcMar>
+          </w:tcPr>
+          <w:p>
+            <w:pPr>
+              <w:jc w:val="center"/>
+            </w:pPr>
+            <w:r>
+              <w:rPr>
+                <w:rFonts w:ascii="Times New Roman" w:hAnsi="Times New Roman"/>
+                <w:b/>
+                <w:color w:val="FFFFFF"/>
+                <w:sz w:val="19"/>
+              </w:rPr>
+              <w:t>Total Moves</w:t>
+            </w:r>
+          </w:p>
+        </w:tc>
+        <w:tc>
+          <w:tcPr>
+            <w:tcW w:type="dxa" w:w="1337"/>
+            <w:vAlign w:val="center"/>
+            <w:shd w:fill="1F497D"/>
+            <w:tcMar>
+              <w:top w:w="140" w:type="dxa"/>
+              <w:bottom w:w="140" w:type="dxa"/>
+              <w:left w:w="180" w:type="dxa"/>
+              <w:right w:w="180" w:type="dxa"/>
+            </w:tcMar>
+          </w:tcPr>
+          <w:p>
+            <w:pPr>
+              <w:jc w:val="center"/>
+            </w:pPr>
+            <w:r>
+              <w:rPr>
+                <w:rFonts w:ascii="Times New Roman" w:hAnsi="Times New Roman"/>
+                <w:b/>
+                <w:color w:val="FFFFFF"/>
+                <w:sz w:val="19"/>
+              </w:rPr>
+              <w:t>Legal Rate</w:t>
+            </w:r>
+          </w:p>
+        </w:tc>
+        <w:tc>
+          <w:tcPr>
+            <w:tcW w:type="dxa" w:w="1337"/>
+            <w:vAlign w:val="center"/>
+            <w:shd w:fill="1F497D"/>
+            <w:tcMar>
+              <w:top w:w="140" w:type="dxa"/>
+              <w:bottom w:w="140" w:type="dxa"/>
+              <w:left w:w="180" w:type="dxa"/>
+              <w:right w:w="180" w:type="dxa"/>
+            </w:tcMar>
+          </w:tcPr>
+          <w:p>
+            <w:pPr>
+              <w:jc w:val="center"/>
+            </w:pPr>
+            <w:r>
+              <w:rPr>
+                <w:rFonts w:ascii="Times New Roman" w:hAnsi="Times New Roman"/>
+                <w:b/>
+                <w:color w:val="FFFFFF"/>
+                <w:sz w:val="19"/>
+              </w:rPr>
+              <w:t>Cold-Start Load</w:t>
+            </w:r>
+          </w:p>
+        </w:tc>
+        <w:tc>
+          <w:tcPr>
+            <w:tcW w:type="dxa" w:w="1337"/>
+            <w:vAlign w:val="center"/>
+            <w:shd w:fill="1F497D"/>
+            <w:tcMar>
+              <w:top w:w="140" w:type="dxa"/>
+              <w:bottom w:w="140" w:type="dxa"/>
+              <w:left w:w="180" w:type="dxa"/>
+              <w:right w:w="180" w:type="dxa"/>
+            </w:tcMar>
+          </w:tcPr>
+          <w:p>
+            <w:pPr>
+              <w:jc w:val="center"/>
+            </w:pPr>
+            <w:r>
+              <w:rPr>
+                <w:rFonts w:ascii="Times New Roman" w:hAnsi="Times New Roman"/>
+                <w:b/>
+                <w:color w:val="FFFFFF"/>
+                <w:sz w:val="19"/>
+              </w:rPr>
+              <w:t>Warm Steady-State</w:t>
+            </w:r>
+          </w:p>
+        </w:tc>
+        <w:tc>
+          <w:tcPr>
+            <w:tcW w:type="dxa" w:w="1337"/>
+            <w:vAlign w:val="center"/>
+            <w:shd w:fill="1F497D"/>
+            <w:tcMar>
+              <w:top w:w="140" w:type="dxa"/>
+              <w:bottom w:w="140" w:type="dxa"/>
+              <w:left w:w="180" w:type="dxa"/>
+              <w:right w:w="180" w:type="dxa"/>
+            </w:tcMar>
+          </w:tcPr>
+          <w:p>
+            <w:pPr>
+              <w:jc w:val="center"/>
+            </w:pPr>
+            <w:r>
+              <w:rPr>
+                <w:rFonts w:ascii="Times New Roman" w:hAnsi="Times New Roman"/>
+                <w:b/>
+                <w:color w:val="FFFFFF"/>
+                <w:sz w:val="19"/>
+              </w:rPr>
+              <w:t>Stockfish ACPL</w:t>
+            </w:r>
+          </w:p>
+        </w:tc>
+        <w:tc>
+          <w:tcPr>
+            <w:tcW w:type="dxa" w:w="1337"/>
+            <w:vAlign w:val="center"/>
+            <w:shd w:fill="1F497D"/>
+            <w:tcMar>
+              <w:top w:w="140" w:type="dxa"/>
+              <w:bottom w:w="140" w:type="dxa"/>
+              <w:left w:w="180" w:type="dxa"/>
+              <w:right w:w="180" w:type="dxa"/>
+            </w:tcMar>
+          </w:tcPr>
+          <w:p>
+            <w:pPr>
+              <w:jc w:val="center"/>
+            </w:pPr>
+            <w:r>
+              <w:rPr>
+                <w:rFonts w:ascii="Times New Roman" w:hAnsi="Times New Roman"/>
+                <w:b/>
+                <w:color w:val="FFFFFF"/>
+                <w:sz w:val="19"/>
+              </w:rPr>
+              <w:t>Game Completion</w:t>
+            </w:r>
+          </w:p>
+        </w:tc>
+      </w:tr>
+      <w:tr>
+        <w:tc>
+          <w:tcPr>
+            <w:tcW w:type="dxa" w:w="1337"/>
+            <w:vAlign w:val="center"/>
+            <w:tcMar>
+              <w:top w:w="100" w:type="dxa"/>
+              <w:bottom w:w="100" w:type="dxa"/>
+              <w:left w:w="140" w:type="dxa"/>
+              <w:right w:w="140" w:type="dxa"/>
+            </w:tcMar>
+          </w:tcPr>
+          <w:p>
+            <w:r>
+              <w:rPr>
+                <w:rFonts w:ascii="Times New Roman" w:hAnsi="Times New Roman"/>
+                <w:sz w:val="18"/>
+              </w:rPr>
+              <w:t>T = 0.2 Unconstrained Baseline</w:t>
+            </w:r>
+          </w:p>
+        </w:tc>
+        <w:tc>
+          <w:tcPr>
+            <w:tcW w:type="dxa" w:w="1337"/>
+            <w:vAlign w:val="center"/>
+            <w:tcMar>
+              <w:top w:w="100" w:type="dxa"/>
+              <w:bottom w:w="100" w:type="dxa"/>
+              <w:left w:w="140" w:type="dxa"/>
+              <w:right w:w="140" w:type="dxa"/>
+            </w:tcMar>
+          </w:tcPr>
+          <w:p>
+            <w:r>
+              <w:rPr>
+                <w:rFonts w:ascii="Times New Roman" w:hAnsi="Times New Roman"/>
+                <w:sz w:val="18"/>
+              </w:rPr>
+              <w:t>270</w:t>
+            </w:r>
+          </w:p>
+        </w:tc>
+        <w:tc>
+          <w:tcPr>
+            <w:tcW w:type="dxa" w:w="1337"/>
+            <w:vAlign w:val="center"/>
+            <w:tcMar>
+              <w:top w:w="100" w:type="dxa"/>
+              <w:bottom w:w="100" w:type="dxa"/>
+              <w:left w:w="140" w:type="dxa"/>
+              <w:right w:w="140" w:type="dxa"/>
+            </w:tcMar>
+          </w:tcPr>
+          <w:p>
+            <w:r>
+              <w:rPr>
+                <w:rFonts w:ascii="Times New Roman" w:hAnsi="Times New Roman"/>
+                <w:sz w:val="18"/>
+              </w:rPr>
+              <w:t>51.85%</w:t>
+            </w:r>
+          </w:p>
+        </w:tc>
+        <w:tc>
+          <w:tcPr>
+            <w:tcW w:type="dxa" w:w="1337"/>
+            <w:vAlign w:val="center"/>
+            <w:tcMar>
+              <w:top w:w="100" w:type="dxa"/>
+              <w:bottom w:w="100" w:type="dxa"/>
+              <w:left w:w="140" w:type="dxa"/>
+              <w:right w:w="140" w:type="dxa"/>
+            </w:tcMar>
+          </w:tcPr>
+          <w:p>
+            <w:r>
+              <w:rPr>
+                <w:rFonts w:ascii="Times New Roman" w:hAnsi="Times New Roman"/>
+                <w:sz w:val="18"/>
+              </w:rPr>
+              <w:t>12.4 s</w:t>
+            </w:r>
+          </w:p>
+        </w:tc>
+        <w:tc>
+          <w:tcPr>
+            <w:tcW w:type="dxa" w:w="1337"/>
+            <w:vAlign w:val="center"/>
+            <w:tcMar>
+              <w:top w:w="100" w:type="dxa"/>
+              <w:bottom w:w="100" w:type="dxa"/>
+              <w:left w:w="140" w:type="dxa"/>
+              <w:right w:w="140" w:type="dxa"/>
+            </w:tcMar>
+          </w:tcPr>
+          <w:p>
+            <w:r>
+              <w:rPr>
+                <w:rFonts w:ascii="Times New Roman" w:hAnsi="Times New Roman"/>
+                <w:sz w:val="18"/>
+              </w:rPr>
+              <w:t>3.4 s (Aborted)</w:t>
+            </w:r>
+          </w:p>
+        </w:tc>
+        <w:tc>
+          <w:tcPr>
+            <w:tcW w:type="dxa" w:w="1337"/>
+            <w:vAlign w:val="center"/>
+            <w:tcMar>
+              <w:top w:w="100" w:type="dxa"/>
+              <w:bottom w:w="100" w:type="dxa"/>
+              <w:left w:w="140" w:type="dxa"/>
+              <w:right w:w="140" w:type="dxa"/>
+            </w:tcMar>
+          </w:tcPr>
+          <w:p>
+            <w:r>
+              <w:rPr>
+                <w:rFonts w:ascii="Times New Roman" w:hAnsi="Times New Roman"/>
+                <w:sz w:val="18"/>
+              </w:rPr>
+              <w:t>14.3 cp (Bias)</w:t>
+            </w:r>
+          </w:p>
+        </w:tc>
+        <w:tc>
+          <w:tcPr>
+            <w:tcW w:type="dxa" w:w="1337"/>
+            <w:vAlign w:val="center"/>
+            <w:tcMar>
+              <w:top w:w="100" w:type="dxa"/>
+              <w:bottom w:w="100" w:type="dxa"/>
+              <w:left w:w="140" w:type="dxa"/>
+              <w:right w:w="140" w:type="dxa"/>
+            </w:tcMar>
+          </w:tcPr>
+          <w:p>
+            <w:r>
+              <w:rPr>
+                <w:rFonts w:ascii="Times New Roman" w:hAnsi="Times New Roman"/>
+                <w:sz w:val="18"/>
+              </w:rPr>
+              <w:t>0% (All died on turn 2)</w:t>
+            </w:r>
+          </w:p>
+        </w:tc>
+      </w:tr>
+      <w:tr>
+        <w:tc>
+          <w:tcPr>
+            <w:tcW w:type="dxa" w:w="1337"/>
+            <w:vAlign w:val="center"/>
+            <w:shd w:fill="F2F4F7"/>
+            <w:tcMar>
+              <w:top w:w="100" w:type="dxa"/>
+              <w:bottom w:w="100" w:type="dxa"/>
+              <w:left w:w="140" w:type="dxa"/>
+              <w:right w:w="140" w:type="dxa"/>
+            </w:tcMar>
+          </w:tcPr>
+          <w:p>
+            <w:r>
+              <w:rPr>
+                <w:rFonts w:ascii="Times New Roman" w:hAnsi="Times New Roman"/>
+                <w:sz w:val="18"/>
+              </w:rPr>
+              <w:t>T = 0.8 Unconstrained Baseline</w:t>
+            </w:r>
+          </w:p>
+        </w:tc>
+        <w:tc>
+          <w:tcPr>
+            <w:tcW w:type="dxa" w:w="1337"/>
+            <w:vAlign w:val="center"/>
+            <w:shd w:fill="F2F4F7"/>
+            <w:tcMar>
+              <w:top w:w="100" w:type="dxa"/>
+              <w:bottom w:w="100" w:type="dxa"/>
+              <w:left w:w="140" w:type="dxa"/>
+              <w:right w:w="140" w:type="dxa"/>
+            </w:tcMar>
+          </w:tcPr>
+          <w:p>
+            <w:r>
+              <w:rPr>
+                <w:rFonts w:ascii="Times New Roman" w:hAnsi="Times New Roman"/>
+                <w:sz w:val="18"/>
+              </w:rPr>
+              <w:t>277</w:t>
+            </w:r>
+          </w:p>
+        </w:tc>
+        <w:tc>
+          <w:tcPr>
+            <w:tcW w:type="dxa" w:w="1337"/>
+            <w:vAlign w:val="center"/>
+            <w:shd w:fill="F2F4F7"/>
+            <w:tcMar>
+              <w:top w:w="100" w:type="dxa"/>
+              <w:bottom w:w="100" w:type="dxa"/>
+              <w:left w:w="140" w:type="dxa"/>
+              <w:right w:w="140" w:type="dxa"/>
+            </w:tcMar>
+          </w:tcPr>
+          <w:p>
+            <w:r>
+              <w:rPr>
+                <w:rFonts w:ascii="Times New Roman" w:hAnsi="Times New Roman"/>
+                <w:sz w:val="18"/>
+              </w:rPr>
+              <w:t>54.51%</w:t>
+            </w:r>
+          </w:p>
+        </w:tc>
+        <w:tc>
+          <w:tcPr>
+            <w:tcW w:type="dxa" w:w="1337"/>
+            <w:vAlign w:val="center"/>
+            <w:shd w:fill="F2F4F7"/>
+            <w:tcMar>
+              <w:top w:w="100" w:type="dxa"/>
+              <w:bottom w:w="100" w:type="dxa"/>
+              <w:left w:w="140" w:type="dxa"/>
+              <w:right w:w="140" w:type="dxa"/>
+            </w:tcMar>
+          </w:tcPr>
+          <w:p>
+            <w:r>
+              <w:rPr>
+                <w:rFonts w:ascii="Times New Roman" w:hAnsi="Times New Roman"/>
+                <w:sz w:val="18"/>
+              </w:rPr>
+              <w:t>14.1 s</w:t>
+            </w:r>
+          </w:p>
+        </w:tc>
+        <w:tc>
+          <w:tcPr>
+            <w:tcW w:type="dxa" w:w="1337"/>
+            <w:vAlign w:val="center"/>
+            <w:shd w:fill="F2F4F7"/>
+            <w:tcMar>
+              <w:top w:w="100" w:type="dxa"/>
+              <w:bottom w:w="100" w:type="dxa"/>
+              <w:left w:w="140" w:type="dxa"/>
+              <w:right w:w="140" w:type="dxa"/>
+            </w:tcMar>
+          </w:tcPr>
+          <w:p>
+            <w:r>
+              <w:rPr>
+                <w:rFonts w:ascii="Times New Roman" w:hAnsi="Times New Roman"/>
+                <w:sz w:val="18"/>
+              </w:rPr>
+              <w:t>2.8 s (Aborts)</w:t>
+            </w:r>
+          </w:p>
+        </w:tc>
+        <w:tc>
+          <w:tcPr>
+            <w:tcW w:type="dxa" w:w="1337"/>
+            <w:vAlign w:val="center"/>
+            <w:shd w:fill="F2F4F7"/>
+            <w:tcMar>
+              <w:top w:w="100" w:type="dxa"/>
+              <w:bottom w:w="100" w:type="dxa"/>
+              <w:left w:w="140" w:type="dxa"/>
+              <w:right w:w="140" w:type="dxa"/>
+            </w:tcMar>
+          </w:tcPr>
+          <w:p>
+            <w:r>
+              <w:rPr>
+                <w:rFonts w:ascii="Times New Roman" w:hAnsi="Times New Roman"/>
+                <w:sz w:val="18"/>
+              </w:rPr>
+              <w:t>268.6 cp (Blunders)</w:t>
+            </w:r>
+          </w:p>
+        </w:tc>
+        <w:tc>
+          <w:tcPr>
+            <w:tcW w:type="dxa" w:w="1337"/>
+            <w:vAlign w:val="center"/>
+            <w:shd w:fill="F2F4F7"/>
+            <w:tcMar>
+              <w:top w:w="100" w:type="dxa"/>
+              <w:bottom w:w="100" w:type="dxa"/>
+              <w:left w:w="140" w:type="dxa"/>
+              <w:right w:w="140" w:type="dxa"/>
+            </w:tcMar>
+          </w:tcPr>
+          <w:p>
+            <w:r>
+              <w:rPr>
+                <w:rFonts w:ascii="Times New Roman" w:hAnsi="Times New Roman"/>
+                <w:sz w:val="18"/>
+              </w:rPr>
+              <w:t>0% (All died on turn 2)</w:t>
+            </w:r>
+          </w:p>
+        </w:tc>
+      </w:tr>
+      <w:tr>
+        <w:tc>
+          <w:tcPr>
+            <w:tcW w:type="dxa" w:w="1337"/>
+            <w:vAlign w:val="center"/>
+            <w:tcMar>
+              <w:top w:w="100" w:type="dxa"/>
+              <w:bottom w:w="100" w:type="dxa"/>
+              <w:left w:w="140" w:type="dxa"/>
+              <w:right w:w="140" w:type="dxa"/>
+            </w:tcMar>
+          </w:tcPr>
+          <w:p>
+            <w:r>
+              <w:rPr>
+                <w:rFonts w:ascii="Times New Roman" w:hAnsi="Times New Roman"/>
+                <w:sz w:val="18"/>
+              </w:rPr>
+              <w:t>Constrained (Raw JSON Array)</w:t>
+            </w:r>
+          </w:p>
+        </w:tc>
+        <w:tc>
+          <w:tcPr>
+            <w:tcW w:type="dxa" w:w="1337"/>
+            <w:vAlign w:val="center"/>
+            <w:tcMar>
+              <w:top w:w="100" w:type="dxa"/>
+              <w:bottom w:w="100" w:type="dxa"/>
+              <w:left w:w="140" w:type="dxa"/>
+              <w:right w:w="140" w:type="dxa"/>
+            </w:tcMar>
+          </w:tcPr>
+          <w:p>
+            <w:r>
+              <w:rPr>
+                <w:rFonts w:ascii="Times New Roman" w:hAnsi="Times New Roman"/>
+                <w:sz w:val="18"/>
+              </w:rPr>
+              <w:t>110</w:t>
+            </w:r>
+          </w:p>
+        </w:tc>
+        <w:tc>
+          <w:tcPr>
+            <w:tcW w:type="dxa" w:w="1337"/>
+            <w:vAlign w:val="center"/>
+            <w:tcMar>
+              <w:top w:w="100" w:type="dxa"/>
+              <w:bottom w:w="100" w:type="dxa"/>
+              <w:left w:w="140" w:type="dxa"/>
+              <w:right w:w="140" w:type="dxa"/>
+            </w:tcMar>
+          </w:tcPr>
+          <w:p>
+            <w:r>
+              <w:rPr>
+                <w:rFonts w:ascii="Times New Roman" w:hAnsi="Times New Roman"/>
+                <w:sz w:val="18"/>
+              </w:rPr>
+              <w:t>100.00%</w:t>
+            </w:r>
+          </w:p>
+        </w:tc>
+        <w:tc>
+          <w:tcPr>
+            <w:tcW w:type="dxa" w:w="1337"/>
+            <w:vAlign w:val="center"/>
+            <w:tcMar>
+              <w:top w:w="100" w:type="dxa"/>
+              <w:bottom w:w="100" w:type="dxa"/>
+              <w:left w:w="140" w:type="dxa"/>
+              <w:right w:w="140" w:type="dxa"/>
+            </w:tcMar>
+          </w:tcPr>
+          <w:p>
+            <w:r>
+              <w:rPr>
+                <w:rFonts w:ascii="Times New Roman" w:hAnsi="Times New Roman"/>
+                <w:sz w:val="18"/>
+              </w:rPr>
+              <w:t>34.5 s</w:t>
+            </w:r>
+          </w:p>
+        </w:tc>
+        <w:tc>
+          <w:tcPr>
+            <w:tcW w:type="dxa" w:w="1337"/>
+            <w:vAlign w:val="center"/>
+            <w:tcMar>
+              <w:top w:w="100" w:type="dxa"/>
+              <w:bottom w:w="100" w:type="dxa"/>
+              <w:left w:w="140" w:type="dxa"/>
+              <w:right w:w="140" w:type="dxa"/>
+            </w:tcMar>
+          </w:tcPr>
+          <w:p>
+            <w:r>
+              <w:rPr>
+                <w:rFonts w:ascii="Times New Roman" w:hAnsi="Times New Roman"/>
+                <w:sz w:val="18"/>
+              </w:rPr>
+              <w:t>7.3 s – 10.8 s</w:t>
+            </w:r>
+          </w:p>
+        </w:tc>
+        <w:tc>
+          <w:tcPr>
+            <w:tcW w:type="dxa" w:w="1337"/>
+            <w:vAlign w:val="center"/>
+            <w:tcMar>
+              <w:top w:w="100" w:type="dxa"/>
+              <w:bottom w:w="100" w:type="dxa"/>
+              <w:left w:w="140" w:type="dxa"/>
+              <w:right w:w="140" w:type="dxa"/>
+            </w:tcMar>
+          </w:tcPr>
+          <w:p>
+            <w:r>
+              <w:rPr>
+                <w:rFonts w:ascii="Times New Roman" w:hAnsi="Times New Roman"/>
+                <w:sz w:val="18"/>
+              </w:rPr>
+              <w:t>59.8 cp</w:t>
+            </w:r>
+          </w:p>
+        </w:tc>
+        <w:tc>
+          <w:tcPr>
+            <w:tcW w:type="dxa" w:w="1337"/>
+            <w:vAlign w:val="center"/>
+            <w:tcMar>
+              <w:top w:w="100" w:type="dxa"/>
+              <w:bottom w:w="100" w:type="dxa"/>
+              <w:left w:w="140" w:type="dxa"/>
+              <w:right w:w="140" w:type="dxa"/>
+            </w:tcMar>
+          </w:tcPr>
+          <w:p>
+            <w:r>
+              <w:rPr>
+                <w:rFonts w:ascii="Times New Roman" w:hAnsi="Times New Roman"/>
+                <w:sz w:val="18"/>
+              </w:rPr>
+              <w:t>100% Completed</w:t>
+            </w:r>
+          </w:p>
+        </w:tc>
+      </w:tr>
+      <w:tr>
+        <w:tc>
+          <w:tcPr>
+            <w:tcW w:type="dxa" w:w="1337"/>
+            <w:vAlign w:val="center"/>
+            <w:shd w:fill="F2F4F7"/>
+            <w:tcMar>
+              <w:top w:w="100" w:type="dxa"/>
+              <w:bottom w:w="100" w:type="dxa"/>
+              <w:left w:w="140" w:type="dxa"/>
+              <w:right w:w="140" w:type="dxa"/>
+            </w:tcMar>
+          </w:tcPr>
+          <w:p>
+            <w:r>
+              <w:rPr>
+                <w:rFonts w:ascii="Times New Roman" w:hAnsi="Times New Roman"/>
+                <w:sz w:val="18"/>
+              </w:rPr>
+              <w:t>Two-Stage Speculative Retry</w:t>
+            </w:r>
+          </w:p>
+        </w:tc>
+        <w:tc>
+          <w:tcPr>
+            <w:tcW w:type="dxa" w:w="1337"/>
+            <w:vAlign w:val="center"/>
+            <w:shd w:fill="F2F4F7"/>
+            <w:tcMar>
+              <w:top w:w="100" w:type="dxa"/>
+              <w:bottom w:w="100" w:type="dxa"/>
+              <w:left w:w="140" w:type="dxa"/>
+              <w:right w:w="140" w:type="dxa"/>
+            </w:tcMar>
+          </w:tcPr>
+          <w:p>
+            <w:r>
+              <w:rPr>
+                <w:rFonts w:ascii="Times New Roman" w:hAnsi="Times New Roman"/>
+                <w:sz w:val="18"/>
+              </w:rPr>
+              <w:t>110</w:t>
+            </w:r>
+          </w:p>
+        </w:tc>
+        <w:tc>
+          <w:tcPr>
+            <w:tcW w:type="dxa" w:w="1337"/>
+            <w:vAlign w:val="center"/>
+            <w:shd w:fill="F2F4F7"/>
+            <w:tcMar>
+              <w:top w:w="100" w:type="dxa"/>
+              <w:bottom w:w="100" w:type="dxa"/>
+              <w:left w:w="140" w:type="dxa"/>
+              <w:right w:w="140" w:type="dxa"/>
+            </w:tcMar>
+          </w:tcPr>
+          <w:p>
+            <w:r>
+              <w:rPr>
+                <w:rFonts w:ascii="Times New Roman" w:hAnsi="Times New Roman"/>
+                <w:sz w:val="18"/>
+              </w:rPr>
+              <w:t>98.18%</w:t>
+            </w:r>
+          </w:p>
+        </w:tc>
+        <w:tc>
+          <w:tcPr>
+            <w:tcW w:type="dxa" w:w="1337"/>
+            <w:vAlign w:val="center"/>
+            <w:shd w:fill="F2F4F7"/>
+            <w:tcMar>
+              <w:top w:w="100" w:type="dxa"/>
+              <w:bottom w:w="100" w:type="dxa"/>
+              <w:left w:w="140" w:type="dxa"/>
+              <w:right w:w="140" w:type="dxa"/>
+            </w:tcMar>
+          </w:tcPr>
+          <w:p>
+            <w:r>
+              <w:rPr>
+                <w:rFonts w:ascii="Times New Roman" w:hAnsi="Times New Roman"/>
+                <w:sz w:val="18"/>
+              </w:rPr>
+              <w:t>19.2 s</w:t>
+            </w:r>
+          </w:p>
+        </w:tc>
+        <w:tc>
+          <w:tcPr>
+            <w:tcW w:type="dxa" w:w="1337"/>
+            <w:vAlign w:val="center"/>
+            <w:shd w:fill="F2F4F7"/>
+            <w:tcMar>
+              <w:top w:w="100" w:type="dxa"/>
+              <w:bottom w:w="100" w:type="dxa"/>
+              <w:left w:w="140" w:type="dxa"/>
+              <w:right w:w="140" w:type="dxa"/>
+            </w:tcMar>
+          </w:tcPr>
+          <w:p>
+            <w:r>
+              <w:rPr>
+                <w:rFonts w:ascii="Times New Roman" w:hAnsi="Times New Roman"/>
+                <w:sz w:val="18"/>
+              </w:rPr>
+              <w:t>5.7 s (Tail: 11.0s)</w:t>
+            </w:r>
+          </w:p>
+        </w:tc>
+        <w:tc>
+          <w:tcPr>
+            <w:tcW w:type="dxa" w:w="1337"/>
+            <w:vAlign w:val="center"/>
+            <w:shd w:fill="F2F4F7"/>
+            <w:tcMar>
+              <w:top w:w="100" w:type="dxa"/>
+              <w:bottom w:w="100" w:type="dxa"/>
+              <w:left w:w="140" w:type="dxa"/>
+              <w:right w:w="140" w:type="dxa"/>
+            </w:tcMar>
+          </w:tcPr>
+          <w:p>
+            <w:r>
+              <w:rPr>
+                <w:rFonts w:ascii="Times New Roman" w:hAnsi="Times New Roman"/>
+                <w:sz w:val="18"/>
+              </w:rPr>
+              <w:t>55.8 cp</w:t>
+            </w:r>
+          </w:p>
+        </w:tc>
+        <w:tc>
+          <w:tcPr>
+            <w:tcW w:type="dxa" w:w="1337"/>
+            <w:vAlign w:val="center"/>
+            <w:shd w:fill="F2F4F7"/>
+            <w:tcMar>
+              <w:top w:w="100" w:type="dxa"/>
+              <w:bottom w:w="100" w:type="dxa"/>
+              <w:left w:w="140" w:type="dxa"/>
+              <w:right w:w="140" w:type="dxa"/>
+            </w:tcMar>
+          </w:tcPr>
+          <w:p>
+            <w:r>
+              <w:rPr>
+                <w:rFonts w:ascii="Times New Roman" w:hAnsi="Times New Roman"/>
+                <w:sz w:val="18"/>
+              </w:rPr>
+              <w:t>100% Completed</w:t>
+            </w:r>
+          </w:p>
+        </w:tc>
+      </w:tr>
+      <w:tr>
+        <w:tc>
+          <w:tcPr>
+            <w:tcW w:type="dxa" w:w="1337"/>
+            <w:vAlign w:val="center"/>
+            <w:tcMar>
+              <w:top w:w="100" w:type="dxa"/>
+              <w:bottom w:w="100" w:type="dxa"/>
+              <w:left w:w="140" w:type="dxa"/>
+              <w:right w:w="140" w:type="dxa"/>
+            </w:tcMar>
+          </w:tcPr>
+          <w:p>
+            <w:r>
+              <w:rPr>
+                <w:rFonts w:ascii="Times New Roman" w:hAnsi="Times New Roman"/>
+                <w:sz w:val="18"/>
+              </w:rPr>
+              <w:t>Fast Clamped Quoted DMC (Ours)</w:t>
+            </w:r>
+          </w:p>
+        </w:tc>
+        <w:tc>
+          <w:tcPr>
+            <w:tcW w:type="dxa" w:w="1337"/>
+            <w:vAlign w:val="center"/>
+            <w:tcMar>
+              <w:top w:w="100" w:type="dxa"/>
+              <w:bottom w:w="100" w:type="dxa"/>
+              <w:left w:w="140" w:type="dxa"/>
+              <w:right w:w="140" w:type="dxa"/>
+            </w:tcMar>
+          </w:tcPr>
+          <w:p>
+            <w:r>
+              <w:rPr>
+                <w:rFonts w:ascii="Times New Roman" w:hAnsi="Times New Roman"/>
+                <w:sz w:val="18"/>
+              </w:rPr>
+              <w:t>180</w:t>
+            </w:r>
+          </w:p>
+        </w:tc>
+        <w:tc>
+          <w:tcPr>
+            <w:tcW w:type="dxa" w:w="1337"/>
+            <w:vAlign w:val="center"/>
+            <w:tcMar>
+              <w:top w:w="100" w:type="dxa"/>
+              <w:bottom w:w="100" w:type="dxa"/>
+              <w:left w:w="140" w:type="dxa"/>
+              <w:right w:w="140" w:type="dxa"/>
+            </w:tcMar>
+          </w:tcPr>
+          <w:p>
+            <w:r>
+              <w:rPr>
+                <w:rFonts w:ascii="Times New Roman" w:hAnsi="Times New Roman"/>
+                <w:sz w:val="18"/>
+              </w:rPr>
+              <w:t>100.00%</w:t>
+            </w:r>
+          </w:p>
+        </w:tc>
+        <w:tc>
+          <w:tcPr>
+            <w:tcW w:type="dxa" w:w="1337"/>
+            <w:vAlign w:val="center"/>
+            <w:tcMar>
+              <w:top w:w="100" w:type="dxa"/>
+              <w:bottom w:w="100" w:type="dxa"/>
+              <w:left w:w="140" w:type="dxa"/>
+              <w:right w:w="140" w:type="dxa"/>
+            </w:tcMar>
+          </w:tcPr>
+          <w:p>
+            <w:r>
+              <w:rPr>
+                <w:rFonts w:ascii="Times New Roman" w:hAnsi="Times New Roman"/>
+                <w:sz w:val="18"/>
+              </w:rPr>
+              <w:t>18.0 s</w:t>
+            </w:r>
+          </w:p>
+        </w:tc>
+        <w:tc>
+          <w:tcPr>
+            <w:tcW w:type="dxa" w:w="1337"/>
+            <w:vAlign w:val="center"/>
+            <w:tcMar>
+              <w:top w:w="100" w:type="dxa"/>
+              <w:bottom w:w="100" w:type="dxa"/>
+              <w:left w:w="140" w:type="dxa"/>
+              <w:right w:w="140" w:type="dxa"/>
+            </w:tcMar>
+          </w:tcPr>
+          <w:p>
+            <w:r>
+              <w:rPr>
+                <w:rFonts w:ascii="Times New Roman" w:hAnsi="Times New Roman"/>
+                <w:sz w:val="18"/>
+              </w:rPr>
+              <w:t>792 ms – 1,119 ms</w:t>
+            </w:r>
+          </w:p>
+        </w:tc>
+        <w:tc>
+          <w:tcPr>
+            <w:tcW w:type="dxa" w:w="1337"/>
+            <w:vAlign w:val="center"/>
+            <w:tcMar>
+              <w:top w:w="100" w:type="dxa"/>
+              <w:bottom w:w="100" w:type="dxa"/>
+              <w:left w:w="140" w:type="dxa"/>
+              <w:right w:w="140" w:type="dxa"/>
+            </w:tcMar>
+          </w:tcPr>
+          <w:p>
+            <w:r>
+              <w:rPr>
+                <w:rFonts w:ascii="Times New Roman" w:hAnsi="Times New Roman"/>
+                <w:sz w:val="18"/>
+              </w:rPr>
+              <w:t>67.0 cp (Club-Level)</w:t>
+            </w:r>
+          </w:p>
+        </w:tc>
+        <w:tc>
+          <w:tcPr>
+            <w:tcW w:type="dxa" w:w="1337"/>
+            <w:vAlign w:val="center"/>
+            <w:tcMar>
+              <w:top w:w="100" w:type="dxa"/>
+              <w:bottom w:w="100" w:type="dxa"/>
+              <w:left w:w="140" w:type="dxa"/>
+              <w:right w:w="140" w:type="dxa"/>
+            </w:tcMar>
+          </w:tcPr>
+          <w:p>
+            <w:r>
+              <w:rPr>
+                <w:rFonts w:ascii="Times New Roman" w:hAnsi="Times New Roman"/>
+                <w:sz w:val="18"/>
+              </w:rPr>
+              <w:t>100% Completed</w:t>
+            </w:r>
+          </w:p>
+        </w:tc>
+      </w:tr>
+    </w:tbl>
+    <w:p>
+      <w:pPr>
+        <w:spacing w:before="200" w:after="40"/>
+        <w:jc w:val="center"/>
+      </w:pPr>
     </w:p>
     <w:p>
       <w:pPr>
         <w:jc w:val="center"/>
       </w:pPr>
       <w:r>
+        <w:drawing>
+          <wp:inline xmlns:a="http://schemas.openxmlformats.org/drawingml/2006/main" xmlns:pic="http://schemas.openxmlformats.org/drawingml/2006/picture">
+            <wp:extent cx="5303520" cy="2983230"/>
+            <wp:docPr id="1" name="Picture 1"/>
+            <wp:cNvGraphicFramePr>
+              <a:graphicFrameLocks noChangeAspect="1"/>
+            </wp:cNvGraphicFramePr>
+            <a:graphic>
+              <a:graphicData uri="http://schemas.openxmlformats.org/drawingml/2006/picture">
+                <pic:pic>
+                  <pic:nvPicPr>
+                    <pic:cNvPr id="0" name="plot1_legality_rate.png"/>
+                    <pic:cNvPicPr/>
+                  </pic:nvPicPr>
+                  <pic:blipFill>
+                    <a:blip r:embed="rId9"/>
+                    <a:stretch>
+                      <a:fillRect/>
+                    </a:stretch>
+                  </pic:blipFill>
+                  <pic:spPr>
+                    <a:xfrm>
+                      <a:off x="0" y="0"/>
+                      <a:ext cx="5303520" cy="2983230"/>
+                    </a:xfrm>
+                    <a:prstGeom prst="rect"/>
+                  </pic:spPr>
+                </pic:pic>
+              </a:graphicData>
+            </a:graphic>
+          </wp:inline>
+        </w:drawing>
+      </w:r>
+    </w:p>
+    <w:p>
+      <w:pPr>
+        <w:spacing w:after="200"/>
+        <w:jc w:val="center"/>
+      </w:pPr>
+      <w:r>
         <w:rPr>
           <w:rFonts w:ascii="Times New Roman" w:hAnsi="Times New Roman"/>
           <w:i/>
+          <w:color w:val="505050"/>
+          <w:sz w:val="18"/>
+        </w:rPr>
+        <w:t>Figure 1: Move Legality Rate Across Experimental Conditions. Unconstrained models fail at 51.8%–54.5%, while Quoted DMC achieves 100.0% zero-hallucination compliance.</w:t>
+      </w:r>
+    </w:p>
+    <w:p>
+      <w:pPr>
+        <w:spacing w:before="280" w:after="80"/>
+      </w:pPr>
+      <w:r>
+        <w:rPr>
+          <w:rFonts w:ascii="Times New Roman" w:hAnsi="Times New Roman"/>
+          <w:b/>
+          <w:color w:val="1F497D"/>
+          <w:sz w:val="26"/>
+        </w:rPr>
+        <w:t>IV. Granular Latency Profiling &amp; Decomposition</w:t>
+      </w:r>
+    </w:p>
+    <w:p>
+      <w:pPr>
+        <w:spacing w:after="80" w:line="276" w:lineRule="auto"/>
+      </w:pPr>
+      <w:r>
+        <w:rPr>
+          <w:rFonts w:ascii="Times New Roman" w:hAnsi="Times New Roman"/>
           <w:sz w:val="20"/>
         </w:rPr>
-        <w:t>Email: arpitpanigrahi06@gmail.com</w:t>
+        <w:t>Table II decomposes per-turn inference latency, isolating initial model disk-to-RAM loading from steady-state in-memory execution:</w:t>
       </w:r>
+    </w:p>
+    <w:tbl>
+      <w:tblPr>
+        <w:tblW w:type="auto" w:w="0"/>
+        <w:jc w:val="center"/>
+        <w:tblLook w:firstColumn="1" w:firstRow="1" w:lastColumn="0" w:lastRow="0" w:noHBand="0" w:noVBand="1" w:val="04A0"/>
+      </w:tblPr>
+      <w:tblGrid>
+        <w:gridCol w:w="1560"/>
+        <w:gridCol w:w="1560"/>
+        <w:gridCol w:w="1560"/>
+        <w:gridCol w:w="1560"/>
+        <w:gridCol w:w="1560"/>
+        <w:gridCol w:w="1560"/>
+      </w:tblGrid>
+      <w:tr>
+        <w:tc>
+          <w:tcPr>
+            <w:tcW w:type="dxa" w:w="1560"/>
+            <w:vAlign w:val="center"/>
+            <w:shd w:fill="1F497D"/>
+            <w:tcMar>
+              <w:top w:w="140" w:type="dxa"/>
+              <w:bottom w:w="140" w:type="dxa"/>
+              <w:left w:w="180" w:type="dxa"/>
+              <w:right w:w="180" w:type="dxa"/>
+            </w:tcMar>
+          </w:tcPr>
+          <w:p>
+            <w:pPr>
+              <w:jc w:val="center"/>
+            </w:pPr>
+            <w:r>
+              <w:rPr>
+                <w:rFonts w:ascii="Times New Roman" w:hAnsi="Times New Roman"/>
+                <w:b/>
+                <w:color w:val="FFFFFF"/>
+                <w:sz w:val="19"/>
+              </w:rPr>
+              <w:t>Experimental Condition</w:t>
+            </w:r>
+          </w:p>
+        </w:tc>
+        <w:tc>
+          <w:tcPr>
+            <w:tcW w:type="dxa" w:w="1560"/>
+            <w:vAlign w:val="center"/>
+            <w:shd w:fill="1F497D"/>
+            <w:tcMar>
+              <w:top w:w="140" w:type="dxa"/>
+              <w:bottom w:w="140" w:type="dxa"/>
+              <w:left w:w="180" w:type="dxa"/>
+              <w:right w:w="180" w:type="dxa"/>
+            </w:tcMar>
+          </w:tcPr>
+          <w:p>
+            <w:pPr>
+              <w:jc w:val="center"/>
+            </w:pPr>
+            <w:r>
+              <w:rPr>
+                <w:rFonts w:ascii="Times New Roman" w:hAnsi="Times New Roman"/>
+                <w:b/>
+                <w:color w:val="FFFFFF"/>
+                <w:sz w:val="19"/>
+              </w:rPr>
+              <w:t>Initial Cold-Start</w:t>
+            </w:r>
+          </w:p>
+        </w:tc>
+        <w:tc>
+          <w:tcPr>
+            <w:tcW w:type="dxa" w:w="1560"/>
+            <w:vAlign w:val="center"/>
+            <w:shd w:fill="1F497D"/>
+            <w:tcMar>
+              <w:top w:w="140" w:type="dxa"/>
+              <w:bottom w:w="140" w:type="dxa"/>
+              <w:left w:w="180" w:type="dxa"/>
+              <w:right w:w="180" w:type="dxa"/>
+            </w:tcMar>
+          </w:tcPr>
+          <w:p>
+            <w:pPr>
+              <w:jc w:val="center"/>
+            </w:pPr>
+            <w:r>
+              <w:rPr>
+                <w:rFonts w:ascii="Times New Roman" w:hAnsi="Times New Roman"/>
+                <w:b/>
+                <w:color w:val="FFFFFF"/>
+                <w:sz w:val="19"/>
+              </w:rPr>
+              <w:t>Warm Steady-State Range</w:t>
+            </w:r>
+          </w:p>
+        </w:tc>
+        <w:tc>
+          <w:tcPr>
+            <w:tcW w:type="dxa" w:w="1560"/>
+            <w:vAlign w:val="center"/>
+            <w:shd w:fill="1F497D"/>
+            <w:tcMar>
+              <w:top w:w="140" w:type="dxa"/>
+              <w:bottom w:w="140" w:type="dxa"/>
+              <w:left w:w="180" w:type="dxa"/>
+              <w:right w:w="180" w:type="dxa"/>
+            </w:tcMar>
+          </w:tcPr>
+          <w:p>
+            <w:pPr>
+              <w:jc w:val="center"/>
+            </w:pPr>
+            <w:r>
+              <w:rPr>
+                <w:rFonts w:ascii="Times New Roman" w:hAnsi="Times New Roman"/>
+                <w:b/>
+                <w:color w:val="FFFFFF"/>
+                <w:sz w:val="19"/>
+              </w:rPr>
+              <w:t>Warm Mean Latency</w:t>
+            </w:r>
+          </w:p>
+        </w:tc>
+        <w:tc>
+          <w:tcPr>
+            <w:tcW w:type="dxa" w:w="1560"/>
+            <w:vAlign w:val="center"/>
+            <w:shd w:fill="1F497D"/>
+            <w:tcMar>
+              <w:top w:w="140" w:type="dxa"/>
+              <w:bottom w:w="140" w:type="dxa"/>
+              <w:left w:w="180" w:type="dxa"/>
+              <w:right w:w="180" w:type="dxa"/>
+            </w:tcMar>
+          </w:tcPr>
+          <w:p>
+            <w:pPr>
+              <w:jc w:val="center"/>
+            </w:pPr>
+            <w:r>
+              <w:rPr>
+                <w:rFonts w:ascii="Times New Roman" w:hAnsi="Times New Roman"/>
+                <w:b/>
+                <w:color w:val="FFFFFF"/>
+                <w:sz w:val="19"/>
+              </w:rPr>
+              <w:t>Overall Aggregate Mean</w:t>
+            </w:r>
+          </w:p>
+        </w:tc>
+        <w:tc>
+          <w:tcPr>
+            <w:tcW w:type="dxa" w:w="1560"/>
+            <w:vAlign w:val="center"/>
+            <w:shd w:fill="1F497D"/>
+            <w:tcMar>
+              <w:top w:w="140" w:type="dxa"/>
+              <w:bottom w:w="140" w:type="dxa"/>
+              <w:left w:w="180" w:type="dxa"/>
+              <w:right w:w="180" w:type="dxa"/>
+            </w:tcMar>
+          </w:tcPr>
+          <w:p>
+            <w:pPr>
+              <w:jc w:val="center"/>
+            </w:pPr>
+            <w:r>
+              <w:rPr>
+                <w:rFonts w:ascii="Times New Roman" w:hAnsi="Times New Roman"/>
+                <w:b/>
+                <w:color w:val="FFFFFF"/>
+                <w:sz w:val="19"/>
+              </w:rPr>
+              <w:t>p95 Tail Latency</w:t>
+            </w:r>
+          </w:p>
+        </w:tc>
+      </w:tr>
+      <w:tr>
+        <w:tc>
+          <w:tcPr>
+            <w:tcW w:type="dxa" w:w="1560"/>
+            <w:vAlign w:val="center"/>
+            <w:tcMar>
+              <w:top w:w="100" w:type="dxa"/>
+              <w:bottom w:w="100" w:type="dxa"/>
+              <w:left w:w="140" w:type="dxa"/>
+              <w:right w:w="140" w:type="dxa"/>
+            </w:tcMar>
+          </w:tcPr>
+          <w:p>
+            <w:r>
+              <w:rPr>
+                <w:rFonts w:ascii="Times New Roman" w:hAnsi="Times New Roman"/>
+                <w:sz w:val="18"/>
+              </w:rPr>
+              <w:t>Fast Clamped DMC (Ours)</w:t>
+            </w:r>
+          </w:p>
+        </w:tc>
+        <w:tc>
+          <w:tcPr>
+            <w:tcW w:type="dxa" w:w="1560"/>
+            <w:vAlign w:val="center"/>
+            <w:tcMar>
+              <w:top w:w="100" w:type="dxa"/>
+              <w:bottom w:w="100" w:type="dxa"/>
+              <w:left w:w="140" w:type="dxa"/>
+              <w:right w:w="140" w:type="dxa"/>
+            </w:tcMar>
+          </w:tcPr>
+          <w:p>
+            <w:r>
+              <w:rPr>
+                <w:rFonts w:ascii="Times New Roman" w:hAnsi="Times New Roman"/>
+                <w:sz w:val="18"/>
+              </w:rPr>
+              <w:t>18,048 ms</w:t>
+            </w:r>
+          </w:p>
+        </w:tc>
+        <w:tc>
+          <w:tcPr>
+            <w:tcW w:type="dxa" w:w="1560"/>
+            <w:vAlign w:val="center"/>
+            <w:tcMar>
+              <w:top w:w="100" w:type="dxa"/>
+              <w:bottom w:w="100" w:type="dxa"/>
+              <w:left w:w="140" w:type="dxa"/>
+              <w:right w:w="140" w:type="dxa"/>
+            </w:tcMar>
+          </w:tcPr>
+          <w:p>
+            <w:r>
+              <w:rPr>
+                <w:rFonts w:ascii="Times New Roman" w:hAnsi="Times New Roman"/>
+                <w:sz w:val="18"/>
+              </w:rPr>
+              <w:t>792 – 1,119 ms</w:t>
+            </w:r>
+          </w:p>
+        </w:tc>
+        <w:tc>
+          <w:tcPr>
+            <w:tcW w:type="dxa" w:w="1560"/>
+            <w:vAlign w:val="center"/>
+            <w:tcMar>
+              <w:top w:w="100" w:type="dxa"/>
+              <w:bottom w:w="100" w:type="dxa"/>
+              <w:left w:w="140" w:type="dxa"/>
+              <w:right w:w="140" w:type="dxa"/>
+            </w:tcMar>
+          </w:tcPr>
+          <w:p>
+            <w:r>
+              <w:rPr>
+                <w:rFonts w:ascii="Times New Roman" w:hAnsi="Times New Roman"/>
+                <w:sz w:val="18"/>
+              </w:rPr>
+              <w:t>955.5 ms (Sub-Second)</w:t>
+            </w:r>
+          </w:p>
+        </w:tc>
+        <w:tc>
+          <w:tcPr>
+            <w:tcW w:type="dxa" w:w="1560"/>
+            <w:vAlign w:val="center"/>
+            <w:tcMar>
+              <w:top w:w="100" w:type="dxa"/>
+              <w:bottom w:w="100" w:type="dxa"/>
+              <w:left w:w="140" w:type="dxa"/>
+              <w:right w:w="140" w:type="dxa"/>
+            </w:tcMar>
+          </w:tcPr>
+          <w:p>
+            <w:r>
+              <w:rPr>
+                <w:rFonts w:ascii="Times New Roman" w:hAnsi="Times New Roman"/>
+                <w:sz w:val="18"/>
+              </w:rPr>
+              <w:t>9,437.5 ms</w:t>
+            </w:r>
+          </w:p>
+        </w:tc>
+        <w:tc>
+          <w:tcPr>
+            <w:tcW w:type="dxa" w:w="1560"/>
+            <w:vAlign w:val="center"/>
+            <w:tcMar>
+              <w:top w:w="100" w:type="dxa"/>
+              <w:bottom w:w="100" w:type="dxa"/>
+              <w:left w:w="140" w:type="dxa"/>
+              <w:right w:w="140" w:type="dxa"/>
+            </w:tcMar>
+          </w:tcPr>
+          <w:p>
+            <w:r>
+              <w:rPr>
+                <w:rFonts w:ascii="Times New Roman" w:hAnsi="Times New Roman"/>
+                <w:sz w:val="18"/>
+              </w:rPr>
+              <w:t>11,223.0 ms</w:t>
+            </w:r>
+          </w:p>
+        </w:tc>
+      </w:tr>
+      <w:tr>
+        <w:tc>
+          <w:tcPr>
+            <w:tcW w:type="dxa" w:w="1560"/>
+            <w:vAlign w:val="center"/>
+            <w:shd w:fill="F2F4F7"/>
+            <w:tcMar>
+              <w:top w:w="100" w:type="dxa"/>
+              <w:bottom w:w="100" w:type="dxa"/>
+              <w:left w:w="140" w:type="dxa"/>
+              <w:right w:w="140" w:type="dxa"/>
+            </w:tcMar>
+          </w:tcPr>
+          <w:p>
+            <w:r>
+              <w:rPr>
+                <w:rFonts w:ascii="Times New Roman" w:hAnsi="Times New Roman"/>
+                <w:sz w:val="18"/>
+              </w:rPr>
+              <w:t>Constrained Raw JSON</w:t>
+            </w:r>
+          </w:p>
+        </w:tc>
+        <w:tc>
+          <w:tcPr>
+            <w:tcW w:type="dxa" w:w="1560"/>
+            <w:vAlign w:val="center"/>
+            <w:shd w:fill="F2F4F7"/>
+            <w:tcMar>
+              <w:top w:w="100" w:type="dxa"/>
+              <w:bottom w:w="100" w:type="dxa"/>
+              <w:left w:w="140" w:type="dxa"/>
+              <w:right w:w="140" w:type="dxa"/>
+            </w:tcMar>
+          </w:tcPr>
+          <w:p>
+            <w:r>
+              <w:rPr>
+                <w:rFonts w:ascii="Times New Roman" w:hAnsi="Times New Roman"/>
+                <w:sz w:val="18"/>
+              </w:rPr>
+              <w:t>34,500 ms</w:t>
+            </w:r>
+          </w:p>
+        </w:tc>
+        <w:tc>
+          <w:tcPr>
+            <w:tcW w:type="dxa" w:w="1560"/>
+            <w:vAlign w:val="center"/>
+            <w:shd w:fill="F2F4F7"/>
+            <w:tcMar>
+              <w:top w:w="100" w:type="dxa"/>
+              <w:bottom w:w="100" w:type="dxa"/>
+              <w:left w:w="140" w:type="dxa"/>
+              <w:right w:w="140" w:type="dxa"/>
+            </w:tcMar>
+          </w:tcPr>
+          <w:p>
+            <w:r>
+              <w:rPr>
+                <w:rFonts w:ascii="Times New Roman" w:hAnsi="Times New Roman"/>
+                <w:sz w:val="18"/>
+              </w:rPr>
+              <w:t>7,316 – 10,802 ms</w:t>
+            </w:r>
+          </w:p>
+        </w:tc>
+        <w:tc>
+          <w:tcPr>
+            <w:tcW w:type="dxa" w:w="1560"/>
+            <w:vAlign w:val="center"/>
+            <w:shd w:fill="F2F4F7"/>
+            <w:tcMar>
+              <w:top w:w="100" w:type="dxa"/>
+              <w:bottom w:w="100" w:type="dxa"/>
+              <w:left w:w="140" w:type="dxa"/>
+              <w:right w:w="140" w:type="dxa"/>
+            </w:tcMar>
+          </w:tcPr>
+          <w:p>
+            <w:r>
+              <w:rPr>
+                <w:rFonts w:ascii="Times New Roman" w:hAnsi="Times New Roman"/>
+                <w:sz w:val="18"/>
+              </w:rPr>
+              <w:t>7,316.9 ms</w:t>
+            </w:r>
+          </w:p>
+        </w:tc>
+        <w:tc>
+          <w:tcPr>
+            <w:tcW w:type="dxa" w:w="1560"/>
+            <w:vAlign w:val="center"/>
+            <w:shd w:fill="F2F4F7"/>
+            <w:tcMar>
+              <w:top w:w="100" w:type="dxa"/>
+              <w:bottom w:w="100" w:type="dxa"/>
+              <w:left w:w="140" w:type="dxa"/>
+              <w:right w:w="140" w:type="dxa"/>
+            </w:tcMar>
+          </w:tcPr>
+          <w:p>
+            <w:r>
+              <w:rPr>
+                <w:rFonts w:ascii="Times New Roman" w:hAnsi="Times New Roman"/>
+                <w:sz w:val="18"/>
+              </w:rPr>
+              <w:t>11,758.0 ms</w:t>
+            </w:r>
+          </w:p>
+        </w:tc>
+        <w:tc>
+          <w:tcPr>
+            <w:tcW w:type="dxa" w:w="1560"/>
+            <w:vAlign w:val="center"/>
+            <w:shd w:fill="F2F4F7"/>
+            <w:tcMar>
+              <w:top w:w="100" w:type="dxa"/>
+              <w:bottom w:w="100" w:type="dxa"/>
+              <w:left w:w="140" w:type="dxa"/>
+              <w:right w:w="140" w:type="dxa"/>
+            </w:tcMar>
+          </w:tcPr>
+          <w:p>
+            <w:r>
+              <w:rPr>
+                <w:rFonts w:ascii="Times New Roman" w:hAnsi="Times New Roman"/>
+                <w:sz w:val="18"/>
+              </w:rPr>
+              <w:t>14,654.0 ms</w:t>
+            </w:r>
+          </w:p>
+        </w:tc>
+      </w:tr>
+      <w:tr>
+        <w:tc>
+          <w:tcPr>
+            <w:tcW w:type="dxa" w:w="1560"/>
+            <w:vAlign w:val="center"/>
+            <w:tcMar>
+              <w:top w:w="100" w:type="dxa"/>
+              <w:bottom w:w="100" w:type="dxa"/>
+              <w:left w:w="140" w:type="dxa"/>
+              <w:right w:w="140" w:type="dxa"/>
+            </w:tcMar>
+          </w:tcPr>
+          <w:p>
+            <w:r>
+              <w:rPr>
+                <w:rFonts w:ascii="Times New Roman" w:hAnsi="Times New Roman"/>
+                <w:sz w:val="18"/>
+              </w:rPr>
+              <w:t>Speculative Retry</w:t>
+            </w:r>
+          </w:p>
+        </w:tc>
+        <w:tc>
+          <w:tcPr>
+            <w:tcW w:type="dxa" w:w="1560"/>
+            <w:vAlign w:val="center"/>
+            <w:tcMar>
+              <w:top w:w="100" w:type="dxa"/>
+              <w:bottom w:w="100" w:type="dxa"/>
+              <w:left w:w="140" w:type="dxa"/>
+              <w:right w:w="140" w:type="dxa"/>
+            </w:tcMar>
+          </w:tcPr>
+          <w:p>
+            <w:r>
+              <w:rPr>
+                <w:rFonts w:ascii="Times New Roman" w:hAnsi="Times New Roman"/>
+                <w:sz w:val="18"/>
+              </w:rPr>
+              <w:t>19,200 ms</w:t>
+            </w:r>
+          </w:p>
+        </w:tc>
+        <w:tc>
+          <w:tcPr>
+            <w:tcW w:type="dxa" w:w="1560"/>
+            <w:vAlign w:val="center"/>
+            <w:tcMar>
+              <w:top w:w="100" w:type="dxa"/>
+              <w:bottom w:w="100" w:type="dxa"/>
+              <w:left w:w="140" w:type="dxa"/>
+              <w:right w:w="140" w:type="dxa"/>
+            </w:tcMar>
+          </w:tcPr>
+          <w:p>
+            <w:r>
+              <w:rPr>
+                <w:rFonts w:ascii="Times New Roman" w:hAnsi="Times New Roman"/>
+                <w:sz w:val="18"/>
+              </w:rPr>
+              <w:t>5,511 – 6,414 ms</w:t>
+            </w:r>
+          </w:p>
+        </w:tc>
+        <w:tc>
+          <w:tcPr>
+            <w:tcW w:type="dxa" w:w="1560"/>
+            <w:vAlign w:val="center"/>
+            <w:tcMar>
+              <w:top w:w="100" w:type="dxa"/>
+              <w:bottom w:w="100" w:type="dxa"/>
+              <w:left w:w="140" w:type="dxa"/>
+              <w:right w:w="140" w:type="dxa"/>
+            </w:tcMar>
+          </w:tcPr>
+          <w:p>
+            <w:r>
+              <w:rPr>
+                <w:rFonts w:ascii="Times New Roman" w:hAnsi="Times New Roman"/>
+                <w:sz w:val="18"/>
+              </w:rPr>
+              <w:t>5,732.7 ms</w:t>
+            </w:r>
+          </w:p>
+        </w:tc>
+        <w:tc>
+          <w:tcPr>
+            <w:tcW w:type="dxa" w:w="1560"/>
+            <w:vAlign w:val="center"/>
+            <w:tcMar>
+              <w:top w:w="100" w:type="dxa"/>
+              <w:bottom w:w="100" w:type="dxa"/>
+              <w:left w:w="140" w:type="dxa"/>
+              <w:right w:w="140" w:type="dxa"/>
+            </w:tcMar>
+          </w:tcPr>
+          <w:p>
+            <w:r>
+              <w:rPr>
+                <w:rFonts w:ascii="Times New Roman" w:hAnsi="Times New Roman"/>
+                <w:sz w:val="18"/>
+              </w:rPr>
+              <w:t>6,414.1 ms</w:t>
+            </w:r>
+          </w:p>
+        </w:tc>
+        <w:tc>
+          <w:tcPr>
+            <w:tcW w:type="dxa" w:w="1560"/>
+            <w:vAlign w:val="center"/>
+            <w:tcMar>
+              <w:top w:w="100" w:type="dxa"/>
+              <w:bottom w:w="100" w:type="dxa"/>
+              <w:left w:w="140" w:type="dxa"/>
+              <w:right w:w="140" w:type="dxa"/>
+            </w:tcMar>
+          </w:tcPr>
+          <w:p>
+            <w:r>
+              <w:rPr>
+                <w:rFonts w:ascii="Times New Roman" w:hAnsi="Times New Roman"/>
+                <w:sz w:val="18"/>
+              </w:rPr>
+              <w:t>11,006.0 ms (Spike)</w:t>
+            </w:r>
+          </w:p>
+        </w:tc>
+      </w:tr>
+      <w:tr>
+        <w:tc>
+          <w:tcPr>
+            <w:tcW w:type="dxa" w:w="1560"/>
+            <w:vAlign w:val="center"/>
+            <w:shd w:fill="F2F4F7"/>
+            <w:tcMar>
+              <w:top w:w="100" w:type="dxa"/>
+              <w:bottom w:w="100" w:type="dxa"/>
+              <w:left w:w="140" w:type="dxa"/>
+              <w:right w:w="140" w:type="dxa"/>
+            </w:tcMar>
+          </w:tcPr>
+          <w:p>
+            <w:r>
+              <w:rPr>
+                <w:rFonts w:ascii="Times New Roman" w:hAnsi="Times New Roman"/>
+                <w:sz w:val="18"/>
+              </w:rPr>
+              <w:t>T=0.2 Unconstrained</w:t>
+            </w:r>
+          </w:p>
+        </w:tc>
+        <w:tc>
+          <w:tcPr>
+            <w:tcW w:type="dxa" w:w="1560"/>
+            <w:vAlign w:val="center"/>
+            <w:shd w:fill="F2F4F7"/>
+            <w:tcMar>
+              <w:top w:w="100" w:type="dxa"/>
+              <w:bottom w:w="100" w:type="dxa"/>
+              <w:left w:w="140" w:type="dxa"/>
+              <w:right w:w="140" w:type="dxa"/>
+            </w:tcMar>
+          </w:tcPr>
+          <w:p>
+            <w:r>
+              <w:rPr>
+                <w:rFonts w:ascii="Times New Roman" w:hAnsi="Times New Roman"/>
+                <w:sz w:val="18"/>
+              </w:rPr>
+              <w:t>12,400 ms</w:t>
+            </w:r>
+          </w:p>
+        </w:tc>
+        <w:tc>
+          <w:tcPr>
+            <w:tcW w:type="dxa" w:w="1560"/>
+            <w:vAlign w:val="center"/>
+            <w:shd w:fill="F2F4F7"/>
+            <w:tcMar>
+              <w:top w:w="100" w:type="dxa"/>
+              <w:bottom w:w="100" w:type="dxa"/>
+              <w:left w:w="140" w:type="dxa"/>
+              <w:right w:w="140" w:type="dxa"/>
+            </w:tcMar>
+          </w:tcPr>
+          <w:p>
+            <w:r>
+              <w:rPr>
+                <w:rFonts w:ascii="Times New Roman" w:hAnsi="Times New Roman"/>
+                <w:sz w:val="18"/>
+              </w:rPr>
+              <w:t>3,091 – 3,456 ms</w:t>
+            </w:r>
+          </w:p>
+        </w:tc>
+        <w:tc>
+          <w:tcPr>
+            <w:tcW w:type="dxa" w:w="1560"/>
+            <w:vAlign w:val="center"/>
+            <w:shd w:fill="F2F4F7"/>
+            <w:tcMar>
+              <w:top w:w="100" w:type="dxa"/>
+              <w:bottom w:w="100" w:type="dxa"/>
+              <w:left w:w="140" w:type="dxa"/>
+              <w:right w:w="140" w:type="dxa"/>
+            </w:tcMar>
+          </w:tcPr>
+          <w:p>
+            <w:r>
+              <w:rPr>
+                <w:rFonts w:ascii="Times New Roman" w:hAnsi="Times New Roman"/>
+                <w:sz w:val="18"/>
+              </w:rPr>
+              <w:t>3,091.2 ms (Aborts)</w:t>
+            </w:r>
+          </w:p>
+        </w:tc>
+        <w:tc>
+          <w:tcPr>
+            <w:tcW w:type="dxa" w:w="1560"/>
+            <w:vAlign w:val="center"/>
+            <w:shd w:fill="F2F4F7"/>
+            <w:tcMar>
+              <w:top w:w="100" w:type="dxa"/>
+              <w:bottom w:w="100" w:type="dxa"/>
+              <w:left w:w="140" w:type="dxa"/>
+              <w:right w:w="140" w:type="dxa"/>
+            </w:tcMar>
+          </w:tcPr>
+          <w:p>
+            <w:r>
+              <w:rPr>
+                <w:rFonts w:ascii="Times New Roman" w:hAnsi="Times New Roman"/>
+                <w:sz w:val="18"/>
+              </w:rPr>
+              <w:t>3,752.8 ms</w:t>
+            </w:r>
+          </w:p>
+        </w:tc>
+        <w:tc>
+          <w:tcPr>
+            <w:tcW w:type="dxa" w:w="1560"/>
+            <w:vAlign w:val="center"/>
+            <w:shd w:fill="F2F4F7"/>
+            <w:tcMar>
+              <w:top w:w="100" w:type="dxa"/>
+              <w:bottom w:w="100" w:type="dxa"/>
+              <w:left w:w="140" w:type="dxa"/>
+              <w:right w:w="140" w:type="dxa"/>
+            </w:tcMar>
+          </w:tcPr>
+          <w:p>
+            <w:r>
+              <w:rPr>
+                <w:rFonts w:ascii="Times New Roman" w:hAnsi="Times New Roman"/>
+                <w:sz w:val="18"/>
+              </w:rPr>
+              <w:t>4,707.0 ms</w:t>
+            </w:r>
+          </w:p>
+        </w:tc>
+      </w:tr>
+    </w:tbl>
+    <w:p>
+      <w:pPr>
+        <w:spacing w:before="200" w:after="40"/>
+        <w:jc w:val="center"/>
+      </w:pPr>
     </w:p>
     <w:p>
       <w:pPr>
         <w:jc w:val="center"/>
       </w:pPr>
       <w:r>
+        <w:drawing>
+          <wp:inline xmlns:a="http://schemas.openxmlformats.org/drawingml/2006/main" xmlns:pic="http://schemas.openxmlformats.org/drawingml/2006/picture">
+            <wp:extent cx="5303520" cy="2828544"/>
+            <wp:docPr id="2" name="Picture 2"/>
+            <wp:cNvGraphicFramePr>
+              <a:graphicFrameLocks noChangeAspect="1"/>
+            </wp:cNvGraphicFramePr>
+            <a:graphic>
+              <a:graphicData uri="http://schemas.openxmlformats.org/drawingml/2006/picture">
+                <pic:pic>
+                  <pic:nvPicPr>
+                    <pic:cNvPr id="0" name="plot2_latency_decomposition.png"/>
+                    <pic:cNvPicPr/>
+                  </pic:nvPicPr>
+                  <pic:blipFill>
+                    <a:blip r:embed="rId10"/>
+                    <a:stretch>
+                      <a:fillRect/>
+                    </a:stretch>
+                  </pic:blipFill>
+                  <pic:spPr>
+                    <a:xfrm>
+                      <a:off x="0" y="0"/>
+                      <a:ext cx="5303520" cy="2828544"/>
+                    </a:xfrm>
+                    <a:prstGeom prst="rect"/>
+                  </pic:spPr>
+                </pic:pic>
+              </a:graphicData>
+            </a:graphic>
+          </wp:inline>
+        </w:drawing>
+      </w:r>
+    </w:p>
+    <w:p>
+      <w:pPr>
+        <w:spacing w:after="200"/>
+        <w:jc w:val="center"/>
+      </w:pPr>
+      <w:r>
         <w:rPr>
           <w:rFonts w:ascii="Times New Roman" w:hAnsi="Times New Roman"/>
           <w:i/>
-          <w:sz w:val="20"/>
+          <w:color w:val="505050"/>
+          <w:sz w:val="18"/>
         </w:rPr>
-        <w:t>GitHub Repository: [https://github.com/Arpit-Panigrahi/llm-chess-engine](https://github.com/Arpit-Panigrahi/llm-chess-engine)</w:t>
+        <w:t>Figure 2: Latency Decomposition: Cold-Start Disk Load vs. Steady-State Warm Inference vs. p95 Tail Ceiling.</w:t>
       </w:r>
     </w:p>
     <w:p>
+      <w:pPr>
+        <w:spacing w:before="280" w:after="80"/>
+      </w:pPr>
       <w:r>
         <w:rPr>
           <w:rFonts w:ascii="Times New Roman" w:hAnsi="Times New Roman"/>
           <w:b/>
+          <w:color w:val="1F497D"/>
           <w:sz w:val="26"/>
         </w:rPr>
-        <w:t>Abstract</w:t>
-      </w:r>
-    </w:p>
-    <w:p>
-      <w:r>
-        <w:rPr>
-          <w:rFonts w:ascii="Times New Roman" w:hAnsi="Times New Roman"/>
-          <w:sz w:val="20"/>
-        </w:rPr>
-        <w:t>Large Language Models (LLMs) demonstrate remarkable linguistic and semantic competence but struggle with tasks requiring strict adherence to formal rule systems, such as legal chess move generation. This paper investigates prompt-level constrained decoding—injecting candidate legal Universal Chess Interface (UCI) moves into the prompt context—to eliminate hallucinated (illegal) chess moves produced by autoregressive transformer models (evaluated on Llama 3.1 8B). We introduce an open-source, reproducible experimental platform integrating the VICE chess engine with an Ollama inference backend, a Python-based orchestrator, and real-time depth-12 Stockfish 18 evaluation. Across an extensive benchmark matrix ($N = 260$ games, $1,077$ neural network inference calls), we demonstrate that unconstrained generation hits a hard legality ceiling of $\approx 49.1\%\text{–}61.2\%$ regardless of sampling temperature ($T=0.2$ vs. $T=0.8$), with unconstrained play suffering catastrophic illegal move abortions on turns 1–3. In contrast, prompt-level candidate injection achieves a deterministic **$100.0\%$ legal move rate**.</w:t>
-      </w:r>
-    </w:p>
-    <w:p>
-      <w:r>
-        <w:rPr>
-          <w:rFonts w:ascii="Times New Roman" w:hAnsi="Times New Roman"/>
-          <w:sz w:val="20"/>
-        </w:rPr>
-        <w:t>Furthermore, we conduct an in-depth **Byte-Pair Encoding (BPE) Tokenizer &amp; Representation Ablation**, showing that unquoted space-delimited move lists (`a7a5 b7b5`) suffer from subword boundary leakage ($73.3\%$ legality), while quote-delimited atomic formatting (`"e7e5", "g8f6"`) isolates attention boundaries, restoring $100.0\%$ legality without compositional artifacts. Evaluating against Stockfish 18 ground truth, constrained play demonstrates authentic club-level opening capability (Centipawn Loss $\text{ACPL} \approx 55.8\text{–}57.9\text{ cp}$). Finally, we evaluate a two-stage speculative retry loop and demonstrate that sequential fallback produces a severe $11,006\text{ ms}$ $p95$ tail-latency spike, establishing single-stage quote-delimited constrained decoding as the optimal production pipeline. The complete codebase, dataset, and telemetry are released open-source for full reproducibility.</w:t>
-      </w:r>
-    </w:p>
-    <w:p>
-      <w:r>
-        <w:rPr>
-          <w:rFonts w:ascii="Times New Roman" w:hAnsi="Times New Roman"/>
-          <w:i/>
-          <w:sz w:val="20"/>
-        </w:rPr>
-        <w:t>Keywords:** *Large Language Models, Chess Engines, Hallucination Elimination, Constrained Decoding, Prompt Engineering, Byte-Pair Encoding (BPE), Universal Chess Interface (UCI), Stockfish Evaluation.</w:t>
-      </w:r>
-    </w:p>
-    <w:p>
-      <w:r>
-        <w:rPr>
-          <w:rFonts w:ascii="Times New Roman" w:hAnsi="Times New Roman"/>
-          <w:b/>
-          <w:sz w:val="26"/>
-        </w:rPr>
-        <w:t>I. Introduction</w:t>
-      </w:r>
-    </w:p>
-    <w:p>
-      <w:r>
-        <w:rPr>
-          <w:rFonts w:ascii="Times New Roman" w:hAnsi="Times New Roman"/>
-          <w:sz w:val="20"/>
-        </w:rPr>
-        <w:t>Large Language Models (LLMs) have achieved state-of-the-art performance across diverse domains including natural language reasoning, software engineering, and mathematical problem-solving [1]. However, their application to domains governed by rigid formal constraints—such as combinatorial games, cryptographic protocols, and formal verification—exposes a critical failure mode: autoregressive models frequently generate outputs that violate the underlying rules of the system, a phenomenon broadly categorized as *hallucination* [2].</w:t>
-      </w:r>
-    </w:p>
-    <w:p>
-      <w:r>
-        <w:rPr>
-          <w:rFonts w:ascii="Times New Roman" w:hAnsi="Times New Roman"/>
-          <w:sz w:val="20"/>
-        </w:rPr>
-        <w:t>Chess represents an ideal formal testbed for diagnosing and rectifying LLM hallucinations. The game is fully deterministic, offers zero hidden information, possesses a well-defined discrete state space representable via Forsyth–Edwards Notation (FEN), and operates under strict mathematical move-generation rules expressible in Universal Chess Interface (UCI) coordinate notation (e.g., `e2e4`, `g8f6`). In any given board position, an LLM's output can be evaluated with mathematical ground truth: the proposed move is either strictly legal or strictly illegal.</w:t>
-      </w:r>
-    </w:p>
-    <w:p>
-      <w:r>
-        <w:rPr>
-          <w:rFonts w:ascii="Times New Roman" w:hAnsi="Times New Roman"/>
-          <w:sz w:val="20"/>
-        </w:rPr>
-        <w:t>Prior studies have attempted to elicit chess competence through direct unconstrained zero-shot prompting [3], specialized domain fine-tuning on PGN databases [4], or hybridizing search trees with value networks [5]. However, zero-shot and low-temperature unconstrained prompting consistently fail to maintain legal gameplay over multi-turn games, as the model's internal representation of board geometry degrades exponentially across consecutive plies.</w:t>
-      </w:r>
-    </w:p>
-    <w:p>
-      <w:r>
-        <w:rPr>
-          <w:rFonts w:ascii="Times New Roman" w:hAnsi="Times New Roman"/>
-          <w:sz w:val="20"/>
-        </w:rPr>
-        <w:t>This paper makes the following primary contributions:</w:t>
-      </w:r>
-    </w:p>
-    <w:p>
-      <w:r>
-        <w:rPr>
-          <w:rFonts w:ascii="Times New Roman" w:hAnsi="Times New Roman"/>
-          <w:sz w:val="20"/>
-        </w:rPr>
-        <w:t>1. **An Open-Source Experimental Platform:** We build an end-to-end testing and gameplay platform integrating the VICE chess engine (C) [6], the Docker Ollama inference server [7], and an automated Python orchestrator with real-time Stockfish 18 depth-12 evaluation.</w:t>
-      </w:r>
-    </w:p>
-    <w:p>
-      <w:r>
-        <w:rPr>
-          <w:rFonts w:ascii="Times New Roman" w:hAnsi="Times New Roman"/>
-          <w:sz w:val="20"/>
-        </w:rPr>
-        <w:t>2. **Empirical Characterization of the Unconstrained Legality Ceiling:** We prove through live neural inference that unconstrained Llama 3.1 8B models hit a hard ceiling of $\approx 49.1\%\text{–}61.2\%$ legality, and that near-greedy sampling ($T=0.2$) merely causes mode-collapse onto memorized opening book moves rather than improving geometric reasoning.</w:t>
-      </w:r>
-    </w:p>
-    <w:p>
-      <w:r>
-        <w:rPr>
-          <w:rFonts w:ascii="Times New Roman" w:hAnsi="Times New Roman"/>
-          <w:sz w:val="20"/>
-        </w:rPr>
-        <w:t>3. **BPE Token Boundary Isolation Discovery:** We identify that unquoted space-delimited text representations cause Byte-Pair Encoding (BPE) subword merging errors (`b72`, `e72-3`), and demonstrate that quote-delimited atomic formatting (`"e7e5", "g8f6"`) acts as a physical attention barrier, guaranteeing **$100.0\%$ deterministic legal compliance**.</w:t>
-      </w:r>
-    </w:p>
-    <w:p>
-      <w:r>
-        <w:rPr>
-          <w:rFonts w:ascii="Times New Roman" w:hAnsi="Times New Roman"/>
-          <w:sz w:val="20"/>
-        </w:rPr>
-        <w:t>4. **Speculative Decoding Tail-Latency Characterization:** We profile a two-stage speculative retry pipeline and identify a bimodal $11,006\text{ ms}$ $p95$ tail-latency penalty upon draft verification failure, proving why single-stage deterministic constrained decoding is optimal for production systems.</w:t>
-      </w:r>
-    </w:p>
-    <w:p>
-      <w:r>
-        <w:rPr>
-          <w:rFonts w:ascii="Times New Roman" w:hAnsi="Times New Roman"/>
-          <w:sz w:val="20"/>
-        </w:rPr>
-        <w:t>5. **Positional Quality Ground-Truth Benchmarking:** We benchmark LLM play against Stockfish 18 at depth 12, demonstrating an Average Centipawn Loss ($\text{ACPL}$) of $55.8\text{–}57.9\text{ cp}$ in opening play.</w:t>
-      </w:r>
-    </w:p>
-    <w:p>
-      <w:r>
-        <w:rPr>
-          <w:rFonts w:ascii="Times New Roman" w:hAnsi="Times New Roman"/>
-          <w:b/>
-          <w:sz w:val="26"/>
-        </w:rPr>
-        <w:t>II. Related Work</w:t>
-      </w:r>
-    </w:p>
-    <w:p>
-      <w:r>
-        <w:rPr>
-          <w:rFonts w:ascii="Times New Roman" w:hAnsi="Times New Roman"/>
-          <w:b/>
-          <w:sz w:val="22"/>
-        </w:rPr>
-        <w:t>A. LLM Chess Capabilities &amp; Spatial Reasoning</w:t>
-      </w:r>
-    </w:p>
-    <w:p>
-      <w:r>
-        <w:rPr>
-          <w:rFonts w:ascii="Times New Roman" w:hAnsi="Times New Roman"/>
-          <w:sz w:val="20"/>
-        </w:rPr>
-        <w:t>Recent investigations into LLMs as game-playing agents have produced mixed results. Toshniwal et al. [3] demonstrated that while GPT-3.5 and GPT-4 possess statistical associations with opening chess literature, legality degrades rapidly beyond move 3. Karvonen [9] probed linear representations of chess board states inside language models, showing that internal world models exist but are imperfectly retrieved during token generation. Feng et al. [4] trained *ChessLLM* via domain-specific fine-tuning on millions of PGN games; however, fine-tuning requires massive computational resources and does not guarantee $100\%$ zero-hallucination compliance. Our work differs by providing a general, zero-modification prompt-level mechanism compatible with any off-the-shelf instruction-tuned LLM.</w:t>
-      </w:r>
-    </w:p>
-    <w:p>
-      <w:r>
-        <w:rPr>
-          <w:rFonts w:ascii="Times New Roman" w:hAnsi="Times New Roman"/>
-          <w:b/>
-          <w:sz w:val="22"/>
-        </w:rPr>
-        <w:t>B. Hallucination in Autoregressive Generation</w:t>
-      </w:r>
-    </w:p>
-    <w:p>
-      <w:r>
-        <w:rPr>
-          <w:rFonts w:ascii="Times New Roman" w:hAnsi="Times New Roman"/>
-          <w:sz w:val="20"/>
-        </w:rPr>
-        <w:t>Hallucination in LLMs arises from the mismatch between maximum-likelihood token prediction and formal logical consistency [2]. In spatial and board-state reasoning, hallucinations manifest as illegal transitions: attempting to move through occupied squares, moving non-existent pieces, or generating malformed coordinate tokens. Standard temperature annealing fails to resolve this issue because erroneous tokens frequently reside in high-probability clusters when conditioning solely on FEN strings.</w:t>
-      </w:r>
-    </w:p>
-    <w:p>
-      <w:r>
-        <w:rPr>
-          <w:rFonts w:ascii="Times New Roman" w:hAnsi="Times New Roman"/>
-          <w:b/>
-          <w:sz w:val="22"/>
-        </w:rPr>
-        <w:t>C. Constrained Decoding Mechanisms</w:t>
-      </w:r>
-    </w:p>
-    <w:p>
-      <w:r>
-        <w:rPr>
-          <w:rFonts w:ascii="Times New Roman" w:hAnsi="Times New Roman"/>
-          <w:sz w:val="20"/>
-        </w:rPr>
-        <w:t>Constrained decoding restricts output token generation to valid grammatical structures. Grammar-based token masking (e.g., GBNF grammars in `llama.cpp` [10], Outlines, and Guidance) modifies the sampling distribution at each autoregressive step by masking invalid vocabulary logits. While effective, token-level logit masking incurs engine-specific software dependencies. In this work, we focus on **Prompt-Level Candidate Injection**, an engine-agnostic approach that transforms an unconstrained generation problem into a constrained selection task, enabling universal portability across cloud APIs and local backends.</w:t>
-      </w:r>
-    </w:p>
-    <w:p>
-      <w:r>
-        <w:rPr>
-          <w:rFonts w:ascii="Times New Roman" w:hAnsi="Times New Roman"/>
-          <w:b/>
-          <w:sz w:val="26"/>
-        </w:rPr>
-        <w:t>III. System Architecture &amp; Engineering Design</w:t>
-      </w:r>
-    </w:p>
-    <w:p>
-      <w:r>
-        <w:rPr>
-          <w:rFonts w:ascii="Times New Roman" w:hAnsi="Times New Roman"/>
-          <w:sz w:val="20"/>
-        </w:rPr>
-        <w:t>┌─────────────────────────────────────────────────────────────────────────────────────────┐</w:t>
-      </w:r>
-    </w:p>
-    <w:p>
-      <w:r>
-        <w:rPr>
-          <w:rFonts w:ascii="Times New Roman" w:hAnsi="Times New Roman"/>
-          <w:sz w:val="20"/>
-        </w:rPr>
-        <w:t>│                                 SYSTEM ARCHITECTURE                                     │</w:t>
-      </w:r>
-    </w:p>
-    <w:p>
-      <w:r>
-        <w:rPr>
-          <w:rFonts w:ascii="Times New Roman" w:hAnsi="Times New Roman"/>
-          <w:sz w:val="20"/>
-        </w:rPr>
-        <w:t>├─────────────────────────────────────────────────────────────────────────────────────────┤</w:t>
-      </w:r>
-    </w:p>
-    <w:p>
-      <w:r>
-        <w:rPr>
-          <w:rFonts w:ascii="Times New Roman" w:hAnsi="Times New Roman"/>
-          <w:sz w:val="20"/>
-        </w:rPr>
-        <w:t>│                                                                                         │</w:t>
-      </w:r>
-    </w:p>
-    <w:p>
-      <w:r>
-        <w:rPr>
-          <w:rFonts w:ascii="Times New Roman" w:hAnsi="Times New Roman"/>
-          <w:sz w:val="20"/>
-        </w:rPr>
-        <w:t>│   ┌─────────────────────┐        UCI Protocol       ┌───────────────────────────────┐   │</w:t>
-      </w:r>
-    </w:p>
-    <w:p>
-      <w:r>
-        <w:rPr>
-          <w:rFonts w:ascii="Times New Roman" w:hAnsi="Times New Roman"/>
-          <w:sz w:val="20"/>
-        </w:rPr>
-        <w:t>│   │   VICE Engine (C)   │◄─────────────────────────►│     Python Orchestrator       │   │</w:t>
-      </w:r>
-    </w:p>
-    <w:p>
-      <w:r>
-        <w:rPr>
-          <w:rFonts w:ascii="Times New Roman" w:hAnsi="Times New Roman"/>
-          <w:sz w:val="20"/>
-        </w:rPr>
-        <w:t>│   │   - Classical Alpha/│                           │     - run_game.py             │   │</w:t>
-      </w:r>
-    </w:p>
-    <w:p>
-      <w:r>
-        <w:rPr>
-          <w:rFonts w:ascii="Times New Roman" w:hAnsi="Times New Roman"/>
-          <w:sz w:val="20"/>
-        </w:rPr>
-        <w:t>│   │     Beta Search     │                           │     - Prompt Formatter        │   │</w:t>
-      </w:r>
-    </w:p>
-    <w:p>
-      <w:r>
-        <w:rPr>
-          <w:rFonts w:ascii="Times New Roman" w:hAnsi="Times New Roman"/>
-          <w:sz w:val="20"/>
-        </w:rPr>
-        <w:t>│   │   - llm_search.c    │                           │     - Multi-Stage UCI Parser  │   │</w:t>
-      </w:r>
-    </w:p>
-    <w:p>
-      <w:r>
-        <w:rPr>
-          <w:rFonts w:ascii="Times New Roman" w:hAnsi="Times New Roman"/>
-          <w:sz w:val="20"/>
-        </w:rPr>
-        <w:t>│   └─────────────────────┘                           └───────────────┬───────────────┘   │</w:t>
-      </w:r>
-    </w:p>
-    <w:p>
-      <w:r>
-        <w:rPr>
-          <w:rFonts w:ascii="Times New Roman" w:hAnsi="Times New Roman"/>
-          <w:sz w:val="20"/>
-        </w:rPr>
-        <w:t>│                                                                     │                   │</w:t>
-      </w:r>
-    </w:p>
-    <w:p>
-      <w:r>
-        <w:rPr>
-          <w:rFonts w:ascii="Times New Roman" w:hAnsi="Times New Roman"/>
-          <w:sz w:val="20"/>
-        </w:rPr>
-        <w:t>│                                  HTTP / JSON                        │ Stockfish UCI     │</w:t>
-      </w:r>
-    </w:p>
-    <w:p>
-      <w:r>
-        <w:rPr>
-          <w:rFonts w:ascii="Times New Roman" w:hAnsi="Times New Roman"/>
-          <w:sz w:val="20"/>
-        </w:rPr>
-        <w:t>│                                 (Stream &amp; KV)                       ▼                   │</w:t>
-      </w:r>
-    </w:p>
-    <w:p>
-      <w:r>
-        <w:rPr>
-          <w:rFonts w:ascii="Times New Roman" w:hAnsi="Times New Roman"/>
-          <w:sz w:val="20"/>
-        </w:rPr>
-        <w:t>│                                      │               ┌──────────────────────────────┐   │</w:t>
-      </w:r>
-    </w:p>
-    <w:p>
-      <w:r>
-        <w:rPr>
-          <w:rFonts w:ascii="Times New Roman" w:hAnsi="Times New Roman"/>
-          <w:sz w:val="20"/>
-        </w:rPr>
-        <w:t>│                                      ▼               │   Stockfish 18 Ground Truth  │   │</w:t>
-      </w:r>
-    </w:p>
-    <w:p>
-      <w:r>
-        <w:rPr>
-          <w:rFonts w:ascii="Times New Roman" w:hAnsi="Times New Roman"/>
-          <w:sz w:val="20"/>
-        </w:rPr>
-        <w:t>│                        ┌───────────────────────────┐ │   - Depth-12 Evaluation      │   │</w:t>
-      </w:r>
-    </w:p>
-    <w:p>
-      <w:r>
-        <w:rPr>
-          <w:rFonts w:ascii="Times New Roman" w:hAnsi="Times New Roman"/>
-          <w:sz w:val="20"/>
-        </w:rPr>
-        <w:t>│                        │  Docker Ollama Backend    │ │   - Centipawn Loss (ACPL)    │   │</w:t>
-      </w:r>
-    </w:p>
-    <w:p>
-      <w:r>
-        <w:rPr>
-          <w:rFonts w:ascii="Times New Roman" w:hAnsi="Times New Roman"/>
-          <w:sz w:val="20"/>
-        </w:rPr>
-        <w:t>│                        │  - Llama 3.1 8B (Q4_K_M)  │ │   - Top-1 Match &amp; Blunders   │   │</w:t>
-      </w:r>
-    </w:p>
-    <w:p>
-      <w:r>
-        <w:rPr>
-          <w:rFonts w:ascii="Times New Roman" w:hAnsi="Times New Roman"/>
-          <w:sz w:val="20"/>
-        </w:rPr>
-        <w:t>│                        │  - Context KV-Caching     │ └──────────────────────────────┘   │</w:t>
-      </w:r>
-    </w:p>
-    <w:p>
-      <w:r>
-        <w:rPr>
-          <w:rFonts w:ascii="Times New Roman" w:hAnsi="Times New Roman"/>
-          <w:sz w:val="20"/>
-        </w:rPr>
-        <w:t>│                        └───────────────────────────┘                                    │</w:t>
-      </w:r>
-    </w:p>
-    <w:p>
-      <w:r>
-        <w:rPr>
-          <w:rFonts w:ascii="Times New Roman" w:hAnsi="Times New Roman"/>
-          <w:sz w:val="20"/>
-        </w:rPr>
-        <w:t>└─────────────────────────────────────────────────────────────────────────────────────────┘</w:t>
-      </w:r>
-    </w:p>
-    <w:p>
-      <w:r>
-        <w:rPr>
-          <w:rFonts w:ascii="Times New Roman" w:hAnsi="Times New Roman"/>
-          <w:sz w:val="20"/>
-        </w:rPr>
-        <w:t>The experimental platform consists of four loosely coupled, highly modular components:</w:t>
-      </w:r>
-    </w:p>
-    <w:p>
-      <w:r>
-        <w:rPr>
-          <w:rFonts w:ascii="Times New Roman" w:hAnsi="Times New Roman"/>
-          <w:b/>
-          <w:sz w:val="22"/>
-        </w:rPr>
-        <w:t>A. Extended VICE Chess Engine (C Core)</w:t>
-      </w:r>
-    </w:p>
-    <w:p>
-      <w:r>
-        <w:rPr>
-          <w:rFonts w:ascii="Times New Roman" w:hAnsi="Times New Roman"/>
-          <w:sz w:val="20"/>
-        </w:rPr>
-        <w:t>We extend the open-source VICE (Vehicle In Chess Environment) chess engine [6] written in ANSI C with four custom modules:</w:t>
+        <w:t>V. Tokenizer Ablation &amp; Centipawn Loss Analysis</w:t>
       </w:r>
     </w:p>
     <w:p>
       <w:pPr>
-        <w:pStyle w:val="ListBullet"/>
+        <w:spacing w:after="80" w:line="276" w:lineRule="auto"/>
       </w:pPr>
       <w:r>
         <w:rPr>
           <w:rFonts w:ascii="Times New Roman" w:hAnsi="Times New Roman"/>
           <w:sz w:val="20"/>
         </w:rPr>
-        <w:t>`llm_search.c`: Intercepts search routines, extracts legal moves from the internal move-generator array, and formats payloads for external dispatch.</w:t>
+        <w:t>Table III presents the representation ablation study demonstrating the mechanism of Byte-Pair Encoding subword boundary isolation:</w:t>
+      </w:r>
+    </w:p>
+    <w:tbl>
+      <w:tblPr>
+        <w:tblW w:type="auto" w:w="0"/>
+        <w:jc w:val="center"/>
+        <w:tblLook w:firstColumn="1" w:firstRow="1" w:lastColumn="0" w:lastRow="0" w:noHBand="0" w:noVBand="1" w:val="04A0"/>
+      </w:tblPr>
+      <w:tblGrid>
+        <w:gridCol w:w="2340"/>
+        <w:gridCol w:w="2340"/>
+        <w:gridCol w:w="2340"/>
+        <w:gridCol w:w="2340"/>
+      </w:tblGrid>
+      <w:tr>
+        <w:tc>
+          <w:tcPr>
+            <w:tcW w:type="dxa" w:w="2340"/>
+            <w:vAlign w:val="center"/>
+            <w:shd w:fill="1F497D"/>
+            <w:tcMar>
+              <w:top w:w="140" w:type="dxa"/>
+              <w:bottom w:w="140" w:type="dxa"/>
+              <w:left w:w="180" w:type="dxa"/>
+              <w:right w:w="180" w:type="dxa"/>
+            </w:tcMar>
+          </w:tcPr>
+          <w:p>
+            <w:pPr>
+              <w:jc w:val="center"/>
+            </w:pPr>
+            <w:r>
+              <w:rPr>
+                <w:rFonts w:ascii="Times New Roman" w:hAnsi="Times New Roman"/>
+                <w:b/>
+                <w:color w:val="FFFFFF"/>
+                <w:sz w:val="19"/>
+              </w:rPr>
+              <w:t>Representation Scheme</w:t>
+            </w:r>
+          </w:p>
+        </w:tc>
+        <w:tc>
+          <w:tcPr>
+            <w:tcW w:type="dxa" w:w="2340"/>
+            <w:vAlign w:val="center"/>
+            <w:shd w:fill="1F497D"/>
+            <w:tcMar>
+              <w:top w:w="140" w:type="dxa"/>
+              <w:bottom w:w="140" w:type="dxa"/>
+              <w:left w:w="180" w:type="dxa"/>
+              <w:right w:w="180" w:type="dxa"/>
+            </w:tcMar>
+          </w:tcPr>
+          <w:p>
+            <w:pPr>
+              <w:jc w:val="center"/>
+            </w:pPr>
+            <w:r>
+              <w:rPr>
+                <w:rFonts w:ascii="Times New Roman" w:hAnsi="Times New Roman"/>
+                <w:b/>
+                <w:color w:val="FFFFFF"/>
+                <w:sz w:val="19"/>
+              </w:rPr>
+              <w:t>Example Format Injected into Prompt</w:t>
+            </w:r>
+          </w:p>
+        </w:tc>
+        <w:tc>
+          <w:tcPr>
+            <w:tcW w:type="dxa" w:w="2340"/>
+            <w:vAlign w:val="center"/>
+            <w:shd w:fill="1F497D"/>
+            <w:tcMar>
+              <w:top w:w="140" w:type="dxa"/>
+              <w:bottom w:w="140" w:type="dxa"/>
+              <w:left w:w="180" w:type="dxa"/>
+              <w:right w:w="180" w:type="dxa"/>
+            </w:tcMar>
+          </w:tcPr>
+          <w:p>
+            <w:pPr>
+              <w:jc w:val="center"/>
+            </w:pPr>
+            <w:r>
+              <w:rPr>
+                <w:rFonts w:ascii="Times New Roman" w:hAnsi="Times New Roman"/>
+                <w:b/>
+                <w:color w:val="FFFFFF"/>
+                <w:sz w:val="19"/>
+              </w:rPr>
+              <w:t>Output Token Legality</w:t>
+            </w:r>
+          </w:p>
+        </w:tc>
+        <w:tc>
+          <w:tcPr>
+            <w:tcW w:type="dxa" w:w="2340"/>
+            <w:vAlign w:val="center"/>
+            <w:shd w:fill="1F497D"/>
+            <w:tcMar>
+              <w:top w:w="140" w:type="dxa"/>
+              <w:bottom w:w="140" w:type="dxa"/>
+              <w:left w:w="180" w:type="dxa"/>
+              <w:right w:w="180" w:type="dxa"/>
+            </w:tcMar>
+          </w:tcPr>
+          <w:p>
+            <w:pPr>
+              <w:jc w:val="center"/>
+            </w:pPr>
+            <w:r>
+              <w:rPr>
+                <w:rFonts w:ascii="Times New Roman" w:hAnsi="Times New Roman"/>
+                <w:b/>
+                <w:color w:val="FFFFFF"/>
+                <w:sz w:val="19"/>
+              </w:rPr>
+              <w:t>Observed Failure Mode / Mechanism</w:t>
+            </w:r>
+          </w:p>
+        </w:tc>
+      </w:tr>
+      <w:tr>
+        <w:tc>
+          <w:tcPr>
+            <w:tcW w:type="dxa" w:w="2340"/>
+            <w:vAlign w:val="center"/>
+            <w:tcMar>
+              <w:top w:w="100" w:type="dxa"/>
+              <w:bottom w:w="100" w:type="dxa"/>
+              <w:left w:w="140" w:type="dxa"/>
+              <w:right w:w="140" w:type="dxa"/>
+            </w:tcMar>
+          </w:tcPr>
+          <w:p>
+            <w:r>
+              <w:rPr>
+                <w:rFonts w:ascii="Times New Roman" w:hAnsi="Times New Roman"/>
+                <w:sz w:val="18"/>
+              </w:rPr>
+              <w:t>Grouped DMC (Verbose)</w:t>
+            </w:r>
+          </w:p>
+        </w:tc>
+        <w:tc>
+          <w:tcPr>
+            <w:tcW w:type="dxa" w:w="2340"/>
+            <w:vAlign w:val="center"/>
+            <w:tcMar>
+              <w:top w:w="100" w:type="dxa"/>
+              <w:bottom w:w="100" w:type="dxa"/>
+              <w:left w:w="140" w:type="dxa"/>
+              <w:right w:w="140" w:type="dxa"/>
+            </w:tcMar>
+          </w:tcPr>
+          <w:p>
+            <w:r>
+              <w:rPr>
+                <w:rFonts w:ascii="Times New Roman" w:hAnsi="Times New Roman"/>
+                <w:sz w:val="18"/>
+              </w:rPr>
+              <w:t>a7:["a5","a6"]|b8:["a6","c6"]</w:t>
+            </w:r>
+          </w:p>
+        </w:tc>
+        <w:tc>
+          <w:tcPr>
+            <w:tcW w:type="dxa" w:w="2340"/>
+            <w:vAlign w:val="center"/>
+            <w:tcMar>
+              <w:top w:w="100" w:type="dxa"/>
+              <w:bottom w:w="100" w:type="dxa"/>
+              <w:left w:w="140" w:type="dxa"/>
+              <w:right w:w="140" w:type="dxa"/>
+            </w:tcMar>
+          </w:tcPr>
+          <w:p>
+            <w:r>
+              <w:rPr>
+                <w:rFonts w:ascii="Times New Roman" w:hAnsi="Times New Roman"/>
+                <w:sz w:val="18"/>
+              </w:rPr>
+              <w:t>80.0%</w:t>
+            </w:r>
+          </w:p>
+        </w:tc>
+        <w:tc>
+          <w:tcPr>
+            <w:tcW w:type="dxa" w:w="2340"/>
+            <w:vAlign w:val="center"/>
+            <w:tcMar>
+              <w:top w:w="100" w:type="dxa"/>
+              <w:bottom w:w="100" w:type="dxa"/>
+              <w:left w:w="140" w:type="dxa"/>
+              <w:right w:w="140" w:type="dxa"/>
+            </w:tcMar>
+          </w:tcPr>
+          <w:p>
+            <w:r>
+              <w:rPr>
+                <w:rFonts w:ascii="Times New Roman" w:hAnsi="Times New Roman"/>
+                <w:sz w:val="18"/>
+              </w:rPr>
+              <w:t>Compositional Hallucination: Concatenated origin square with target (e.g. e72e4).</w:t>
+            </w:r>
+          </w:p>
+        </w:tc>
+      </w:tr>
+      <w:tr>
+        <w:tc>
+          <w:tcPr>
+            <w:tcW w:type="dxa" w:w="2340"/>
+            <w:vAlign w:val="center"/>
+            <w:shd w:fill="F2F4F7"/>
+            <w:tcMar>
+              <w:top w:w="100" w:type="dxa"/>
+              <w:bottom w:w="100" w:type="dxa"/>
+              <w:left w:w="140" w:type="dxa"/>
+              <w:right w:w="140" w:type="dxa"/>
+            </w:tcMar>
+          </w:tcPr>
+          <w:p>
+            <w:r>
+              <w:rPr>
+                <w:rFonts w:ascii="Times New Roman" w:hAnsi="Times New Roman"/>
+                <w:sz w:val="18"/>
+              </w:rPr>
+              <w:t>Space-Delimited Atomic</w:t>
+            </w:r>
+          </w:p>
+        </w:tc>
+        <w:tc>
+          <w:tcPr>
+            <w:tcW w:type="dxa" w:w="2340"/>
+            <w:vAlign w:val="center"/>
+            <w:shd w:fill="F2F4F7"/>
+            <w:tcMar>
+              <w:top w:w="100" w:type="dxa"/>
+              <w:bottom w:w="100" w:type="dxa"/>
+              <w:left w:w="140" w:type="dxa"/>
+              <w:right w:w="140" w:type="dxa"/>
+            </w:tcMar>
+          </w:tcPr>
+          <w:p>
+            <w:r>
+              <w:rPr>
+                <w:rFonts w:ascii="Times New Roman" w:hAnsi="Times New Roman"/>
+                <w:sz w:val="18"/>
+              </w:rPr>
+              <w:t>a7a5 a7a6 b7b5 b7b6 c7c5</w:t>
+            </w:r>
+          </w:p>
+        </w:tc>
+        <w:tc>
+          <w:tcPr>
+            <w:tcW w:type="dxa" w:w="2340"/>
+            <w:vAlign w:val="center"/>
+            <w:shd w:fill="F2F4F7"/>
+            <w:tcMar>
+              <w:top w:w="100" w:type="dxa"/>
+              <w:bottom w:w="100" w:type="dxa"/>
+              <w:left w:w="140" w:type="dxa"/>
+              <w:right w:w="140" w:type="dxa"/>
+            </w:tcMar>
+          </w:tcPr>
+          <w:p>
+            <w:r>
+              <w:rPr>
+                <w:rFonts w:ascii="Times New Roman" w:hAnsi="Times New Roman"/>
+                <w:sz w:val="18"/>
+              </w:rPr>
+              <w:t>73.3%</w:t>
+            </w:r>
+          </w:p>
+        </w:tc>
+        <w:tc>
+          <w:tcPr>
+            <w:tcW w:type="dxa" w:w="2340"/>
+            <w:vAlign w:val="center"/>
+            <w:shd w:fill="F2F4F7"/>
+            <w:tcMar>
+              <w:top w:w="100" w:type="dxa"/>
+              <w:bottom w:w="100" w:type="dxa"/>
+              <w:left w:w="140" w:type="dxa"/>
+              <w:right w:w="140" w:type="dxa"/>
+            </w:tcMar>
+          </w:tcPr>
+          <w:p>
+            <w:r>
+              <w:rPr>
+                <w:rFonts w:ascii="Times New Roman" w:hAnsi="Times New Roman"/>
+                <w:sz w:val="18"/>
+              </w:rPr>
+              <w:t>BPE Token Merging: Merged adjacent coordinates across spaces (b72, e72-3).</w:t>
+            </w:r>
+          </w:p>
+        </w:tc>
+      </w:tr>
+      <w:tr>
+        <w:tc>
+          <w:tcPr>
+            <w:tcW w:type="dxa" w:w="2340"/>
+            <w:vAlign w:val="center"/>
+            <w:tcMar>
+              <w:top w:w="100" w:type="dxa"/>
+              <w:bottom w:w="100" w:type="dxa"/>
+              <w:left w:w="140" w:type="dxa"/>
+              <w:right w:w="140" w:type="dxa"/>
+            </w:tcMar>
+          </w:tcPr>
+          <w:p>
+            <w:r>
+              <w:rPr>
+                <w:rFonts w:ascii="Times New Roman" w:hAnsi="Times New Roman"/>
+                <w:sz w:val="18"/>
+              </w:rPr>
+              <w:t>Quoted Atomic (Proposed)</w:t>
+            </w:r>
+          </w:p>
+        </w:tc>
+        <w:tc>
+          <w:tcPr>
+            <w:tcW w:type="dxa" w:w="2340"/>
+            <w:vAlign w:val="center"/>
+            <w:tcMar>
+              <w:top w:w="100" w:type="dxa"/>
+              <w:bottom w:w="100" w:type="dxa"/>
+              <w:left w:w="140" w:type="dxa"/>
+              <w:right w:w="140" w:type="dxa"/>
+            </w:tcMar>
+          </w:tcPr>
+          <w:p>
+            <w:r>
+              <w:rPr>
+                <w:rFonts w:ascii="Times New Roman" w:hAnsi="Times New Roman"/>
+                <w:sz w:val="18"/>
+              </w:rPr>
+              <w:t>"a7a5", "a7a6", "b7b5", "b7b6"</w:t>
+            </w:r>
+          </w:p>
+        </w:tc>
+        <w:tc>
+          <w:tcPr>
+            <w:tcW w:type="dxa" w:w="2340"/>
+            <w:vAlign w:val="center"/>
+            <w:tcMar>
+              <w:top w:w="100" w:type="dxa"/>
+              <w:bottom w:w="100" w:type="dxa"/>
+              <w:left w:w="140" w:type="dxa"/>
+              <w:right w:w="140" w:type="dxa"/>
+            </w:tcMar>
+          </w:tcPr>
+          <w:p>
+            <w:r>
+              <w:rPr>
+                <w:rFonts w:ascii="Times New Roman" w:hAnsi="Times New Roman"/>
+                <w:sz w:val="18"/>
+              </w:rPr>
+              <w:t>100.0%</w:t>
+            </w:r>
+          </w:p>
+        </w:tc>
+        <w:tc>
+          <w:tcPr>
+            <w:tcW w:type="dxa" w:w="2340"/>
+            <w:vAlign w:val="center"/>
+            <w:tcMar>
+              <w:top w:w="100" w:type="dxa"/>
+              <w:bottom w:w="100" w:type="dxa"/>
+              <w:left w:w="140" w:type="dxa"/>
+              <w:right w:w="140" w:type="dxa"/>
+            </w:tcMar>
+          </w:tcPr>
+          <w:p>
+            <w:r>
+              <w:rPr>
+                <w:rFonts w:ascii="Times New Roman" w:hAnsi="Times New Roman"/>
+                <w:sz w:val="18"/>
+              </w:rPr>
+              <w:t>None (Zero Errors): Quotation delimiters act as physical attention barriers.</w:t>
+            </w:r>
+          </w:p>
+        </w:tc>
+      </w:tr>
+    </w:tbl>
+    <w:p>
+      <w:pPr>
+        <w:spacing w:before="200" w:after="40"/>
+        <w:jc w:val="center"/>
+      </w:pPr>
+    </w:p>
+    <w:p>
+      <w:pPr>
+        <w:jc w:val="center"/>
+      </w:pPr>
+      <w:r>
+        <w:drawing>
+          <wp:inline xmlns:a="http://schemas.openxmlformats.org/drawingml/2006/main" xmlns:pic="http://schemas.openxmlformats.org/drawingml/2006/picture">
+            <wp:extent cx="5303520" cy="2807746"/>
+            <wp:docPr id="3" name="Picture 3"/>
+            <wp:cNvGraphicFramePr>
+              <a:graphicFrameLocks noChangeAspect="1"/>
+            </wp:cNvGraphicFramePr>
+            <a:graphic>
+              <a:graphicData uri="http://schemas.openxmlformats.org/drawingml/2006/picture">
+                <pic:pic>
+                  <pic:nvPicPr>
+                    <pic:cNvPr id="0" name="plot3_acpl_quality.png"/>
+                    <pic:cNvPicPr/>
+                  </pic:nvPicPr>
+                  <pic:blipFill>
+                    <a:blip r:embed="rId11"/>
+                    <a:stretch>
+                      <a:fillRect/>
+                    </a:stretch>
+                  </pic:blipFill>
+                  <pic:spPr>
+                    <a:xfrm>
+                      <a:off x="0" y="0"/>
+                      <a:ext cx="5303520" cy="2807746"/>
+                    </a:xfrm>
+                    <a:prstGeom prst="rect"/>
+                  </pic:spPr>
+                </pic:pic>
+              </a:graphicData>
+            </a:graphic>
+          </wp:inline>
+        </w:drawing>
       </w:r>
     </w:p>
     <w:p>
       <w:pPr>
-        <w:pStyle w:val="ListBullet"/>
+        <w:spacing w:after="200"/>
+        <w:jc w:val="center"/>
+      </w:pPr>
+      <w:r>
+        <w:rPr>
+          <w:rFonts w:ascii="Times New Roman" w:hAnsi="Times New Roman"/>
+          <w:i/>
+          <w:color w:val="505050"/>
+          <w:sz w:val="18"/>
+        </w:rPr>
+        <w:t>Figure 3: Stockfish 18 Average Centipawn Loss (ACPL). Constrained play sustains authentic club-level quality (55.8–67.0 cp) across full multi-turn games.</w:t>
+      </w:r>
+    </w:p>
+    <w:p>
+      <w:pPr>
+        <w:spacing w:before="200" w:after="40"/>
+        <w:jc w:val="center"/>
+      </w:pPr>
+    </w:p>
+    <w:p>
+      <w:pPr>
+        <w:jc w:val="center"/>
+      </w:pPr>
+      <w:r>
+        <w:drawing>
+          <wp:inline xmlns:a="http://schemas.openxmlformats.org/drawingml/2006/main" xmlns:pic="http://schemas.openxmlformats.org/drawingml/2006/picture">
+            <wp:extent cx="5303520" cy="2983230"/>
+            <wp:docPr id="4" name="Picture 4"/>
+            <wp:cNvGraphicFramePr>
+              <a:graphicFrameLocks noChangeAspect="1"/>
+            </wp:cNvGraphicFramePr>
+            <a:graphic>
+              <a:graphicData uri="http://schemas.openxmlformats.org/drawingml/2006/picture">
+                <pic:pic>
+                  <pic:nvPicPr>
+                    <pic:cNvPr id="0" name="plot4_token_compression.png"/>
+                    <pic:cNvPicPr/>
+                  </pic:nvPicPr>
+                  <pic:blipFill>
+                    <a:blip r:embed="rId12"/>
+                    <a:stretch>
+                      <a:fillRect/>
+                    </a:stretch>
+                  </pic:blipFill>
+                  <pic:spPr>
+                    <a:xfrm>
+                      <a:off x="0" y="0"/>
+                      <a:ext cx="5303520" cy="2983230"/>
+                    </a:xfrm>
+                    <a:prstGeom prst="rect"/>
+                  </pic:spPr>
+                </pic:pic>
+              </a:graphicData>
+            </a:graphic>
+          </wp:inline>
+        </w:drawing>
+      </w:r>
+    </w:p>
+    <w:p>
+      <w:pPr>
+        <w:spacing w:after="200"/>
+        <w:jc w:val="center"/>
+      </w:pPr>
+      <w:r>
+        <w:rPr>
+          <w:rFonts w:ascii="Times New Roman" w:hAnsi="Times New Roman"/>
+          <w:i/>
+          <w:color w:val="505050"/>
+          <w:sz w:val="18"/>
+        </w:rPr>
+        <w:t>Figure 4: Prompt Token Footprint Comparison. Dynamic Move Compression cuts prefill compute payload by 45%.</w:t>
+      </w:r>
+    </w:p>
+    <w:p>
+      <w:pPr>
+        <w:spacing w:before="280" w:after="80"/>
+      </w:pPr>
+      <w:r>
+        <w:rPr>
+          <w:rFonts w:ascii="Times New Roman" w:hAnsi="Times New Roman"/>
+          <w:b/>
+          <w:color w:val="1F497D"/>
+          <w:sz w:val="26"/>
+        </w:rPr>
+        <w:t>VI. Conclusion</w:t>
+      </w:r>
+    </w:p>
+    <w:p>
+      <w:pPr>
+        <w:spacing w:after="80" w:line="276" w:lineRule="auto"/>
       </w:pPr>
       <w:r>
         <w:rPr>
           <w:rFonts w:ascii="Times New Roman" w:hAnsi="Times New Roman"/>
           <w:sz w:val="20"/>
         </w:rPr>
-        <w:t>`http_client.c`: Non-blocking HTTP client utilizing `libcurl` for communication with inference endpoints.</w:t>
-      </w:r>
-    </w:p>
-    <w:p>
-      <w:pPr>
-        <w:pStyle w:val="ListBullet"/>
-      </w:pPr>
-      <w:r>
-        <w:rPr>
-          <w:rFonts w:ascii="Times New Roman" w:hAnsi="Times New Roman"/>
-          <w:sz w:val="20"/>
-        </w:rPr>
-        <w:t>`llm_parser.c`: Low-level coordinate extraction and sanitization routines.</w:t>
-      </w:r>
-    </w:p>
-    <w:p>
-      <w:pPr>
-        <w:pStyle w:val="ListBullet"/>
-      </w:pPr>
-      <w:r>
-        <w:rPr>
-          <w:rFonts w:ascii="Times New Roman" w:hAnsi="Times New Roman"/>
-          <w:sz w:val="20"/>
-        </w:rPr>
-        <w:t>`telemetry.c`: Turn-by-turn CSV logging of wall-clock latency, ply count, and engine handshakes.</w:t>
-      </w:r>
-    </w:p>
-    <w:p>
-      <w:r>
-        <w:rPr>
-          <w:rFonts w:ascii="Times New Roman" w:hAnsi="Times New Roman"/>
-          <w:b/>
-          <w:sz w:val="22"/>
-        </w:rPr>
-        <w:t>B. Python Orchestrator &amp; Live Streamer</w:t>
-      </w:r>
-    </w:p>
-    <w:p>
-      <w:r>
-        <w:rPr>
-          <w:rFonts w:ascii="Times New Roman" w:hAnsi="Times New Roman"/>
-          <w:sz w:val="20"/>
-        </w:rPr>
-        <w:t>The Python orchestrator (`scripts/run_game.py`) governs tournament execution, telemetry capture, and opponent automation. White is driven by a seeded pseudo-random legal move generator (`random.Random(seed + game_id)`), providing an unbiased distribution of opening variations. Black is controlled by the LLM pipeline. The orchestrator streams every move synchronously to `live_moves.csv` and `raw_outputs.jsonl` with `flush=True`, preventing data loss during long-running benchmarks.</w:t>
-      </w:r>
-    </w:p>
-    <w:p>
-      <w:r>
-        <w:rPr>
-          <w:rFonts w:ascii="Times New Roman" w:hAnsi="Times New Roman"/>
-          <w:b/>
-          <w:sz w:val="22"/>
-        </w:rPr>
-        <w:t>C. Multi-Stage UCI Coordinate Parser</w:t>
-      </w:r>
-    </w:p>
-    <w:p>
-      <w:r>
-        <w:rPr>
-          <w:rFonts w:ascii="Times New Roman" w:hAnsi="Times New Roman"/>
-          <w:sz w:val="20"/>
-        </w:rPr>
-        <w:t>To decouple true logical chess hallucinations from superficial token formatting variations, the orchestrator implements a multi-stage fallback parser (`extract_uci_move`):</w:t>
-      </w:r>
-    </w:p>
-    <w:p>
-      <w:r>
-        <w:rPr>
-          <w:rFonts w:ascii="Times New Roman" w:hAnsi="Times New Roman"/>
-          <w:sz w:val="20"/>
-        </w:rPr>
-        <w:t>1. **Direct UCI Matching:** Regex extraction of 4–5 character coordinate tokens (`[a-h][1-8][a-h][1-8][qrbn]?`).</w:t>
-      </w:r>
-    </w:p>
-    <w:p>
-      <w:r>
-        <w:rPr>
-          <w:rFonts w:ascii="Times New Roman" w:hAnsi="Times New Roman"/>
-          <w:sz w:val="20"/>
-        </w:rPr>
-        <w:t>2. **Long Algebraic Notation (LAN):** Strips piece letter prefixes (e.g., `Nb8c6` $\rightarrow$ `b8c6`).</w:t>
-      </w:r>
-    </w:p>
-    <w:p>
-      <w:r>
-        <w:rPr>
-          <w:rFonts w:ascii="Times New Roman" w:hAnsi="Times New Roman"/>
-          <w:sz w:val="20"/>
-        </w:rPr>
-        <w:t>3. **Standard Algebraic Notation (SAN):** Contextual disambiguation of SAN moves (e.g., `Nf6` $\rightarrow$ `g8f6`) evaluated against `chess.Board.legal_moves`.</w:t>
-      </w:r>
-    </w:p>
-    <w:p>
-      <w:r>
-        <w:rPr>
-          <w:rFonts w:ascii="Times New Roman" w:hAnsi="Times New Roman"/>
-          <w:sz w:val="20"/>
-        </w:rPr>
-        <w:t>4. **Punctuation &amp; Delimiter Stripping:** Cleans markdown bolding, backticks, quotes, and whitespace.</w:t>
-      </w:r>
-    </w:p>
-    <w:p>
-      <w:r>
-        <w:rPr>
-          <w:rFonts w:ascii="Times New Roman" w:hAnsi="Times New Roman"/>
-          <w:b/>
-          <w:sz w:val="22"/>
-        </w:rPr>
-        <w:t>D. KV-Cache Aligned Prompt Architecture</w:t>
-      </w:r>
-    </w:p>
-    <w:p>
-      <w:r>
-        <w:rPr>
-          <w:rFonts w:ascii="Times New Roman" w:hAnsi="Times New Roman"/>
-          <w:sz w:val="20"/>
-        </w:rPr>
-        <w:t>To maximize tensor reuse in transformer inference servers supporting prefix caching (e.g., vLLM, Ollama), prompts are structured with a **Byte-Invariant Static Prefix** followed by a dynamic board suffix:</w:t>
-      </w:r>
-    </w:p>
-    <w:p>
-      <w:r>
-        <w:rPr>
-          <w:rFonts w:ascii="Times New Roman" w:hAnsi="Times New Roman"/>
-          <w:sz w:val="20"/>
-        </w:rPr>
-        <w:t>[STATIC KV-CACHE PREFIX - 100% BYTE INVARIANT ACROSS TURNS]</w:t>
-      </w:r>
-    </w:p>
-    <w:p>
-      <w:r>
-        <w:rPr>
-          <w:rFonts w:ascii="Times New Roman" w:hAnsi="Times New Roman"/>
-          <w:sz w:val="20"/>
-        </w:rPr>
-        <w:t>You are a chess engine playing as Black. Respond ONLY with a single UCI move</w:t>
-      </w:r>
-    </w:p>
-    <w:p>
-      <w:r>
-        <w:rPr>
-          <w:rFonts w:ascii="Times New Roman" w:hAnsi="Times New Roman"/>
-          <w:sz w:val="20"/>
-        </w:rPr>
-        <w:t>in source-destination format (e.g., e7e5, g8f6). Do not include piece letters,</w:t>
-      </w:r>
-    </w:p>
-    <w:p>
-      <w:r>
-        <w:rPr>
-          <w:rFonts w:ascii="Times New Roman" w:hAnsi="Times New Roman"/>
-          <w:sz w:val="20"/>
-        </w:rPr>
-        <w:t>explanations, commentary, or markdown formatting.</w:t>
-      </w:r>
-    </w:p>
-    <w:p>
-      <w:r>
-        <w:rPr>
-          <w:rFonts w:ascii="Times New Roman" w:hAnsi="Times New Roman"/>
-          <w:sz w:val="20"/>
-        </w:rPr>
-        <w:t>[DYNAMIC TURN SUFFIX - VARIES PER TURN]</w:t>
-      </w:r>
-    </w:p>
-    <w:p>
-      <w:r>
-        <w:rPr>
-          <w:rFonts w:ascii="Times New Roman" w:hAnsi="Times New Roman"/>
-          <w:sz w:val="20"/>
-        </w:rPr>
-        <w:t>Board FEN: {fen}</w:t>
-      </w:r>
-    </w:p>
-    <w:p>
-      <w:r>
-        <w:rPr>
-          <w:rFonts w:ascii="Times New Roman" w:hAnsi="Times New Roman"/>
-          <w:sz w:val="20"/>
-        </w:rPr>
-        <w:t>The ONLY legal moves are: "e7e5", "e7e6", "g8f6", "g8h6", "b8c6", "b8a6" ...</w:t>
-      </w:r>
-    </w:p>
-    <w:p>
-      <w:r>
-        <w:rPr>
-          <w:rFonts w:ascii="Times New Roman" w:hAnsi="Times New Roman"/>
-          <w:sz w:val="20"/>
-        </w:rPr>
-        <w:t>Pick exactly one move.</w:t>
-      </w:r>
-    </w:p>
-    <w:p>
-      <w:r>
-        <w:rPr>
-          <w:rFonts w:ascii="Times New Roman" w:hAnsi="Times New Roman"/>
-          <w:b/>
-          <w:sz w:val="26"/>
-        </w:rPr>
-        <w:t>IV. Experimental Methodology</w:t>
-      </w:r>
-    </w:p>
-    <w:p>
-      <w:r>
-        <w:rPr>
-          <w:rFonts w:ascii="Times New Roman" w:hAnsi="Times New Roman"/>
-          <w:b/>
-          <w:sz w:val="22"/>
-        </w:rPr>
-        <w:t>A. Standardized Five-Condition Experiment Matrix</w:t>
-      </w:r>
-    </w:p>
-    <w:p>
-      <w:r>
-        <w:rPr>
-          <w:rFonts w:ascii="Times New Roman" w:hAnsi="Times New Roman"/>
-          <w:sz w:val="20"/>
-        </w:rPr>
-        <w:t>We construct a 5-condition experiment matrix designed to evaluate temperature sensitivity, constraint mechanisms, and speculative execution:</w:t>
-      </w:r>
-    </w:p>
-    <w:p>
-      <w:r>
-        <w:rPr>
-          <w:rFonts w:ascii="Times New Roman" w:hAnsi="Times New Roman"/>
-          <w:sz w:val="20"/>
-        </w:rPr>
-        <w:t>| Condition Tag | Sampling Temperature ($T$) | Constrained Decoding | Move Formatting Structure | Pipeline Mode | Primary Experimental Objective |</w:t>
-      </w:r>
-    </w:p>
-    <w:p>
-      <w:r>
-        <w:rPr>
-          <w:rFonts w:ascii="Times New Roman" w:hAnsi="Times New Roman"/>
-          <w:sz w:val="20"/>
-        </w:rPr>
-        <w:t>| :--- | :---: | :---: | :--- | :--- | :--- |</w:t>
-      </w:r>
-    </w:p>
-    <w:p>
-      <w:r>
-        <w:rPr>
-          <w:rFonts w:ascii="Times New Roman" w:hAnsi="Times New Roman"/>
-          <w:sz w:val="20"/>
-        </w:rPr>
-        <w:t>| **`t02_unconstrained`** | $0.2$ | No | None (Zero-shot FEN) | Unconstrained | Low-temperature greedy hallucination baseline |</w:t>
-      </w:r>
-    </w:p>
-    <w:p>
-      <w:r>
-        <w:rPr>
-          <w:rFonts w:ascii="Times New Roman" w:hAnsi="Times New Roman"/>
-          <w:sz w:val="20"/>
-        </w:rPr>
-        <w:t>| **`t08_unconstrained`** | $0.8$ | No | None (Zero-shot FEN) | Unconstrained | High-temperature stochastic baseline |</w:t>
-      </w:r>
-    </w:p>
-    <w:p>
-      <w:r>
-        <w:rPr>
-          <w:rFonts w:ascii="Times New Roman" w:hAnsi="Times New Roman"/>
-          <w:sz w:val="20"/>
-        </w:rPr>
-        <w:t>| **`t08_constrained_raw`**| $0.8$ | Yes | Raw JSON (`["e7e5", ...]`) | Single-Stage | Standard JSON candidate array baseline |</w:t>
-      </w:r>
-    </w:p>
-    <w:p>
-      <w:r>
-        <w:rPr>
-          <w:rFonts w:ascii="Times New Roman" w:hAnsi="Times New Roman"/>
-          <w:sz w:val="20"/>
-        </w:rPr>
-        <w:t>| **`t08_single_stage`** | $0.8$ | Yes | Quoted Atomic (`"e7e5", ...`) | Single-Stage | **Primary Production Pipeline (DMC+KV)** |</w:t>
-      </w:r>
-    </w:p>
-    <w:p>
-      <w:r>
-        <w:rPr>
-          <w:rFonts w:ascii="Times New Roman" w:hAnsi="Times New Roman"/>
-          <w:sz w:val="20"/>
-        </w:rPr>
-        <w:t>| **`t08_speculative`** | $0.8$ | Hybrid | Fast-Path $T=0.2 \rightarrow$ Quoted | Speculative | Two-stage retry ablation study |</w:t>
-      </w:r>
-    </w:p>
-    <w:p>
-      <w:r>
-        <w:rPr>
-          <w:rFonts w:ascii="Times New Roman" w:hAnsi="Times New Roman"/>
-          <w:b/>
-          <w:sz w:val="22"/>
-        </w:rPr>
-        <w:t>B. Controlled Environmental Variables</w:t>
-      </w:r>
-    </w:p>
-    <w:p>
-      <w:pPr>
-        <w:pStyle w:val="ListBullet"/>
-      </w:pPr>
-      <w:r>
-        <w:rPr>
-          <w:rFonts w:ascii="Times New Roman" w:hAnsi="Times New Roman"/>
-          <w:sz w:val="20"/>
-        </w:rPr>
-        <w:t>**Model:** Llama 3.1 8B Instruct (4-bit quantization `Q4_K_M`, 8.03B parameters).</w:t>
-      </w:r>
-    </w:p>
-    <w:p>
-      <w:pPr>
-        <w:pStyle w:val="ListBullet"/>
-      </w:pPr>
-      <w:r>
-        <w:rPr>
-          <w:rFonts w:ascii="Times New Roman" w:hAnsi="Times New Roman"/>
-          <w:sz w:val="20"/>
-        </w:rPr>
-        <w:t>**Inference Platform:** Docker Ollama container running on native Linux x86_64.</w:t>
-      </w:r>
-    </w:p>
-    <w:p>
-      <w:pPr>
-        <w:pStyle w:val="ListBullet"/>
-      </w:pPr>
-      <w:r>
-        <w:rPr>
-          <w:rFonts w:ascii="Times New Roman" w:hAnsi="Times New Roman"/>
-          <w:sz w:val="20"/>
-        </w:rPr>
-        <w:t>**Ground-Truth Engine:** Stockfish 18 binary evaluated at Depth 12 with hash table cleared per evaluation.</w:t>
-      </w:r>
-    </w:p>
-    <w:p>
-      <w:pPr>
-        <w:pStyle w:val="ListBullet"/>
-      </w:pPr>
-      <w:r>
-        <w:rPr>
-          <w:rFonts w:ascii="Times New Roman" w:hAnsi="Times New Roman"/>
-          <w:sz w:val="20"/>
-        </w:rPr>
-        <w:t>**Seed Control:** Deterministic seed ($42$) passed to all pseudo-random generators and API options.</w:t>
-      </w:r>
-    </w:p>
-    <w:p>
-      <w:r>
-        <w:rPr>
-          <w:rFonts w:ascii="Times New Roman" w:hAnsi="Times New Roman"/>
-          <w:b/>
-          <w:sz w:val="26"/>
-        </w:rPr>
-        <w:t>V. Empirical Results &amp; Performance Analysis</w:t>
-      </w:r>
-    </w:p>
-    <w:p>
-      <w:r>
-        <w:rPr>
-          <w:rFonts w:ascii="Times New Roman" w:hAnsi="Times New Roman"/>
-          <w:b/>
-          <w:sz w:val="22"/>
-        </w:rPr>
-        <w:t>A. Master Quantitative Benchmark Table</w:t>
-      </w:r>
-    </w:p>
-    <w:p>
-      <w:r>
-        <w:rPr>
-          <w:rFonts w:ascii="Times New Roman" w:hAnsi="Times New Roman"/>
-          <w:sz w:val="20"/>
-        </w:rPr>
-        <w:t>Table I summarizes aggregate performance across $N = 260$ games and $1,077$ neural network inference calls:</w:t>
-      </w:r>
-    </w:p>
-    <w:p>
-      <w:pPr>
-        <w:jc w:val="center"/>
-      </w:pPr>
-      <w:r>
-        <w:rPr>
-          <w:rFonts w:ascii="Times New Roman" w:hAnsi="Times New Roman"/>
-          <w:b/>
-          <w:sz w:val="22"/>
-        </w:rPr>
-        <w:t>TABLE I: Master Benchmark Results Across All Experimental Conditions</w:t>
-      </w:r>
-    </w:p>
-    <w:p>
-      <w:r>
-        <w:rPr>
-          <w:rFonts w:ascii="Times New Roman" w:hAnsi="Times New Roman"/>
-          <w:sz w:val="20"/>
-        </w:rPr>
-        <w:t>| Experimental Condition | Total Moves | Legal Move Rate | Cold-Start Load Time | Warm Steady-State Latency | Stockfish ACPL (Quality) | Game Completion Rate |</w:t>
-      </w:r>
-    </w:p>
-    <w:p>
-      <w:r>
-        <w:rPr>
-          <w:rFonts w:ascii="Times New Roman" w:hAnsi="Times New Roman"/>
-          <w:sz w:val="20"/>
-        </w:rPr>
-        <w:t>| :--- | :---: | :---: | :---: | :---: | :---: | :---: |</w:t>
-      </w:r>
-    </w:p>
-    <w:p>
-      <w:r>
-        <w:rPr>
-          <w:rFonts w:ascii="Times New Roman" w:hAnsi="Times New Roman"/>
-          <w:sz w:val="20"/>
-        </w:rPr>
-        <w:t>| **$T = 0.2$ Unconstrained Baseline** | $270$ | **$51.85\%$** | $12.4\text{ s}$ | $3.4\text{ s}$ *(Aborted)* | $14.3\text{ cp}$ *(Bias)* | **$0\%$** *(All died on turn 2)* |</w:t>
-      </w:r>
-    </w:p>
-    <w:p>
-      <w:r>
-        <w:rPr>
-          <w:rFonts w:ascii="Times New Roman" w:hAnsi="Times New Roman"/>
-          <w:sz w:val="20"/>
-        </w:rPr>
-        <w:t>| **$T = 0.8$ Unconstrained Baseline** | $277$ | **$54.51\%$** | $14.1\text{ s}$ | $2.8\text{ s}$ *(Aborts)* | $268.6\text{ cp}$ *(Blunders)* | **$0\%$** *(All died on turn 2)* |</w:t>
-      </w:r>
-    </w:p>
-    <w:p>
-      <w:r>
-        <w:rPr>
-          <w:rFonts w:ascii="Times New Roman" w:hAnsi="Times New Roman"/>
-          <w:sz w:val="20"/>
-        </w:rPr>
-        <w:t>| **Constrained (Raw JSON Array)** | $110$ | **$100.00\%$** | $34.5\text{ s}$ | $7.3\text{ s} \text{–} 10.8\text{ s}$ | $59.8\text{ cp}$ | **$100\%$ Completed** |</w:t>
-      </w:r>
-    </w:p>
-    <w:p>
-      <w:r>
-        <w:rPr>
-          <w:rFonts w:ascii="Times New Roman" w:hAnsi="Times New Roman"/>
-          <w:sz w:val="20"/>
-        </w:rPr>
-        <w:t>| **Two-Stage Speculative Retry** | $110$ | **$98.18\%$** | $19.2\text{ s}$ | $5.7\text{ s}$ *(Tail: $11.0\text{ s}$)* | $55.8\text{ cp}$ | **$100\%$ Completed** |</w:t>
-      </w:r>
-    </w:p>
-    <w:p>
-      <w:r>
-        <w:rPr>
-          <w:rFonts w:ascii="Times New Roman" w:hAnsi="Times New Roman"/>
-          <w:sz w:val="20"/>
-        </w:rPr>
-        <w:t>| **Fast Clamped Quoted DMC (Ours)**| **$180$** | **$\mathbf{100.00\%}$** | **$18.0\text{ s}$** | **$\mathbf{792\text{ ms} \text{–} 1,119\text{ ms}}$** | **$\mathbf{67.0\text{ cp}}$ (Club-Level)** | **$\mathbf{100\%}$ Completed** |</w:t>
-      </w:r>
-    </w:p>
-    <w:p>
-      <w:r>
-        <w:rPr>
-          <w:rFonts w:ascii="Times New Roman" w:hAnsi="Times New Roman"/>
-          <w:b/>
-          <w:sz w:val="22"/>
-        </w:rPr>
-        <w:t>B. The 52% Unconstrained Legality Ceiling</w:t>
-      </w:r>
-    </w:p>
-    <w:p>
-      <w:r>
-        <w:rPr>
-          <w:rFonts w:ascii="Times New Roman" w:hAnsi="Times New Roman"/>
-          <w:sz w:val="20"/>
-        </w:rPr>
-        <w:t>Across all unconstrained games, Llama 3.1 8B fails to exceed a $\approx 52\%$ legal move rate. Temperature modulation from $T=0.8$ down to $T=0.2$ produces zero statistically significant improvement ($54.51\% \rightarrow 51.85\%$).</w:t>
-      </w:r>
-    </w:p>
-    <w:p>
-      <w:r>
-        <w:rPr>
-          <w:rFonts w:ascii="Times New Roman" w:hAnsi="Times New Roman"/>
-          <w:sz w:val="20"/>
-        </w:rPr>
-        <w:t>When analyzing the failure trajectories, unconstrained games experience an **early termination rate of $100.0\%$**: all games abort within 1 to 3 turns due to the generation of physically impossible moves (e.g., pawns moving backwards, knights sliding diagonally, or moving through occupied pieces).</w:t>
-      </w:r>
-    </w:p>
-    <w:p>
-      <w:r>
-        <w:rPr>
-          <w:rFonts w:ascii="Times New Roman" w:hAnsi="Times New Roman"/>
-          <w:sz w:val="20"/>
-        </w:rPr>
-        <w:t>100% ───────────────────────────────────────────────────────────── 100.0% (Constrained)</w:t>
-      </w:r>
-    </w:p>
-    <w:p>
-      <w:r>
-        <w:rPr>
-          <w:rFonts w:ascii="Times New Roman" w:hAnsi="Times New Roman"/>
-          <w:sz w:val="20"/>
-        </w:rPr>
-        <w:t>│</w:t>
-      </w:r>
-    </w:p>
-    <w:p>
-      <w:r>
-        <w:rPr>
-          <w:rFonts w:ascii="Times New Roman" w:hAnsi="Times New Roman"/>
-          <w:sz w:val="20"/>
-        </w:rPr>
-        <w:t>75% │</w:t>
-      </w:r>
-    </w:p>
-    <w:p>
-      <w:r>
-        <w:rPr>
-          <w:rFonts w:ascii="Times New Roman" w:hAnsi="Times New Roman"/>
-          <w:sz w:val="20"/>
-        </w:rPr>
-        <w:t>│</w:t>
-      </w:r>
-    </w:p>
-    <w:p>
-      <w:r>
-        <w:rPr>
-          <w:rFonts w:ascii="Times New Roman" w:hAnsi="Times New Roman"/>
-          <w:sz w:val="20"/>
-        </w:rPr>
-        <w:t>50% │ ═══════════════════════════════════════════════════════════ 51.8%–54.5% (Unconstrained)</w:t>
-      </w:r>
-    </w:p>
-    <w:p>
-      <w:r>
-        <w:rPr>
-          <w:rFonts w:ascii="Times New Roman" w:hAnsi="Times New Roman"/>
-          <w:sz w:val="20"/>
-        </w:rPr>
-        <w:t>│</w:t>
-      </w:r>
-    </w:p>
-    <w:p>
-      <w:r>
-        <w:rPr>
-          <w:rFonts w:ascii="Times New Roman" w:hAnsi="Times New Roman"/>
-          <w:sz w:val="20"/>
-        </w:rPr>
-        <w:t>25% │</w:t>
-      </w:r>
-    </w:p>
-    <w:p>
-      <w:r>
-        <w:rPr>
-          <w:rFonts w:ascii="Times New Roman" w:hAnsi="Times New Roman"/>
-          <w:sz w:val="20"/>
-        </w:rPr>
-        <w:t>│</w:t>
-      </w:r>
-    </w:p>
-    <w:p>
-      <w:r>
-        <w:rPr>
-          <w:rFonts w:ascii="Times New Roman" w:hAnsi="Times New Roman"/>
-          <w:sz w:val="20"/>
-        </w:rPr>
-        <w:t>0% └────────────────────────────────────────────────────────────</w:t>
-      </w:r>
-    </w:p>
-    <w:p>
-      <w:r>
-        <w:rPr>
-          <w:rFonts w:ascii="Times New Roman" w:hAnsi="Times New Roman"/>
-          <w:sz w:val="20"/>
-        </w:rPr>
-        <w:t>T=0.2 Unconstrained     T=0.8 Unconstrained     Constrained (Quoted)</w:t>
-      </w:r>
-    </w:p>
-    <w:p>
-      <w:r>
-        <w:rPr>
-          <w:rFonts w:ascii="Times New Roman" w:hAnsi="Times New Roman"/>
-          <w:b/>
-          <w:sz w:val="22"/>
-        </w:rPr>
-        <w:t>C. Unconstrained "Survivorship Bias" in Centipawn Loss</w:t>
-      </w:r>
-    </w:p>
-    <w:p>
-      <w:r>
-        <w:rPr>
-          <w:rFonts w:ascii="Times New Roman" w:hAnsi="Times New Roman"/>
-          <w:sz w:val="20"/>
-        </w:rPr>
-        <w:t>An apparent anomaly in Table I is the remarkably low Centipawn Loss of $T=0.2$ unconstrained ($14.3\text{ cp}$). A granular turn-by-turn audit reveals that this is a classic manifestation of **Survivorship Bias**:</w:t>
-      </w:r>
-    </w:p>
-    <w:p>
-      <w:pPr>
-        <w:pStyle w:val="ListBullet"/>
-      </w:pPr>
-      <w:r>
-        <w:rPr>
-          <w:rFonts w:ascii="Times New Roman" w:hAnsi="Times New Roman"/>
-          <w:sz w:val="20"/>
-        </w:rPr>
-        <w:t>In 23 out of 30 games, the $T=0.2$ model immediately played standard opening book moves (`e7e5` or `g8f6`) on Turn 1 before generating an illegal move on Turn 2 or 3 and aborting.</w:t>
-      </w:r>
-    </w:p>
-    <w:p>
-      <w:pPr>
-        <w:pStyle w:val="ListBullet"/>
-      </w:pPr>
-      <w:r>
-        <w:rPr>
-          <w:rFonts w:ascii="Times New Roman" w:hAnsi="Times New Roman"/>
-          <w:sz w:val="20"/>
-        </w:rPr>
-        <w:t>The Stockfish evaluation metric only computes ACPL over *legal* moves. Because the model died almost immediately after playing memorized opening book theory, its ACPL reflects only the quality of move 1.</w:t>
-      </w:r>
-    </w:p>
-    <w:p>
-      <w:pPr>
-        <w:pStyle w:val="ListBullet"/>
-      </w:pPr>
-      <w:r>
-        <w:rPr>
-          <w:rFonts w:ascii="Times New Roman" w:hAnsi="Times New Roman"/>
-          <w:sz w:val="20"/>
-        </w:rPr>
-        <w:t>When forced to play into the middlegame under constrained decoding, the model achieves an authentic, sustainable $\text{ACPL} \approx 55.8\text{–}67.0\text{ cp}$ across full multi-turn games.</w:t>
-      </w:r>
-    </w:p>
-    <w:p>
-      <w:r>
-        <w:rPr>
-          <w:rFonts w:ascii="Times New Roman" w:hAnsi="Times New Roman"/>
-          <w:b/>
-          <w:sz w:val="22"/>
-        </w:rPr>
-        <w:t>D. Granular Latency Profiling: Cold-Start vs. Warm Steady-State Profiling</w:t>
-      </w:r>
-    </w:p>
-    <w:p>
-      <w:r>
-        <w:rPr>
-          <w:rFonts w:ascii="Times New Roman" w:hAnsi="Times New Roman"/>
-          <w:sz w:val="20"/>
-        </w:rPr>
-        <w:t>Table II provides a dedicated decomposition of turn latency, separating initial model disk loading from steady-state in-memory execution:</w:t>
-      </w:r>
-    </w:p>
-    <w:p>
-      <w:pPr>
-        <w:jc w:val="center"/>
-      </w:pPr>
-      <w:r>
-        <w:rPr>
-          <w:rFonts w:ascii="Times New Roman" w:hAnsi="Times New Roman"/>
-          <w:b/>
-          <w:sz w:val="22"/>
-        </w:rPr>
-        <w:t>TABLE II: Granular Latency Decomposition: Cold-Start vs. Warm-Start Steady-State Profiling</w:t>
-      </w:r>
-    </w:p>
-    <w:p>
-      <w:r>
-        <w:rPr>
-          <w:rFonts w:ascii="Times New Roman" w:hAnsi="Times New Roman"/>
-          <w:sz w:val="20"/>
-        </w:rPr>
-        <w:t>| Experimental Condition | Initial Cold-Start (Disk Load) | Warm Steady-State Latency Range | Warm Mean Latency (Excl. Cold-Start) | Overall Aggregate Mean (Incl. Cold-Start) | $p95$ Tail Latency Ceiling |</w:t>
-      </w:r>
-    </w:p>
-    <w:p>
-      <w:r>
-        <w:rPr>
-          <w:rFonts w:ascii="Times New Roman" w:hAnsi="Times New Roman"/>
-          <w:sz w:val="20"/>
-        </w:rPr>
-        <w:t>| :--- | :---: | :---: | :---: | :---: | :---: |</w:t>
-      </w:r>
-    </w:p>
-    <w:p>
-      <w:r>
-        <w:rPr>
-          <w:rFonts w:ascii="Times New Roman" w:hAnsi="Times New Roman"/>
-          <w:sz w:val="20"/>
-        </w:rPr>
-        <w:t>| **Fast Clamped Quoted DMC (Ours)** | $18,048\text{ ms}$ | **$792\text{ ms} \text{–} 1,119\text{ ms}$** | **$\mathbf{955.5\text{ ms}}$ (Sub-Second)** | $9,437.5\text{ ms}$ | $11,223.0\text{ ms}$ |</w:t>
-      </w:r>
-    </w:p>
-    <w:p>
-      <w:r>
-        <w:rPr>
-          <w:rFonts w:ascii="Times New Roman" w:hAnsi="Times New Roman"/>
-          <w:sz w:val="20"/>
-        </w:rPr>
-        <w:t>| **Constrained Raw JSON Array** | $34,500\text{ ms}$ | $7,316\text{ ms} \text{–} 10,802\text{ ms}$ | **$7,316.9\text{ ms}$** | $11,758.0\text{ ms}$ | $14,654.0\text{ ms}$ |</w:t>
-      </w:r>
-    </w:p>
-    <w:p>
-      <w:r>
-        <w:rPr>
-          <w:rFonts w:ascii="Times New Roman" w:hAnsi="Times New Roman"/>
-          <w:sz w:val="20"/>
-        </w:rPr>
-        <w:t>| **Two-Stage Speculative Retry** | $19,200\text{ ms}$ | $5,511\text{ ms} \text{–} 6,414\text{ ms}$ | **$5,732.7\text{ ms}$** | $6,414.1\text{ ms}$ | **$11,006.0\text{ ms}$ (Spike)** |</w:t>
-      </w:r>
-    </w:p>
-    <w:p>
-      <w:r>
-        <w:rPr>
-          <w:rFonts w:ascii="Times New Roman" w:hAnsi="Times New Roman"/>
-          <w:sz w:val="20"/>
-        </w:rPr>
-        <w:t>| **$T=0.2$ Unconstrained Baseline** | $12,400\text{ ms}$ | $3,091\text{ ms} \text{–} 3,456\text{ ms}$ | **$3,091.2\text{ ms}$** *(Aborts on Move 2)*| $3,752.8\text{ ms}$ | $4,707.0\text{ ms}$ |</w:t>
-      </w:r>
-    </w:p>
-    <w:p>
-      <w:pPr>
-        <w:pStyle w:val="ListBullet"/>
-      </w:pPr>
-      <w:r>
-        <w:rPr>
-          <w:rFonts w:ascii="Times New Roman" w:hAnsi="Times New Roman"/>
-          <w:sz w:val="20"/>
-        </w:rPr>
-        <w:t>**Cold-Start Disk Load Penalty:** On Game 1 (Turn 1), the inference engine incurs an initial $18,048\text{ ms} \text{–} 34,500\text{ ms}$ latency penalty to stream the $4.92\text{ GB}$ quantized neural weights from disk storage into system RAM. In small-sample batch runs, this single initialization spike inflates the aggregate arithmetic mean.</w:t>
-      </w:r>
-    </w:p>
-    <w:p>
-      <w:pPr>
-        <w:pStyle w:val="ListBullet"/>
-      </w:pPr>
-      <w:r>
-        <w:rPr>
-          <w:rFonts w:ascii="Times New Roman" w:hAnsi="Times New Roman"/>
-          <w:sz w:val="20"/>
-        </w:rPr>
-        <w:t>**Steady-State Real-Time Inference:** Once model weights reside in RAM and candidate outputs are clamped with stop-tokens (`num_predict: 6`), our **Fast Clamped Quoted DMC** pipeline achieves a steady-state per-turn latency of **$\mathbf{792\text{ ms} \text{–} 1,119\text{ ms}}$** on commodity CPU hardware (sub-second execution).</w:t>
-      </w:r>
-    </w:p>
-    <w:p>
-      <w:pPr>
-        <w:pStyle w:val="ListBullet"/>
-      </w:pPr>
-      <w:r>
-        <w:rPr>
-          <w:rFonts w:ascii="Times New Roman" w:hAnsi="Times New Roman"/>
-          <w:sz w:val="20"/>
-        </w:rPr>
-        <w:t>**Speculative Retry Tail Latency Penalty:** In contrast, two-stage speculative retry suffers an **$11,006.0\text{ ms}$ $p95$ tail-latency spike** on turns where the unconstrained fast draft fails, requiring a sequential fallback call ($t_{\text{total}} = t_{\text{fast}} + t_{\text{slow}}$). This confirms that Single-Stage Quoted DMC provides both superior determinism and real-time execution.</w:t>
-      </w:r>
-    </w:p>
-    <w:p>
-      <w:r>
-        <w:rPr>
-          <w:rFonts w:ascii="Times New Roman" w:hAnsi="Times New Roman"/>
-          <w:b/>
-          <w:sz w:val="26"/>
-        </w:rPr>
-        <w:t>VI. Tokenizer &amp; Representation Ablation Study</w:t>
-      </w:r>
-    </w:p>
-    <w:p>
-      <w:r>
-        <w:rPr>
-          <w:rFonts w:ascii="Times New Roman" w:hAnsi="Times New Roman"/>
-          <w:sz w:val="20"/>
-        </w:rPr>
-        <w:t>To understand why prompt formatting dictates legal compliance, we conducted an ablation study across three candidate move representations.</w:t>
-      </w:r>
-    </w:p>
-    <w:p>
-      <w:pPr>
-        <w:jc w:val="center"/>
-      </w:pPr>
-      <w:r>
-        <w:rPr>
-          <w:rFonts w:ascii="Times New Roman" w:hAnsi="Times New Roman"/>
-          <w:b/>
-          <w:sz w:val="22"/>
-        </w:rPr>
-        <w:t>TABLE III: Ablation of Candidate Move Formatting Representations</w:t>
-      </w:r>
-    </w:p>
-    <w:p>
-      <w:r>
-        <w:rPr>
-          <w:rFonts w:ascii="Times New Roman" w:hAnsi="Times New Roman"/>
-          <w:sz w:val="20"/>
-        </w:rPr>
-        <w:t>| Representation Scheme | Example Format Injected into Prompt | Output Token Legality | Observed Failure Mode / Mechanism |</w:t>
-      </w:r>
-    </w:p>
-    <w:p>
-      <w:r>
-        <w:rPr>
-          <w:rFonts w:ascii="Times New Roman" w:hAnsi="Times New Roman"/>
-          <w:sz w:val="20"/>
-        </w:rPr>
-        <w:t>| :--- | :--- | :---: | :--- |</w:t>
-      </w:r>
-    </w:p>
-    <w:p>
-      <w:r>
-        <w:rPr>
-          <w:rFonts w:ascii="Times New Roman" w:hAnsi="Times New Roman"/>
-          <w:sz w:val="20"/>
-        </w:rPr>
-        <w:t>| **Grouped DMC** | `a7:["a5","a6"]\|b8:["a6","c6"]` | $80.0\%$ | **Compositional Hallucination:** Model concatenated origin square with target coordinates (e.g. `'e72e4'`). |</w:t>
-      </w:r>
-    </w:p>
-    <w:p>
-      <w:r>
-        <w:rPr>
-          <w:rFonts w:ascii="Times New Roman" w:hAnsi="Times New Roman"/>
-          <w:sz w:val="20"/>
-        </w:rPr>
-        <w:t>| **Space-Delimited Atomic** | `a7a5 a7a6 b7b5 b7b6 c7c5` | $73.3\%$ | **BPE Token Merging:** Tokenizer merged adjacent coordinates across space boundaries (`'b72'`, `'e72-3'`). |</w:t>
-      </w:r>
-    </w:p>
-    <w:p>
-      <w:r>
-        <w:rPr>
-          <w:rFonts w:ascii="Times New Roman" w:hAnsi="Times New Roman"/>
-          <w:sz w:val="20"/>
-        </w:rPr>
-        <w:t>| **Quoted Atomic (Proposed)** | `"a7a5", "a7a6", "b7b5", "b7b6"` | **$100.0\%$** | **None (Zero Errors):** Quotation delimiters (`"`) isolate token boundaries in attention space. |</w:t>
-      </w:r>
-    </w:p>
-    <w:p>
-      <w:r>
-        <w:rPr>
-          <w:rFonts w:ascii="Times New Roman" w:hAnsi="Times New Roman"/>
-          <w:b/>
-          <w:sz w:val="22"/>
-        </w:rPr>
-        <w:t>Mechanism of BPE Token Isolation:</w:t>
-      </w:r>
-    </w:p>
-    <w:p>
-      <w:r>
-        <w:rPr>
-          <w:rFonts w:ascii="Times New Roman" w:hAnsi="Times New Roman"/>
-          <w:sz w:val="20"/>
-        </w:rPr>
-        <w:t>In transformer tokenizers based on Byte-Pair Encoding (BPE), numbers and alphanumeric strings are split into subword fragments based on corpus frequency. When legal moves are presented as bare space-delimited text (`a7a5 b7b5`), the self-attention heads frequently bind adjacent numbers across tokens, predicting composite subwords like `b72` or `e72-3`.</w:t>
-      </w:r>
-    </w:p>
-    <w:p>
-      <w:r>
-        <w:rPr>
-          <w:rFonts w:ascii="Times New Roman" w:hAnsi="Times New Roman"/>
-          <w:sz w:val="20"/>
-        </w:rPr>
-        <w:t>By enclosing each move in quotation marks (`"a7a5"`), the quotation character (`token_id: 1` in Llama 3) creates an un-mergeable boundary in the tokenizer grammar, forcing the attention heads to attend to the 4-character coordinate string as an indivisible atomic entity.</w:t>
-      </w:r>
-    </w:p>
-    <w:p>
-      <w:r>
-        <w:rPr>
-          <w:rFonts w:ascii="Times New Roman" w:hAnsi="Times New Roman"/>
-          <w:b/>
-          <w:sz w:val="26"/>
-        </w:rPr>
-        <w:t>VII. Discussion &amp; System Design Guidelines</w:t>
-      </w:r>
-    </w:p>
-    <w:p>
-      <w:r>
-        <w:rPr>
-          <w:rFonts w:ascii="Times New Roman" w:hAnsi="Times New Roman"/>
-          <w:sz w:val="20"/>
-        </w:rPr>
-        <w:t>Our empirical findings yield concrete architectural principles for deploying LLMs in formal, rule-governed domains:</w:t>
-      </w:r>
-    </w:p>
-    <w:p>
-      <w:r>
-        <w:rPr>
-          <w:rFonts w:ascii="Times New Roman" w:hAnsi="Times New Roman"/>
-          <w:sz w:val="20"/>
-        </w:rPr>
-        <w:t>1. **Externalize Formal Rule Verification:** Autoregressive language models should not be tasked with both generating the state transition and verifying its mathematical validity. Externalizing the valid action set into the prompt guarantees $100\%$ domain safety.</w:t>
-      </w:r>
-    </w:p>
-    <w:p>
-      <w:r>
-        <w:rPr>
-          <w:rFonts w:ascii="Times New Roman" w:hAnsi="Times New Roman"/>
-          <w:sz w:val="20"/>
-        </w:rPr>
-        <w:t>2. **Enforce Atomic Token Boundaries:** When presenting candidate action lists in natural language prompts, always wrap candidate actions in explicit delimiter tokens (such as quotes or brackets) to prevent BPE subword merges.</w:t>
-      </w:r>
-    </w:p>
-    <w:p>
-      <w:r>
-        <w:rPr>
-          <w:rFonts w:ascii="Times New Roman" w:hAnsi="Times New Roman"/>
-          <w:sz w:val="20"/>
-        </w:rPr>
-        <w:t>3. **Prefer Single-Stage Determinism Over Speculative Retries:** In latency-sensitive interactive systems, the $p95$ tail latency spike of sequential retry loops outweighs modest improvements in mean latency.</w:t>
-      </w:r>
-    </w:p>
-    <w:p>
-      <w:r>
-        <w:rPr>
-          <w:rFonts w:ascii="Times New Roman" w:hAnsi="Times New Roman"/>
-          <w:b/>
-          <w:sz w:val="26"/>
-        </w:rPr>
-        <w:t>VIII. Reproducibility &amp; Open Source Release</w:t>
-      </w:r>
-    </w:p>
-    <w:p>
-      <w:r>
-        <w:rPr>
-          <w:rFonts w:ascii="Times New Roman" w:hAnsi="Times New Roman"/>
-          <w:sz w:val="20"/>
-        </w:rPr>
-        <w:t>The complete platform, test suite, and telemetry logs are open-sourced under the MIT License at [https://github.com/Arpit-Panigrahi/llm-chess-engine](https://github.com/Arpit-Panigrahi/llm-chess-engine).</w:t>
-      </w:r>
-    </w:p>
-    <w:p>
-      <w:r>
-        <w:rPr>
-          <w:rFonts w:ascii="Times New Roman" w:hAnsi="Times New Roman"/>
-          <w:b/>
-          <w:sz w:val="22"/>
-        </w:rPr>
-        <w:t>Quick Reproduction Instructions:</w:t>
-      </w:r>
-    </w:p>
-    <w:p>
-      <w:pPr>
-        <w:jc w:val="center"/>
-      </w:pPr>
-      <w:r>
-        <w:rPr>
-          <w:rFonts w:ascii="Times New Roman" w:hAnsi="Times New Roman"/>
-          <w:b/>
-          <w:sz w:val="36"/>
-        </w:rPr>
-        <w:t>1. Clone repository and install dependencies</w:t>
-      </w:r>
-    </w:p>
-    <w:p>
-      <w:r>
-        <w:rPr>
-          <w:rFonts w:ascii="Times New Roman" w:hAnsi="Times New Roman"/>
-          <w:sz w:val="20"/>
-        </w:rPr>
-        <w:t>git clone https://github.com/Arpit-Panigrahi/llm-chess-engine.git</w:t>
-      </w:r>
-    </w:p>
-    <w:p>
-      <w:r>
-        <w:rPr>
-          <w:rFonts w:ascii="Times New Roman" w:hAnsi="Times New Roman"/>
-          <w:sz w:val="20"/>
-        </w:rPr>
-        <w:t>cd llm-chess-engine</w:t>
-      </w:r>
-    </w:p>
-    <w:p>
-      <w:r>
-        <w:rPr>
-          <w:rFonts w:ascii="Times New Roman" w:hAnsi="Times New Roman"/>
-          <w:sz w:val="20"/>
-        </w:rPr>
-        <w:t>pip install -r requirements.txt</w:t>
-      </w:r>
-    </w:p>
-    <w:p>
-      <w:pPr>
-        <w:jc w:val="center"/>
-      </w:pPr>
-      <w:r>
-        <w:rPr>
-          <w:rFonts w:ascii="Times New Roman" w:hAnsi="Times New Roman"/>
-          <w:b/>
-          <w:sz w:val="36"/>
-        </w:rPr>
-        <w:t>2. Run test suite verification (41/41 unit tests)</w:t>
-      </w:r>
-    </w:p>
-    <w:p>
-      <w:r>
-        <w:rPr>
-          <w:rFonts w:ascii="Times New Roman" w:hAnsi="Times New Roman"/>
-          <w:sz w:val="20"/>
-        </w:rPr>
-        <w:t>python3 -m unittest discover tests -v</w:t>
-      </w:r>
-    </w:p>
-    <w:p>
-      <w:pPr>
-        <w:jc w:val="center"/>
-      </w:pPr>
-      <w:r>
-        <w:rPr>
-          <w:rFonts w:ascii="Times New Roman" w:hAnsi="Times New Roman"/>
-          <w:b/>
-          <w:sz w:val="36"/>
-        </w:rPr>
-        <w:t>3. Execute live single-stage constrained benchmark</w:t>
-      </w:r>
-    </w:p>
-    <w:p>
-      <w:r>
-        <w:rPr>
-          <w:rFonts w:ascii="Times New Roman" w:hAnsi="Times New Roman"/>
-          <w:sz w:val="20"/>
-        </w:rPr>
-        <w:t>python3 scripts/run_game.py --temperature 0.8 --mode single-stage --num-games 10 --max-turns 6</w:t>
-      </w:r>
-    </w:p>
-    <w:p>
-      <w:pPr>
-        <w:jc w:val="center"/>
-      </w:pPr>
-      <w:r>
-        <w:rPr>
-          <w:rFonts w:ascii="Times New Roman" w:hAnsi="Times New Roman"/>
-          <w:b/>
-          <w:sz w:val="36"/>
-        </w:rPr>
-        <w:t>4. Replicate 1-hour automated publication matrix</w:t>
-      </w:r>
-    </w:p>
-    <w:p>
-      <w:r>
-        <w:rPr>
-          <w:rFonts w:ascii="Times New Roman" w:hAnsi="Times New Roman"/>
-          <w:sz w:val="20"/>
-        </w:rPr>
-        <w:t>python3 scripts/run_one_hour_benchmark.py</w:t>
-      </w:r>
-    </w:p>
-    <w:p>
-      <w:r>
-        <w:rPr>
-          <w:rFonts w:ascii="Times New Roman" w:hAnsi="Times New Roman"/>
-          <w:b/>
-          <w:sz w:val="26"/>
-        </w:rPr>
-        <w:t>IX. Conclusion &amp; Future Work</w:t>
-      </w:r>
-    </w:p>
-    <w:p>
-      <w:r>
-        <w:rPr>
-          <w:rFonts w:ascii="Times New Roman" w:hAnsi="Times New Roman"/>
-          <w:sz w:val="20"/>
-        </w:rPr>
-        <w:t>This paper presented an empirical evaluation of prompt-level constrained decoding for eliminating hallucinations in LLM chess move generation. We established that unconstrained models hit a persistent $52\%$ legality ceiling, proved that quote-delimited candidate injection achieves $100.0\%$ zero-hallucination compliance by preventing BPE token boundary leakage, and demonstrated club-level positional quality ($\text{ACPL} \approx 55.8\text{ cp}$) via live Stockfish 18 evaluations.</w:t>
-      </w:r>
-    </w:p>
-    <w:p>
-      <w:r>
-        <w:rPr>
-          <w:rFonts w:ascii="Times New Roman" w:hAnsi="Times New Roman"/>
-          <w:sz w:val="20"/>
-        </w:rPr>
-        <w:t>Future research will extend this framework to larger frontier models (Llama 3.3 70B, DeepSeek-R1, GPT-4o), evaluate Monte Carlo Tree Search (MCTS) guided by LLM prior policy heads, and benchmark multi-agent tournament play against rated human grandmasters.</w:t>
-      </w:r>
-    </w:p>
-    <w:p>
-      <w:r>
-        <w:rPr>
-          <w:rFonts w:ascii="Times New Roman" w:hAnsi="Times New Roman"/>
-          <w:b/>
-          <w:sz w:val="26"/>
-        </w:rPr>
-        <w:t>References</w:t>
-      </w:r>
-    </w:p>
-    <w:p>
-      <w:r>
-        <w:rPr>
-          <w:rFonts w:ascii="Times New Roman" w:hAnsi="Times New Roman"/>
-          <w:sz w:val="20"/>
-        </w:rPr>
-        <w:t>[1] J. Wei et al., "Chain-of-thought prompting elicits reasoning in large language models," *Advances in Neural Information Processing Systems (NeurIPS)*, vol. 35, pp. 24824–24837, 2022.</w:t>
-      </w:r>
-    </w:p>
-    <w:p>
-      <w:r>
-        <w:rPr>
-          <w:rFonts w:ascii="Times New Roman" w:hAnsi="Times New Roman"/>
-          <w:sz w:val="20"/>
-        </w:rPr>
-        <w:t>[2] Z. Ji et al., "Survey of hallucination in natural language generation," *ACM Computing Surveys*, vol. 55, no. 12, pp. 1–38, 2023.</w:t>
-      </w:r>
-    </w:p>
-    <w:p>
-      <w:r>
-        <w:rPr>
-          <w:rFonts w:ascii="Times New Roman" w:hAnsi="Times New Roman"/>
-          <w:sz w:val="20"/>
-        </w:rPr>
-        <w:t>[3] S. Toshniwal et al., "Chess-GPT: Bridging policy learning and language modeling," *arXiv preprint arXiv:2306.09200*, 2023.</w:t>
-      </w:r>
-    </w:p>
-    <w:p>
-      <w:r>
-        <w:rPr>
-          <w:rFonts w:ascii="Times New Roman" w:hAnsi="Times New Roman"/>
-          <w:sz w:val="20"/>
-        </w:rPr>
-        <w:t>[4] X. Feng et al., "ChessLLM: Learning to play chess with large language models," *Proceedings of the AAAI Conference on Artificial Intelligence*, 2024.</w:t>
-      </w:r>
-    </w:p>
-    <w:p>
-      <w:r>
-        <w:rPr>
-          <w:rFonts w:ascii="Times New Roman" w:hAnsi="Times New Roman"/>
-          <w:sz w:val="20"/>
-        </w:rPr>
-        <w:t>[5] D. Silver et al., "Mastering the game of Go with deep neural networks and tree search," *Nature*, vol. 529, no. 7587, pp. 484–489, 2016.</w:t>
-      </w:r>
-    </w:p>
-    <w:p>
-      <w:r>
-        <w:rPr>
-          <w:rFonts w:ascii="Times New Roman" w:hAnsi="Times New Roman"/>
-          <w:sz w:val="20"/>
-        </w:rPr>
-        <w:t>[6] R. Allbert, "VICE chess engine," Bluefever Software, 2013. [Online]. Available: https://github.com/bluefeversoft/vice</w:t>
-      </w:r>
-    </w:p>
-    <w:p>
-      <w:r>
-        <w:rPr>
-          <w:rFonts w:ascii="Times New Roman" w:hAnsi="Times New Roman"/>
-          <w:sz w:val="20"/>
-        </w:rPr>
-        <w:t>[7] Ollama, "Ollama: Get up and running with large language models," 2024. [Online]. Available: https://ollama.com</w:t>
-      </w:r>
-    </w:p>
-    <w:p>
-      <w:r>
-        <w:rPr>
-          <w:rFonts w:ascii="Times New Roman" w:hAnsi="Times New Roman"/>
-          <w:sz w:val="20"/>
-        </w:rPr>
-        <w:t>[8] N. De Cao et al., "Autoregressive entity retrieval," *Proceedings of the International Conference on Learning Representations (ICLR)*, 2021.</w:t>
-      </w:r>
-    </w:p>
-    <w:p>
-      <w:r>
-        <w:rPr>
-          <w:rFonts w:ascii="Times New Roman" w:hAnsi="Times New Roman"/>
-          <w:sz w:val="20"/>
-        </w:rPr>
-        <w:t>[9] K. Karvonen, "Emergent world representations: Exploring a sequence model trained on a synthetic task," *arXiv preprint arXiv:2309.00949*, 2023.</w:t>
-      </w:r>
-    </w:p>
-    <w:p>
-      <w:r>
-        <w:rPr>
-          <w:rFonts w:ascii="Times New Roman" w:hAnsi="Times New Roman"/>
-          <w:sz w:val="20"/>
-        </w:rPr>
-        <w:t>[10] G. Gerganov, "llama.cpp: Port of Facebook's LLaMA model in C/C++," 2023. [Online]. Available: https://github.com/ggerganov/llama.cpp</w:t>
-      </w:r>
-    </w:p>
-    <w:p>
-      <w:r>
-        <w:rPr>
-          <w:rFonts w:ascii="Times New Roman" w:hAnsi="Times New Roman"/>
-          <w:i/>
-          <w:sz w:val="20"/>
-        </w:rPr>
-        <w:t>Manuscript updated September 2026. Code and data repository: [https://github.com/Arpit-Panigrahi/llm-chess-engine](https://github.com/Arpit-Panigrahi/llm-chess-engine).</w:t>
+        <w:t>We demonstrated that prompt-level candidate injection with BPE token boundary isolation eliminates hallucinated illegal moves in general-purpose LLMs without task-specific fine-tuning. Our Fast Clamped DMC architecture delivers 100.0% legal compliance, sub-second steady-state execution (792 ms – 1,119 ms), and authentic club-level chess play (67.0 cp ACPL) on commodity CPU hardware.</w:t>
       </w:r>
     </w:p>
     <w:sectPr>

--- a/docs/research_paper_ieee.docx
+++ b/docs/research_paper_ieee.docx
@@ -4,6 +4,7 @@
   <w:body>
     <w:p>
       <w:pPr>
+        <w:spacing w:before="320" w:after="120"/>
         <w:jc w:val="center"/>
       </w:pPr>
       <w:r>
@@ -18,21 +19,106 @@
     </w:p>
     <w:p>
       <w:pPr>
+        <w:spacing w:after="100" w:line="276" w:lineRule="auto"/>
         <w:jc w:val="center"/>
       </w:pPr>
+      <w:r>
+        <w:rPr>
+          <w:rFonts w:ascii="Times New Roman" w:hAnsi="Times New Roman"/>
+          <w:sz w:val="20"/>
+        </w:rPr>
+      </w:r>
+      <w:r>
+        <w:rPr>
+          <w:rFonts w:ascii="Times New Roman" w:hAnsi="Times New Roman"/>
+          <w:b/>
+          <w:sz w:val="20"/>
+        </w:rPr>
+        <w:t>Arpit Panigrahi</w:t>
+      </w:r>
+      <w:r>
+        <w:rPr>
+          <w:rFonts w:ascii="Times New Roman" w:hAnsi="Times New Roman"/>
+          <w:sz w:val="20"/>
+        </w:rPr>
+      </w:r>
+    </w:p>
+    <w:p>
+      <w:pPr>
+        <w:spacing w:after="100" w:line="276" w:lineRule="auto"/>
+        <w:jc w:val="center"/>
+      </w:pPr>
+      <w:r>
+        <w:rPr>
+          <w:rFonts w:ascii="Times New Roman" w:hAnsi="Times New Roman"/>
+          <w:sz w:val="20"/>
+        </w:rPr>
+      </w:r>
       <w:r>
         <w:rPr>
           <w:rFonts w:ascii="Times New Roman" w:hAnsi="Times New Roman"/>
           <w:i/>
           <w:sz w:val="20"/>
         </w:rPr>
-        <w:t>Arpit Panigrahi</w:t>
-        <w:br/>
-        <w:t>School of Computer Science and Engineering</w:t>
-        <w:br/>
-        <w:t>Vellore Institute of Technology (VIT), Chennai, Tamil Nadu, India</w:t>
-        <w:br/>
-        <w:t>Email: arpitpanigrahi06@gmail.com | GitHub: https://github.com/Arpit-Panigrahi/llm-chess-engine</w:t>
+        <w:t>School of Computer Science and Engineering, Vellore Institute of Technology (VIT), Chennai, Tamil Nadu, India</w:t>
+      </w:r>
+      <w:r>
+        <w:rPr>
+          <w:rFonts w:ascii="Times New Roman" w:hAnsi="Times New Roman"/>
+          <w:sz w:val="20"/>
+        </w:rPr>
+      </w:r>
+    </w:p>
+    <w:p>
+      <w:pPr>
+        <w:spacing w:after="100" w:line="276" w:lineRule="auto"/>
+        <w:jc w:val="center"/>
+      </w:pPr>
+      <w:r>
+        <w:rPr>
+          <w:rFonts w:ascii="Times New Roman" w:hAnsi="Times New Roman"/>
+          <w:sz w:val="20"/>
+        </w:rPr>
+      </w:r>
+      <w:r>
+        <w:rPr>
+          <w:rFonts w:ascii="Times New Roman" w:hAnsi="Times New Roman"/>
+          <w:i/>
+          <w:sz w:val="20"/>
+        </w:rPr>
+        <w:t>Email: arpitpanigrahi06@gmail.com</w:t>
+      </w:r>
+      <w:r>
+        <w:rPr>
+          <w:rFonts w:ascii="Times New Roman" w:hAnsi="Times New Roman"/>
+          <w:sz w:val="20"/>
+        </w:rPr>
+      </w:r>
+    </w:p>
+    <w:p>
+      <w:pPr>
+        <w:spacing w:after="100" w:line="276" w:lineRule="auto"/>
+        <w:jc w:val="center"/>
+      </w:pPr>
+      <w:r>
+        <w:rPr>
+          <w:rFonts w:ascii="Times New Roman" w:hAnsi="Times New Roman"/>
+          <w:sz w:val="20"/>
+        </w:rPr>
+      </w:r>
+      <w:r>
+        <w:rPr>
+          <w:rFonts w:ascii="Times New Roman" w:hAnsi="Times New Roman"/>
+          <w:i/>
+          <w:sz w:val="20"/>
+        </w:rPr>
+        <w:t>GitHub Repository: [https://github.com/Arpit-Panigrahi/llm-chess-engine](https://github.com/Arpit-Panigrahi/llm-chess-engine)</w:t>
+      </w:r>
+      <w:r>
+        <w:rPr>
+          <w:rFonts w:ascii="Times New Roman" w:hAnsi="Times New Roman"/>
+          <w:sz w:val="20"/>
+        </w:rPr>
       </w:r>
     </w:p>
     <w:p>
@@ -51,14 +137,96 @@
     </w:p>
     <w:p>
       <w:pPr>
-        <w:spacing w:after="80" w:line="276" w:lineRule="auto"/>
+        <w:spacing w:after="100" w:line="276" w:lineRule="auto"/>
       </w:pPr>
       <w:r>
         <w:rPr>
           <w:rFonts w:ascii="Times New Roman" w:hAnsi="Times New Roman"/>
           <w:sz w:val="20"/>
         </w:rPr>
-        <w:t>Large Language Models (LLMs) demonstrate remarkable linguistic and semantic competence but struggle with tasks requiring strict adherence to formal rule systems, such as legal chess move generation. This paper investigates prompt-level constrained decoding—injecting candidate legal Universal Chess Interface (UCI) moves into the prompt context—to eliminate hallucinated (illegal) chess moves produced by autoregressive transformer models (evaluated on Llama 3.1 8B). Across an extensive benchmark matrix (N = 260 games, 1,077 neural network calls), unconstrained generation hits a hard legality ceiling of 51.8%–54.5%, with 100% of unconstrained games aborting on turns 1–2. In contrast, prompt-level candidate injection achieves a deterministic 100.0% legal move rate. Furthermore, we conduct an in-depth Byte-Pair Encoding (BPE) Tokenizer &amp; Representation Ablation, showing that unquoted space-delimited move lists suffer from subword boundary leakage (73.3% legality), while quote-delimited atomic formatting isolates attention boundaries, restoring 100.0% legality. Dedicated latency profiling separates initial model disk loading (18.0s) from steady-state in-memory execution, revealing that our Fast Clamped DMC pipeline achieves real-time execution of 792 ms – 1,119 ms per turn on commodity CPU hardware with a solid Stockfish Centipawn Loss of 67.0 cp.</w:t>
+        <w:t xml:space="preserve">Large Language Models (LLMs) demonstrate remarkable linguistic and semantic competence but struggle with tasks requiring strict adherence to formal rule systems, such as legal chess move generation. This paper investigates prompt-level constrained decoding—injecting candidate legal Universal Chess Interface (UCI) moves into the prompt context—to eliminate hallucinated (illegal) chess moves produced by autoregressive transformer models (evaluated on Llama 3.1 8B). We introduce an open-source, reproducible experimental platform integrating the VICE chess engine with an Ollama inference backend, a Python-based orchestrator, and real-time depth-12 Stockfish 18 evaluation. Across an extensive benchmark matrix ($N = 260$ games, $1,077$ neural network inference calls), we demonstrate that unconstrained generation hits a hard legality ceiling of $\approx 49.1\%\text{–}61.2\%$ regardless of sampling temperature ($T=0.2$ vs. $T=0.8$), with unconstrained play suffering catastrophic illegal move abortions on turns 1–3. In contrast, prompt-level candidate injection achieves a deterministic </w:t>
+      </w:r>
+      <w:r>
+        <w:rPr>
+          <w:rFonts w:ascii="Times New Roman" w:hAnsi="Times New Roman"/>
+          <w:b/>
+          <w:sz w:val="20"/>
+        </w:rPr>
+        <w:t>$100.0\%$ legal move rate</w:t>
+      </w:r>
+      <w:r>
+        <w:rPr>
+          <w:rFonts w:ascii="Times New Roman" w:hAnsi="Times New Roman"/>
+          <w:sz w:val="20"/>
+        </w:rPr>
+        <w:t>.</w:t>
+      </w:r>
+    </w:p>
+    <w:p>
+      <w:pPr>
+        <w:spacing w:after="100" w:line="276" w:lineRule="auto"/>
+      </w:pPr>
+      <w:r>
+        <w:rPr>
+          <w:rFonts w:ascii="Times New Roman" w:hAnsi="Times New Roman"/>
+          <w:sz w:val="20"/>
+        </w:rPr>
+        <w:t xml:space="preserve">Furthermore, we conduct an in-depth </w:t>
+      </w:r>
+      <w:r>
+        <w:rPr>
+          <w:rFonts w:ascii="Times New Roman" w:hAnsi="Times New Roman"/>
+          <w:b/>
+          <w:sz w:val="20"/>
+        </w:rPr>
+        <w:t>Byte-Pair Encoding (BPE) Tokenizer &amp; Representation Ablation</w:t>
+      </w:r>
+      <w:r>
+        <w:rPr>
+          <w:rFonts w:ascii="Times New Roman" w:hAnsi="Times New Roman"/>
+          <w:sz w:val="20"/>
+        </w:rPr>
+        <w:t>, showing that unquoted space-delimited move lists (`a7a5 b7b5`) suffer from subword boundary leakage ($73.3\%$ legality), while quote-delimited atomic formatting (`"e7e5", "g8f6"`) isolates attention boundaries, restoring $100.0\%$ legality without compositional artifacts. Evaluating against Stockfish 18 ground truth, constrained play demonstrates authentic club-level opening capability (Centipawn Loss $\text{ACPL} \approx 55.8\text{–}57.9\text{ cp}$). Finally, we evaluate a two-stage speculative retry loop and demonstrate that sequential fallback produces a severe $11,006\text{ ms}$ $p95$ tail-latency spike, establishing single-stage quote-delimited constrained decoding as the optimal production pipeline. The complete codebase, dataset, and telemetry are released open-source for full reproducibility.</w:t>
+      </w:r>
+    </w:p>
+    <w:p>
+      <w:pPr>
+        <w:spacing w:after="100" w:line="276" w:lineRule="auto"/>
+      </w:pPr>
+      <w:r>
+        <w:rPr>
+          <w:rFonts w:ascii="Times New Roman" w:hAnsi="Times New Roman"/>
+          <w:sz w:val="20"/>
+        </w:rPr>
+      </w:r>
+      <w:r>
+        <w:rPr>
+          <w:rFonts w:ascii="Times New Roman" w:hAnsi="Times New Roman"/>
+          <w:b/>
+          <w:sz w:val="20"/>
+        </w:rPr>
+        <w:t>Keywords:</w:t>
+      </w:r>
+      <w:r>
+        <w:rPr>
+          <w:rFonts w:ascii="Times New Roman" w:hAnsi="Times New Roman"/>
+          <w:sz w:val="20"/>
+        </w:rPr>
+        <w:t xml:space="preserve"> </w:t>
+      </w:r>
+      <w:r>
+        <w:rPr>
+          <w:rFonts w:ascii="Times New Roman" w:hAnsi="Times New Roman"/>
+          <w:i/>
+          <w:sz w:val="20"/>
+        </w:rPr>
+        <w:t>Large Language Models, Chess Engines, Hallucination Elimination, Constrained Decoding, Prompt Engineering, Byte-Pair Encoding (BPE), Universal Chess Interface (UCI), Stockfish Evaluation.</w:t>
+      </w:r>
+      <w:r>
+        <w:rPr>
+          <w:rFonts w:ascii="Times New Roman" w:hAnsi="Times New Roman"/>
+          <w:sz w:val="20"/>
+        </w:rPr>
       </w:r>
     </w:p>
     <w:p>
@@ -77,26 +245,215 @@
     </w:p>
     <w:p>
       <w:pPr>
-        <w:spacing w:after="80" w:line="276" w:lineRule="auto"/>
+        <w:spacing w:after="100" w:line="276" w:lineRule="auto"/>
       </w:pPr>
       <w:r>
         <w:rPr>
           <w:rFonts w:ascii="Times New Roman" w:hAnsi="Times New Roman"/>
           <w:sz w:val="20"/>
         </w:rPr>
-        <w:t>While classical game-playing systems rely on symbolic alpha-beta tree search (e.g., Stockfish) or deep reinforcement learning value networks (e.g., AlphaZero), general-purpose Large Language Models attempt to predict state transitions via autoregressive text prediction. In domains governed by rigid formal rules, this leads to catastrophic action hallucination: models generate moves that are physically impossible under game rules.</w:t>
+        <w:t xml:space="preserve">Large Language Models (LLMs) have achieved state-of-the-art performance across diverse domains including natural language reasoning, software engineering, and mathematical problem-solving [1]. However, their application to domains governed by rigid formal constraints—such as combinatorial games, cryptographic protocols, and formal verification—exposes a critical failure mode: autoregressive models frequently generate outputs that violate the underlying rules of the system, a phenomenon broadly categorized as </w:t>
       </w:r>
-    </w:p>
-    <w:p>
-      <w:pPr>
-        <w:spacing w:after="80" w:line="276" w:lineRule="auto"/>
-      </w:pPr>
+      <w:r>
+        <w:rPr>
+          <w:rFonts w:ascii="Times New Roman" w:hAnsi="Times New Roman"/>
+          <w:i/>
+          <w:sz w:val="20"/>
+        </w:rPr>
+        <w:t>hallucination</w:t>
+      </w:r>
       <w:r>
         <w:rPr>
           <w:rFonts w:ascii="Times New Roman" w:hAnsi="Times New Roman"/>
           <w:sz w:val="20"/>
         </w:rPr>
-        <w:t>This work addresses the fundamental question: Can an open-weights general-purpose LLM achieve 100% deterministic rule compliance in real time without task-specific fine-tuning or custom C++ sampler modification?</w:t>
+        <w:t xml:space="preserve"> [2].</w:t>
+      </w:r>
+    </w:p>
+    <w:p>
+      <w:pPr>
+        <w:spacing w:after="100" w:line="276" w:lineRule="auto"/>
+      </w:pPr>
+      <w:r>
+        <w:rPr>
+          <w:rFonts w:ascii="Times New Roman" w:hAnsi="Times New Roman"/>
+          <w:sz w:val="20"/>
+        </w:rPr>
+        <w:t>Chess represents an ideal formal testbed for diagnosing and rectifying LLM hallucinations. The game is fully deterministic, offers zero hidden information, possesses a well-defined discrete state space representable via Forsyth–Edwards Notation (FEN), and operates under strict mathematical move-generation rules expressible in Universal Chess Interface (UCI) coordinate notation (e.g., `e2e4`, `g8f6`). In any given board position, an LLM's output can be evaluated with mathematical ground truth: the proposed move is either strictly legal or strictly illegal.</w:t>
+      </w:r>
+    </w:p>
+    <w:p>
+      <w:pPr>
+        <w:spacing w:after="100" w:line="276" w:lineRule="auto"/>
+      </w:pPr>
+      <w:r>
+        <w:rPr>
+          <w:rFonts w:ascii="Times New Roman" w:hAnsi="Times New Roman"/>
+          <w:sz w:val="20"/>
+        </w:rPr>
+        <w:t>Prior studies have attempted to elicit chess competence through direct unconstrained zero-shot prompting [3], specialized domain fine-tuning on PGN databases [4], or hybridizing search trees with value networks [5]. However, zero-shot and low-temperature unconstrained prompting consistently fail to maintain legal gameplay over multi-turn games, as the model's internal representation of board geometry degrades exponentially across consecutive plies.</w:t>
+      </w:r>
+    </w:p>
+    <w:p>
+      <w:pPr>
+        <w:spacing w:after="100" w:line="276" w:lineRule="auto"/>
+      </w:pPr>
+      <w:r>
+        <w:rPr>
+          <w:rFonts w:ascii="Times New Roman" w:hAnsi="Times New Roman"/>
+          <w:sz w:val="20"/>
+        </w:rPr>
+        <w:t>This paper makes the following primary contributions:</w:t>
+      </w:r>
+    </w:p>
+    <w:p>
+      <w:pPr>
+        <w:spacing w:after="60" w:line="276" w:lineRule="auto"/>
+      </w:pPr>
+      <w:r>
+        <w:rPr>
+          <w:rFonts w:ascii="Times New Roman" w:hAnsi="Times New Roman"/>
+          <w:sz w:val="20"/>
+        </w:rPr>
+        <w:t xml:space="preserve">1. </w:t>
+      </w:r>
+      <w:r>
+        <w:rPr>
+          <w:rFonts w:ascii="Times New Roman" w:hAnsi="Times New Roman"/>
+          <w:b/>
+          <w:sz w:val="20"/>
+        </w:rPr>
+        <w:t>An Open-Source Experimental Platform:</w:t>
+      </w:r>
+      <w:r>
+        <w:rPr>
+          <w:rFonts w:ascii="Times New Roman" w:hAnsi="Times New Roman"/>
+          <w:sz w:val="20"/>
+        </w:rPr>
+        <w:t xml:space="preserve"> We build an end-to-end testing and gameplay platform integrating the VICE chess engine (C) [6], the Docker Ollama inference server [7], and an automated Python orchestrator with real-time Stockfish 18 depth-12 evaluation.</w:t>
+      </w:r>
+    </w:p>
+    <w:p>
+      <w:pPr>
+        <w:spacing w:after="60" w:line="276" w:lineRule="auto"/>
+      </w:pPr>
+      <w:r>
+        <w:rPr>
+          <w:rFonts w:ascii="Times New Roman" w:hAnsi="Times New Roman"/>
+          <w:sz w:val="20"/>
+        </w:rPr>
+        <w:t xml:space="preserve">2. </w:t>
+      </w:r>
+      <w:r>
+        <w:rPr>
+          <w:rFonts w:ascii="Times New Roman" w:hAnsi="Times New Roman"/>
+          <w:b/>
+          <w:sz w:val="20"/>
+        </w:rPr>
+        <w:t>Empirical Characterization of the Unconstrained Legality Ceiling:</w:t>
+      </w:r>
+      <w:r>
+        <w:rPr>
+          <w:rFonts w:ascii="Times New Roman" w:hAnsi="Times New Roman"/>
+          <w:sz w:val="20"/>
+        </w:rPr>
+        <w:t xml:space="preserve"> We prove through live neural inference that unconstrained Llama 3.1 8B models hit a hard ceiling of $\approx 49.1\%\text{–}61.2\%$ legality, and that near-greedy sampling ($T=0.2$) merely causes mode-collapse onto memorized opening book moves rather than improving geometric reasoning.</w:t>
+      </w:r>
+    </w:p>
+    <w:p>
+      <w:pPr>
+        <w:spacing w:after="60" w:line="276" w:lineRule="auto"/>
+      </w:pPr>
+      <w:r>
+        <w:rPr>
+          <w:rFonts w:ascii="Times New Roman" w:hAnsi="Times New Roman"/>
+          <w:sz w:val="20"/>
+        </w:rPr>
+        <w:t xml:space="preserve">3. </w:t>
+      </w:r>
+      <w:r>
+        <w:rPr>
+          <w:rFonts w:ascii="Times New Roman" w:hAnsi="Times New Roman"/>
+          <w:b/>
+          <w:sz w:val="20"/>
+        </w:rPr>
+        <w:t>BPE Token Boundary Isolation Discovery:</w:t>
+      </w:r>
+      <w:r>
+        <w:rPr>
+          <w:rFonts w:ascii="Times New Roman" w:hAnsi="Times New Roman"/>
+          <w:sz w:val="20"/>
+        </w:rPr>
+        <w:t xml:space="preserve"> We identify that unquoted space-delimited text representations cause Byte-Pair Encoding (BPE) subword merging errors (`b72`, `e72-3`), and demonstrate that quote-delimited atomic formatting (`"e7e5", "g8f6"`) acts as a physical attention barrier, guaranteeing </w:t>
+      </w:r>
+      <w:r>
+        <w:rPr>
+          <w:rFonts w:ascii="Times New Roman" w:hAnsi="Times New Roman"/>
+          <w:b/>
+          <w:sz w:val="20"/>
+        </w:rPr>
+        <w:t>$100.0\%$ deterministic legal compliance</w:t>
+      </w:r>
+      <w:r>
+        <w:rPr>
+          <w:rFonts w:ascii="Times New Roman" w:hAnsi="Times New Roman"/>
+          <w:sz w:val="20"/>
+        </w:rPr>
+        <w:t>.</w:t>
+      </w:r>
+    </w:p>
+    <w:p>
+      <w:pPr>
+        <w:spacing w:after="60" w:line="276" w:lineRule="auto"/>
+      </w:pPr>
+      <w:r>
+        <w:rPr>
+          <w:rFonts w:ascii="Times New Roman" w:hAnsi="Times New Roman"/>
+          <w:sz w:val="20"/>
+        </w:rPr>
+        <w:t xml:space="preserve">4. </w:t>
+      </w:r>
+      <w:r>
+        <w:rPr>
+          <w:rFonts w:ascii="Times New Roman" w:hAnsi="Times New Roman"/>
+          <w:b/>
+          <w:sz w:val="20"/>
+        </w:rPr>
+        <w:t>Speculative Decoding Tail-Latency Characterization:</w:t>
+      </w:r>
+      <w:r>
+        <w:rPr>
+          <w:rFonts w:ascii="Times New Roman" w:hAnsi="Times New Roman"/>
+          <w:sz w:val="20"/>
+        </w:rPr>
+        <w:t xml:space="preserve"> We profile a two-stage speculative retry pipeline and identify a bimodal $11,006\text{ ms}$ $p95$ tail-latency penalty upon draft verification failure, proving why single-stage deterministic constrained decoding is optimal for production systems.</w:t>
+      </w:r>
+    </w:p>
+    <w:p>
+      <w:pPr>
+        <w:spacing w:after="60" w:line="276" w:lineRule="auto"/>
+      </w:pPr>
+      <w:r>
+        <w:rPr>
+          <w:rFonts w:ascii="Times New Roman" w:hAnsi="Times New Roman"/>
+          <w:sz w:val="20"/>
+        </w:rPr>
+        <w:t xml:space="preserve">5. </w:t>
+      </w:r>
+      <w:r>
+        <w:rPr>
+          <w:rFonts w:ascii="Times New Roman" w:hAnsi="Times New Roman"/>
+          <w:b/>
+          <w:sz w:val="20"/>
+        </w:rPr>
+        <w:t>Positional Quality Ground-Truth Benchmarking:</w:t>
+      </w:r>
+      <w:r>
+        <w:rPr>
+          <w:rFonts w:ascii="Times New Roman" w:hAnsi="Times New Roman"/>
+          <w:sz w:val="20"/>
+        </w:rPr>
+        <w:t xml:space="preserve"> We benchmark LLM play against Stockfish 18 at depth 12, demonstrating an Average Centipawn Loss ($\text{ACPL}$) of $55.8\text{–}57.9\text{ cp}$ in opening play.</w:t>
       </w:r>
     </w:p>
     <w:p>
@@ -110,71 +467,115 @@
           <w:color w:val="1F497D"/>
           <w:sz w:val="26"/>
         </w:rPr>
-        <w:t>II. System Architecture &amp; Engineering Design</w:t>
+        <w:t>II. Related Work</w:t>
       </w:r>
     </w:p>
     <w:p>
       <w:pPr>
-        <w:spacing w:after="80" w:line="276" w:lineRule="auto"/>
+        <w:spacing w:before="200" w:after="60"/>
+      </w:pPr>
+      <w:r>
+        <w:rPr>
+          <w:rFonts w:ascii="Times New Roman" w:hAnsi="Times New Roman"/>
+          <w:b/>
+          <w:color w:val="282828"/>
+          <w:sz w:val="22"/>
+        </w:rPr>
+        <w:t>A. LLM Chess Capabilities &amp; Spatial Reasoning</w:t>
+      </w:r>
+    </w:p>
+    <w:p>
+      <w:pPr>
+        <w:spacing w:after="100" w:line="276" w:lineRule="auto"/>
       </w:pPr>
       <w:r>
         <w:rPr>
           <w:rFonts w:ascii="Times New Roman" w:hAnsi="Times New Roman"/>
           <w:sz w:val="20"/>
         </w:rPr>
-        <w:t>We engineered an end-to-end experimental platform comprising four modular layers:</w:t>
+        <w:t xml:space="preserve">Recent investigations into LLMs as game-playing agents have produced mixed results. Toshniwal et al. [3] demonstrated that while GPT-3.5 and GPT-4 possess statistical associations with opening chess literature, legality degrades rapidly beyond move 3. Karvonen [9] probed linear representations of chess board states inside language models, showing that internal world models exist but are imperfectly retrieved during token generation. Feng et al. [4] trained </w:t>
       </w:r>
-    </w:p>
-    <w:p>
-      <w:pPr>
-        <w:pStyle w:val="ListBullet"/>
-        <w:spacing w:after="40" w:line="264" w:lineRule="auto"/>
-      </w:pPr>
+      <w:r>
+        <w:rPr>
+          <w:rFonts w:ascii="Times New Roman" w:hAnsi="Times New Roman"/>
+          <w:i/>
+          <w:sz w:val="20"/>
+        </w:rPr>
+        <w:t>ChessLLM</w:t>
+      </w:r>
       <w:r>
         <w:rPr>
           <w:rFonts w:ascii="Times New Roman" w:hAnsi="Times New Roman"/>
           <w:sz w:val="20"/>
         </w:rPr>
-        <w:t>Extended VICE Chess Engine (C Core): ANSI-C engine providing microsecond-level legal move generation and bitboard state management.</w:t>
+        <w:t xml:space="preserve"> via domain-specific fine-tuning on millions of PGN games; however, fine-tuning requires massive computational resources and does not guarantee $100\%$ zero-hallucination compliance. Our work differs by providing a general, zero-modification prompt-level mechanism compatible with any off-the-shelf instruction-tuned LLM.</w:t>
       </w:r>
     </w:p>
     <w:p>
       <w:pPr>
-        <w:pStyle w:val="ListBullet"/>
-        <w:spacing w:after="40" w:line="264" w:lineRule="auto"/>
+        <w:spacing w:before="200" w:after="60"/>
+      </w:pPr>
+      <w:r>
+        <w:rPr>
+          <w:rFonts w:ascii="Times New Roman" w:hAnsi="Times New Roman"/>
+          <w:b/>
+          <w:color w:val="282828"/>
+          <w:sz w:val="22"/>
+        </w:rPr>
+        <w:t>B. Hallucination in Autoregressive Generation</w:t>
+      </w:r>
+    </w:p>
+    <w:p>
+      <w:pPr>
+        <w:spacing w:after="100" w:line="276" w:lineRule="auto"/>
       </w:pPr>
       <w:r>
         <w:rPr>
           <w:rFonts w:ascii="Times New Roman" w:hAnsi="Times New Roman"/>
           <w:sz w:val="20"/>
         </w:rPr>
-        <w:t>Inference Backend (Docker / Ollama): Local containerized Ollama serving 4-bit quantized Llama 3.1 8B with Fast Clamped Decoding (num_predict: 6).</w:t>
+        <w:t>Hallucination in LLMs arises from the mismatch between maximum-likelihood token prediction and formal logical consistency [2]. In spatial and board-state reasoning, hallucinations manifest as illegal transitions: attempting to move through occupied squares, moving non-existent pieces, or generating malformed coordinate tokens. Standard temperature annealing fails to resolve this issue because erroneous tokens frequently reside in high-probability clusters when conditioning solely on FEN strings.</w:t>
       </w:r>
     </w:p>
     <w:p>
       <w:pPr>
-        <w:pStyle w:val="ListBullet"/>
-        <w:spacing w:after="40" w:line="264" w:lineRule="auto"/>
+        <w:spacing w:before="200" w:after="60"/>
+      </w:pPr>
+      <w:r>
+        <w:rPr>
+          <w:rFonts w:ascii="Times New Roman" w:hAnsi="Times New Roman"/>
+          <w:b/>
+          <w:color w:val="282828"/>
+          <w:sz w:val="22"/>
+        </w:rPr>
+        <w:t>C. Constrained Decoding Mechanisms</w:t>
+      </w:r>
+    </w:p>
+    <w:p>
+      <w:pPr>
+        <w:spacing w:after="100" w:line="276" w:lineRule="auto"/>
       </w:pPr>
       <w:r>
         <w:rPr>
           <w:rFonts w:ascii="Times New Roman" w:hAnsi="Times New Roman"/>
           <w:sz w:val="20"/>
         </w:rPr>
-        <w:t>Python Orchestrator: Central-Weighted Dynamic Move Compression (DMC) engine with a 4-Tier Intelligent Parsing Cascade.</w:t>
+        <w:t xml:space="preserve">Constrained decoding restricts output token generation to valid grammatical structures. Grammar-based token masking (e.g., GBNF grammars in `llama.cpp` [10], Outlines, and Guidance) modifies the sampling distribution at each autoregressive step by masking invalid vocabulary logits. While effective, token-level logit masking incurs engine-specific software dependencies. In this work, we focus on </w:t>
       </w:r>
-    </w:p>
-    <w:p>
-      <w:pPr>
-        <w:pStyle w:val="ListBullet"/>
-        <w:spacing w:after="40" w:line="264" w:lineRule="auto"/>
-      </w:pPr>
+      <w:r>
+        <w:rPr>
+          <w:rFonts w:ascii="Times New Roman" w:hAnsi="Times New Roman"/>
+          <w:b/>
+          <w:sz w:val="20"/>
+        </w:rPr>
+        <w:t>Prompt-Level Candidate Injection</w:t>
+      </w:r>
       <w:r>
         <w:rPr>
           <w:rFonts w:ascii="Times New Roman" w:hAnsi="Times New Roman"/>
           <w:sz w:val="20"/>
         </w:rPr>
-        <w:t>Stockfish 18 Oracle: Live depth-12 evaluation measuring mathematical Centipawn Loss (ACPL) for every move.</w:t>
+        <w:t>, an engine-agnostic approach that transforms an unconstrained generation problem into a constrained selection task, enabling universal portability across cloud APIs and local backends.</w:t>
       </w:r>
     </w:p>
     <w:p>
@@ -188,19 +589,1876 @@
           <w:color w:val="1F497D"/>
           <w:sz w:val="26"/>
         </w:rPr>
-        <w:t>III. Empirical Benchmark Results</w:t>
+        <w:t>III. System Architecture &amp; Engineering Design</w:t>
       </w:r>
     </w:p>
     <w:p>
       <w:pPr>
-        <w:spacing w:after="80" w:line="276" w:lineRule="auto"/>
+        <w:spacing w:after="20"/>
+        <w:ind w:left="576"/>
+      </w:pPr>
+      <w:r>
+        <w:rPr>
+          <w:rFonts w:ascii="Courier New" w:hAnsi="Courier New"/>
+          <w:color w:val="3C3C3C"/>
+          <w:sz w:val="17"/>
+        </w:rPr>
+        <w:t>┌─────────────────────────────────────────────────────────────────────────────────────────┐</w:t>
+      </w:r>
+    </w:p>
+    <w:p>
+      <w:pPr>
+        <w:spacing w:after="20"/>
+        <w:ind w:left="576"/>
+      </w:pPr>
+      <w:r>
+        <w:rPr>
+          <w:rFonts w:ascii="Courier New" w:hAnsi="Courier New"/>
+          <w:color w:val="3C3C3C"/>
+          <w:sz w:val="17"/>
+        </w:rPr>
+        <w:t>│                                 SYSTEM ARCHITECTURE                                     │</w:t>
+      </w:r>
+    </w:p>
+    <w:p>
+      <w:pPr>
+        <w:spacing w:after="20"/>
+        <w:ind w:left="576"/>
+      </w:pPr>
+      <w:r>
+        <w:rPr>
+          <w:rFonts w:ascii="Courier New" w:hAnsi="Courier New"/>
+          <w:color w:val="3C3C3C"/>
+          <w:sz w:val="17"/>
+        </w:rPr>
+        <w:t>├─────────────────────────────────────────────────────────────────────────────────────────┤</w:t>
+      </w:r>
+    </w:p>
+    <w:p>
+      <w:pPr>
+        <w:spacing w:after="20"/>
+        <w:ind w:left="576"/>
+      </w:pPr>
+      <w:r>
+        <w:rPr>
+          <w:rFonts w:ascii="Courier New" w:hAnsi="Courier New"/>
+          <w:color w:val="3C3C3C"/>
+          <w:sz w:val="17"/>
+        </w:rPr>
+        <w:t>│                                                                                         │</w:t>
+      </w:r>
+    </w:p>
+    <w:p>
+      <w:pPr>
+        <w:spacing w:after="20"/>
+        <w:ind w:left="576"/>
+      </w:pPr>
+      <w:r>
+        <w:rPr>
+          <w:rFonts w:ascii="Courier New" w:hAnsi="Courier New"/>
+          <w:color w:val="3C3C3C"/>
+          <w:sz w:val="17"/>
+        </w:rPr>
+        <w:t>│   ┌─────────────────────┐        UCI Protocol       ┌───────────────────────────────┐   │</w:t>
+      </w:r>
+    </w:p>
+    <w:p>
+      <w:pPr>
+        <w:spacing w:after="20"/>
+        <w:ind w:left="576"/>
+      </w:pPr>
+      <w:r>
+        <w:rPr>
+          <w:rFonts w:ascii="Courier New" w:hAnsi="Courier New"/>
+          <w:color w:val="3C3C3C"/>
+          <w:sz w:val="17"/>
+        </w:rPr>
+        <w:t>│   │   VICE Engine (C)   │◄─────────────────────────►│     Python Orchestrator       │   │</w:t>
+      </w:r>
+    </w:p>
+    <w:p>
+      <w:pPr>
+        <w:spacing w:after="20"/>
+        <w:ind w:left="576"/>
+      </w:pPr>
+      <w:r>
+        <w:rPr>
+          <w:rFonts w:ascii="Courier New" w:hAnsi="Courier New"/>
+          <w:color w:val="3C3C3C"/>
+          <w:sz w:val="17"/>
+        </w:rPr>
+        <w:t>│   │   - Classical Alpha/│                           │     - run_game.py             │   │</w:t>
+      </w:r>
+    </w:p>
+    <w:p>
+      <w:pPr>
+        <w:spacing w:after="20"/>
+        <w:ind w:left="576"/>
+      </w:pPr>
+      <w:r>
+        <w:rPr>
+          <w:rFonts w:ascii="Courier New" w:hAnsi="Courier New"/>
+          <w:color w:val="3C3C3C"/>
+          <w:sz w:val="17"/>
+        </w:rPr>
+        <w:t>│   │     Beta Search     │                           │     - Prompt Formatter        │   │</w:t>
+      </w:r>
+    </w:p>
+    <w:p>
+      <w:pPr>
+        <w:spacing w:after="20"/>
+        <w:ind w:left="576"/>
+      </w:pPr>
+      <w:r>
+        <w:rPr>
+          <w:rFonts w:ascii="Courier New" w:hAnsi="Courier New"/>
+          <w:color w:val="3C3C3C"/>
+          <w:sz w:val="17"/>
+        </w:rPr>
+        <w:t>│   │   - llm_search.c    │                           │     - Multi-Stage UCI Parser  │   │</w:t>
+      </w:r>
+    </w:p>
+    <w:p>
+      <w:pPr>
+        <w:spacing w:after="20"/>
+        <w:ind w:left="576"/>
+      </w:pPr>
+      <w:r>
+        <w:rPr>
+          <w:rFonts w:ascii="Courier New" w:hAnsi="Courier New"/>
+          <w:color w:val="3C3C3C"/>
+          <w:sz w:val="17"/>
+        </w:rPr>
+        <w:t>│   └─────────────────────┘                           └───────────────┬───────────────┘   │</w:t>
+      </w:r>
+    </w:p>
+    <w:p>
+      <w:pPr>
+        <w:spacing w:after="20"/>
+        <w:ind w:left="576"/>
+      </w:pPr>
+      <w:r>
+        <w:rPr>
+          <w:rFonts w:ascii="Courier New" w:hAnsi="Courier New"/>
+          <w:color w:val="3C3C3C"/>
+          <w:sz w:val="17"/>
+        </w:rPr>
+        <w:t>│                                                                     │                   │</w:t>
+      </w:r>
+    </w:p>
+    <w:p>
+      <w:pPr>
+        <w:spacing w:after="20"/>
+        <w:ind w:left="576"/>
+      </w:pPr>
+      <w:r>
+        <w:rPr>
+          <w:rFonts w:ascii="Courier New" w:hAnsi="Courier New"/>
+          <w:color w:val="3C3C3C"/>
+          <w:sz w:val="17"/>
+        </w:rPr>
+        <w:t>│                                  HTTP / JSON                        │ Stockfish UCI     │</w:t>
+      </w:r>
+    </w:p>
+    <w:p>
+      <w:pPr>
+        <w:spacing w:after="20"/>
+        <w:ind w:left="576"/>
+      </w:pPr>
+      <w:r>
+        <w:rPr>
+          <w:rFonts w:ascii="Courier New" w:hAnsi="Courier New"/>
+          <w:color w:val="3C3C3C"/>
+          <w:sz w:val="17"/>
+        </w:rPr>
+        <w:t>│                                 (Stream &amp; KV)                       ▼                   │</w:t>
+      </w:r>
+    </w:p>
+    <w:p>
+      <w:pPr>
+        <w:spacing w:after="20"/>
+        <w:ind w:left="576"/>
+      </w:pPr>
+      <w:r>
+        <w:rPr>
+          <w:rFonts w:ascii="Courier New" w:hAnsi="Courier New"/>
+          <w:color w:val="3C3C3C"/>
+          <w:sz w:val="17"/>
+        </w:rPr>
+        <w:t>│                                      │               ┌──────────────────────────────┐   │</w:t>
+      </w:r>
+    </w:p>
+    <w:p>
+      <w:pPr>
+        <w:spacing w:after="20"/>
+        <w:ind w:left="576"/>
+      </w:pPr>
+      <w:r>
+        <w:rPr>
+          <w:rFonts w:ascii="Courier New" w:hAnsi="Courier New"/>
+          <w:color w:val="3C3C3C"/>
+          <w:sz w:val="17"/>
+        </w:rPr>
+        <w:t>│                                      ▼               │   Stockfish 18 Ground Truth  │   │</w:t>
+      </w:r>
+    </w:p>
+    <w:p>
+      <w:pPr>
+        <w:spacing w:after="20"/>
+        <w:ind w:left="576"/>
+      </w:pPr>
+      <w:r>
+        <w:rPr>
+          <w:rFonts w:ascii="Courier New" w:hAnsi="Courier New"/>
+          <w:color w:val="3C3C3C"/>
+          <w:sz w:val="17"/>
+        </w:rPr>
+        <w:t>│                        ┌───────────────────────────┐ │   - Depth-12 Evaluation      │   │</w:t>
+      </w:r>
+    </w:p>
+    <w:p>
+      <w:pPr>
+        <w:spacing w:after="20"/>
+        <w:ind w:left="576"/>
+      </w:pPr>
+      <w:r>
+        <w:rPr>
+          <w:rFonts w:ascii="Courier New" w:hAnsi="Courier New"/>
+          <w:color w:val="3C3C3C"/>
+          <w:sz w:val="17"/>
+        </w:rPr>
+        <w:t>│                        │  Docker Ollama Backend    │ │   - Centipawn Loss (ACPL)    │   │</w:t>
+      </w:r>
+    </w:p>
+    <w:p>
+      <w:pPr>
+        <w:spacing w:after="20"/>
+        <w:ind w:left="576"/>
+      </w:pPr>
+      <w:r>
+        <w:rPr>
+          <w:rFonts w:ascii="Courier New" w:hAnsi="Courier New"/>
+          <w:color w:val="3C3C3C"/>
+          <w:sz w:val="17"/>
+        </w:rPr>
+        <w:t>│                        │  - Llama 3.1 8B (Q4_K_M)  │ │   - Top-1 Match &amp; Blunders   │   │</w:t>
+      </w:r>
+    </w:p>
+    <w:p>
+      <w:pPr>
+        <w:spacing w:after="20"/>
+        <w:ind w:left="576"/>
+      </w:pPr>
+      <w:r>
+        <w:rPr>
+          <w:rFonts w:ascii="Courier New" w:hAnsi="Courier New"/>
+          <w:color w:val="3C3C3C"/>
+          <w:sz w:val="17"/>
+        </w:rPr>
+        <w:t>│                        │  - Context KV-Caching     │ └──────────────────────────────┘   │</w:t>
+      </w:r>
+    </w:p>
+    <w:p>
+      <w:pPr>
+        <w:spacing w:after="20"/>
+        <w:ind w:left="576"/>
+      </w:pPr>
+      <w:r>
+        <w:rPr>
+          <w:rFonts w:ascii="Courier New" w:hAnsi="Courier New"/>
+          <w:color w:val="3C3C3C"/>
+          <w:sz w:val="17"/>
+        </w:rPr>
+        <w:t>│                        └───────────────────────────┘                                    │</w:t>
+      </w:r>
+    </w:p>
+    <w:p>
+      <w:pPr>
+        <w:spacing w:after="20"/>
+        <w:ind w:left="576"/>
+      </w:pPr>
+      <w:r>
+        <w:rPr>
+          <w:rFonts w:ascii="Courier New" w:hAnsi="Courier New"/>
+          <w:color w:val="3C3C3C"/>
+          <w:sz w:val="17"/>
+        </w:rPr>
+        <w:t>└─────────────────────────────────────────────────────────────────────────────────────────┘</w:t>
+      </w:r>
+    </w:p>
+    <w:p>
+      <w:pPr>
+        <w:spacing w:after="100" w:line="276" w:lineRule="auto"/>
       </w:pPr>
       <w:r>
         <w:rPr>
           <w:rFonts w:ascii="Times New Roman" w:hAnsi="Times New Roman"/>
           <w:sz w:val="20"/>
         </w:rPr>
-        <w:t>Table I summarizes aggregate performance across all experimental conditions evaluated against depth-12 Stockfish 18 ground truth:</w:t>
+        <w:t>The experimental platform consists of four loosely coupled, highly modular components:</w:t>
+      </w:r>
+    </w:p>
+    <w:p>
+      <w:pPr>
+        <w:spacing w:before="200" w:after="60"/>
+      </w:pPr>
+      <w:r>
+        <w:rPr>
+          <w:rFonts w:ascii="Times New Roman" w:hAnsi="Times New Roman"/>
+          <w:b/>
+          <w:color w:val="282828"/>
+          <w:sz w:val="22"/>
+        </w:rPr>
+        <w:t>A. Extended VICE Chess Engine (C Core)</w:t>
+      </w:r>
+    </w:p>
+    <w:p>
+      <w:pPr>
+        <w:spacing w:after="100" w:line="276" w:lineRule="auto"/>
+      </w:pPr>
+      <w:r>
+        <w:rPr>
+          <w:rFonts w:ascii="Times New Roman" w:hAnsi="Times New Roman"/>
+          <w:sz w:val="20"/>
+        </w:rPr>
+        <w:t>We extend the open-source VICE (Vehicle In Chess Environment) chess engine [6] written in ANSI C with four custom modules:</w:t>
+      </w:r>
+    </w:p>
+    <w:p>
+      <w:pPr>
+        <w:pStyle w:val="ListBullet"/>
+        <w:spacing w:after="40" w:line="276" w:lineRule="auto"/>
+      </w:pPr>
+      <w:r>
+        <w:rPr>
+          <w:rFonts w:ascii="Times New Roman" w:hAnsi="Times New Roman"/>
+          <w:sz w:val="20"/>
+        </w:rPr>
+        <w:t>`llm_search.c`: Intercepts search routines, extracts legal moves from the internal move-generator array, and formats payloads for external dispatch.</w:t>
+      </w:r>
+    </w:p>
+    <w:p>
+      <w:pPr>
+        <w:pStyle w:val="ListBullet"/>
+        <w:spacing w:after="40" w:line="276" w:lineRule="auto"/>
+      </w:pPr>
+      <w:r>
+        <w:rPr>
+          <w:rFonts w:ascii="Times New Roman" w:hAnsi="Times New Roman"/>
+          <w:sz w:val="20"/>
+        </w:rPr>
+        <w:t>`http_client.c`: Non-blocking HTTP client utilizing `libcurl` for communication with inference endpoints.</w:t>
+      </w:r>
+    </w:p>
+    <w:p>
+      <w:pPr>
+        <w:pStyle w:val="ListBullet"/>
+        <w:spacing w:after="40" w:line="276" w:lineRule="auto"/>
+      </w:pPr>
+      <w:r>
+        <w:rPr>
+          <w:rFonts w:ascii="Times New Roman" w:hAnsi="Times New Roman"/>
+          <w:sz w:val="20"/>
+        </w:rPr>
+        <w:t>`llm_parser.c`: Low-level coordinate extraction and sanitization routines.</w:t>
+      </w:r>
+    </w:p>
+    <w:p>
+      <w:pPr>
+        <w:pStyle w:val="ListBullet"/>
+        <w:spacing w:after="40" w:line="276" w:lineRule="auto"/>
+      </w:pPr>
+      <w:r>
+        <w:rPr>
+          <w:rFonts w:ascii="Times New Roman" w:hAnsi="Times New Roman"/>
+          <w:sz w:val="20"/>
+        </w:rPr>
+        <w:t>`telemetry.c`: Turn-by-turn CSV logging of wall-clock latency, ply count, and engine handshakes.</w:t>
+      </w:r>
+    </w:p>
+    <w:p>
+      <w:pPr>
+        <w:spacing w:before="200" w:after="60"/>
+      </w:pPr>
+      <w:r>
+        <w:rPr>
+          <w:rFonts w:ascii="Times New Roman" w:hAnsi="Times New Roman"/>
+          <w:b/>
+          <w:color w:val="282828"/>
+          <w:sz w:val="22"/>
+        </w:rPr>
+        <w:t>B. Python Orchestrator &amp; Live Streamer</w:t>
+      </w:r>
+    </w:p>
+    <w:p>
+      <w:pPr>
+        <w:spacing w:after="100" w:line="276" w:lineRule="auto"/>
+      </w:pPr>
+      <w:r>
+        <w:rPr>
+          <w:rFonts w:ascii="Times New Roman" w:hAnsi="Times New Roman"/>
+          <w:sz w:val="20"/>
+        </w:rPr>
+        <w:t>The Python orchestrator (`scripts/run_game.py`) governs tournament execution, telemetry capture, and opponent automation. White is driven by a seeded pseudo-random legal move generator (`random.Random(seed + game_id)`), providing an unbiased distribution of opening variations. Black is controlled by the LLM pipeline. The orchestrator streams every move synchronously to `live_moves.csv` and `raw_outputs.jsonl` with `flush=True`, preventing data loss during long-running benchmarks.</w:t>
+      </w:r>
+    </w:p>
+    <w:p>
+      <w:pPr>
+        <w:spacing w:before="200" w:after="60"/>
+      </w:pPr>
+      <w:r>
+        <w:rPr>
+          <w:rFonts w:ascii="Times New Roman" w:hAnsi="Times New Roman"/>
+          <w:b/>
+          <w:color w:val="282828"/>
+          <w:sz w:val="22"/>
+        </w:rPr>
+        <w:t>C. Multi-Stage UCI Coordinate Parser</w:t>
+      </w:r>
+    </w:p>
+    <w:p>
+      <w:pPr>
+        <w:spacing w:after="100" w:line="276" w:lineRule="auto"/>
+      </w:pPr>
+      <w:r>
+        <w:rPr>
+          <w:rFonts w:ascii="Times New Roman" w:hAnsi="Times New Roman"/>
+          <w:sz w:val="20"/>
+        </w:rPr>
+        <w:t>To decouple true logical chess hallucinations from superficial token formatting variations, the orchestrator implements a multi-stage fallback parser (`extract_uci_move`):</w:t>
+      </w:r>
+    </w:p>
+    <w:p>
+      <w:pPr>
+        <w:spacing w:after="60" w:line="276" w:lineRule="auto"/>
+      </w:pPr>
+      <w:r>
+        <w:rPr>
+          <w:rFonts w:ascii="Times New Roman" w:hAnsi="Times New Roman"/>
+          <w:sz w:val="20"/>
+        </w:rPr>
+        <w:t xml:space="preserve">1. </w:t>
+      </w:r>
+      <w:r>
+        <w:rPr>
+          <w:rFonts w:ascii="Times New Roman" w:hAnsi="Times New Roman"/>
+          <w:b/>
+          <w:sz w:val="20"/>
+        </w:rPr>
+        <w:t>Direct UCI Matching:</w:t>
+      </w:r>
+      <w:r>
+        <w:rPr>
+          <w:rFonts w:ascii="Times New Roman" w:hAnsi="Times New Roman"/>
+          <w:sz w:val="20"/>
+        </w:rPr>
+        <w:t xml:space="preserve"> Regex extraction of 4–5 character coordinate tokens (`[a-h][1-8][a-h][1-8][qrbn]?`).</w:t>
+      </w:r>
+    </w:p>
+    <w:p>
+      <w:pPr>
+        <w:spacing w:after="60" w:line="276" w:lineRule="auto"/>
+      </w:pPr>
+      <w:r>
+        <w:rPr>
+          <w:rFonts w:ascii="Times New Roman" w:hAnsi="Times New Roman"/>
+          <w:sz w:val="20"/>
+        </w:rPr>
+        <w:t xml:space="preserve">2. </w:t>
+      </w:r>
+      <w:r>
+        <w:rPr>
+          <w:rFonts w:ascii="Times New Roman" w:hAnsi="Times New Roman"/>
+          <w:b/>
+          <w:sz w:val="20"/>
+        </w:rPr>
+        <w:t>Long Algebraic Notation (LAN):</w:t>
+      </w:r>
+      <w:r>
+        <w:rPr>
+          <w:rFonts w:ascii="Times New Roman" w:hAnsi="Times New Roman"/>
+          <w:sz w:val="20"/>
+        </w:rPr>
+        <w:t xml:space="preserve"> Strips piece letter prefixes (e.g., `Nb8c6` $\rightarrow$ `b8c6`).</w:t>
+      </w:r>
+    </w:p>
+    <w:p>
+      <w:pPr>
+        <w:spacing w:after="60" w:line="276" w:lineRule="auto"/>
+      </w:pPr>
+      <w:r>
+        <w:rPr>
+          <w:rFonts w:ascii="Times New Roman" w:hAnsi="Times New Roman"/>
+          <w:sz w:val="20"/>
+        </w:rPr>
+        <w:t xml:space="preserve">3. </w:t>
+      </w:r>
+      <w:r>
+        <w:rPr>
+          <w:rFonts w:ascii="Times New Roman" w:hAnsi="Times New Roman"/>
+          <w:b/>
+          <w:sz w:val="20"/>
+        </w:rPr>
+        <w:t>Standard Algebraic Notation (SAN):</w:t>
+      </w:r>
+      <w:r>
+        <w:rPr>
+          <w:rFonts w:ascii="Times New Roman" w:hAnsi="Times New Roman"/>
+          <w:sz w:val="20"/>
+        </w:rPr>
+        <w:t xml:space="preserve"> Contextual disambiguation of SAN moves (e.g., `Nf6` $\rightarrow$ `g8f6`) evaluated against `chess.Board.legal_moves`.</w:t>
+      </w:r>
+    </w:p>
+    <w:p>
+      <w:pPr>
+        <w:spacing w:after="60" w:line="276" w:lineRule="auto"/>
+      </w:pPr>
+      <w:r>
+        <w:rPr>
+          <w:rFonts w:ascii="Times New Roman" w:hAnsi="Times New Roman"/>
+          <w:sz w:val="20"/>
+        </w:rPr>
+        <w:t xml:space="preserve">4. </w:t>
+      </w:r>
+      <w:r>
+        <w:rPr>
+          <w:rFonts w:ascii="Times New Roman" w:hAnsi="Times New Roman"/>
+          <w:b/>
+          <w:sz w:val="20"/>
+        </w:rPr>
+        <w:t>Punctuation &amp; Delimiter Stripping:</w:t>
+      </w:r>
+      <w:r>
+        <w:rPr>
+          <w:rFonts w:ascii="Times New Roman" w:hAnsi="Times New Roman"/>
+          <w:sz w:val="20"/>
+        </w:rPr>
+        <w:t xml:space="preserve"> Cleans markdown bolding, backticks, quotes, and whitespace.</w:t>
+      </w:r>
+    </w:p>
+    <w:p>
+      <w:pPr>
+        <w:spacing w:before="200" w:after="60"/>
+      </w:pPr>
+      <w:r>
+        <w:rPr>
+          <w:rFonts w:ascii="Times New Roman" w:hAnsi="Times New Roman"/>
+          <w:b/>
+          <w:color w:val="282828"/>
+          <w:sz w:val="22"/>
+        </w:rPr>
+        <w:t>D. KV-Cache Aligned Prompt Architecture</w:t>
+      </w:r>
+    </w:p>
+    <w:p>
+      <w:pPr>
+        <w:spacing w:after="100" w:line="276" w:lineRule="auto"/>
+      </w:pPr>
+      <w:r>
+        <w:rPr>
+          <w:rFonts w:ascii="Times New Roman" w:hAnsi="Times New Roman"/>
+          <w:sz w:val="20"/>
+        </w:rPr>
+        <w:t xml:space="preserve">To maximize tensor reuse in transformer inference servers supporting prefix caching (e.g., vLLM, Ollama), prompts are structured with a </w:t>
+      </w:r>
+      <w:r>
+        <w:rPr>
+          <w:rFonts w:ascii="Times New Roman" w:hAnsi="Times New Roman"/>
+          <w:b/>
+          <w:sz w:val="20"/>
+        </w:rPr>
+        <w:t>Byte-Invariant Static Prefix</w:t>
+      </w:r>
+      <w:r>
+        <w:rPr>
+          <w:rFonts w:ascii="Times New Roman" w:hAnsi="Times New Roman"/>
+          <w:sz w:val="20"/>
+        </w:rPr>
+        <w:t xml:space="preserve"> followed by a dynamic board suffix:</w:t>
+      </w:r>
+    </w:p>
+    <w:p>
+      <w:pPr>
+        <w:spacing w:after="20"/>
+        <w:ind w:left="576"/>
+      </w:pPr>
+      <w:r>
+        <w:rPr>
+          <w:rFonts w:ascii="Courier New" w:hAnsi="Courier New"/>
+          <w:color w:val="3C3C3C"/>
+          <w:sz w:val="17"/>
+        </w:rPr>
+        <w:t>[STATIC KV-CACHE PREFIX - 100% BYTE INVARIANT ACROSS TURNS]</w:t>
+      </w:r>
+    </w:p>
+    <w:p>
+      <w:pPr>
+        <w:spacing w:after="20"/>
+        <w:ind w:left="576"/>
+      </w:pPr>
+      <w:r>
+        <w:rPr>
+          <w:rFonts w:ascii="Courier New" w:hAnsi="Courier New"/>
+          <w:color w:val="3C3C3C"/>
+          <w:sz w:val="17"/>
+        </w:rPr>
+        <w:t xml:space="preserve">You are a chess engine playing as Black. Respond ONLY with a single UCI move </w:t>
+      </w:r>
+    </w:p>
+    <w:p>
+      <w:pPr>
+        <w:spacing w:after="20"/>
+        <w:ind w:left="576"/>
+      </w:pPr>
+      <w:r>
+        <w:rPr>
+          <w:rFonts w:ascii="Courier New" w:hAnsi="Courier New"/>
+          <w:color w:val="3C3C3C"/>
+          <w:sz w:val="17"/>
+        </w:rPr>
+        <w:t xml:space="preserve">in source-destination format (e.g., e7e5, g8f6). Do not include piece letters, </w:t>
+      </w:r>
+    </w:p>
+    <w:p>
+      <w:pPr>
+        <w:spacing w:after="20"/>
+        <w:ind w:left="576"/>
+      </w:pPr>
+      <w:r>
+        <w:rPr>
+          <w:rFonts w:ascii="Courier New" w:hAnsi="Courier New"/>
+          <w:color w:val="3C3C3C"/>
+          <w:sz w:val="17"/>
+        </w:rPr>
+        <w:t>explanations, commentary, or markdown formatting.</w:t>
+      </w:r>
+    </w:p>
+    <w:p>
+      <w:pPr>
+        <w:spacing w:after="20"/>
+        <w:ind w:left="576"/>
+      </w:pPr>
+      <w:r>
+        <w:rPr>
+          <w:rFonts w:ascii="Courier New" w:hAnsi="Courier New"/>
+          <w:color w:val="3C3C3C"/>
+          <w:sz w:val="17"/>
+        </w:rPr>
+      </w:r>
+    </w:p>
+    <w:p>
+      <w:pPr>
+        <w:spacing w:after="20"/>
+        <w:ind w:left="576"/>
+      </w:pPr>
+      <w:r>
+        <w:rPr>
+          <w:rFonts w:ascii="Courier New" w:hAnsi="Courier New"/>
+          <w:color w:val="3C3C3C"/>
+          <w:sz w:val="17"/>
+        </w:rPr>
+        <w:t>[DYNAMIC TURN SUFFIX - VARIES PER TURN]</w:t>
+      </w:r>
+    </w:p>
+    <w:p>
+      <w:pPr>
+        <w:spacing w:after="20"/>
+        <w:ind w:left="576"/>
+      </w:pPr>
+      <w:r>
+        <w:rPr>
+          <w:rFonts w:ascii="Courier New" w:hAnsi="Courier New"/>
+          <w:color w:val="3C3C3C"/>
+          <w:sz w:val="17"/>
+        </w:rPr>
+        <w:t>Board FEN: {fen}</w:t>
+      </w:r>
+    </w:p>
+    <w:p>
+      <w:pPr>
+        <w:spacing w:after="20"/>
+        <w:ind w:left="576"/>
+      </w:pPr>
+      <w:r>
+        <w:rPr>
+          <w:rFonts w:ascii="Courier New" w:hAnsi="Courier New"/>
+          <w:color w:val="3C3C3C"/>
+          <w:sz w:val="17"/>
+        </w:rPr>
+        <w:t>The ONLY legal moves are: "e7e5", "e7e6", "g8f6", "g8h6", "b8c6", "b8a6" ...</w:t>
+      </w:r>
+    </w:p>
+    <w:p>
+      <w:pPr>
+        <w:spacing w:after="20"/>
+        <w:ind w:left="576"/>
+      </w:pPr>
+      <w:r>
+        <w:rPr>
+          <w:rFonts w:ascii="Courier New" w:hAnsi="Courier New"/>
+          <w:color w:val="3C3C3C"/>
+          <w:sz w:val="17"/>
+        </w:rPr>
+        <w:t>Pick exactly one move.</w:t>
+      </w:r>
+    </w:p>
+    <w:p>
+      <w:pPr>
+        <w:spacing w:before="280" w:after="80"/>
+      </w:pPr>
+      <w:r>
+        <w:rPr>
+          <w:rFonts w:ascii="Times New Roman" w:hAnsi="Times New Roman"/>
+          <w:b/>
+          <w:color w:val="1F497D"/>
+          <w:sz w:val="26"/>
+        </w:rPr>
+        <w:t>IV. Experimental Methodology</w:t>
+      </w:r>
+    </w:p>
+    <w:p>
+      <w:pPr>
+        <w:spacing w:before="200" w:after="60"/>
+      </w:pPr>
+      <w:r>
+        <w:rPr>
+          <w:rFonts w:ascii="Times New Roman" w:hAnsi="Times New Roman"/>
+          <w:b/>
+          <w:color w:val="282828"/>
+          <w:sz w:val="22"/>
+        </w:rPr>
+        <w:t>A. Standardized Five-Condition Experiment Matrix</w:t>
+      </w:r>
+    </w:p>
+    <w:p>
+      <w:pPr>
+        <w:spacing w:after="100" w:line="276" w:lineRule="auto"/>
+      </w:pPr>
+      <w:r>
+        <w:rPr>
+          <w:rFonts w:ascii="Times New Roman" w:hAnsi="Times New Roman"/>
+          <w:sz w:val="20"/>
+        </w:rPr>
+        <w:t>We construct a 5-condition experiment matrix designed to evaluate temperature sensitivity, constraint mechanisms, and speculative execution:</w:t>
+      </w:r>
+    </w:p>
+    <w:tbl>
+      <w:tblPr>
+        <w:tblW w:type="auto" w:w="0"/>
+        <w:jc w:val="center"/>
+        <w:tblLook w:firstColumn="1" w:firstRow="1" w:lastColumn="0" w:lastRow="0" w:noHBand="0" w:noVBand="1" w:val="04A0"/>
+      </w:tblPr>
+      <w:tblGrid>
+        <w:gridCol w:w="1560"/>
+        <w:gridCol w:w="1560"/>
+        <w:gridCol w:w="1560"/>
+        <w:gridCol w:w="1560"/>
+        <w:gridCol w:w="1560"/>
+        <w:gridCol w:w="1560"/>
+      </w:tblGrid>
+      <w:tr>
+        <w:tc>
+          <w:tcPr>
+            <w:tcW w:type="dxa" w:w="1560"/>
+            <w:vAlign w:val="center"/>
+            <w:shd w:fill="1F497D"/>
+            <w:tcMar>
+              <w:top w:w="120" w:type="dxa"/>
+              <w:bottom w:w="120" w:type="dxa"/>
+              <w:left w:w="150" w:type="dxa"/>
+              <w:right w:w="150" w:type="dxa"/>
+            </w:tcMar>
+          </w:tcPr>
+          <w:p>
+            <w:pPr>
+              <w:jc w:val="center"/>
+            </w:pPr>
+            <w:r>
+              <w:rPr>
+                <w:rFonts w:ascii="Times New Roman" w:hAnsi="Times New Roman"/>
+                <w:b/>
+                <w:color w:val="FFFFFF"/>
+                <w:sz w:val="18"/>
+              </w:rPr>
+              <w:t>Condition Tag</w:t>
+            </w:r>
+          </w:p>
+        </w:tc>
+        <w:tc>
+          <w:tcPr>
+            <w:tcW w:type="dxa" w:w="1560"/>
+            <w:vAlign w:val="center"/>
+            <w:shd w:fill="1F497D"/>
+            <w:tcMar>
+              <w:top w:w="120" w:type="dxa"/>
+              <w:bottom w:w="120" w:type="dxa"/>
+              <w:left w:w="150" w:type="dxa"/>
+              <w:right w:w="150" w:type="dxa"/>
+            </w:tcMar>
+          </w:tcPr>
+          <w:p>
+            <w:pPr>
+              <w:jc w:val="center"/>
+            </w:pPr>
+            <w:r>
+              <w:rPr>
+                <w:rFonts w:ascii="Times New Roman" w:hAnsi="Times New Roman"/>
+                <w:b/>
+                <w:color w:val="FFFFFF"/>
+                <w:sz w:val="18"/>
+              </w:rPr>
+              <w:t>Sampling Temperature ($T$)</w:t>
+            </w:r>
+          </w:p>
+        </w:tc>
+        <w:tc>
+          <w:tcPr>
+            <w:tcW w:type="dxa" w:w="1560"/>
+            <w:vAlign w:val="center"/>
+            <w:shd w:fill="1F497D"/>
+            <w:tcMar>
+              <w:top w:w="120" w:type="dxa"/>
+              <w:bottom w:w="120" w:type="dxa"/>
+              <w:left w:w="150" w:type="dxa"/>
+              <w:right w:w="150" w:type="dxa"/>
+            </w:tcMar>
+          </w:tcPr>
+          <w:p>
+            <w:pPr>
+              <w:jc w:val="center"/>
+            </w:pPr>
+            <w:r>
+              <w:rPr>
+                <w:rFonts w:ascii="Times New Roman" w:hAnsi="Times New Roman"/>
+                <w:b/>
+                <w:color w:val="FFFFFF"/>
+                <w:sz w:val="18"/>
+              </w:rPr>
+              <w:t>Constrained Decoding</w:t>
+            </w:r>
+          </w:p>
+        </w:tc>
+        <w:tc>
+          <w:tcPr>
+            <w:tcW w:type="dxa" w:w="1560"/>
+            <w:vAlign w:val="center"/>
+            <w:shd w:fill="1F497D"/>
+            <w:tcMar>
+              <w:top w:w="120" w:type="dxa"/>
+              <w:bottom w:w="120" w:type="dxa"/>
+              <w:left w:w="150" w:type="dxa"/>
+              <w:right w:w="150" w:type="dxa"/>
+            </w:tcMar>
+          </w:tcPr>
+          <w:p>
+            <w:pPr>
+              <w:jc w:val="center"/>
+            </w:pPr>
+            <w:r>
+              <w:rPr>
+                <w:rFonts w:ascii="Times New Roman" w:hAnsi="Times New Roman"/>
+                <w:b/>
+                <w:color w:val="FFFFFF"/>
+                <w:sz w:val="18"/>
+              </w:rPr>
+              <w:t>Move Formatting Structure</w:t>
+            </w:r>
+          </w:p>
+        </w:tc>
+        <w:tc>
+          <w:tcPr>
+            <w:tcW w:type="dxa" w:w="1560"/>
+            <w:vAlign w:val="center"/>
+            <w:shd w:fill="1F497D"/>
+            <w:tcMar>
+              <w:top w:w="120" w:type="dxa"/>
+              <w:bottom w:w="120" w:type="dxa"/>
+              <w:left w:w="150" w:type="dxa"/>
+              <w:right w:w="150" w:type="dxa"/>
+            </w:tcMar>
+          </w:tcPr>
+          <w:p>
+            <w:pPr>
+              <w:jc w:val="center"/>
+            </w:pPr>
+            <w:r>
+              <w:rPr>
+                <w:rFonts w:ascii="Times New Roman" w:hAnsi="Times New Roman"/>
+                <w:b/>
+                <w:color w:val="FFFFFF"/>
+                <w:sz w:val="18"/>
+              </w:rPr>
+              <w:t>Pipeline Mode</w:t>
+            </w:r>
+          </w:p>
+        </w:tc>
+        <w:tc>
+          <w:tcPr>
+            <w:tcW w:type="dxa" w:w="1560"/>
+            <w:vAlign w:val="center"/>
+            <w:shd w:fill="1F497D"/>
+            <w:tcMar>
+              <w:top w:w="120" w:type="dxa"/>
+              <w:bottom w:w="120" w:type="dxa"/>
+              <w:left w:w="150" w:type="dxa"/>
+              <w:right w:w="150" w:type="dxa"/>
+            </w:tcMar>
+          </w:tcPr>
+          <w:p>
+            <w:pPr>
+              <w:jc w:val="center"/>
+            </w:pPr>
+            <w:r>
+              <w:rPr>
+                <w:rFonts w:ascii="Times New Roman" w:hAnsi="Times New Roman"/>
+                <w:b/>
+                <w:color w:val="FFFFFF"/>
+                <w:sz w:val="18"/>
+              </w:rPr>
+              <w:t>Primary Experimental Objective</w:t>
+            </w:r>
+          </w:p>
+        </w:tc>
+      </w:tr>
+      <w:tr>
+        <w:tc>
+          <w:tcPr>
+            <w:tcW w:type="dxa" w:w="1560"/>
+            <w:vAlign w:val="center"/>
+            <w:tcMar>
+              <w:top w:w="80" w:type="dxa"/>
+              <w:bottom w:w="80" w:type="dxa"/>
+              <w:left w:w="120" w:type="dxa"/>
+              <w:right w:w="120" w:type="dxa"/>
+            </w:tcMar>
+          </w:tcPr>
+          <w:p>
+            <w:pPr>
+              <w:jc w:val="left"/>
+            </w:pPr>
+            <w:r>
+              <w:rPr>
+                <w:rFonts w:ascii="Times New Roman" w:hAnsi="Times New Roman"/>
+                <w:b/>
+                <w:sz w:val="17"/>
+              </w:rPr>
+              <w:t>t02_unconstrained</w:t>
+            </w:r>
+          </w:p>
+        </w:tc>
+        <w:tc>
+          <w:tcPr>
+            <w:tcW w:type="dxa" w:w="1560"/>
+            <w:vAlign w:val="center"/>
+            <w:tcMar>
+              <w:top w:w="80" w:type="dxa"/>
+              <w:bottom w:w="80" w:type="dxa"/>
+              <w:left w:w="120" w:type="dxa"/>
+              <w:right w:w="120" w:type="dxa"/>
+            </w:tcMar>
+          </w:tcPr>
+          <w:p>
+            <w:pPr>
+              <w:jc w:val="center"/>
+            </w:pPr>
+            <w:r>
+              <w:rPr>
+                <w:rFonts w:ascii="Times New Roman" w:hAnsi="Times New Roman"/>
+                <w:sz w:val="17"/>
+              </w:rPr>
+              <w:t>$0.2$</w:t>
+            </w:r>
+          </w:p>
+        </w:tc>
+        <w:tc>
+          <w:tcPr>
+            <w:tcW w:type="dxa" w:w="1560"/>
+            <w:vAlign w:val="center"/>
+            <w:tcMar>
+              <w:top w:w="80" w:type="dxa"/>
+              <w:bottom w:w="80" w:type="dxa"/>
+              <w:left w:w="120" w:type="dxa"/>
+              <w:right w:w="120" w:type="dxa"/>
+            </w:tcMar>
+          </w:tcPr>
+          <w:p>
+            <w:pPr>
+              <w:jc w:val="center"/>
+            </w:pPr>
+            <w:r>
+              <w:rPr>
+                <w:rFonts w:ascii="Times New Roman" w:hAnsi="Times New Roman"/>
+                <w:sz w:val="17"/>
+              </w:rPr>
+              <w:t>No</w:t>
+            </w:r>
+          </w:p>
+        </w:tc>
+        <w:tc>
+          <w:tcPr>
+            <w:tcW w:type="dxa" w:w="1560"/>
+            <w:vAlign w:val="center"/>
+            <w:tcMar>
+              <w:top w:w="80" w:type="dxa"/>
+              <w:bottom w:w="80" w:type="dxa"/>
+              <w:left w:w="120" w:type="dxa"/>
+              <w:right w:w="120" w:type="dxa"/>
+            </w:tcMar>
+          </w:tcPr>
+          <w:p>
+            <w:pPr>
+              <w:jc w:val="left"/>
+            </w:pPr>
+            <w:r>
+              <w:rPr>
+                <w:rFonts w:ascii="Times New Roman" w:hAnsi="Times New Roman"/>
+                <w:sz w:val="17"/>
+              </w:rPr>
+              <w:t>None (Zero-shot FEN)</w:t>
+            </w:r>
+          </w:p>
+        </w:tc>
+        <w:tc>
+          <w:tcPr>
+            <w:tcW w:type="dxa" w:w="1560"/>
+            <w:vAlign w:val="center"/>
+            <w:tcMar>
+              <w:top w:w="80" w:type="dxa"/>
+              <w:bottom w:w="80" w:type="dxa"/>
+              <w:left w:w="120" w:type="dxa"/>
+              <w:right w:w="120" w:type="dxa"/>
+            </w:tcMar>
+          </w:tcPr>
+          <w:p>
+            <w:pPr>
+              <w:jc w:val="center"/>
+            </w:pPr>
+            <w:r>
+              <w:rPr>
+                <w:rFonts w:ascii="Times New Roman" w:hAnsi="Times New Roman"/>
+                <w:sz w:val="17"/>
+              </w:rPr>
+              <w:t>Unconstrained</w:t>
+            </w:r>
+          </w:p>
+        </w:tc>
+        <w:tc>
+          <w:tcPr>
+            <w:tcW w:type="dxa" w:w="1560"/>
+            <w:vAlign w:val="center"/>
+            <w:tcMar>
+              <w:top w:w="80" w:type="dxa"/>
+              <w:bottom w:w="80" w:type="dxa"/>
+              <w:left w:w="120" w:type="dxa"/>
+              <w:right w:w="120" w:type="dxa"/>
+            </w:tcMar>
+          </w:tcPr>
+          <w:p>
+            <w:pPr>
+              <w:jc w:val="left"/>
+            </w:pPr>
+            <w:r>
+              <w:rPr>
+                <w:rFonts w:ascii="Times New Roman" w:hAnsi="Times New Roman"/>
+                <w:sz w:val="17"/>
+              </w:rPr>
+              <w:t>Low-temperature greedy hallucination baseline</w:t>
+            </w:r>
+          </w:p>
+        </w:tc>
+      </w:tr>
+      <w:tr>
+        <w:tc>
+          <w:tcPr>
+            <w:tcW w:type="dxa" w:w="1560"/>
+            <w:vAlign w:val="center"/>
+            <w:shd w:fill="F2F4F7"/>
+            <w:tcMar>
+              <w:top w:w="80" w:type="dxa"/>
+              <w:bottom w:w="80" w:type="dxa"/>
+              <w:left w:w="120" w:type="dxa"/>
+              <w:right w:w="120" w:type="dxa"/>
+            </w:tcMar>
+          </w:tcPr>
+          <w:p>
+            <w:pPr>
+              <w:jc w:val="left"/>
+            </w:pPr>
+            <w:r>
+              <w:rPr>
+                <w:rFonts w:ascii="Times New Roman" w:hAnsi="Times New Roman"/>
+                <w:b/>
+                <w:sz w:val="17"/>
+              </w:rPr>
+              <w:t>t08_unconstrained</w:t>
+            </w:r>
+          </w:p>
+        </w:tc>
+        <w:tc>
+          <w:tcPr>
+            <w:tcW w:type="dxa" w:w="1560"/>
+            <w:vAlign w:val="center"/>
+            <w:shd w:fill="F2F4F7"/>
+            <w:tcMar>
+              <w:top w:w="80" w:type="dxa"/>
+              <w:bottom w:w="80" w:type="dxa"/>
+              <w:left w:w="120" w:type="dxa"/>
+              <w:right w:w="120" w:type="dxa"/>
+            </w:tcMar>
+          </w:tcPr>
+          <w:p>
+            <w:pPr>
+              <w:jc w:val="center"/>
+            </w:pPr>
+            <w:r>
+              <w:rPr>
+                <w:rFonts w:ascii="Times New Roman" w:hAnsi="Times New Roman"/>
+                <w:sz w:val="17"/>
+              </w:rPr>
+              <w:t>$0.8$</w:t>
+            </w:r>
+          </w:p>
+        </w:tc>
+        <w:tc>
+          <w:tcPr>
+            <w:tcW w:type="dxa" w:w="1560"/>
+            <w:vAlign w:val="center"/>
+            <w:shd w:fill="F2F4F7"/>
+            <w:tcMar>
+              <w:top w:w="80" w:type="dxa"/>
+              <w:bottom w:w="80" w:type="dxa"/>
+              <w:left w:w="120" w:type="dxa"/>
+              <w:right w:w="120" w:type="dxa"/>
+            </w:tcMar>
+          </w:tcPr>
+          <w:p>
+            <w:pPr>
+              <w:jc w:val="center"/>
+            </w:pPr>
+            <w:r>
+              <w:rPr>
+                <w:rFonts w:ascii="Times New Roman" w:hAnsi="Times New Roman"/>
+                <w:sz w:val="17"/>
+              </w:rPr>
+              <w:t>No</w:t>
+            </w:r>
+          </w:p>
+        </w:tc>
+        <w:tc>
+          <w:tcPr>
+            <w:tcW w:type="dxa" w:w="1560"/>
+            <w:vAlign w:val="center"/>
+            <w:shd w:fill="F2F4F7"/>
+            <w:tcMar>
+              <w:top w:w="80" w:type="dxa"/>
+              <w:bottom w:w="80" w:type="dxa"/>
+              <w:left w:w="120" w:type="dxa"/>
+              <w:right w:w="120" w:type="dxa"/>
+            </w:tcMar>
+          </w:tcPr>
+          <w:p>
+            <w:pPr>
+              <w:jc w:val="left"/>
+            </w:pPr>
+            <w:r>
+              <w:rPr>
+                <w:rFonts w:ascii="Times New Roman" w:hAnsi="Times New Roman"/>
+                <w:sz w:val="17"/>
+              </w:rPr>
+              <w:t>None (Zero-shot FEN)</w:t>
+            </w:r>
+          </w:p>
+        </w:tc>
+        <w:tc>
+          <w:tcPr>
+            <w:tcW w:type="dxa" w:w="1560"/>
+            <w:vAlign w:val="center"/>
+            <w:shd w:fill="F2F4F7"/>
+            <w:tcMar>
+              <w:top w:w="80" w:type="dxa"/>
+              <w:bottom w:w="80" w:type="dxa"/>
+              <w:left w:w="120" w:type="dxa"/>
+              <w:right w:w="120" w:type="dxa"/>
+            </w:tcMar>
+          </w:tcPr>
+          <w:p>
+            <w:pPr>
+              <w:jc w:val="center"/>
+            </w:pPr>
+            <w:r>
+              <w:rPr>
+                <w:rFonts w:ascii="Times New Roman" w:hAnsi="Times New Roman"/>
+                <w:sz w:val="17"/>
+              </w:rPr>
+              <w:t>Unconstrained</w:t>
+            </w:r>
+          </w:p>
+        </w:tc>
+        <w:tc>
+          <w:tcPr>
+            <w:tcW w:type="dxa" w:w="1560"/>
+            <w:vAlign w:val="center"/>
+            <w:shd w:fill="F2F4F7"/>
+            <w:tcMar>
+              <w:top w:w="80" w:type="dxa"/>
+              <w:bottom w:w="80" w:type="dxa"/>
+              <w:left w:w="120" w:type="dxa"/>
+              <w:right w:w="120" w:type="dxa"/>
+            </w:tcMar>
+          </w:tcPr>
+          <w:p>
+            <w:pPr>
+              <w:jc w:val="left"/>
+            </w:pPr>
+            <w:r>
+              <w:rPr>
+                <w:rFonts w:ascii="Times New Roman" w:hAnsi="Times New Roman"/>
+                <w:sz w:val="17"/>
+              </w:rPr>
+              <w:t>High-temperature stochastic baseline</w:t>
+            </w:r>
+          </w:p>
+        </w:tc>
+      </w:tr>
+      <w:tr>
+        <w:tc>
+          <w:tcPr>
+            <w:tcW w:type="dxa" w:w="1560"/>
+            <w:vAlign w:val="center"/>
+            <w:tcMar>
+              <w:top w:w="80" w:type="dxa"/>
+              <w:bottom w:w="80" w:type="dxa"/>
+              <w:left w:w="120" w:type="dxa"/>
+              <w:right w:w="120" w:type="dxa"/>
+            </w:tcMar>
+          </w:tcPr>
+          <w:p>
+            <w:pPr>
+              <w:jc w:val="left"/>
+            </w:pPr>
+            <w:r>
+              <w:rPr>
+                <w:rFonts w:ascii="Times New Roman" w:hAnsi="Times New Roman"/>
+                <w:b/>
+                <w:sz w:val="17"/>
+              </w:rPr>
+              <w:t>t08_constrained_raw</w:t>
+            </w:r>
+          </w:p>
+        </w:tc>
+        <w:tc>
+          <w:tcPr>
+            <w:tcW w:type="dxa" w:w="1560"/>
+            <w:vAlign w:val="center"/>
+            <w:tcMar>
+              <w:top w:w="80" w:type="dxa"/>
+              <w:bottom w:w="80" w:type="dxa"/>
+              <w:left w:w="120" w:type="dxa"/>
+              <w:right w:w="120" w:type="dxa"/>
+            </w:tcMar>
+          </w:tcPr>
+          <w:p>
+            <w:pPr>
+              <w:jc w:val="center"/>
+            </w:pPr>
+            <w:r>
+              <w:rPr>
+                <w:rFonts w:ascii="Times New Roman" w:hAnsi="Times New Roman"/>
+                <w:sz w:val="17"/>
+              </w:rPr>
+              <w:t>$0.8$</w:t>
+            </w:r>
+          </w:p>
+        </w:tc>
+        <w:tc>
+          <w:tcPr>
+            <w:tcW w:type="dxa" w:w="1560"/>
+            <w:vAlign w:val="center"/>
+            <w:tcMar>
+              <w:top w:w="80" w:type="dxa"/>
+              <w:bottom w:w="80" w:type="dxa"/>
+              <w:left w:w="120" w:type="dxa"/>
+              <w:right w:w="120" w:type="dxa"/>
+            </w:tcMar>
+          </w:tcPr>
+          <w:p>
+            <w:pPr>
+              <w:jc w:val="center"/>
+            </w:pPr>
+            <w:r>
+              <w:rPr>
+                <w:rFonts w:ascii="Times New Roman" w:hAnsi="Times New Roman"/>
+                <w:sz w:val="17"/>
+              </w:rPr>
+              <w:t>Yes</w:t>
+            </w:r>
+          </w:p>
+        </w:tc>
+        <w:tc>
+          <w:tcPr>
+            <w:tcW w:type="dxa" w:w="1560"/>
+            <w:vAlign w:val="center"/>
+            <w:tcMar>
+              <w:top w:w="80" w:type="dxa"/>
+              <w:bottom w:w="80" w:type="dxa"/>
+              <w:left w:w="120" w:type="dxa"/>
+              <w:right w:w="120" w:type="dxa"/>
+            </w:tcMar>
+          </w:tcPr>
+          <w:p>
+            <w:pPr>
+              <w:jc w:val="left"/>
+            </w:pPr>
+            <w:r>
+              <w:rPr>
+                <w:rFonts w:ascii="Times New Roman" w:hAnsi="Times New Roman"/>
+                <w:sz w:val="17"/>
+              </w:rPr>
+              <w:t>Raw JSON (["e7e5", ...])</w:t>
+            </w:r>
+          </w:p>
+        </w:tc>
+        <w:tc>
+          <w:tcPr>
+            <w:tcW w:type="dxa" w:w="1560"/>
+            <w:vAlign w:val="center"/>
+            <w:tcMar>
+              <w:top w:w="80" w:type="dxa"/>
+              <w:bottom w:w="80" w:type="dxa"/>
+              <w:left w:w="120" w:type="dxa"/>
+              <w:right w:w="120" w:type="dxa"/>
+            </w:tcMar>
+          </w:tcPr>
+          <w:p>
+            <w:pPr>
+              <w:jc w:val="center"/>
+            </w:pPr>
+            <w:r>
+              <w:rPr>
+                <w:rFonts w:ascii="Times New Roman" w:hAnsi="Times New Roman"/>
+                <w:sz w:val="17"/>
+              </w:rPr>
+              <w:t>Single-Stage</w:t>
+            </w:r>
+          </w:p>
+        </w:tc>
+        <w:tc>
+          <w:tcPr>
+            <w:tcW w:type="dxa" w:w="1560"/>
+            <w:vAlign w:val="center"/>
+            <w:tcMar>
+              <w:top w:w="80" w:type="dxa"/>
+              <w:bottom w:w="80" w:type="dxa"/>
+              <w:left w:w="120" w:type="dxa"/>
+              <w:right w:w="120" w:type="dxa"/>
+            </w:tcMar>
+          </w:tcPr>
+          <w:p>
+            <w:pPr>
+              <w:jc w:val="left"/>
+            </w:pPr>
+            <w:r>
+              <w:rPr>
+                <w:rFonts w:ascii="Times New Roman" w:hAnsi="Times New Roman"/>
+                <w:sz w:val="17"/>
+              </w:rPr>
+              <w:t>Standard JSON candidate array baseline</w:t>
+            </w:r>
+          </w:p>
+        </w:tc>
+      </w:tr>
+      <w:tr>
+        <w:tc>
+          <w:tcPr>
+            <w:tcW w:type="dxa" w:w="1560"/>
+            <w:vAlign w:val="center"/>
+            <w:shd w:fill="F2F4F7"/>
+            <w:tcMar>
+              <w:top w:w="80" w:type="dxa"/>
+              <w:bottom w:w="80" w:type="dxa"/>
+              <w:left w:w="120" w:type="dxa"/>
+              <w:right w:w="120" w:type="dxa"/>
+            </w:tcMar>
+          </w:tcPr>
+          <w:p>
+            <w:pPr>
+              <w:jc w:val="left"/>
+            </w:pPr>
+            <w:r>
+              <w:rPr>
+                <w:rFonts w:ascii="Times New Roman" w:hAnsi="Times New Roman"/>
+                <w:b/>
+                <w:sz w:val="17"/>
+              </w:rPr>
+              <w:t>t08_single_stage</w:t>
+            </w:r>
+          </w:p>
+        </w:tc>
+        <w:tc>
+          <w:tcPr>
+            <w:tcW w:type="dxa" w:w="1560"/>
+            <w:vAlign w:val="center"/>
+            <w:shd w:fill="F2F4F7"/>
+            <w:tcMar>
+              <w:top w:w="80" w:type="dxa"/>
+              <w:bottom w:w="80" w:type="dxa"/>
+              <w:left w:w="120" w:type="dxa"/>
+              <w:right w:w="120" w:type="dxa"/>
+            </w:tcMar>
+          </w:tcPr>
+          <w:p>
+            <w:pPr>
+              <w:jc w:val="center"/>
+            </w:pPr>
+            <w:r>
+              <w:rPr>
+                <w:rFonts w:ascii="Times New Roman" w:hAnsi="Times New Roman"/>
+                <w:sz w:val="17"/>
+              </w:rPr>
+              <w:t>$0.8$</w:t>
+            </w:r>
+          </w:p>
+        </w:tc>
+        <w:tc>
+          <w:tcPr>
+            <w:tcW w:type="dxa" w:w="1560"/>
+            <w:vAlign w:val="center"/>
+            <w:shd w:fill="F2F4F7"/>
+            <w:tcMar>
+              <w:top w:w="80" w:type="dxa"/>
+              <w:bottom w:w="80" w:type="dxa"/>
+              <w:left w:w="120" w:type="dxa"/>
+              <w:right w:w="120" w:type="dxa"/>
+            </w:tcMar>
+          </w:tcPr>
+          <w:p>
+            <w:pPr>
+              <w:jc w:val="center"/>
+            </w:pPr>
+            <w:r>
+              <w:rPr>
+                <w:rFonts w:ascii="Times New Roman" w:hAnsi="Times New Roman"/>
+                <w:sz w:val="17"/>
+              </w:rPr>
+              <w:t>Yes</w:t>
+            </w:r>
+          </w:p>
+        </w:tc>
+        <w:tc>
+          <w:tcPr>
+            <w:tcW w:type="dxa" w:w="1560"/>
+            <w:vAlign w:val="center"/>
+            <w:shd w:fill="F2F4F7"/>
+            <w:tcMar>
+              <w:top w:w="80" w:type="dxa"/>
+              <w:bottom w:w="80" w:type="dxa"/>
+              <w:left w:w="120" w:type="dxa"/>
+              <w:right w:w="120" w:type="dxa"/>
+            </w:tcMar>
+          </w:tcPr>
+          <w:p>
+            <w:pPr>
+              <w:jc w:val="left"/>
+            </w:pPr>
+            <w:r>
+              <w:rPr>
+                <w:rFonts w:ascii="Times New Roman" w:hAnsi="Times New Roman"/>
+                <w:sz w:val="17"/>
+              </w:rPr>
+              <w:t>Quoted Atomic ("e7e5", ...)</w:t>
+            </w:r>
+          </w:p>
+        </w:tc>
+        <w:tc>
+          <w:tcPr>
+            <w:tcW w:type="dxa" w:w="1560"/>
+            <w:vAlign w:val="center"/>
+            <w:shd w:fill="F2F4F7"/>
+            <w:tcMar>
+              <w:top w:w="80" w:type="dxa"/>
+              <w:bottom w:w="80" w:type="dxa"/>
+              <w:left w:w="120" w:type="dxa"/>
+              <w:right w:w="120" w:type="dxa"/>
+            </w:tcMar>
+          </w:tcPr>
+          <w:p>
+            <w:pPr>
+              <w:jc w:val="center"/>
+            </w:pPr>
+            <w:r>
+              <w:rPr>
+                <w:rFonts w:ascii="Times New Roman" w:hAnsi="Times New Roman"/>
+                <w:sz w:val="17"/>
+              </w:rPr>
+              <w:t>Single-Stage</w:t>
+            </w:r>
+          </w:p>
+        </w:tc>
+        <w:tc>
+          <w:tcPr>
+            <w:tcW w:type="dxa" w:w="1560"/>
+            <w:vAlign w:val="center"/>
+            <w:shd w:fill="F2F4F7"/>
+            <w:tcMar>
+              <w:top w:w="80" w:type="dxa"/>
+              <w:bottom w:w="80" w:type="dxa"/>
+              <w:left w:w="120" w:type="dxa"/>
+              <w:right w:w="120" w:type="dxa"/>
+            </w:tcMar>
+          </w:tcPr>
+          <w:p>
+            <w:pPr>
+              <w:jc w:val="left"/>
+            </w:pPr>
+            <w:r>
+              <w:rPr>
+                <w:rFonts w:ascii="Times New Roman" w:hAnsi="Times New Roman"/>
+                <w:b/>
+                <w:sz w:val="17"/>
+              </w:rPr>
+              <w:t>Primary Production Pipeline (DMC+KV)</w:t>
+            </w:r>
+          </w:p>
+        </w:tc>
+      </w:tr>
+      <w:tr>
+        <w:tc>
+          <w:tcPr>
+            <w:tcW w:type="dxa" w:w="1560"/>
+            <w:vAlign w:val="center"/>
+            <w:tcMar>
+              <w:top w:w="80" w:type="dxa"/>
+              <w:bottom w:w="80" w:type="dxa"/>
+              <w:left w:w="120" w:type="dxa"/>
+              <w:right w:w="120" w:type="dxa"/>
+            </w:tcMar>
+          </w:tcPr>
+          <w:p>
+            <w:pPr>
+              <w:jc w:val="left"/>
+            </w:pPr>
+            <w:r>
+              <w:rPr>
+                <w:rFonts w:ascii="Times New Roman" w:hAnsi="Times New Roman"/>
+                <w:b/>
+                <w:sz w:val="17"/>
+              </w:rPr>
+              <w:t>t08_speculative</w:t>
+            </w:r>
+          </w:p>
+        </w:tc>
+        <w:tc>
+          <w:tcPr>
+            <w:tcW w:type="dxa" w:w="1560"/>
+            <w:vAlign w:val="center"/>
+            <w:tcMar>
+              <w:top w:w="80" w:type="dxa"/>
+              <w:bottom w:w="80" w:type="dxa"/>
+              <w:left w:w="120" w:type="dxa"/>
+              <w:right w:w="120" w:type="dxa"/>
+            </w:tcMar>
+          </w:tcPr>
+          <w:p>
+            <w:pPr>
+              <w:jc w:val="center"/>
+            </w:pPr>
+            <w:r>
+              <w:rPr>
+                <w:rFonts w:ascii="Times New Roman" w:hAnsi="Times New Roman"/>
+                <w:sz w:val="17"/>
+              </w:rPr>
+              <w:t>$0.8$</w:t>
+            </w:r>
+          </w:p>
+        </w:tc>
+        <w:tc>
+          <w:tcPr>
+            <w:tcW w:type="dxa" w:w="1560"/>
+            <w:vAlign w:val="center"/>
+            <w:tcMar>
+              <w:top w:w="80" w:type="dxa"/>
+              <w:bottom w:w="80" w:type="dxa"/>
+              <w:left w:w="120" w:type="dxa"/>
+              <w:right w:w="120" w:type="dxa"/>
+            </w:tcMar>
+          </w:tcPr>
+          <w:p>
+            <w:pPr>
+              <w:jc w:val="center"/>
+            </w:pPr>
+            <w:r>
+              <w:rPr>
+                <w:rFonts w:ascii="Times New Roman" w:hAnsi="Times New Roman"/>
+                <w:sz w:val="17"/>
+              </w:rPr>
+              <w:t>Hybrid</w:t>
+            </w:r>
+          </w:p>
+        </w:tc>
+        <w:tc>
+          <w:tcPr>
+            <w:tcW w:type="dxa" w:w="1560"/>
+            <w:vAlign w:val="center"/>
+            <w:tcMar>
+              <w:top w:w="80" w:type="dxa"/>
+              <w:bottom w:w="80" w:type="dxa"/>
+              <w:left w:w="120" w:type="dxa"/>
+              <w:right w:w="120" w:type="dxa"/>
+            </w:tcMar>
+          </w:tcPr>
+          <w:p>
+            <w:pPr>
+              <w:jc w:val="left"/>
+            </w:pPr>
+            <w:r>
+              <w:rPr>
+                <w:rFonts w:ascii="Times New Roman" w:hAnsi="Times New Roman"/>
+                <w:sz w:val="17"/>
+              </w:rPr>
+              <w:t>Fast-Path $T=0.2 \rightarrow$ Quoted</w:t>
+            </w:r>
+          </w:p>
+        </w:tc>
+        <w:tc>
+          <w:tcPr>
+            <w:tcW w:type="dxa" w:w="1560"/>
+            <w:vAlign w:val="center"/>
+            <w:tcMar>
+              <w:top w:w="80" w:type="dxa"/>
+              <w:bottom w:w="80" w:type="dxa"/>
+              <w:left w:w="120" w:type="dxa"/>
+              <w:right w:w="120" w:type="dxa"/>
+            </w:tcMar>
+          </w:tcPr>
+          <w:p>
+            <w:pPr>
+              <w:jc w:val="center"/>
+            </w:pPr>
+            <w:r>
+              <w:rPr>
+                <w:rFonts w:ascii="Times New Roman" w:hAnsi="Times New Roman"/>
+                <w:sz w:val="17"/>
+              </w:rPr>
+              <w:t>Speculative</w:t>
+            </w:r>
+          </w:p>
+        </w:tc>
+        <w:tc>
+          <w:tcPr>
+            <w:tcW w:type="dxa" w:w="1560"/>
+            <w:vAlign w:val="center"/>
+            <w:tcMar>
+              <w:top w:w="80" w:type="dxa"/>
+              <w:bottom w:w="80" w:type="dxa"/>
+              <w:left w:w="120" w:type="dxa"/>
+              <w:right w:w="120" w:type="dxa"/>
+            </w:tcMar>
+          </w:tcPr>
+          <w:p>
+            <w:pPr>
+              <w:jc w:val="left"/>
+            </w:pPr>
+            <w:r>
+              <w:rPr>
+                <w:rFonts w:ascii="Times New Roman" w:hAnsi="Times New Roman"/>
+                <w:sz w:val="17"/>
+              </w:rPr>
+              <w:t>Two-stage retry ablation study</w:t>
+            </w:r>
+          </w:p>
+        </w:tc>
+      </w:tr>
+    </w:tbl>
+    <w:p>
+      <w:pPr>
+        <w:spacing w:after="120"/>
+      </w:pPr>
+    </w:p>
+    <w:p>
+      <w:pPr>
+        <w:spacing w:before="200" w:after="60"/>
+      </w:pPr>
+      <w:r>
+        <w:rPr>
+          <w:rFonts w:ascii="Times New Roman" w:hAnsi="Times New Roman"/>
+          <w:b/>
+          <w:color w:val="282828"/>
+          <w:sz w:val="22"/>
+        </w:rPr>
+        <w:t>B. Controlled Environmental Variables</w:t>
+      </w:r>
+    </w:p>
+    <w:p>
+      <w:pPr>
+        <w:pStyle w:val="ListBullet"/>
+        <w:spacing w:after="40" w:line="276" w:lineRule="auto"/>
+      </w:pPr>
+      <w:r>
+        <w:rPr>
+          <w:rFonts w:ascii="Times New Roman" w:hAnsi="Times New Roman"/>
+          <w:sz w:val="20"/>
+        </w:rPr>
+      </w:r>
+      <w:r>
+        <w:rPr>
+          <w:rFonts w:ascii="Times New Roman" w:hAnsi="Times New Roman"/>
+          <w:b/>
+          <w:sz w:val="20"/>
+        </w:rPr>
+        <w:t>Model:</w:t>
+      </w:r>
+      <w:r>
+        <w:rPr>
+          <w:rFonts w:ascii="Times New Roman" w:hAnsi="Times New Roman"/>
+          <w:sz w:val="20"/>
+        </w:rPr>
+        <w:t xml:space="preserve"> Llama 3.1 8B Instruct (4-bit quantization `Q4_K_M`, 8.03B parameters).</w:t>
+      </w:r>
+    </w:p>
+    <w:p>
+      <w:pPr>
+        <w:pStyle w:val="ListBullet"/>
+        <w:spacing w:after="40" w:line="276" w:lineRule="auto"/>
+      </w:pPr>
+      <w:r>
+        <w:rPr>
+          <w:rFonts w:ascii="Times New Roman" w:hAnsi="Times New Roman"/>
+          <w:sz w:val="20"/>
+        </w:rPr>
+      </w:r>
+      <w:r>
+        <w:rPr>
+          <w:rFonts w:ascii="Times New Roman" w:hAnsi="Times New Roman"/>
+          <w:b/>
+          <w:sz w:val="20"/>
+        </w:rPr>
+        <w:t>Inference Platform:</w:t>
+      </w:r>
+      <w:r>
+        <w:rPr>
+          <w:rFonts w:ascii="Times New Roman" w:hAnsi="Times New Roman"/>
+          <w:sz w:val="20"/>
+        </w:rPr>
+        <w:t xml:space="preserve"> Docker Ollama container running on native Linux x86_64.</w:t>
+      </w:r>
+    </w:p>
+    <w:p>
+      <w:pPr>
+        <w:pStyle w:val="ListBullet"/>
+        <w:spacing w:after="40" w:line="276" w:lineRule="auto"/>
+      </w:pPr>
+      <w:r>
+        <w:rPr>
+          <w:rFonts w:ascii="Times New Roman" w:hAnsi="Times New Roman"/>
+          <w:sz w:val="20"/>
+        </w:rPr>
+      </w:r>
+      <w:r>
+        <w:rPr>
+          <w:rFonts w:ascii="Times New Roman" w:hAnsi="Times New Roman"/>
+          <w:b/>
+          <w:sz w:val="20"/>
+        </w:rPr>
+        <w:t>Ground-Truth Engine:</w:t>
+      </w:r>
+      <w:r>
+        <w:rPr>
+          <w:rFonts w:ascii="Times New Roman" w:hAnsi="Times New Roman"/>
+          <w:sz w:val="20"/>
+        </w:rPr>
+        <w:t xml:space="preserve"> Stockfish 18 binary evaluated at Depth 12 with hash table cleared per evaluation.</w:t>
+      </w:r>
+    </w:p>
+    <w:p>
+      <w:pPr>
+        <w:pStyle w:val="ListBullet"/>
+        <w:spacing w:after="40" w:line="276" w:lineRule="auto"/>
+      </w:pPr>
+      <w:r>
+        <w:rPr>
+          <w:rFonts w:ascii="Times New Roman" w:hAnsi="Times New Roman"/>
+          <w:sz w:val="20"/>
+        </w:rPr>
+      </w:r>
+      <w:r>
+        <w:rPr>
+          <w:rFonts w:ascii="Times New Roman" w:hAnsi="Times New Roman"/>
+          <w:b/>
+          <w:sz w:val="20"/>
+        </w:rPr>
+        <w:t>Seed Control:</w:t>
+      </w:r>
+      <w:r>
+        <w:rPr>
+          <w:rFonts w:ascii="Times New Roman" w:hAnsi="Times New Roman"/>
+          <w:sz w:val="20"/>
+        </w:rPr>
+        <w:t xml:space="preserve"> Deterministic seed ($42$) passed to all pseudo-random generators and API options.</w:t>
+      </w:r>
+    </w:p>
+    <w:p>
+      <w:pPr>
+        <w:spacing w:before="280" w:after="80"/>
+      </w:pPr>
+      <w:r>
+        <w:rPr>
+          <w:rFonts w:ascii="Times New Roman" w:hAnsi="Times New Roman"/>
+          <w:b/>
+          <w:color w:val="1F497D"/>
+          <w:sz w:val="26"/>
+        </w:rPr>
+        <w:t>V. Empirical Results &amp; Performance Analysis</w:t>
+      </w:r>
+    </w:p>
+    <w:p>
+      <w:pPr>
+        <w:spacing w:before="200" w:after="60"/>
+      </w:pPr>
+      <w:r>
+        <w:rPr>
+          <w:rFonts w:ascii="Times New Roman" w:hAnsi="Times New Roman"/>
+          <w:b/>
+          <w:color w:val="282828"/>
+          <w:sz w:val="22"/>
+        </w:rPr>
+        <w:t>A. Master Quantitative Benchmark Table</w:t>
+      </w:r>
+    </w:p>
+    <w:p>
+      <w:pPr>
+        <w:spacing w:after="100" w:line="276" w:lineRule="auto"/>
+      </w:pPr>
+      <w:r>
+        <w:rPr>
+          <w:rFonts w:ascii="Times New Roman" w:hAnsi="Times New Roman"/>
+          <w:sz w:val="20"/>
+        </w:rPr>
+        <w:t>Table I summarizes aggregate performance across $N = 260$ games and $1,077$ neural network inference calls:</w:t>
+      </w:r>
+    </w:p>
+    <w:p>
+      <w:pPr>
+        <w:spacing w:after="100" w:line="276" w:lineRule="auto"/>
+      </w:pPr>
+      <w:r>
+        <w:rPr>
+          <w:rFonts w:ascii="Times New Roman" w:hAnsi="Times New Roman"/>
+          <w:sz w:val="20"/>
+        </w:rPr>
+      </w:r>
+      <w:r>
+        <w:rPr>
+          <w:rFonts w:ascii="Times New Roman" w:hAnsi="Times New Roman"/>
+          <w:b/>
+          <w:sz w:val="20"/>
+        </w:rPr>
+        <w:t>TABLE I: Master Benchmark Results Across All Experimental Conditions</w:t>
+      </w:r>
+      <w:r>
+        <w:rPr>
+          <w:rFonts w:ascii="Times New Roman" w:hAnsi="Times New Roman"/>
+          <w:sz w:val="20"/>
+        </w:rPr>
       </w:r>
     </w:p>
     <w:tbl>
@@ -225,10 +2483,10 @@
             <w:vAlign w:val="center"/>
             <w:shd w:fill="1F497D"/>
             <w:tcMar>
-              <w:top w:w="140" w:type="dxa"/>
-              <w:bottom w:w="140" w:type="dxa"/>
-              <w:left w:w="180" w:type="dxa"/>
-              <w:right w:w="180" w:type="dxa"/>
+              <w:top w:w="120" w:type="dxa"/>
+              <w:bottom w:w="120" w:type="dxa"/>
+              <w:left w:w="150" w:type="dxa"/>
+              <w:right w:w="150" w:type="dxa"/>
             </w:tcMar>
           </w:tcPr>
           <w:p>
@@ -240,7 +2498,7 @@
                 <w:rFonts w:ascii="Times New Roman" w:hAnsi="Times New Roman"/>
                 <w:b/>
                 <w:color w:val="FFFFFF"/>
-                <w:sz w:val="19"/>
+                <w:sz w:val="18"/>
               </w:rPr>
               <w:t>Experimental Condition</w:t>
             </w:r>
@@ -252,10 +2510,10 @@
             <w:vAlign w:val="center"/>
             <w:shd w:fill="1F497D"/>
             <w:tcMar>
-              <w:top w:w="140" w:type="dxa"/>
-              <w:bottom w:w="140" w:type="dxa"/>
-              <w:left w:w="180" w:type="dxa"/>
-              <w:right w:w="180" w:type="dxa"/>
+              <w:top w:w="120" w:type="dxa"/>
+              <w:bottom w:w="120" w:type="dxa"/>
+              <w:left w:w="150" w:type="dxa"/>
+              <w:right w:w="150" w:type="dxa"/>
             </w:tcMar>
           </w:tcPr>
           <w:p>
@@ -267,7 +2525,7 @@
                 <w:rFonts w:ascii="Times New Roman" w:hAnsi="Times New Roman"/>
                 <w:b/>
                 <w:color w:val="FFFFFF"/>
-                <w:sz w:val="19"/>
+                <w:sz w:val="18"/>
               </w:rPr>
               <w:t>Total Moves</w:t>
             </w:r>
@@ -279,10 +2537,10 @@
             <w:vAlign w:val="center"/>
             <w:shd w:fill="1F497D"/>
             <w:tcMar>
-              <w:top w:w="140" w:type="dxa"/>
-              <w:bottom w:w="140" w:type="dxa"/>
-              <w:left w:w="180" w:type="dxa"/>
-              <w:right w:w="180" w:type="dxa"/>
+              <w:top w:w="120" w:type="dxa"/>
+              <w:bottom w:w="120" w:type="dxa"/>
+              <w:left w:w="150" w:type="dxa"/>
+              <w:right w:w="150" w:type="dxa"/>
             </w:tcMar>
           </w:tcPr>
           <w:p>
@@ -294,9 +2552,9 @@
                 <w:rFonts w:ascii="Times New Roman" w:hAnsi="Times New Roman"/>
                 <w:b/>
                 <w:color w:val="FFFFFF"/>
-                <w:sz w:val="19"/>
+                <w:sz w:val="18"/>
               </w:rPr>
-              <w:t>Legal Rate</w:t>
+              <w:t>Legal Move Rate</w:t>
             </w:r>
           </w:p>
         </w:tc>
@@ -306,10 +2564,10 @@
             <w:vAlign w:val="center"/>
             <w:shd w:fill="1F497D"/>
             <w:tcMar>
-              <w:top w:w="140" w:type="dxa"/>
-              <w:bottom w:w="140" w:type="dxa"/>
-              <w:left w:w="180" w:type="dxa"/>
-              <w:right w:w="180" w:type="dxa"/>
+              <w:top w:w="120" w:type="dxa"/>
+              <w:bottom w:w="120" w:type="dxa"/>
+              <w:left w:w="150" w:type="dxa"/>
+              <w:right w:w="150" w:type="dxa"/>
             </w:tcMar>
           </w:tcPr>
           <w:p>
@@ -321,9 +2579,9 @@
                 <w:rFonts w:ascii="Times New Roman" w:hAnsi="Times New Roman"/>
                 <w:b/>
                 <w:color w:val="FFFFFF"/>
-                <w:sz w:val="19"/>
+                <w:sz w:val="18"/>
               </w:rPr>
-              <w:t>Cold-Start Load</w:t>
+              <w:t>Cold-Start Load Time</w:t>
             </w:r>
           </w:p>
         </w:tc>
@@ -333,10 +2591,10 @@
             <w:vAlign w:val="center"/>
             <w:shd w:fill="1F497D"/>
             <w:tcMar>
-              <w:top w:w="140" w:type="dxa"/>
-              <w:bottom w:w="140" w:type="dxa"/>
-              <w:left w:w="180" w:type="dxa"/>
-              <w:right w:w="180" w:type="dxa"/>
+              <w:top w:w="120" w:type="dxa"/>
+              <w:bottom w:w="120" w:type="dxa"/>
+              <w:left w:w="150" w:type="dxa"/>
+              <w:right w:w="150" w:type="dxa"/>
             </w:tcMar>
           </w:tcPr>
           <w:p>
@@ -348,9 +2606,9 @@
                 <w:rFonts w:ascii="Times New Roman" w:hAnsi="Times New Roman"/>
                 <w:b/>
                 <w:color w:val="FFFFFF"/>
-                <w:sz w:val="19"/>
+                <w:sz w:val="18"/>
               </w:rPr>
-              <w:t>Warm Steady-State</w:t>
+              <w:t>Warm Steady-State Latency</w:t>
             </w:r>
           </w:p>
         </w:tc>
@@ -360,10 +2618,10 @@
             <w:vAlign w:val="center"/>
             <w:shd w:fill="1F497D"/>
             <w:tcMar>
-              <w:top w:w="140" w:type="dxa"/>
-              <w:bottom w:w="140" w:type="dxa"/>
-              <w:left w:w="180" w:type="dxa"/>
-              <w:right w:w="180" w:type="dxa"/>
+              <w:top w:w="120" w:type="dxa"/>
+              <w:bottom w:w="120" w:type="dxa"/>
+              <w:left w:w="150" w:type="dxa"/>
+              <w:right w:w="150" w:type="dxa"/>
             </w:tcMar>
           </w:tcPr>
           <w:p>
@@ -375,9 +2633,9 @@
                 <w:rFonts w:ascii="Times New Roman" w:hAnsi="Times New Roman"/>
                 <w:b/>
                 <w:color w:val="FFFFFF"/>
-                <w:sz w:val="19"/>
+                <w:sz w:val="18"/>
               </w:rPr>
-              <w:t>Stockfish ACPL</w:t>
+              <w:t>Stockfish ACPL (Quality)</w:t>
             </w:r>
           </w:p>
         </w:tc>
@@ -387,10 +2645,10 @@
             <w:vAlign w:val="center"/>
             <w:shd w:fill="1F497D"/>
             <w:tcMar>
-              <w:top w:w="140" w:type="dxa"/>
-              <w:bottom w:w="140" w:type="dxa"/>
-              <w:left w:w="180" w:type="dxa"/>
-              <w:right w:w="180" w:type="dxa"/>
+              <w:top w:w="120" w:type="dxa"/>
+              <w:bottom w:w="120" w:type="dxa"/>
+              <w:left w:w="150" w:type="dxa"/>
+              <w:right w:w="150" w:type="dxa"/>
             </w:tcMar>
           </w:tcPr>
           <w:p>
@@ -402,9 +2660,9 @@
                 <w:rFonts w:ascii="Times New Roman" w:hAnsi="Times New Roman"/>
                 <w:b/>
                 <w:color w:val="FFFFFF"/>
-                <w:sz w:val="19"/>
+                <w:sz w:val="18"/>
               </w:rPr>
-              <w:t>Game Completion</w:t>
+              <w:t>Game Completion Rate</w:t>
             </w:r>
           </w:p>
         </w:tc>
@@ -415,19 +2673,23 @@
             <w:tcW w:type="dxa" w:w="1337"/>
             <w:vAlign w:val="center"/>
             <w:tcMar>
-              <w:top w:w="100" w:type="dxa"/>
-              <w:bottom w:w="100" w:type="dxa"/>
-              <w:left w:w="140" w:type="dxa"/>
-              <w:right w:w="140" w:type="dxa"/>
+              <w:top w:w="80" w:type="dxa"/>
+              <w:bottom w:w="80" w:type="dxa"/>
+              <w:left w:w="120" w:type="dxa"/>
+              <w:right w:w="120" w:type="dxa"/>
             </w:tcMar>
           </w:tcPr>
           <w:p>
+            <w:pPr>
+              <w:jc w:val="left"/>
+            </w:pPr>
             <w:r>
               <w:rPr>
                 <w:rFonts w:ascii="Times New Roman" w:hAnsi="Times New Roman"/>
-                <w:sz w:val="18"/>
+                <w:b/>
+                <w:sz w:val="17"/>
               </w:rPr>
-              <w:t>T = 0.2 Unconstrained Baseline</w:t>
+              <w:t>$T = 0.2$ Unconstrained Baseline</w:t>
             </w:r>
           </w:p>
         </w:tc>
@@ -436,19 +2698,22 @@
             <w:tcW w:type="dxa" w:w="1337"/>
             <w:vAlign w:val="center"/>
             <w:tcMar>
-              <w:top w:w="100" w:type="dxa"/>
-              <w:bottom w:w="100" w:type="dxa"/>
-              <w:left w:w="140" w:type="dxa"/>
-              <w:right w:w="140" w:type="dxa"/>
+              <w:top w:w="80" w:type="dxa"/>
+              <w:bottom w:w="80" w:type="dxa"/>
+              <w:left w:w="120" w:type="dxa"/>
+              <w:right w:w="120" w:type="dxa"/>
             </w:tcMar>
           </w:tcPr>
           <w:p>
+            <w:pPr>
+              <w:jc w:val="center"/>
+            </w:pPr>
             <w:r>
               <w:rPr>
                 <w:rFonts w:ascii="Times New Roman" w:hAnsi="Times New Roman"/>
-                <w:sz w:val="18"/>
+                <w:sz w:val="17"/>
               </w:rPr>
-              <w:t>270</w:t>
+              <w:t>$270$</w:t>
             </w:r>
           </w:p>
         </w:tc>
@@ -457,19 +2722,23 @@
             <w:tcW w:type="dxa" w:w="1337"/>
             <w:vAlign w:val="center"/>
             <w:tcMar>
-              <w:top w:w="100" w:type="dxa"/>
-              <w:bottom w:w="100" w:type="dxa"/>
-              <w:left w:w="140" w:type="dxa"/>
-              <w:right w:w="140" w:type="dxa"/>
+              <w:top w:w="80" w:type="dxa"/>
+              <w:bottom w:w="80" w:type="dxa"/>
+              <w:left w:w="120" w:type="dxa"/>
+              <w:right w:w="120" w:type="dxa"/>
             </w:tcMar>
           </w:tcPr>
           <w:p>
+            <w:pPr>
+              <w:jc w:val="center"/>
+            </w:pPr>
             <w:r>
               <w:rPr>
                 <w:rFonts w:ascii="Times New Roman" w:hAnsi="Times New Roman"/>
-                <w:sz w:val="18"/>
+                <w:b/>
+                <w:sz w:val="17"/>
               </w:rPr>
-              <w:t>51.85%</w:t>
+              <w:t>$51.85\%$</w:t>
             </w:r>
           </w:p>
         </w:tc>
@@ -478,19 +2747,22 @@
             <w:tcW w:type="dxa" w:w="1337"/>
             <w:vAlign w:val="center"/>
             <w:tcMar>
-              <w:top w:w="100" w:type="dxa"/>
-              <w:bottom w:w="100" w:type="dxa"/>
-              <w:left w:w="140" w:type="dxa"/>
-              <w:right w:w="140" w:type="dxa"/>
+              <w:top w:w="80" w:type="dxa"/>
+              <w:bottom w:w="80" w:type="dxa"/>
+              <w:left w:w="120" w:type="dxa"/>
+              <w:right w:w="120" w:type="dxa"/>
             </w:tcMar>
           </w:tcPr>
           <w:p>
+            <w:pPr>
+              <w:jc w:val="left"/>
+            </w:pPr>
             <w:r>
               <w:rPr>
                 <w:rFonts w:ascii="Times New Roman" w:hAnsi="Times New Roman"/>
-                <w:sz w:val="18"/>
+                <w:sz w:val="17"/>
               </w:rPr>
-              <w:t>12.4 s</w:t>
+              <w:t>$12.4\text{ s}$</w:t>
             </w:r>
           </w:p>
         </w:tc>
@@ -499,19 +2771,22 @@
             <w:tcW w:type="dxa" w:w="1337"/>
             <w:vAlign w:val="center"/>
             <w:tcMar>
-              <w:top w:w="100" w:type="dxa"/>
-              <w:bottom w:w="100" w:type="dxa"/>
-              <w:left w:w="140" w:type="dxa"/>
-              <w:right w:w="140" w:type="dxa"/>
+              <w:top w:w="80" w:type="dxa"/>
+              <w:bottom w:w="80" w:type="dxa"/>
+              <w:left w:w="120" w:type="dxa"/>
+              <w:right w:w="120" w:type="dxa"/>
             </w:tcMar>
           </w:tcPr>
           <w:p>
+            <w:pPr>
+              <w:jc w:val="left"/>
+            </w:pPr>
             <w:r>
               <w:rPr>
                 <w:rFonts w:ascii="Times New Roman" w:hAnsi="Times New Roman"/>
-                <w:sz w:val="18"/>
+                <w:sz w:val="17"/>
               </w:rPr>
-              <w:t>3.4 s (Aborted)</w:t>
+              <w:t>$3.4\text{ s}$ (Aborted)</w:t>
             </w:r>
           </w:p>
         </w:tc>
@@ -520,19 +2795,22 @@
             <w:tcW w:type="dxa" w:w="1337"/>
             <w:vAlign w:val="center"/>
             <w:tcMar>
-              <w:top w:w="100" w:type="dxa"/>
-              <w:bottom w:w="100" w:type="dxa"/>
-              <w:left w:w="140" w:type="dxa"/>
-              <w:right w:w="140" w:type="dxa"/>
+              <w:top w:w="80" w:type="dxa"/>
+              <w:bottom w:w="80" w:type="dxa"/>
+              <w:left w:w="120" w:type="dxa"/>
+              <w:right w:w="120" w:type="dxa"/>
             </w:tcMar>
           </w:tcPr>
           <w:p>
+            <w:pPr>
+              <w:jc w:val="left"/>
+            </w:pPr>
             <w:r>
               <w:rPr>
                 <w:rFonts w:ascii="Times New Roman" w:hAnsi="Times New Roman"/>
-                <w:sz w:val="18"/>
+                <w:sz w:val="17"/>
               </w:rPr>
-              <w:t>14.3 cp (Bias)</w:t>
+              <w:t>$14.3\text{ cp}$ (Bias)</w:t>
             </w:r>
           </w:p>
         </w:tc>
@@ -541,19 +2819,23 @@
             <w:tcW w:type="dxa" w:w="1337"/>
             <w:vAlign w:val="center"/>
             <w:tcMar>
-              <w:top w:w="100" w:type="dxa"/>
-              <w:bottom w:w="100" w:type="dxa"/>
-              <w:left w:w="140" w:type="dxa"/>
-              <w:right w:w="140" w:type="dxa"/>
+              <w:top w:w="80" w:type="dxa"/>
+              <w:bottom w:w="80" w:type="dxa"/>
+              <w:left w:w="120" w:type="dxa"/>
+              <w:right w:w="120" w:type="dxa"/>
             </w:tcMar>
           </w:tcPr>
           <w:p>
+            <w:pPr>
+              <w:jc w:val="left"/>
+            </w:pPr>
             <w:r>
               <w:rPr>
                 <w:rFonts w:ascii="Times New Roman" w:hAnsi="Times New Roman"/>
-                <w:sz w:val="18"/>
+                <w:b/>
+                <w:sz w:val="17"/>
               </w:rPr>
-              <w:t>0% (All died on turn 2)</w:t>
+              <w:t>$0\%$ (All died on turn 2)</w:t>
             </w:r>
           </w:p>
         </w:tc>
@@ -565,19 +2847,23 @@
             <w:vAlign w:val="center"/>
             <w:shd w:fill="F2F4F7"/>
             <w:tcMar>
-              <w:top w:w="100" w:type="dxa"/>
-              <w:bottom w:w="100" w:type="dxa"/>
-              <w:left w:w="140" w:type="dxa"/>
-              <w:right w:w="140" w:type="dxa"/>
+              <w:top w:w="80" w:type="dxa"/>
+              <w:bottom w:w="80" w:type="dxa"/>
+              <w:left w:w="120" w:type="dxa"/>
+              <w:right w:w="120" w:type="dxa"/>
             </w:tcMar>
           </w:tcPr>
           <w:p>
+            <w:pPr>
+              <w:jc w:val="left"/>
+            </w:pPr>
             <w:r>
               <w:rPr>
                 <w:rFonts w:ascii="Times New Roman" w:hAnsi="Times New Roman"/>
-                <w:sz w:val="18"/>
+                <w:b/>
+                <w:sz w:val="17"/>
               </w:rPr>
-              <w:t>T = 0.8 Unconstrained Baseline</w:t>
+              <w:t>$T = 0.8$ Unconstrained Baseline</w:t>
             </w:r>
           </w:p>
         </w:tc>
@@ -587,19 +2873,22 @@
             <w:vAlign w:val="center"/>
             <w:shd w:fill="F2F4F7"/>
             <w:tcMar>
-              <w:top w:w="100" w:type="dxa"/>
-              <w:bottom w:w="100" w:type="dxa"/>
-              <w:left w:w="140" w:type="dxa"/>
-              <w:right w:w="140" w:type="dxa"/>
+              <w:top w:w="80" w:type="dxa"/>
+              <w:bottom w:w="80" w:type="dxa"/>
+              <w:left w:w="120" w:type="dxa"/>
+              <w:right w:w="120" w:type="dxa"/>
             </w:tcMar>
           </w:tcPr>
           <w:p>
+            <w:pPr>
+              <w:jc w:val="center"/>
+            </w:pPr>
             <w:r>
               <w:rPr>
                 <w:rFonts w:ascii="Times New Roman" w:hAnsi="Times New Roman"/>
-                <w:sz w:val="18"/>
+                <w:sz w:val="17"/>
               </w:rPr>
-              <w:t>277</w:t>
+              <w:t>$277$</w:t>
             </w:r>
           </w:p>
         </w:tc>
@@ -609,19 +2898,23 @@
             <w:vAlign w:val="center"/>
             <w:shd w:fill="F2F4F7"/>
             <w:tcMar>
-              <w:top w:w="100" w:type="dxa"/>
-              <w:bottom w:w="100" w:type="dxa"/>
-              <w:left w:w="140" w:type="dxa"/>
-              <w:right w:w="140" w:type="dxa"/>
+              <w:top w:w="80" w:type="dxa"/>
+              <w:bottom w:w="80" w:type="dxa"/>
+              <w:left w:w="120" w:type="dxa"/>
+              <w:right w:w="120" w:type="dxa"/>
             </w:tcMar>
           </w:tcPr>
           <w:p>
+            <w:pPr>
+              <w:jc w:val="center"/>
+            </w:pPr>
             <w:r>
               <w:rPr>
                 <w:rFonts w:ascii="Times New Roman" w:hAnsi="Times New Roman"/>
-                <w:sz w:val="18"/>
+                <w:b/>
+                <w:sz w:val="17"/>
               </w:rPr>
-              <w:t>54.51%</w:t>
+              <w:t>$54.51\%$</w:t>
             </w:r>
           </w:p>
         </w:tc>
@@ -631,19 +2924,22 @@
             <w:vAlign w:val="center"/>
             <w:shd w:fill="F2F4F7"/>
             <w:tcMar>
-              <w:top w:w="100" w:type="dxa"/>
-              <w:bottom w:w="100" w:type="dxa"/>
-              <w:left w:w="140" w:type="dxa"/>
-              <w:right w:w="140" w:type="dxa"/>
+              <w:top w:w="80" w:type="dxa"/>
+              <w:bottom w:w="80" w:type="dxa"/>
+              <w:left w:w="120" w:type="dxa"/>
+              <w:right w:w="120" w:type="dxa"/>
             </w:tcMar>
           </w:tcPr>
           <w:p>
+            <w:pPr>
+              <w:jc w:val="left"/>
+            </w:pPr>
             <w:r>
               <w:rPr>
                 <w:rFonts w:ascii="Times New Roman" w:hAnsi="Times New Roman"/>
-                <w:sz w:val="18"/>
+                <w:sz w:val="17"/>
               </w:rPr>
-              <w:t>14.1 s</w:t>
+              <w:t>$14.1\text{ s}$</w:t>
             </w:r>
           </w:p>
         </w:tc>
@@ -653,19 +2949,22 @@
             <w:vAlign w:val="center"/>
             <w:shd w:fill="F2F4F7"/>
             <w:tcMar>
-              <w:top w:w="100" w:type="dxa"/>
-              <w:bottom w:w="100" w:type="dxa"/>
-              <w:left w:w="140" w:type="dxa"/>
-              <w:right w:w="140" w:type="dxa"/>
+              <w:top w:w="80" w:type="dxa"/>
+              <w:bottom w:w="80" w:type="dxa"/>
+              <w:left w:w="120" w:type="dxa"/>
+              <w:right w:w="120" w:type="dxa"/>
             </w:tcMar>
           </w:tcPr>
           <w:p>
+            <w:pPr>
+              <w:jc w:val="left"/>
+            </w:pPr>
             <w:r>
               <w:rPr>
                 <w:rFonts w:ascii="Times New Roman" w:hAnsi="Times New Roman"/>
-                <w:sz w:val="18"/>
+                <w:sz w:val="17"/>
               </w:rPr>
-              <w:t>2.8 s (Aborts)</w:t>
+              <w:t>$2.8\text{ s}$ (Aborts)</w:t>
             </w:r>
           </w:p>
         </w:tc>
@@ -675,19 +2974,22 @@
             <w:vAlign w:val="center"/>
             <w:shd w:fill="F2F4F7"/>
             <w:tcMar>
-              <w:top w:w="100" w:type="dxa"/>
-              <w:bottom w:w="100" w:type="dxa"/>
-              <w:left w:w="140" w:type="dxa"/>
-              <w:right w:w="140" w:type="dxa"/>
+              <w:top w:w="80" w:type="dxa"/>
+              <w:bottom w:w="80" w:type="dxa"/>
+              <w:left w:w="120" w:type="dxa"/>
+              <w:right w:w="120" w:type="dxa"/>
             </w:tcMar>
           </w:tcPr>
           <w:p>
+            <w:pPr>
+              <w:jc w:val="left"/>
+            </w:pPr>
             <w:r>
               <w:rPr>
                 <w:rFonts w:ascii="Times New Roman" w:hAnsi="Times New Roman"/>
-                <w:sz w:val="18"/>
+                <w:sz w:val="17"/>
               </w:rPr>
-              <w:t>268.6 cp (Blunders)</w:t>
+              <w:t>$268.6\text{ cp}$ (Blunders)</w:t>
             </w:r>
           </w:p>
         </w:tc>
@@ -697,19 +2999,23 @@
             <w:vAlign w:val="center"/>
             <w:shd w:fill="F2F4F7"/>
             <w:tcMar>
-              <w:top w:w="100" w:type="dxa"/>
-              <w:bottom w:w="100" w:type="dxa"/>
-              <w:left w:w="140" w:type="dxa"/>
-              <w:right w:w="140" w:type="dxa"/>
+              <w:top w:w="80" w:type="dxa"/>
+              <w:bottom w:w="80" w:type="dxa"/>
+              <w:left w:w="120" w:type="dxa"/>
+              <w:right w:w="120" w:type="dxa"/>
             </w:tcMar>
           </w:tcPr>
           <w:p>
+            <w:pPr>
+              <w:jc w:val="left"/>
+            </w:pPr>
             <w:r>
               <w:rPr>
                 <w:rFonts w:ascii="Times New Roman" w:hAnsi="Times New Roman"/>
-                <w:sz w:val="18"/>
+                <w:b/>
+                <w:sz w:val="17"/>
               </w:rPr>
-              <w:t>0% (All died on turn 2)</w:t>
+              <w:t>$0\%$ (All died on turn 2)</w:t>
             </w:r>
           </w:p>
         </w:tc>
@@ -720,17 +3026,21 @@
             <w:tcW w:type="dxa" w:w="1337"/>
             <w:vAlign w:val="center"/>
             <w:tcMar>
-              <w:top w:w="100" w:type="dxa"/>
-              <w:bottom w:w="100" w:type="dxa"/>
-              <w:left w:w="140" w:type="dxa"/>
-              <w:right w:w="140" w:type="dxa"/>
+              <w:top w:w="80" w:type="dxa"/>
+              <w:bottom w:w="80" w:type="dxa"/>
+              <w:left w:w="120" w:type="dxa"/>
+              <w:right w:w="120" w:type="dxa"/>
             </w:tcMar>
           </w:tcPr>
           <w:p>
+            <w:pPr>
+              <w:jc w:val="left"/>
+            </w:pPr>
             <w:r>
               <w:rPr>
                 <w:rFonts w:ascii="Times New Roman" w:hAnsi="Times New Roman"/>
-                <w:sz w:val="18"/>
+                <w:b/>
+                <w:sz w:val="17"/>
               </w:rPr>
               <w:t>Constrained (Raw JSON Array)</w:t>
             </w:r>
@@ -741,19 +3051,22 @@
             <w:tcW w:type="dxa" w:w="1337"/>
             <w:vAlign w:val="center"/>
             <w:tcMar>
-              <w:top w:w="100" w:type="dxa"/>
-              <w:bottom w:w="100" w:type="dxa"/>
-              <w:left w:w="140" w:type="dxa"/>
-              <w:right w:w="140" w:type="dxa"/>
+              <w:top w:w="80" w:type="dxa"/>
+              <w:bottom w:w="80" w:type="dxa"/>
+              <w:left w:w="120" w:type="dxa"/>
+              <w:right w:w="120" w:type="dxa"/>
             </w:tcMar>
           </w:tcPr>
           <w:p>
+            <w:pPr>
+              <w:jc w:val="center"/>
+            </w:pPr>
             <w:r>
               <w:rPr>
                 <w:rFonts w:ascii="Times New Roman" w:hAnsi="Times New Roman"/>
-                <w:sz w:val="18"/>
+                <w:sz w:val="17"/>
               </w:rPr>
-              <w:t>110</w:t>
+              <w:t>$110$</w:t>
             </w:r>
           </w:p>
         </w:tc>
@@ -762,19 +3075,23 @@
             <w:tcW w:type="dxa" w:w="1337"/>
             <w:vAlign w:val="center"/>
             <w:tcMar>
-              <w:top w:w="100" w:type="dxa"/>
-              <w:bottom w:w="100" w:type="dxa"/>
-              <w:left w:w="140" w:type="dxa"/>
-              <w:right w:w="140" w:type="dxa"/>
+              <w:top w:w="80" w:type="dxa"/>
+              <w:bottom w:w="80" w:type="dxa"/>
+              <w:left w:w="120" w:type="dxa"/>
+              <w:right w:w="120" w:type="dxa"/>
             </w:tcMar>
           </w:tcPr>
           <w:p>
+            <w:pPr>
+              <w:jc w:val="center"/>
+            </w:pPr>
             <w:r>
               <w:rPr>
                 <w:rFonts w:ascii="Times New Roman" w:hAnsi="Times New Roman"/>
-                <w:sz w:val="18"/>
+                <w:b/>
+                <w:sz w:val="17"/>
               </w:rPr>
-              <w:t>100.00%</w:t>
+              <w:t>$100.00\%$</w:t>
             </w:r>
           </w:p>
         </w:tc>
@@ -783,19 +3100,22 @@
             <w:tcW w:type="dxa" w:w="1337"/>
             <w:vAlign w:val="center"/>
             <w:tcMar>
-              <w:top w:w="100" w:type="dxa"/>
-              <w:bottom w:w="100" w:type="dxa"/>
-              <w:left w:w="140" w:type="dxa"/>
-              <w:right w:w="140" w:type="dxa"/>
+              <w:top w:w="80" w:type="dxa"/>
+              <w:bottom w:w="80" w:type="dxa"/>
+              <w:left w:w="120" w:type="dxa"/>
+              <w:right w:w="120" w:type="dxa"/>
             </w:tcMar>
           </w:tcPr>
           <w:p>
+            <w:pPr>
+              <w:jc w:val="left"/>
+            </w:pPr>
             <w:r>
               <w:rPr>
                 <w:rFonts w:ascii="Times New Roman" w:hAnsi="Times New Roman"/>
-                <w:sz w:val="18"/>
+                <w:sz w:val="17"/>
               </w:rPr>
-              <w:t>34.5 s</w:t>
+              <w:t>$34.5\text{ s}$</w:t>
             </w:r>
           </w:p>
         </w:tc>
@@ -804,19 +3124,22 @@
             <w:tcW w:type="dxa" w:w="1337"/>
             <w:vAlign w:val="center"/>
             <w:tcMar>
-              <w:top w:w="100" w:type="dxa"/>
-              <w:bottom w:w="100" w:type="dxa"/>
-              <w:left w:w="140" w:type="dxa"/>
-              <w:right w:w="140" w:type="dxa"/>
+              <w:top w:w="80" w:type="dxa"/>
+              <w:bottom w:w="80" w:type="dxa"/>
+              <w:left w:w="120" w:type="dxa"/>
+              <w:right w:w="120" w:type="dxa"/>
             </w:tcMar>
           </w:tcPr>
           <w:p>
+            <w:pPr>
+              <w:jc w:val="left"/>
+            </w:pPr>
             <w:r>
               <w:rPr>
                 <w:rFonts w:ascii="Times New Roman" w:hAnsi="Times New Roman"/>
-                <w:sz w:val="18"/>
+                <w:sz w:val="17"/>
               </w:rPr>
-              <w:t>7.3 s – 10.8 s</w:t>
+              <w:t>$7.3\text{ s} \text{–} 10.8\text{ s}$</w:t>
             </w:r>
           </w:p>
         </w:tc>
@@ -825,19 +3148,22 @@
             <w:tcW w:type="dxa" w:w="1337"/>
             <w:vAlign w:val="center"/>
             <w:tcMar>
-              <w:top w:w="100" w:type="dxa"/>
-              <w:bottom w:w="100" w:type="dxa"/>
-              <w:left w:w="140" w:type="dxa"/>
-              <w:right w:w="140" w:type="dxa"/>
+              <w:top w:w="80" w:type="dxa"/>
+              <w:bottom w:w="80" w:type="dxa"/>
+              <w:left w:w="120" w:type="dxa"/>
+              <w:right w:w="120" w:type="dxa"/>
             </w:tcMar>
           </w:tcPr>
           <w:p>
+            <w:pPr>
+              <w:jc w:val="left"/>
+            </w:pPr>
             <w:r>
               <w:rPr>
                 <w:rFonts w:ascii="Times New Roman" w:hAnsi="Times New Roman"/>
-                <w:sz w:val="18"/>
+                <w:sz w:val="17"/>
               </w:rPr>
-              <w:t>59.8 cp</w:t>
+              <w:t>$59.8\text{ cp}$</w:t>
             </w:r>
           </w:p>
         </w:tc>
@@ -846,19 +3172,23 @@
             <w:tcW w:type="dxa" w:w="1337"/>
             <w:vAlign w:val="center"/>
             <w:tcMar>
-              <w:top w:w="100" w:type="dxa"/>
-              <w:bottom w:w="100" w:type="dxa"/>
-              <w:left w:w="140" w:type="dxa"/>
-              <w:right w:w="140" w:type="dxa"/>
+              <w:top w:w="80" w:type="dxa"/>
+              <w:bottom w:w="80" w:type="dxa"/>
+              <w:left w:w="120" w:type="dxa"/>
+              <w:right w:w="120" w:type="dxa"/>
             </w:tcMar>
           </w:tcPr>
           <w:p>
+            <w:pPr>
+              <w:jc w:val="left"/>
+            </w:pPr>
             <w:r>
               <w:rPr>
                 <w:rFonts w:ascii="Times New Roman" w:hAnsi="Times New Roman"/>
-                <w:sz w:val="18"/>
+                <w:b/>
+                <w:sz w:val="17"/>
               </w:rPr>
-              <w:t>100% Completed</w:t>
+              <w:t>$100\%$ Completed</w:t>
             </w:r>
           </w:p>
         </w:tc>
@@ -870,17 +3200,21 @@
             <w:vAlign w:val="center"/>
             <w:shd w:fill="F2F4F7"/>
             <w:tcMar>
-              <w:top w:w="100" w:type="dxa"/>
-              <w:bottom w:w="100" w:type="dxa"/>
-              <w:left w:w="140" w:type="dxa"/>
-              <w:right w:w="140" w:type="dxa"/>
+              <w:top w:w="80" w:type="dxa"/>
+              <w:bottom w:w="80" w:type="dxa"/>
+              <w:left w:w="120" w:type="dxa"/>
+              <w:right w:w="120" w:type="dxa"/>
             </w:tcMar>
           </w:tcPr>
           <w:p>
+            <w:pPr>
+              <w:jc w:val="left"/>
+            </w:pPr>
             <w:r>
               <w:rPr>
                 <w:rFonts w:ascii="Times New Roman" w:hAnsi="Times New Roman"/>
-                <w:sz w:val="18"/>
+                <w:b/>
+                <w:sz w:val="17"/>
               </w:rPr>
               <w:t>Two-Stage Speculative Retry</w:t>
             </w:r>
@@ -892,19 +3226,22 @@
             <w:vAlign w:val="center"/>
             <w:shd w:fill="F2F4F7"/>
             <w:tcMar>
-              <w:top w:w="100" w:type="dxa"/>
-              <w:bottom w:w="100" w:type="dxa"/>
-              <w:left w:w="140" w:type="dxa"/>
-              <w:right w:w="140" w:type="dxa"/>
+              <w:top w:w="80" w:type="dxa"/>
+              <w:bottom w:w="80" w:type="dxa"/>
+              <w:left w:w="120" w:type="dxa"/>
+              <w:right w:w="120" w:type="dxa"/>
             </w:tcMar>
           </w:tcPr>
           <w:p>
+            <w:pPr>
+              <w:jc w:val="center"/>
+            </w:pPr>
             <w:r>
               <w:rPr>
                 <w:rFonts w:ascii="Times New Roman" w:hAnsi="Times New Roman"/>
-                <w:sz w:val="18"/>
+                <w:sz w:val="17"/>
               </w:rPr>
-              <w:t>110</w:t>
+              <w:t>$110$</w:t>
             </w:r>
           </w:p>
         </w:tc>
@@ -914,19 +3251,23 @@
             <w:vAlign w:val="center"/>
             <w:shd w:fill="F2F4F7"/>
             <w:tcMar>
-              <w:top w:w="100" w:type="dxa"/>
-              <w:bottom w:w="100" w:type="dxa"/>
-              <w:left w:w="140" w:type="dxa"/>
-              <w:right w:w="140" w:type="dxa"/>
+              <w:top w:w="80" w:type="dxa"/>
+              <w:bottom w:w="80" w:type="dxa"/>
+              <w:left w:w="120" w:type="dxa"/>
+              <w:right w:w="120" w:type="dxa"/>
             </w:tcMar>
           </w:tcPr>
           <w:p>
+            <w:pPr>
+              <w:jc w:val="center"/>
+            </w:pPr>
             <w:r>
               <w:rPr>
                 <w:rFonts w:ascii="Times New Roman" w:hAnsi="Times New Roman"/>
-                <w:sz w:val="18"/>
+                <w:b/>
+                <w:sz w:val="17"/>
               </w:rPr>
-              <w:t>98.18%</w:t>
+              <w:t>$98.18\%$</w:t>
             </w:r>
           </w:p>
         </w:tc>
@@ -936,19 +3277,22 @@
             <w:vAlign w:val="center"/>
             <w:shd w:fill="F2F4F7"/>
             <w:tcMar>
-              <w:top w:w="100" w:type="dxa"/>
-              <w:bottom w:w="100" w:type="dxa"/>
-              <w:left w:w="140" w:type="dxa"/>
-              <w:right w:w="140" w:type="dxa"/>
+              <w:top w:w="80" w:type="dxa"/>
+              <w:bottom w:w="80" w:type="dxa"/>
+              <w:left w:w="120" w:type="dxa"/>
+              <w:right w:w="120" w:type="dxa"/>
             </w:tcMar>
           </w:tcPr>
           <w:p>
+            <w:pPr>
+              <w:jc w:val="left"/>
+            </w:pPr>
             <w:r>
               <w:rPr>
                 <w:rFonts w:ascii="Times New Roman" w:hAnsi="Times New Roman"/>
-                <w:sz w:val="18"/>
+                <w:sz w:val="17"/>
               </w:rPr>
-              <w:t>19.2 s</w:t>
+              <w:t>$19.2\text{ s}$</w:t>
             </w:r>
           </w:p>
         </w:tc>
@@ -958,19 +3302,22 @@
             <w:vAlign w:val="center"/>
             <w:shd w:fill="F2F4F7"/>
             <w:tcMar>
-              <w:top w:w="100" w:type="dxa"/>
-              <w:bottom w:w="100" w:type="dxa"/>
-              <w:left w:w="140" w:type="dxa"/>
-              <w:right w:w="140" w:type="dxa"/>
+              <w:top w:w="80" w:type="dxa"/>
+              <w:bottom w:w="80" w:type="dxa"/>
+              <w:left w:w="120" w:type="dxa"/>
+              <w:right w:w="120" w:type="dxa"/>
             </w:tcMar>
           </w:tcPr>
           <w:p>
+            <w:pPr>
+              <w:jc w:val="left"/>
+            </w:pPr>
             <w:r>
               <w:rPr>
                 <w:rFonts w:ascii="Times New Roman" w:hAnsi="Times New Roman"/>
-                <w:sz w:val="18"/>
+                <w:sz w:val="17"/>
               </w:rPr>
-              <w:t>5.7 s (Tail: 11.0s)</w:t>
+              <w:t>$5.7\text{ s}$ (Tail: $11.0\text{ s}$)</w:t>
             </w:r>
           </w:p>
         </w:tc>
@@ -980,19 +3327,22 @@
             <w:vAlign w:val="center"/>
             <w:shd w:fill="F2F4F7"/>
             <w:tcMar>
-              <w:top w:w="100" w:type="dxa"/>
-              <w:bottom w:w="100" w:type="dxa"/>
-              <w:left w:w="140" w:type="dxa"/>
-              <w:right w:w="140" w:type="dxa"/>
+              <w:top w:w="80" w:type="dxa"/>
+              <w:bottom w:w="80" w:type="dxa"/>
+              <w:left w:w="120" w:type="dxa"/>
+              <w:right w:w="120" w:type="dxa"/>
             </w:tcMar>
           </w:tcPr>
           <w:p>
+            <w:pPr>
+              <w:jc w:val="left"/>
+            </w:pPr>
             <w:r>
               <w:rPr>
                 <w:rFonts w:ascii="Times New Roman" w:hAnsi="Times New Roman"/>
-                <w:sz w:val="18"/>
+                <w:sz w:val="17"/>
               </w:rPr>
-              <w:t>55.8 cp</w:t>
+              <w:t>$55.8\text{ cp}$</w:t>
             </w:r>
           </w:p>
         </w:tc>
@@ -1002,19 +3352,23 @@
             <w:vAlign w:val="center"/>
             <w:shd w:fill="F2F4F7"/>
             <w:tcMar>
-              <w:top w:w="100" w:type="dxa"/>
-              <w:bottom w:w="100" w:type="dxa"/>
-              <w:left w:w="140" w:type="dxa"/>
-              <w:right w:w="140" w:type="dxa"/>
+              <w:top w:w="80" w:type="dxa"/>
+              <w:bottom w:w="80" w:type="dxa"/>
+              <w:left w:w="120" w:type="dxa"/>
+              <w:right w:w="120" w:type="dxa"/>
             </w:tcMar>
           </w:tcPr>
           <w:p>
+            <w:pPr>
+              <w:jc w:val="left"/>
+            </w:pPr>
             <w:r>
               <w:rPr>
                 <w:rFonts w:ascii="Times New Roman" w:hAnsi="Times New Roman"/>
-                <w:sz w:val="18"/>
+                <w:b/>
+                <w:sz w:val="17"/>
               </w:rPr>
-              <w:t>100% Completed</w:t>
+              <w:t>$100\%$ Completed</w:t>
             </w:r>
           </w:p>
         </w:tc>
@@ -1025,17 +3379,21 @@
             <w:tcW w:type="dxa" w:w="1337"/>
             <w:vAlign w:val="center"/>
             <w:tcMar>
-              <w:top w:w="100" w:type="dxa"/>
-              <w:bottom w:w="100" w:type="dxa"/>
-              <w:left w:w="140" w:type="dxa"/>
-              <w:right w:w="140" w:type="dxa"/>
+              <w:top w:w="80" w:type="dxa"/>
+              <w:bottom w:w="80" w:type="dxa"/>
+              <w:left w:w="120" w:type="dxa"/>
+              <w:right w:w="120" w:type="dxa"/>
             </w:tcMar>
           </w:tcPr>
           <w:p>
+            <w:pPr>
+              <w:jc w:val="left"/>
+            </w:pPr>
             <w:r>
               <w:rPr>
                 <w:rFonts w:ascii="Times New Roman" w:hAnsi="Times New Roman"/>
-                <w:sz w:val="18"/>
+                <w:b/>
+                <w:sz w:val="17"/>
               </w:rPr>
               <w:t>Fast Clamped Quoted DMC (Ours)</w:t>
             </w:r>
@@ -1046,19 +3404,23 @@
             <w:tcW w:type="dxa" w:w="1337"/>
             <w:vAlign w:val="center"/>
             <w:tcMar>
-              <w:top w:w="100" w:type="dxa"/>
-              <w:bottom w:w="100" w:type="dxa"/>
-              <w:left w:w="140" w:type="dxa"/>
-              <w:right w:w="140" w:type="dxa"/>
+              <w:top w:w="80" w:type="dxa"/>
+              <w:bottom w:w="80" w:type="dxa"/>
+              <w:left w:w="120" w:type="dxa"/>
+              <w:right w:w="120" w:type="dxa"/>
             </w:tcMar>
           </w:tcPr>
           <w:p>
+            <w:pPr>
+              <w:jc w:val="center"/>
+            </w:pPr>
             <w:r>
               <w:rPr>
                 <w:rFonts w:ascii="Times New Roman" w:hAnsi="Times New Roman"/>
-                <w:sz w:val="18"/>
+                <w:b/>
+                <w:sz w:val="17"/>
               </w:rPr>
-              <w:t>180</w:t>
+              <w:t>$180$</w:t>
             </w:r>
           </w:p>
         </w:tc>
@@ -1067,19 +3429,23 @@
             <w:tcW w:type="dxa" w:w="1337"/>
             <w:vAlign w:val="center"/>
             <w:tcMar>
-              <w:top w:w="100" w:type="dxa"/>
-              <w:bottom w:w="100" w:type="dxa"/>
-              <w:left w:w="140" w:type="dxa"/>
-              <w:right w:w="140" w:type="dxa"/>
+              <w:top w:w="80" w:type="dxa"/>
+              <w:bottom w:w="80" w:type="dxa"/>
+              <w:left w:w="120" w:type="dxa"/>
+              <w:right w:w="120" w:type="dxa"/>
             </w:tcMar>
           </w:tcPr>
           <w:p>
+            <w:pPr>
+              <w:jc w:val="left"/>
+            </w:pPr>
             <w:r>
               <w:rPr>
                 <w:rFonts w:ascii="Times New Roman" w:hAnsi="Times New Roman"/>
-                <w:sz w:val="18"/>
+                <w:b/>
+                <w:sz w:val="17"/>
               </w:rPr>
-              <w:t>100.00%</w:t>
+              <w:t>$\mathbf{100.00\%}$</w:t>
             </w:r>
           </w:p>
         </w:tc>
@@ -1088,19 +3454,23 @@
             <w:tcW w:type="dxa" w:w="1337"/>
             <w:vAlign w:val="center"/>
             <w:tcMar>
-              <w:top w:w="100" w:type="dxa"/>
-              <w:bottom w:w="100" w:type="dxa"/>
-              <w:left w:w="140" w:type="dxa"/>
-              <w:right w:w="140" w:type="dxa"/>
+              <w:top w:w="80" w:type="dxa"/>
+              <w:bottom w:w="80" w:type="dxa"/>
+              <w:left w:w="120" w:type="dxa"/>
+              <w:right w:w="120" w:type="dxa"/>
             </w:tcMar>
           </w:tcPr>
           <w:p>
+            <w:pPr>
+              <w:jc w:val="left"/>
+            </w:pPr>
             <w:r>
               <w:rPr>
                 <w:rFonts w:ascii="Times New Roman" w:hAnsi="Times New Roman"/>
-                <w:sz w:val="18"/>
+                <w:b/>
+                <w:sz w:val="17"/>
               </w:rPr>
-              <w:t>18.0 s</w:t>
+              <w:t>$18.0\text{ s}$</w:t>
             </w:r>
           </w:p>
         </w:tc>
@@ -1109,19 +3479,23 @@
             <w:tcW w:type="dxa" w:w="1337"/>
             <w:vAlign w:val="center"/>
             <w:tcMar>
-              <w:top w:w="100" w:type="dxa"/>
-              <w:bottom w:w="100" w:type="dxa"/>
-              <w:left w:w="140" w:type="dxa"/>
-              <w:right w:w="140" w:type="dxa"/>
+              <w:top w:w="80" w:type="dxa"/>
+              <w:bottom w:w="80" w:type="dxa"/>
+              <w:left w:w="120" w:type="dxa"/>
+              <w:right w:w="120" w:type="dxa"/>
             </w:tcMar>
           </w:tcPr>
           <w:p>
+            <w:pPr>
+              <w:jc w:val="left"/>
+            </w:pPr>
             <w:r>
               <w:rPr>
                 <w:rFonts w:ascii="Times New Roman" w:hAnsi="Times New Roman"/>
-                <w:sz w:val="18"/>
+                <w:b/>
+                <w:sz w:val="17"/>
               </w:rPr>
-              <w:t>792 ms – 1,119 ms</w:t>
+              <w:t>$\mathbf{792\text{ ms} \text{–} 1,119\text{ ms}}$</w:t>
             </w:r>
           </w:p>
         </w:tc>
@@ -1130,19 +3504,23 @@
             <w:tcW w:type="dxa" w:w="1337"/>
             <w:vAlign w:val="center"/>
             <w:tcMar>
-              <w:top w:w="100" w:type="dxa"/>
-              <w:bottom w:w="100" w:type="dxa"/>
-              <w:left w:w="140" w:type="dxa"/>
-              <w:right w:w="140" w:type="dxa"/>
+              <w:top w:w="80" w:type="dxa"/>
+              <w:bottom w:w="80" w:type="dxa"/>
+              <w:left w:w="120" w:type="dxa"/>
+              <w:right w:w="120" w:type="dxa"/>
             </w:tcMar>
           </w:tcPr>
           <w:p>
+            <w:pPr>
+              <w:jc w:val="left"/>
+            </w:pPr>
             <w:r>
               <w:rPr>
                 <w:rFonts w:ascii="Times New Roman" w:hAnsi="Times New Roman"/>
-                <w:sz w:val="18"/>
+                <w:b/>
+                <w:sz w:val="17"/>
               </w:rPr>
-              <w:t>67.0 cp (Club-Level)</w:t>
+              <w:t>$\mathbf{67.0\text{ cp}}$ (Club-Level)</w:t>
             </w:r>
           </w:p>
         </w:tc>
@@ -1151,24 +3529,47 @@
             <w:tcW w:type="dxa" w:w="1337"/>
             <w:vAlign w:val="center"/>
             <w:tcMar>
-              <w:top w:w="100" w:type="dxa"/>
-              <w:bottom w:w="100" w:type="dxa"/>
-              <w:left w:w="140" w:type="dxa"/>
-              <w:right w:w="140" w:type="dxa"/>
+              <w:top w:w="80" w:type="dxa"/>
+              <w:bottom w:w="80" w:type="dxa"/>
+              <w:left w:w="120" w:type="dxa"/>
+              <w:right w:w="120" w:type="dxa"/>
             </w:tcMar>
           </w:tcPr>
           <w:p>
+            <w:pPr>
+              <w:jc w:val="left"/>
+            </w:pPr>
             <w:r>
               <w:rPr>
                 <w:rFonts w:ascii="Times New Roman" w:hAnsi="Times New Roman"/>
-                <w:sz w:val="18"/>
+                <w:b/>
+                <w:sz w:val="17"/>
               </w:rPr>
-              <w:t>100% Completed</w:t>
+              <w:t>$\mathbf{100\%}$ Completed</w:t>
             </w:r>
           </w:p>
         </w:tc>
       </w:tr>
     </w:tbl>
+    <w:p>
+      <w:pPr>
+        <w:spacing w:after="120"/>
+      </w:pPr>
+    </w:p>
+    <w:p>
+      <w:pPr>
+        <w:spacing w:before="200" w:after="60"/>
+      </w:pPr>
+      <w:r>
+        <w:rPr>
+          <w:rFonts w:ascii="Times New Roman" w:hAnsi="Times New Roman"/>
+          <w:b/>
+          <w:color w:val="282828"/>
+          <w:sz w:val="22"/>
+        </w:rPr>
+        <w:t>B. The 52% Unconstrained Legality Ceiling</w:t>
+      </w:r>
+    </w:p>
     <w:p>
       <w:pPr>
         <w:spacing w:before="200" w:after="40"/>
@@ -1231,733 +3632,277 @@
     </w:p>
     <w:p>
       <w:pPr>
-        <w:spacing w:before="280" w:after="80"/>
-      </w:pPr>
-      <w:r>
-        <w:rPr>
-          <w:rFonts w:ascii="Times New Roman" w:hAnsi="Times New Roman"/>
-          <w:b/>
-          <w:color w:val="1F497D"/>
-          <w:sz w:val="26"/>
-        </w:rPr>
-        <w:t>IV. Granular Latency Profiling &amp; Decomposition</w:t>
-      </w:r>
-    </w:p>
-    <w:p>
-      <w:pPr>
-        <w:spacing w:after="80" w:line="276" w:lineRule="auto"/>
+        <w:spacing w:after="100" w:line="276" w:lineRule="auto"/>
       </w:pPr>
       <w:r>
         <w:rPr>
           <w:rFonts w:ascii="Times New Roman" w:hAnsi="Times New Roman"/>
           <w:sz w:val="20"/>
         </w:rPr>
-        <w:t>Table II decomposes per-turn inference latency, isolating initial model disk-to-RAM loading from steady-state in-memory execution:</w:t>
+        <w:t>Across all unconstrained games, Llama 3.1 8B fails to exceed a $\approx 52\%$ legal move rate. Temperature modulation from $T=0.8$ down to $T=0.2$ produces zero statistically significant improvement ($54.51\% \rightarrow 51.85\%$).</w:t>
       </w:r>
     </w:p>
-    <w:tbl>
-      <w:tblPr>
-        <w:tblW w:type="auto" w:w="0"/>
-        <w:jc w:val="center"/>
-        <w:tblLook w:firstColumn="1" w:firstRow="1" w:lastColumn="0" w:lastRow="0" w:noHBand="0" w:noVBand="1" w:val="04A0"/>
-      </w:tblPr>
-      <w:tblGrid>
-        <w:gridCol w:w="1560"/>
-        <w:gridCol w:w="1560"/>
-        <w:gridCol w:w="1560"/>
-        <w:gridCol w:w="1560"/>
-        <w:gridCol w:w="1560"/>
-        <w:gridCol w:w="1560"/>
-      </w:tblGrid>
-      <w:tr>
-        <w:tc>
-          <w:tcPr>
-            <w:tcW w:type="dxa" w:w="1560"/>
-            <w:vAlign w:val="center"/>
-            <w:shd w:fill="1F497D"/>
-            <w:tcMar>
-              <w:top w:w="140" w:type="dxa"/>
-              <w:bottom w:w="140" w:type="dxa"/>
-              <w:left w:w="180" w:type="dxa"/>
-              <w:right w:w="180" w:type="dxa"/>
-            </w:tcMar>
-          </w:tcPr>
-          <w:p>
-            <w:pPr>
-              <w:jc w:val="center"/>
-            </w:pPr>
-            <w:r>
-              <w:rPr>
-                <w:rFonts w:ascii="Times New Roman" w:hAnsi="Times New Roman"/>
-                <w:b/>
-                <w:color w:val="FFFFFF"/>
-                <w:sz w:val="19"/>
-              </w:rPr>
-              <w:t>Experimental Condition</w:t>
-            </w:r>
-          </w:p>
-        </w:tc>
-        <w:tc>
-          <w:tcPr>
-            <w:tcW w:type="dxa" w:w="1560"/>
-            <w:vAlign w:val="center"/>
-            <w:shd w:fill="1F497D"/>
-            <w:tcMar>
-              <w:top w:w="140" w:type="dxa"/>
-              <w:bottom w:w="140" w:type="dxa"/>
-              <w:left w:w="180" w:type="dxa"/>
-              <w:right w:w="180" w:type="dxa"/>
-            </w:tcMar>
-          </w:tcPr>
-          <w:p>
-            <w:pPr>
-              <w:jc w:val="center"/>
-            </w:pPr>
-            <w:r>
-              <w:rPr>
-                <w:rFonts w:ascii="Times New Roman" w:hAnsi="Times New Roman"/>
-                <w:b/>
-                <w:color w:val="FFFFFF"/>
-                <w:sz w:val="19"/>
-              </w:rPr>
-              <w:t>Initial Cold-Start</w:t>
-            </w:r>
-          </w:p>
-        </w:tc>
-        <w:tc>
-          <w:tcPr>
-            <w:tcW w:type="dxa" w:w="1560"/>
-            <w:vAlign w:val="center"/>
-            <w:shd w:fill="1F497D"/>
-            <w:tcMar>
-              <w:top w:w="140" w:type="dxa"/>
-              <w:bottom w:w="140" w:type="dxa"/>
-              <w:left w:w="180" w:type="dxa"/>
-              <w:right w:w="180" w:type="dxa"/>
-            </w:tcMar>
-          </w:tcPr>
-          <w:p>
-            <w:pPr>
-              <w:jc w:val="center"/>
-            </w:pPr>
-            <w:r>
-              <w:rPr>
-                <w:rFonts w:ascii="Times New Roman" w:hAnsi="Times New Roman"/>
-                <w:b/>
-                <w:color w:val="FFFFFF"/>
-                <w:sz w:val="19"/>
-              </w:rPr>
-              <w:t>Warm Steady-State Range</w:t>
-            </w:r>
-          </w:p>
-        </w:tc>
-        <w:tc>
-          <w:tcPr>
-            <w:tcW w:type="dxa" w:w="1560"/>
-            <w:vAlign w:val="center"/>
-            <w:shd w:fill="1F497D"/>
-            <w:tcMar>
-              <w:top w:w="140" w:type="dxa"/>
-              <w:bottom w:w="140" w:type="dxa"/>
-              <w:left w:w="180" w:type="dxa"/>
-              <w:right w:w="180" w:type="dxa"/>
-            </w:tcMar>
-          </w:tcPr>
-          <w:p>
-            <w:pPr>
-              <w:jc w:val="center"/>
-            </w:pPr>
-            <w:r>
-              <w:rPr>
-                <w:rFonts w:ascii="Times New Roman" w:hAnsi="Times New Roman"/>
-                <w:b/>
-                <w:color w:val="FFFFFF"/>
-                <w:sz w:val="19"/>
-              </w:rPr>
-              <w:t>Warm Mean Latency</w:t>
-            </w:r>
-          </w:p>
-        </w:tc>
-        <w:tc>
-          <w:tcPr>
-            <w:tcW w:type="dxa" w:w="1560"/>
-            <w:vAlign w:val="center"/>
-            <w:shd w:fill="1F497D"/>
-            <w:tcMar>
-              <w:top w:w="140" w:type="dxa"/>
-              <w:bottom w:w="140" w:type="dxa"/>
-              <w:left w:w="180" w:type="dxa"/>
-              <w:right w:w="180" w:type="dxa"/>
-            </w:tcMar>
-          </w:tcPr>
-          <w:p>
-            <w:pPr>
-              <w:jc w:val="center"/>
-            </w:pPr>
-            <w:r>
-              <w:rPr>
-                <w:rFonts w:ascii="Times New Roman" w:hAnsi="Times New Roman"/>
-                <w:b/>
-                <w:color w:val="FFFFFF"/>
-                <w:sz w:val="19"/>
-              </w:rPr>
-              <w:t>Overall Aggregate Mean</w:t>
-            </w:r>
-          </w:p>
-        </w:tc>
-        <w:tc>
-          <w:tcPr>
-            <w:tcW w:type="dxa" w:w="1560"/>
-            <w:vAlign w:val="center"/>
-            <w:shd w:fill="1F497D"/>
-            <w:tcMar>
-              <w:top w:w="140" w:type="dxa"/>
-              <w:bottom w:w="140" w:type="dxa"/>
-              <w:left w:w="180" w:type="dxa"/>
-              <w:right w:w="180" w:type="dxa"/>
-            </w:tcMar>
-          </w:tcPr>
-          <w:p>
-            <w:pPr>
-              <w:jc w:val="center"/>
-            </w:pPr>
-            <w:r>
-              <w:rPr>
-                <w:rFonts w:ascii="Times New Roman" w:hAnsi="Times New Roman"/>
-                <w:b/>
-                <w:color w:val="FFFFFF"/>
-                <w:sz w:val="19"/>
-              </w:rPr>
-              <w:t>p95 Tail Latency</w:t>
-            </w:r>
-          </w:p>
-        </w:tc>
-      </w:tr>
-      <w:tr>
-        <w:tc>
-          <w:tcPr>
-            <w:tcW w:type="dxa" w:w="1560"/>
-            <w:vAlign w:val="center"/>
-            <w:tcMar>
-              <w:top w:w="100" w:type="dxa"/>
-              <w:bottom w:w="100" w:type="dxa"/>
-              <w:left w:w="140" w:type="dxa"/>
-              <w:right w:w="140" w:type="dxa"/>
-            </w:tcMar>
-          </w:tcPr>
-          <w:p>
-            <w:r>
-              <w:rPr>
-                <w:rFonts w:ascii="Times New Roman" w:hAnsi="Times New Roman"/>
-                <w:sz w:val="18"/>
-              </w:rPr>
-              <w:t>Fast Clamped DMC (Ours)</w:t>
-            </w:r>
-          </w:p>
-        </w:tc>
-        <w:tc>
-          <w:tcPr>
-            <w:tcW w:type="dxa" w:w="1560"/>
-            <w:vAlign w:val="center"/>
-            <w:tcMar>
-              <w:top w:w="100" w:type="dxa"/>
-              <w:bottom w:w="100" w:type="dxa"/>
-              <w:left w:w="140" w:type="dxa"/>
-              <w:right w:w="140" w:type="dxa"/>
-            </w:tcMar>
-          </w:tcPr>
-          <w:p>
-            <w:r>
-              <w:rPr>
-                <w:rFonts w:ascii="Times New Roman" w:hAnsi="Times New Roman"/>
-                <w:sz w:val="18"/>
-              </w:rPr>
-              <w:t>18,048 ms</w:t>
-            </w:r>
-          </w:p>
-        </w:tc>
-        <w:tc>
-          <w:tcPr>
-            <w:tcW w:type="dxa" w:w="1560"/>
-            <w:vAlign w:val="center"/>
-            <w:tcMar>
-              <w:top w:w="100" w:type="dxa"/>
-              <w:bottom w:w="100" w:type="dxa"/>
-              <w:left w:w="140" w:type="dxa"/>
-              <w:right w:w="140" w:type="dxa"/>
-            </w:tcMar>
-          </w:tcPr>
-          <w:p>
-            <w:r>
-              <w:rPr>
-                <w:rFonts w:ascii="Times New Roman" w:hAnsi="Times New Roman"/>
-                <w:sz w:val="18"/>
-              </w:rPr>
-              <w:t>792 – 1,119 ms</w:t>
-            </w:r>
-          </w:p>
-        </w:tc>
-        <w:tc>
-          <w:tcPr>
-            <w:tcW w:type="dxa" w:w="1560"/>
-            <w:vAlign w:val="center"/>
-            <w:tcMar>
-              <w:top w:w="100" w:type="dxa"/>
-              <w:bottom w:w="100" w:type="dxa"/>
-              <w:left w:w="140" w:type="dxa"/>
-              <w:right w:w="140" w:type="dxa"/>
-            </w:tcMar>
-          </w:tcPr>
-          <w:p>
-            <w:r>
-              <w:rPr>
-                <w:rFonts w:ascii="Times New Roman" w:hAnsi="Times New Roman"/>
-                <w:sz w:val="18"/>
-              </w:rPr>
-              <w:t>955.5 ms (Sub-Second)</w:t>
-            </w:r>
-          </w:p>
-        </w:tc>
-        <w:tc>
-          <w:tcPr>
-            <w:tcW w:type="dxa" w:w="1560"/>
-            <w:vAlign w:val="center"/>
-            <w:tcMar>
-              <w:top w:w="100" w:type="dxa"/>
-              <w:bottom w:w="100" w:type="dxa"/>
-              <w:left w:w="140" w:type="dxa"/>
-              <w:right w:w="140" w:type="dxa"/>
-            </w:tcMar>
-          </w:tcPr>
-          <w:p>
-            <w:r>
-              <w:rPr>
-                <w:rFonts w:ascii="Times New Roman" w:hAnsi="Times New Roman"/>
-                <w:sz w:val="18"/>
-              </w:rPr>
-              <w:t>9,437.5 ms</w:t>
-            </w:r>
-          </w:p>
-        </w:tc>
-        <w:tc>
-          <w:tcPr>
-            <w:tcW w:type="dxa" w:w="1560"/>
-            <w:vAlign w:val="center"/>
-            <w:tcMar>
-              <w:top w:w="100" w:type="dxa"/>
-              <w:bottom w:w="100" w:type="dxa"/>
-              <w:left w:w="140" w:type="dxa"/>
-              <w:right w:w="140" w:type="dxa"/>
-            </w:tcMar>
-          </w:tcPr>
-          <w:p>
-            <w:r>
-              <w:rPr>
-                <w:rFonts w:ascii="Times New Roman" w:hAnsi="Times New Roman"/>
-                <w:sz w:val="18"/>
-              </w:rPr>
-              <w:t>11,223.0 ms</w:t>
-            </w:r>
-          </w:p>
-        </w:tc>
-      </w:tr>
-      <w:tr>
-        <w:tc>
-          <w:tcPr>
-            <w:tcW w:type="dxa" w:w="1560"/>
-            <w:vAlign w:val="center"/>
-            <w:shd w:fill="F2F4F7"/>
-            <w:tcMar>
-              <w:top w:w="100" w:type="dxa"/>
-              <w:bottom w:w="100" w:type="dxa"/>
-              <w:left w:w="140" w:type="dxa"/>
-              <w:right w:w="140" w:type="dxa"/>
-            </w:tcMar>
-          </w:tcPr>
-          <w:p>
-            <w:r>
-              <w:rPr>
-                <w:rFonts w:ascii="Times New Roman" w:hAnsi="Times New Roman"/>
-                <w:sz w:val="18"/>
-              </w:rPr>
-              <w:t>Constrained Raw JSON</w:t>
-            </w:r>
-          </w:p>
-        </w:tc>
-        <w:tc>
-          <w:tcPr>
-            <w:tcW w:type="dxa" w:w="1560"/>
-            <w:vAlign w:val="center"/>
-            <w:shd w:fill="F2F4F7"/>
-            <w:tcMar>
-              <w:top w:w="100" w:type="dxa"/>
-              <w:bottom w:w="100" w:type="dxa"/>
-              <w:left w:w="140" w:type="dxa"/>
-              <w:right w:w="140" w:type="dxa"/>
-            </w:tcMar>
-          </w:tcPr>
-          <w:p>
-            <w:r>
-              <w:rPr>
-                <w:rFonts w:ascii="Times New Roman" w:hAnsi="Times New Roman"/>
-                <w:sz w:val="18"/>
-              </w:rPr>
-              <w:t>34,500 ms</w:t>
-            </w:r>
-          </w:p>
-        </w:tc>
-        <w:tc>
-          <w:tcPr>
-            <w:tcW w:type="dxa" w:w="1560"/>
-            <w:vAlign w:val="center"/>
-            <w:shd w:fill="F2F4F7"/>
-            <w:tcMar>
-              <w:top w:w="100" w:type="dxa"/>
-              <w:bottom w:w="100" w:type="dxa"/>
-              <w:left w:w="140" w:type="dxa"/>
-              <w:right w:w="140" w:type="dxa"/>
-            </w:tcMar>
-          </w:tcPr>
-          <w:p>
-            <w:r>
-              <w:rPr>
-                <w:rFonts w:ascii="Times New Roman" w:hAnsi="Times New Roman"/>
-                <w:sz w:val="18"/>
-              </w:rPr>
-              <w:t>7,316 – 10,802 ms</w:t>
-            </w:r>
-          </w:p>
-        </w:tc>
-        <w:tc>
-          <w:tcPr>
-            <w:tcW w:type="dxa" w:w="1560"/>
-            <w:vAlign w:val="center"/>
-            <w:shd w:fill="F2F4F7"/>
-            <w:tcMar>
-              <w:top w:w="100" w:type="dxa"/>
-              <w:bottom w:w="100" w:type="dxa"/>
-              <w:left w:w="140" w:type="dxa"/>
-              <w:right w:w="140" w:type="dxa"/>
-            </w:tcMar>
-          </w:tcPr>
-          <w:p>
-            <w:r>
-              <w:rPr>
-                <w:rFonts w:ascii="Times New Roman" w:hAnsi="Times New Roman"/>
-                <w:sz w:val="18"/>
-              </w:rPr>
-              <w:t>7,316.9 ms</w:t>
-            </w:r>
-          </w:p>
-        </w:tc>
-        <w:tc>
-          <w:tcPr>
-            <w:tcW w:type="dxa" w:w="1560"/>
-            <w:vAlign w:val="center"/>
-            <w:shd w:fill="F2F4F7"/>
-            <w:tcMar>
-              <w:top w:w="100" w:type="dxa"/>
-              <w:bottom w:w="100" w:type="dxa"/>
-              <w:left w:w="140" w:type="dxa"/>
-              <w:right w:w="140" w:type="dxa"/>
-            </w:tcMar>
-          </w:tcPr>
-          <w:p>
-            <w:r>
-              <w:rPr>
-                <w:rFonts w:ascii="Times New Roman" w:hAnsi="Times New Roman"/>
-                <w:sz w:val="18"/>
-              </w:rPr>
-              <w:t>11,758.0 ms</w:t>
-            </w:r>
-          </w:p>
-        </w:tc>
-        <w:tc>
-          <w:tcPr>
-            <w:tcW w:type="dxa" w:w="1560"/>
-            <w:vAlign w:val="center"/>
-            <w:shd w:fill="F2F4F7"/>
-            <w:tcMar>
-              <w:top w:w="100" w:type="dxa"/>
-              <w:bottom w:w="100" w:type="dxa"/>
-              <w:left w:w="140" w:type="dxa"/>
-              <w:right w:w="140" w:type="dxa"/>
-            </w:tcMar>
-          </w:tcPr>
-          <w:p>
-            <w:r>
-              <w:rPr>
-                <w:rFonts w:ascii="Times New Roman" w:hAnsi="Times New Roman"/>
-                <w:sz w:val="18"/>
-              </w:rPr>
-              <w:t>14,654.0 ms</w:t>
-            </w:r>
-          </w:p>
-        </w:tc>
-      </w:tr>
-      <w:tr>
-        <w:tc>
-          <w:tcPr>
-            <w:tcW w:type="dxa" w:w="1560"/>
-            <w:vAlign w:val="center"/>
-            <w:tcMar>
-              <w:top w:w="100" w:type="dxa"/>
-              <w:bottom w:w="100" w:type="dxa"/>
-              <w:left w:w="140" w:type="dxa"/>
-              <w:right w:w="140" w:type="dxa"/>
-            </w:tcMar>
-          </w:tcPr>
-          <w:p>
-            <w:r>
-              <w:rPr>
-                <w:rFonts w:ascii="Times New Roman" w:hAnsi="Times New Roman"/>
-                <w:sz w:val="18"/>
-              </w:rPr>
-              <w:t>Speculative Retry</w:t>
-            </w:r>
-          </w:p>
-        </w:tc>
-        <w:tc>
-          <w:tcPr>
-            <w:tcW w:type="dxa" w:w="1560"/>
-            <w:vAlign w:val="center"/>
-            <w:tcMar>
-              <w:top w:w="100" w:type="dxa"/>
-              <w:bottom w:w="100" w:type="dxa"/>
-              <w:left w:w="140" w:type="dxa"/>
-              <w:right w:w="140" w:type="dxa"/>
-            </w:tcMar>
-          </w:tcPr>
-          <w:p>
-            <w:r>
-              <w:rPr>
-                <w:rFonts w:ascii="Times New Roman" w:hAnsi="Times New Roman"/>
-                <w:sz w:val="18"/>
-              </w:rPr>
-              <w:t>19,200 ms</w:t>
-            </w:r>
-          </w:p>
-        </w:tc>
-        <w:tc>
-          <w:tcPr>
-            <w:tcW w:type="dxa" w:w="1560"/>
-            <w:vAlign w:val="center"/>
-            <w:tcMar>
-              <w:top w:w="100" w:type="dxa"/>
-              <w:bottom w:w="100" w:type="dxa"/>
-              <w:left w:w="140" w:type="dxa"/>
-              <w:right w:w="140" w:type="dxa"/>
-            </w:tcMar>
-          </w:tcPr>
-          <w:p>
-            <w:r>
-              <w:rPr>
-                <w:rFonts w:ascii="Times New Roman" w:hAnsi="Times New Roman"/>
-                <w:sz w:val="18"/>
-              </w:rPr>
-              <w:t>5,511 – 6,414 ms</w:t>
-            </w:r>
-          </w:p>
-        </w:tc>
-        <w:tc>
-          <w:tcPr>
-            <w:tcW w:type="dxa" w:w="1560"/>
-            <w:vAlign w:val="center"/>
-            <w:tcMar>
-              <w:top w:w="100" w:type="dxa"/>
-              <w:bottom w:w="100" w:type="dxa"/>
-              <w:left w:w="140" w:type="dxa"/>
-              <w:right w:w="140" w:type="dxa"/>
-            </w:tcMar>
-          </w:tcPr>
-          <w:p>
-            <w:r>
-              <w:rPr>
-                <w:rFonts w:ascii="Times New Roman" w:hAnsi="Times New Roman"/>
-                <w:sz w:val="18"/>
-              </w:rPr>
-              <w:t>5,732.7 ms</w:t>
-            </w:r>
-          </w:p>
-        </w:tc>
-        <w:tc>
-          <w:tcPr>
-            <w:tcW w:type="dxa" w:w="1560"/>
-            <w:vAlign w:val="center"/>
-            <w:tcMar>
-              <w:top w:w="100" w:type="dxa"/>
-              <w:bottom w:w="100" w:type="dxa"/>
-              <w:left w:w="140" w:type="dxa"/>
-              <w:right w:w="140" w:type="dxa"/>
-            </w:tcMar>
-          </w:tcPr>
-          <w:p>
-            <w:r>
-              <w:rPr>
-                <w:rFonts w:ascii="Times New Roman" w:hAnsi="Times New Roman"/>
-                <w:sz w:val="18"/>
-              </w:rPr>
-              <w:t>6,414.1 ms</w:t>
-            </w:r>
-          </w:p>
-        </w:tc>
-        <w:tc>
-          <w:tcPr>
-            <w:tcW w:type="dxa" w:w="1560"/>
-            <w:vAlign w:val="center"/>
-            <w:tcMar>
-              <w:top w:w="100" w:type="dxa"/>
-              <w:bottom w:w="100" w:type="dxa"/>
-              <w:left w:w="140" w:type="dxa"/>
-              <w:right w:w="140" w:type="dxa"/>
-            </w:tcMar>
-          </w:tcPr>
-          <w:p>
-            <w:r>
-              <w:rPr>
-                <w:rFonts w:ascii="Times New Roman" w:hAnsi="Times New Roman"/>
-                <w:sz w:val="18"/>
-              </w:rPr>
-              <w:t>11,006.0 ms (Spike)</w:t>
-            </w:r>
-          </w:p>
-        </w:tc>
-      </w:tr>
-      <w:tr>
-        <w:tc>
-          <w:tcPr>
-            <w:tcW w:type="dxa" w:w="1560"/>
-            <w:vAlign w:val="center"/>
-            <w:shd w:fill="F2F4F7"/>
-            <w:tcMar>
-              <w:top w:w="100" w:type="dxa"/>
-              <w:bottom w:w="100" w:type="dxa"/>
-              <w:left w:w="140" w:type="dxa"/>
-              <w:right w:w="140" w:type="dxa"/>
-            </w:tcMar>
-          </w:tcPr>
-          <w:p>
-            <w:r>
-              <w:rPr>
-                <w:rFonts w:ascii="Times New Roman" w:hAnsi="Times New Roman"/>
-                <w:sz w:val="18"/>
-              </w:rPr>
-              <w:t>T=0.2 Unconstrained</w:t>
-            </w:r>
-          </w:p>
-        </w:tc>
-        <w:tc>
-          <w:tcPr>
-            <w:tcW w:type="dxa" w:w="1560"/>
-            <w:vAlign w:val="center"/>
-            <w:shd w:fill="F2F4F7"/>
-            <w:tcMar>
-              <w:top w:w="100" w:type="dxa"/>
-              <w:bottom w:w="100" w:type="dxa"/>
-              <w:left w:w="140" w:type="dxa"/>
-              <w:right w:w="140" w:type="dxa"/>
-            </w:tcMar>
-          </w:tcPr>
-          <w:p>
-            <w:r>
-              <w:rPr>
-                <w:rFonts w:ascii="Times New Roman" w:hAnsi="Times New Roman"/>
-                <w:sz w:val="18"/>
-              </w:rPr>
-              <w:t>12,400 ms</w:t>
-            </w:r>
-          </w:p>
-        </w:tc>
-        <w:tc>
-          <w:tcPr>
-            <w:tcW w:type="dxa" w:w="1560"/>
-            <w:vAlign w:val="center"/>
-            <w:shd w:fill="F2F4F7"/>
-            <w:tcMar>
-              <w:top w:w="100" w:type="dxa"/>
-              <w:bottom w:w="100" w:type="dxa"/>
-              <w:left w:w="140" w:type="dxa"/>
-              <w:right w:w="140" w:type="dxa"/>
-            </w:tcMar>
-          </w:tcPr>
-          <w:p>
-            <w:r>
-              <w:rPr>
-                <w:rFonts w:ascii="Times New Roman" w:hAnsi="Times New Roman"/>
-                <w:sz w:val="18"/>
-              </w:rPr>
-              <w:t>3,091 – 3,456 ms</w:t>
-            </w:r>
-          </w:p>
-        </w:tc>
-        <w:tc>
-          <w:tcPr>
-            <w:tcW w:type="dxa" w:w="1560"/>
-            <w:vAlign w:val="center"/>
-            <w:shd w:fill="F2F4F7"/>
-            <w:tcMar>
-              <w:top w:w="100" w:type="dxa"/>
-              <w:bottom w:w="100" w:type="dxa"/>
-              <w:left w:w="140" w:type="dxa"/>
-              <w:right w:w="140" w:type="dxa"/>
-            </w:tcMar>
-          </w:tcPr>
-          <w:p>
-            <w:r>
-              <w:rPr>
-                <w:rFonts w:ascii="Times New Roman" w:hAnsi="Times New Roman"/>
-                <w:sz w:val="18"/>
-              </w:rPr>
-              <w:t>3,091.2 ms (Aborts)</w:t>
-            </w:r>
-          </w:p>
-        </w:tc>
-        <w:tc>
-          <w:tcPr>
-            <w:tcW w:type="dxa" w:w="1560"/>
-            <w:vAlign w:val="center"/>
-            <w:shd w:fill="F2F4F7"/>
-            <w:tcMar>
-              <w:top w:w="100" w:type="dxa"/>
-              <w:bottom w:w="100" w:type="dxa"/>
-              <w:left w:w="140" w:type="dxa"/>
-              <w:right w:w="140" w:type="dxa"/>
-            </w:tcMar>
-          </w:tcPr>
-          <w:p>
-            <w:r>
-              <w:rPr>
-                <w:rFonts w:ascii="Times New Roman" w:hAnsi="Times New Roman"/>
-                <w:sz w:val="18"/>
-              </w:rPr>
-              <w:t>3,752.8 ms</w:t>
-            </w:r>
-          </w:p>
-        </w:tc>
-        <w:tc>
-          <w:tcPr>
-            <w:tcW w:type="dxa" w:w="1560"/>
-            <w:vAlign w:val="center"/>
-            <w:shd w:fill="F2F4F7"/>
-            <w:tcMar>
-              <w:top w:w="100" w:type="dxa"/>
-              <w:bottom w:w="100" w:type="dxa"/>
-              <w:left w:w="140" w:type="dxa"/>
-              <w:right w:w="140" w:type="dxa"/>
-            </w:tcMar>
-          </w:tcPr>
-          <w:p>
-            <w:r>
-              <w:rPr>
-                <w:rFonts w:ascii="Times New Roman" w:hAnsi="Times New Roman"/>
-                <w:sz w:val="18"/>
-              </w:rPr>
-              <w:t>4,707.0 ms</w:t>
-            </w:r>
-          </w:p>
-        </w:tc>
-      </w:tr>
-    </w:tbl>
+    <w:p>
+      <w:pPr>
+        <w:spacing w:after="100" w:line="276" w:lineRule="auto"/>
+      </w:pPr>
+      <w:r>
+        <w:rPr>
+          <w:rFonts w:ascii="Times New Roman" w:hAnsi="Times New Roman"/>
+          <w:sz w:val="20"/>
+        </w:rPr>
+        <w:t xml:space="preserve">When analyzing the failure trajectories, unconstrained games experience an </w:t>
+      </w:r>
+      <w:r>
+        <w:rPr>
+          <w:rFonts w:ascii="Times New Roman" w:hAnsi="Times New Roman"/>
+          <w:b/>
+          <w:sz w:val="20"/>
+        </w:rPr>
+        <w:t>early termination rate of $100.0\%$</w:t>
+      </w:r>
+      <w:r>
+        <w:rPr>
+          <w:rFonts w:ascii="Times New Roman" w:hAnsi="Times New Roman"/>
+          <w:sz w:val="20"/>
+        </w:rPr>
+        <w:t>: all games abort within 1 to 3 turns due to the generation of physically impossible moves (e.g., pawns moving backwards, knights sliding diagonally, or moving through occupied pieces).</w:t>
+      </w:r>
+    </w:p>
+    <w:p>
+      <w:pPr>
+        <w:spacing w:after="20"/>
+        <w:ind w:left="576"/>
+      </w:pPr>
+      <w:r>
+        <w:rPr>
+          <w:rFonts w:ascii="Courier New" w:hAnsi="Courier New"/>
+          <w:color w:val="3C3C3C"/>
+          <w:sz w:val="17"/>
+        </w:rPr>
+        <w:t xml:space="preserve">   100% ───────────────────────────────────────────────────────────── 100.0% (Constrained)</w:t>
+      </w:r>
+    </w:p>
+    <w:p>
+      <w:pPr>
+        <w:spacing w:after="20"/>
+        <w:ind w:left="576"/>
+      </w:pPr>
+      <w:r>
+        <w:rPr>
+          <w:rFonts w:ascii="Courier New" w:hAnsi="Courier New"/>
+          <w:color w:val="3C3C3C"/>
+          <w:sz w:val="17"/>
+        </w:rPr>
+        <w:t xml:space="preserve">        │</w:t>
+      </w:r>
+    </w:p>
+    <w:p>
+      <w:pPr>
+        <w:spacing w:after="20"/>
+        <w:ind w:left="576"/>
+      </w:pPr>
+      <w:r>
+        <w:rPr>
+          <w:rFonts w:ascii="Courier New" w:hAnsi="Courier New"/>
+          <w:color w:val="3C3C3C"/>
+          <w:sz w:val="17"/>
+        </w:rPr>
+        <w:t xml:space="preserve">    75% │</w:t>
+      </w:r>
+    </w:p>
+    <w:p>
+      <w:pPr>
+        <w:spacing w:after="20"/>
+        <w:ind w:left="576"/>
+      </w:pPr>
+      <w:r>
+        <w:rPr>
+          <w:rFonts w:ascii="Courier New" w:hAnsi="Courier New"/>
+          <w:color w:val="3C3C3C"/>
+          <w:sz w:val="17"/>
+        </w:rPr>
+        <w:t xml:space="preserve">        │</w:t>
+      </w:r>
+    </w:p>
+    <w:p>
+      <w:pPr>
+        <w:spacing w:after="20"/>
+        <w:ind w:left="576"/>
+      </w:pPr>
+      <w:r>
+        <w:rPr>
+          <w:rFonts w:ascii="Courier New" w:hAnsi="Courier New"/>
+          <w:color w:val="3C3C3C"/>
+          <w:sz w:val="17"/>
+        </w:rPr>
+        <w:t xml:space="preserve">    50% │ ═══════════════════════════════════════════════════════════ 51.8%–54.5% (Unconstrained)</w:t>
+      </w:r>
+    </w:p>
+    <w:p>
+      <w:pPr>
+        <w:spacing w:after="20"/>
+        <w:ind w:left="576"/>
+      </w:pPr>
+      <w:r>
+        <w:rPr>
+          <w:rFonts w:ascii="Courier New" w:hAnsi="Courier New"/>
+          <w:color w:val="3C3C3C"/>
+          <w:sz w:val="17"/>
+        </w:rPr>
+        <w:t xml:space="preserve">        │</w:t>
+      </w:r>
+    </w:p>
+    <w:p>
+      <w:pPr>
+        <w:spacing w:after="20"/>
+        <w:ind w:left="576"/>
+      </w:pPr>
+      <w:r>
+        <w:rPr>
+          <w:rFonts w:ascii="Courier New" w:hAnsi="Courier New"/>
+          <w:color w:val="3C3C3C"/>
+          <w:sz w:val="17"/>
+        </w:rPr>
+        <w:t xml:space="preserve">    25% │</w:t>
+      </w:r>
+    </w:p>
+    <w:p>
+      <w:pPr>
+        <w:spacing w:after="20"/>
+        <w:ind w:left="576"/>
+      </w:pPr>
+      <w:r>
+        <w:rPr>
+          <w:rFonts w:ascii="Courier New" w:hAnsi="Courier New"/>
+          <w:color w:val="3C3C3C"/>
+          <w:sz w:val="17"/>
+        </w:rPr>
+        <w:t xml:space="preserve">        │</w:t>
+      </w:r>
+    </w:p>
+    <w:p>
+      <w:pPr>
+        <w:spacing w:after="20"/>
+        <w:ind w:left="576"/>
+      </w:pPr>
+      <w:r>
+        <w:rPr>
+          <w:rFonts w:ascii="Courier New" w:hAnsi="Courier New"/>
+          <w:color w:val="3C3C3C"/>
+          <w:sz w:val="17"/>
+        </w:rPr>
+        <w:t xml:space="preserve">     0% └────────────────────────────────────────────────────────────</w:t>
+      </w:r>
+    </w:p>
+    <w:p>
+      <w:pPr>
+        <w:spacing w:after="20"/>
+        <w:ind w:left="576"/>
+      </w:pPr>
+      <w:r>
+        <w:rPr>
+          <w:rFonts w:ascii="Courier New" w:hAnsi="Courier New"/>
+          <w:color w:val="3C3C3C"/>
+          <w:sz w:val="17"/>
+        </w:rPr>
+        <w:t xml:space="preserve">          T=0.2 Unconstrained     T=0.8 Unconstrained     Constrained (Quoted)</w:t>
+      </w:r>
+    </w:p>
+    <w:p>
+      <w:pPr>
+        <w:spacing w:before="200" w:after="60"/>
+      </w:pPr>
+      <w:r>
+        <w:rPr>
+          <w:rFonts w:ascii="Times New Roman" w:hAnsi="Times New Roman"/>
+          <w:b/>
+          <w:color w:val="282828"/>
+          <w:sz w:val="22"/>
+        </w:rPr>
+        <w:t>C. Unconstrained "Survivorship Bias" in Centipawn Loss</w:t>
+      </w:r>
+    </w:p>
+    <w:p>
+      <w:pPr>
+        <w:spacing w:after="100" w:line="276" w:lineRule="auto"/>
+      </w:pPr>
+      <w:r>
+        <w:rPr>
+          <w:rFonts w:ascii="Times New Roman" w:hAnsi="Times New Roman"/>
+          <w:sz w:val="20"/>
+        </w:rPr>
+        <w:t xml:space="preserve">An apparent anomaly in Table I is the remarkably low Centipawn Loss of $T=0.2$ unconstrained ($14.3\text{ cp}$). A granular turn-by-turn audit reveals that this is a classic manifestation of </w:t>
+      </w:r>
+      <w:r>
+        <w:rPr>
+          <w:rFonts w:ascii="Times New Roman" w:hAnsi="Times New Roman"/>
+          <w:b/>
+          <w:sz w:val="20"/>
+        </w:rPr>
+        <w:t>Survivorship Bias</w:t>
+      </w:r>
+      <w:r>
+        <w:rPr>
+          <w:rFonts w:ascii="Times New Roman" w:hAnsi="Times New Roman"/>
+          <w:sz w:val="20"/>
+        </w:rPr>
+        <w:t>:</w:t>
+      </w:r>
+    </w:p>
+    <w:p>
+      <w:pPr>
+        <w:pStyle w:val="ListBullet"/>
+        <w:spacing w:after="40" w:line="276" w:lineRule="auto"/>
+      </w:pPr>
+      <w:r>
+        <w:rPr>
+          <w:rFonts w:ascii="Times New Roman" w:hAnsi="Times New Roman"/>
+          <w:sz w:val="20"/>
+        </w:rPr>
+        <w:t>In 23 out of 30 games, the $T=0.2$ model immediately played standard opening book moves (`e7e5` or `g8f6`) on Turn 1 before generating an illegal move on Turn 2 or 3 and aborting.</w:t>
+      </w:r>
+    </w:p>
+    <w:p>
+      <w:pPr>
+        <w:pStyle w:val="ListBullet"/>
+        <w:spacing w:after="40" w:line="276" w:lineRule="auto"/>
+      </w:pPr>
+      <w:r>
+        <w:rPr>
+          <w:rFonts w:ascii="Times New Roman" w:hAnsi="Times New Roman"/>
+          <w:sz w:val="20"/>
+        </w:rPr>
+        <w:t>The Stockfish evaluation metric only computes ACPL over *legal* moves. Because the model died almost immediately after playing memorized opening book theory, its ACPL reflects only the quality of move 1.</w:t>
+      </w:r>
+    </w:p>
+    <w:p>
+      <w:pPr>
+        <w:pStyle w:val="ListBullet"/>
+        <w:spacing w:after="40" w:line="276" w:lineRule="auto"/>
+      </w:pPr>
+      <w:r>
+        <w:rPr>
+          <w:rFonts w:ascii="Times New Roman" w:hAnsi="Times New Roman"/>
+          <w:sz w:val="20"/>
+        </w:rPr>
+        <w:t>When forced to play into the middlegame under constrained decoding, the model achieves an authentic, sustainable $\text{ACPL} \approx 55.8\text{–}67.0\text{ cp}$ across full multi-turn games.</w:t>
+      </w:r>
+    </w:p>
+    <w:p>
+      <w:pPr>
+        <w:spacing w:before="200" w:after="60"/>
+      </w:pPr>
+      <w:r>
+        <w:rPr>
+          <w:rFonts w:ascii="Times New Roman" w:hAnsi="Times New Roman"/>
+          <w:b/>
+          <w:color w:val="282828"/>
+          <w:sz w:val="22"/>
+        </w:rPr>
+        <w:t>D. Granular Latency Profiling: Cold-Start vs. Warm Steady-State Profiling</w:t>
+      </w:r>
+    </w:p>
     <w:p>
       <w:pPr>
         <w:spacing w:before="200" w:after="40"/>
@@ -2015,33 +3960,44 @@
           <w:color w:val="505050"/>
           <w:sz w:val="18"/>
         </w:rPr>
-        <w:t>Figure 2: Latency Decomposition: Cold-Start Disk Load vs. Steady-State Warm Inference vs. p95 Tail Ceiling.</w:t>
+        <w:t>Figure 2: Latency Decomposition: Initial Cold-Start Disk Load vs. Steady-State Warm Inference vs. p95 Tail Ceiling.</w:t>
       </w:r>
     </w:p>
     <w:p>
       <w:pPr>
-        <w:spacing w:before="280" w:after="80"/>
-      </w:pPr>
-      <w:r>
-        <w:rPr>
-          <w:rFonts w:ascii="Times New Roman" w:hAnsi="Times New Roman"/>
-          <w:b/>
-          <w:color w:val="1F497D"/>
-          <w:sz w:val="26"/>
-        </w:rPr>
-        <w:t>V. Tokenizer Ablation &amp; Centipawn Loss Analysis</w:t>
-      </w:r>
-    </w:p>
-    <w:p>
-      <w:pPr>
-        <w:spacing w:after="80" w:line="276" w:lineRule="auto"/>
+        <w:spacing w:after="100" w:line="276" w:lineRule="auto"/>
       </w:pPr>
       <w:r>
         <w:rPr>
           <w:rFonts w:ascii="Times New Roman" w:hAnsi="Times New Roman"/>
           <w:sz w:val="20"/>
         </w:rPr>
-        <w:t>Table III presents the representation ablation study demonstrating the mechanism of Byte-Pair Encoding subword boundary isolation:</w:t>
+        <w:t>Table II provides a dedicated decomposition of turn latency, separating initial model disk loading from steady-state in-memory execution:</w:t>
+      </w:r>
+    </w:p>
+    <w:p>
+      <w:pPr>
+        <w:spacing w:after="100" w:line="276" w:lineRule="auto"/>
+      </w:pPr>
+      <w:r>
+        <w:rPr>
+          <w:rFonts w:ascii="Times New Roman" w:hAnsi="Times New Roman"/>
+          <w:sz w:val="20"/>
+        </w:rPr>
+      </w:r>
+      <w:r>
+        <w:rPr>
+          <w:rFonts w:ascii="Times New Roman" w:hAnsi="Times New Roman"/>
+          <w:b/>
+          <w:sz w:val="20"/>
+        </w:rPr>
+        <w:t>TABLE II: Granular Latency Decomposition: Cold-Start vs. Warm-Start Steady-State Profiling</w:t>
+      </w:r>
+      <w:r>
+        <w:rPr>
+          <w:rFonts w:ascii="Times New Roman" w:hAnsi="Times New Roman"/>
+          <w:sz w:val="20"/>
+        </w:rPr>
       </w:r>
     </w:p>
     <w:tbl>
@@ -2051,22 +4007,24 @@
         <w:tblLook w:firstColumn="1" w:firstRow="1" w:lastColumn="0" w:lastRow="0" w:noHBand="0" w:noVBand="1" w:val="04A0"/>
       </w:tblPr>
       <w:tblGrid>
-        <w:gridCol w:w="2340"/>
-        <w:gridCol w:w="2340"/>
-        <w:gridCol w:w="2340"/>
-        <w:gridCol w:w="2340"/>
+        <w:gridCol w:w="1560"/>
+        <w:gridCol w:w="1560"/>
+        <w:gridCol w:w="1560"/>
+        <w:gridCol w:w="1560"/>
+        <w:gridCol w:w="1560"/>
+        <w:gridCol w:w="1560"/>
       </w:tblGrid>
       <w:tr>
         <w:tc>
           <w:tcPr>
-            <w:tcW w:type="dxa" w:w="2340"/>
+            <w:tcW w:type="dxa" w:w="1560"/>
             <w:vAlign w:val="center"/>
             <w:shd w:fill="1F497D"/>
             <w:tcMar>
-              <w:top w:w="140" w:type="dxa"/>
-              <w:bottom w:w="140" w:type="dxa"/>
-              <w:left w:w="180" w:type="dxa"/>
-              <w:right w:w="180" w:type="dxa"/>
+              <w:top w:w="120" w:type="dxa"/>
+              <w:bottom w:w="120" w:type="dxa"/>
+              <w:left w:w="150" w:type="dxa"/>
+              <w:right w:w="150" w:type="dxa"/>
             </w:tcMar>
           </w:tcPr>
           <w:p>
@@ -2078,22 +4036,22 @@
                 <w:rFonts w:ascii="Times New Roman" w:hAnsi="Times New Roman"/>
                 <w:b/>
                 <w:color w:val="FFFFFF"/>
-                <w:sz w:val="19"/>
+                <w:sz w:val="18"/>
               </w:rPr>
-              <w:t>Representation Scheme</w:t>
+              <w:t>Experimental Condition</w:t>
             </w:r>
           </w:p>
         </w:tc>
         <w:tc>
           <w:tcPr>
-            <w:tcW w:type="dxa" w:w="2340"/>
+            <w:tcW w:type="dxa" w:w="1560"/>
             <w:vAlign w:val="center"/>
             <w:shd w:fill="1F497D"/>
             <w:tcMar>
-              <w:top w:w="140" w:type="dxa"/>
-              <w:bottom w:w="140" w:type="dxa"/>
-              <w:left w:w="180" w:type="dxa"/>
-              <w:right w:w="180" w:type="dxa"/>
+              <w:top w:w="120" w:type="dxa"/>
+              <w:bottom w:w="120" w:type="dxa"/>
+              <w:left w:w="150" w:type="dxa"/>
+              <w:right w:w="150" w:type="dxa"/>
             </w:tcMar>
           </w:tcPr>
           <w:p>
@@ -2105,22 +4063,22 @@
                 <w:rFonts w:ascii="Times New Roman" w:hAnsi="Times New Roman"/>
                 <w:b/>
                 <w:color w:val="FFFFFF"/>
-                <w:sz w:val="19"/>
+                <w:sz w:val="18"/>
               </w:rPr>
-              <w:t>Example Format Injected into Prompt</w:t>
+              <w:t>Initial Cold-Start (Disk Load)</w:t>
             </w:r>
           </w:p>
         </w:tc>
         <w:tc>
           <w:tcPr>
-            <w:tcW w:type="dxa" w:w="2340"/>
+            <w:tcW w:type="dxa" w:w="1560"/>
             <w:vAlign w:val="center"/>
             <w:shd w:fill="1F497D"/>
             <w:tcMar>
-              <w:top w:w="140" w:type="dxa"/>
-              <w:bottom w:w="140" w:type="dxa"/>
-              <w:left w:w="180" w:type="dxa"/>
-              <w:right w:w="180" w:type="dxa"/>
+              <w:top w:w="120" w:type="dxa"/>
+              <w:bottom w:w="120" w:type="dxa"/>
+              <w:left w:w="150" w:type="dxa"/>
+              <w:right w:w="150" w:type="dxa"/>
             </w:tcMar>
           </w:tcPr>
           <w:p>
@@ -2132,22 +4090,22 @@
                 <w:rFonts w:ascii="Times New Roman" w:hAnsi="Times New Roman"/>
                 <w:b/>
                 <w:color w:val="FFFFFF"/>
-                <w:sz w:val="19"/>
+                <w:sz w:val="18"/>
               </w:rPr>
-              <w:t>Output Token Legality</w:t>
+              <w:t>Warm Steady-State Latency Range</w:t>
             </w:r>
           </w:p>
         </w:tc>
         <w:tc>
           <w:tcPr>
-            <w:tcW w:type="dxa" w:w="2340"/>
+            <w:tcW w:type="dxa" w:w="1560"/>
             <w:vAlign w:val="center"/>
             <w:shd w:fill="1F497D"/>
             <w:tcMar>
-              <w:top w:w="140" w:type="dxa"/>
-              <w:bottom w:w="140" w:type="dxa"/>
-              <w:left w:w="180" w:type="dxa"/>
-              <w:right w:w="180" w:type="dxa"/>
+              <w:top w:w="120" w:type="dxa"/>
+              <w:bottom w:w="120" w:type="dxa"/>
+              <w:left w:w="150" w:type="dxa"/>
+              <w:right w:w="150" w:type="dxa"/>
             </w:tcMar>
           </w:tcPr>
           <w:p>
@@ -2159,9 +4117,63 @@
                 <w:rFonts w:ascii="Times New Roman" w:hAnsi="Times New Roman"/>
                 <w:b/>
                 <w:color w:val="FFFFFF"/>
-                <w:sz w:val="19"/>
+                <w:sz w:val="18"/>
               </w:rPr>
-              <w:t>Observed Failure Mode / Mechanism</w:t>
+              <w:t>Warm Mean Latency (Excl. Cold-Start)</w:t>
+            </w:r>
+          </w:p>
+        </w:tc>
+        <w:tc>
+          <w:tcPr>
+            <w:tcW w:type="dxa" w:w="1560"/>
+            <w:vAlign w:val="center"/>
+            <w:shd w:fill="1F497D"/>
+            <w:tcMar>
+              <w:top w:w="120" w:type="dxa"/>
+              <w:bottom w:w="120" w:type="dxa"/>
+              <w:left w:w="150" w:type="dxa"/>
+              <w:right w:w="150" w:type="dxa"/>
+            </w:tcMar>
+          </w:tcPr>
+          <w:p>
+            <w:pPr>
+              <w:jc w:val="center"/>
+            </w:pPr>
+            <w:r>
+              <w:rPr>
+                <w:rFonts w:ascii="Times New Roman" w:hAnsi="Times New Roman"/>
+                <w:b/>
+                <w:color w:val="FFFFFF"/>
+                <w:sz w:val="18"/>
+              </w:rPr>
+              <w:t>Overall Aggregate Mean (Incl. Cold-Start)</w:t>
+            </w:r>
+          </w:p>
+        </w:tc>
+        <w:tc>
+          <w:tcPr>
+            <w:tcW w:type="dxa" w:w="1560"/>
+            <w:vAlign w:val="center"/>
+            <w:shd w:fill="1F497D"/>
+            <w:tcMar>
+              <w:top w:w="120" w:type="dxa"/>
+              <w:bottom w:w="120" w:type="dxa"/>
+              <w:left w:w="150" w:type="dxa"/>
+              <w:right w:w="150" w:type="dxa"/>
+            </w:tcMar>
+          </w:tcPr>
+          <w:p>
+            <w:pPr>
+              <w:jc w:val="center"/>
+            </w:pPr>
+            <w:r>
+              <w:rPr>
+                <w:rFonts w:ascii="Times New Roman" w:hAnsi="Times New Roman"/>
+                <w:b/>
+                <w:color w:val="FFFFFF"/>
+                <w:sz w:val="18"/>
+              </w:rPr>
+              <w:t>$p95$ Tail Latency Ceiling</w:t>
             </w:r>
           </w:p>
         </w:tc>
@@ -2169,85 +4181,148 @@
       <w:tr>
         <w:tc>
           <w:tcPr>
-            <w:tcW w:type="dxa" w:w="2340"/>
+            <w:tcW w:type="dxa" w:w="1560"/>
             <w:vAlign w:val="center"/>
             <w:tcMar>
-              <w:top w:w="100" w:type="dxa"/>
-              <w:bottom w:w="100" w:type="dxa"/>
-              <w:left w:w="140" w:type="dxa"/>
-              <w:right w:w="140" w:type="dxa"/>
+              <w:top w:w="80" w:type="dxa"/>
+              <w:bottom w:w="80" w:type="dxa"/>
+              <w:left w:w="120" w:type="dxa"/>
+              <w:right w:w="120" w:type="dxa"/>
             </w:tcMar>
           </w:tcPr>
           <w:p>
+            <w:pPr>
+              <w:jc w:val="left"/>
+            </w:pPr>
             <w:r>
               <w:rPr>
                 <w:rFonts w:ascii="Times New Roman" w:hAnsi="Times New Roman"/>
-                <w:sz w:val="18"/>
+                <w:b/>
+                <w:sz w:val="17"/>
               </w:rPr>
-              <w:t>Grouped DMC (Verbose)</w:t>
+              <w:t>Fast Clamped Quoted DMC (Ours)</w:t>
             </w:r>
           </w:p>
         </w:tc>
         <w:tc>
           <w:tcPr>
-            <w:tcW w:type="dxa" w:w="2340"/>
+            <w:tcW w:type="dxa" w:w="1560"/>
             <w:vAlign w:val="center"/>
             <w:tcMar>
-              <w:top w:w="100" w:type="dxa"/>
-              <w:bottom w:w="100" w:type="dxa"/>
-              <w:left w:w="140" w:type="dxa"/>
-              <w:right w:w="140" w:type="dxa"/>
+              <w:top w:w="80" w:type="dxa"/>
+              <w:bottom w:w="80" w:type="dxa"/>
+              <w:left w:w="120" w:type="dxa"/>
+              <w:right w:w="120" w:type="dxa"/>
             </w:tcMar>
           </w:tcPr>
           <w:p>
+            <w:pPr>
+              <w:jc w:val="left"/>
+            </w:pPr>
             <w:r>
               <w:rPr>
                 <w:rFonts w:ascii="Times New Roman" w:hAnsi="Times New Roman"/>
-                <w:sz w:val="18"/>
+                <w:sz w:val="17"/>
               </w:rPr>
-              <w:t>a7:["a5","a6"]|b8:["a6","c6"]</w:t>
+              <w:t>$18,048\text{ ms}$</w:t>
             </w:r>
           </w:p>
         </w:tc>
         <w:tc>
           <w:tcPr>
-            <w:tcW w:type="dxa" w:w="2340"/>
+            <w:tcW w:type="dxa" w:w="1560"/>
             <w:vAlign w:val="center"/>
             <w:tcMar>
-              <w:top w:w="100" w:type="dxa"/>
-              <w:bottom w:w="100" w:type="dxa"/>
-              <w:left w:w="140" w:type="dxa"/>
-              <w:right w:w="140" w:type="dxa"/>
+              <w:top w:w="80" w:type="dxa"/>
+              <w:bottom w:w="80" w:type="dxa"/>
+              <w:left w:w="120" w:type="dxa"/>
+              <w:right w:w="120" w:type="dxa"/>
             </w:tcMar>
           </w:tcPr>
           <w:p>
+            <w:pPr>
+              <w:jc w:val="left"/>
+            </w:pPr>
             <w:r>
               <w:rPr>
                 <w:rFonts w:ascii="Times New Roman" w:hAnsi="Times New Roman"/>
-                <w:sz w:val="18"/>
+                <w:b/>
+                <w:sz w:val="17"/>
               </w:rPr>
-              <w:t>80.0%</w:t>
+              <w:t>$792\text{ ms} \text{–} 1,119\text{ ms}$</w:t>
             </w:r>
           </w:p>
         </w:tc>
         <w:tc>
           <w:tcPr>
-            <w:tcW w:type="dxa" w:w="2340"/>
+            <w:tcW w:type="dxa" w:w="1560"/>
             <w:vAlign w:val="center"/>
             <w:tcMar>
-              <w:top w:w="100" w:type="dxa"/>
-              <w:bottom w:w="100" w:type="dxa"/>
-              <w:left w:w="140" w:type="dxa"/>
-              <w:right w:w="140" w:type="dxa"/>
+              <w:top w:w="80" w:type="dxa"/>
+              <w:bottom w:w="80" w:type="dxa"/>
+              <w:left w:w="120" w:type="dxa"/>
+              <w:right w:w="120" w:type="dxa"/>
             </w:tcMar>
           </w:tcPr>
           <w:p>
+            <w:pPr>
+              <w:jc w:val="left"/>
+            </w:pPr>
             <w:r>
               <w:rPr>
                 <w:rFonts w:ascii="Times New Roman" w:hAnsi="Times New Roman"/>
-                <w:sz w:val="18"/>
+                <w:b/>
+                <w:sz w:val="17"/>
               </w:rPr>
-              <w:t>Compositional Hallucination: Concatenated origin square with target (e.g. e72e4).</w:t>
+              <w:t>$\mathbf{955.5\text{ ms}}$ (Sub-Second)</w:t>
+            </w:r>
+          </w:p>
+        </w:tc>
+        <w:tc>
+          <w:tcPr>
+            <w:tcW w:type="dxa" w:w="1560"/>
+            <w:vAlign w:val="center"/>
+            <w:tcMar>
+              <w:top w:w="80" w:type="dxa"/>
+              <w:bottom w:w="80" w:type="dxa"/>
+              <w:left w:w="120" w:type="dxa"/>
+              <w:right w:w="120" w:type="dxa"/>
+            </w:tcMar>
+          </w:tcPr>
+          <w:p>
+            <w:pPr>
+              <w:jc w:val="left"/>
+            </w:pPr>
+            <w:r>
+              <w:rPr>
+                <w:rFonts w:ascii="Times New Roman" w:hAnsi="Times New Roman"/>
+                <w:sz w:val="17"/>
+              </w:rPr>
+              <w:t>$9,437.5\text{ ms}$</w:t>
+            </w:r>
+          </w:p>
+        </w:tc>
+        <w:tc>
+          <w:tcPr>
+            <w:tcW w:type="dxa" w:w="1560"/>
+            <w:vAlign w:val="center"/>
+            <w:tcMar>
+              <w:top w:w="80" w:type="dxa"/>
+              <w:bottom w:w="80" w:type="dxa"/>
+              <w:left w:w="120" w:type="dxa"/>
+              <w:right w:w="120" w:type="dxa"/>
+            </w:tcMar>
+          </w:tcPr>
+          <w:p>
+            <w:pPr>
+              <w:jc w:val="left"/>
+            </w:pPr>
+            <w:r>
+              <w:rPr>
+                <w:rFonts w:ascii="Times New Roman" w:hAnsi="Times New Roman"/>
+                <w:sz w:val="17"/>
+              </w:rPr>
+              <w:t>$11,223.0\text{ ms}$</w:t>
             </w:r>
           </w:p>
         </w:tc>
@@ -2255,89 +4330,153 @@
       <w:tr>
         <w:tc>
           <w:tcPr>
-            <w:tcW w:type="dxa" w:w="2340"/>
+            <w:tcW w:type="dxa" w:w="1560"/>
             <w:vAlign w:val="center"/>
             <w:shd w:fill="F2F4F7"/>
             <w:tcMar>
-              <w:top w:w="100" w:type="dxa"/>
-              <w:bottom w:w="100" w:type="dxa"/>
-              <w:left w:w="140" w:type="dxa"/>
-              <w:right w:w="140" w:type="dxa"/>
+              <w:top w:w="80" w:type="dxa"/>
+              <w:bottom w:w="80" w:type="dxa"/>
+              <w:left w:w="120" w:type="dxa"/>
+              <w:right w:w="120" w:type="dxa"/>
             </w:tcMar>
           </w:tcPr>
           <w:p>
+            <w:pPr>
+              <w:jc w:val="left"/>
+            </w:pPr>
             <w:r>
               <w:rPr>
                 <w:rFonts w:ascii="Times New Roman" w:hAnsi="Times New Roman"/>
-                <w:sz w:val="18"/>
+                <w:b/>
+                <w:sz w:val="17"/>
               </w:rPr>
-              <w:t>Space-Delimited Atomic</w:t>
+              <w:t>Constrained Raw JSON Array</w:t>
             </w:r>
           </w:p>
         </w:tc>
         <w:tc>
           <w:tcPr>
-            <w:tcW w:type="dxa" w:w="2340"/>
+            <w:tcW w:type="dxa" w:w="1560"/>
             <w:vAlign w:val="center"/>
             <w:shd w:fill="F2F4F7"/>
             <w:tcMar>
-              <w:top w:w="100" w:type="dxa"/>
-              <w:bottom w:w="100" w:type="dxa"/>
-              <w:left w:w="140" w:type="dxa"/>
-              <w:right w:w="140" w:type="dxa"/>
+              <w:top w:w="80" w:type="dxa"/>
+              <w:bottom w:w="80" w:type="dxa"/>
+              <w:left w:w="120" w:type="dxa"/>
+              <w:right w:w="120" w:type="dxa"/>
             </w:tcMar>
           </w:tcPr>
           <w:p>
+            <w:pPr>
+              <w:jc w:val="left"/>
+            </w:pPr>
             <w:r>
               <w:rPr>
                 <w:rFonts w:ascii="Times New Roman" w:hAnsi="Times New Roman"/>
-                <w:sz w:val="18"/>
+                <w:sz w:val="17"/>
               </w:rPr>
-              <w:t>a7a5 a7a6 b7b5 b7b6 c7c5</w:t>
+              <w:t>$34,500\text{ ms}$</w:t>
             </w:r>
           </w:p>
         </w:tc>
         <w:tc>
           <w:tcPr>
-            <w:tcW w:type="dxa" w:w="2340"/>
+            <w:tcW w:type="dxa" w:w="1560"/>
             <w:vAlign w:val="center"/>
             <w:shd w:fill="F2F4F7"/>
             <w:tcMar>
-              <w:top w:w="100" w:type="dxa"/>
-              <w:bottom w:w="100" w:type="dxa"/>
-              <w:left w:w="140" w:type="dxa"/>
-              <w:right w:w="140" w:type="dxa"/>
+              <w:top w:w="80" w:type="dxa"/>
+              <w:bottom w:w="80" w:type="dxa"/>
+              <w:left w:w="120" w:type="dxa"/>
+              <w:right w:w="120" w:type="dxa"/>
             </w:tcMar>
           </w:tcPr>
           <w:p>
+            <w:pPr>
+              <w:jc w:val="left"/>
+            </w:pPr>
             <w:r>
               <w:rPr>
                 <w:rFonts w:ascii="Times New Roman" w:hAnsi="Times New Roman"/>
-                <w:sz w:val="18"/>
+                <w:sz w:val="17"/>
               </w:rPr>
-              <w:t>73.3%</w:t>
+              <w:t>$7,316\text{ ms} \text{–} 10,802\text{ ms}$</w:t>
             </w:r>
           </w:p>
         </w:tc>
         <w:tc>
           <w:tcPr>
-            <w:tcW w:type="dxa" w:w="2340"/>
+            <w:tcW w:type="dxa" w:w="1560"/>
             <w:vAlign w:val="center"/>
             <w:shd w:fill="F2F4F7"/>
             <w:tcMar>
-              <w:top w:w="100" w:type="dxa"/>
-              <w:bottom w:w="100" w:type="dxa"/>
-              <w:left w:w="140" w:type="dxa"/>
-              <w:right w:w="140" w:type="dxa"/>
+              <w:top w:w="80" w:type="dxa"/>
+              <w:bottom w:w="80" w:type="dxa"/>
+              <w:left w:w="120" w:type="dxa"/>
+              <w:right w:w="120" w:type="dxa"/>
             </w:tcMar>
           </w:tcPr>
           <w:p>
+            <w:pPr>
+              <w:jc w:val="left"/>
+            </w:pPr>
             <w:r>
               <w:rPr>
                 <w:rFonts w:ascii="Times New Roman" w:hAnsi="Times New Roman"/>
-                <w:sz w:val="18"/>
+                <w:b/>
+                <w:sz w:val="17"/>
               </w:rPr>
-              <w:t>BPE Token Merging: Merged adjacent coordinates across spaces (b72, e72-3).</w:t>
+              <w:t>$7,316.9\text{ ms}$</w:t>
+            </w:r>
+          </w:p>
+        </w:tc>
+        <w:tc>
+          <w:tcPr>
+            <w:tcW w:type="dxa" w:w="1560"/>
+            <w:vAlign w:val="center"/>
+            <w:shd w:fill="F2F4F7"/>
+            <w:tcMar>
+              <w:top w:w="80" w:type="dxa"/>
+              <w:bottom w:w="80" w:type="dxa"/>
+              <w:left w:w="120" w:type="dxa"/>
+              <w:right w:w="120" w:type="dxa"/>
+            </w:tcMar>
+          </w:tcPr>
+          <w:p>
+            <w:pPr>
+              <w:jc w:val="left"/>
+            </w:pPr>
+            <w:r>
+              <w:rPr>
+                <w:rFonts w:ascii="Times New Roman" w:hAnsi="Times New Roman"/>
+                <w:sz w:val="17"/>
+              </w:rPr>
+              <w:t>$11,758.0\text{ ms}$</w:t>
+            </w:r>
+          </w:p>
+        </w:tc>
+        <w:tc>
+          <w:tcPr>
+            <w:tcW w:type="dxa" w:w="1560"/>
+            <w:vAlign w:val="center"/>
+            <w:shd w:fill="F2F4F7"/>
+            <w:tcMar>
+              <w:top w:w="80" w:type="dxa"/>
+              <w:bottom w:w="80" w:type="dxa"/>
+              <w:left w:w="120" w:type="dxa"/>
+              <w:right w:w="120" w:type="dxa"/>
+            </w:tcMar>
+          </w:tcPr>
+          <w:p>
+            <w:pPr>
+              <w:jc w:val="left"/>
+            </w:pPr>
+            <w:r>
+              <w:rPr>
+                <w:rFonts w:ascii="Times New Roman" w:hAnsi="Times New Roman"/>
+                <w:sz w:val="17"/>
+              </w:rPr>
+              <w:t>$14,654.0\text{ ms}$</w:t>
             </w:r>
           </w:p>
         </w:tc>
@@ -2345,90 +4484,452 @@
       <w:tr>
         <w:tc>
           <w:tcPr>
-            <w:tcW w:type="dxa" w:w="2340"/>
+            <w:tcW w:type="dxa" w:w="1560"/>
             <w:vAlign w:val="center"/>
             <w:tcMar>
-              <w:top w:w="100" w:type="dxa"/>
-              <w:bottom w:w="100" w:type="dxa"/>
-              <w:left w:w="140" w:type="dxa"/>
-              <w:right w:w="140" w:type="dxa"/>
+              <w:top w:w="80" w:type="dxa"/>
+              <w:bottom w:w="80" w:type="dxa"/>
+              <w:left w:w="120" w:type="dxa"/>
+              <w:right w:w="120" w:type="dxa"/>
             </w:tcMar>
           </w:tcPr>
           <w:p>
+            <w:pPr>
+              <w:jc w:val="left"/>
+            </w:pPr>
             <w:r>
               <w:rPr>
                 <w:rFonts w:ascii="Times New Roman" w:hAnsi="Times New Roman"/>
-                <w:sz w:val="18"/>
+                <w:b/>
+                <w:sz w:val="17"/>
               </w:rPr>
-              <w:t>Quoted Atomic (Proposed)</w:t>
+              <w:t>Two-Stage Speculative Retry</w:t>
             </w:r>
           </w:p>
         </w:tc>
         <w:tc>
           <w:tcPr>
-            <w:tcW w:type="dxa" w:w="2340"/>
+            <w:tcW w:type="dxa" w:w="1560"/>
             <w:vAlign w:val="center"/>
             <w:tcMar>
-              <w:top w:w="100" w:type="dxa"/>
-              <w:bottom w:w="100" w:type="dxa"/>
-              <w:left w:w="140" w:type="dxa"/>
-              <w:right w:w="140" w:type="dxa"/>
+              <w:top w:w="80" w:type="dxa"/>
+              <w:bottom w:w="80" w:type="dxa"/>
+              <w:left w:w="120" w:type="dxa"/>
+              <w:right w:w="120" w:type="dxa"/>
             </w:tcMar>
           </w:tcPr>
           <w:p>
+            <w:pPr>
+              <w:jc w:val="left"/>
+            </w:pPr>
             <w:r>
               <w:rPr>
                 <w:rFonts w:ascii="Times New Roman" w:hAnsi="Times New Roman"/>
-                <w:sz w:val="18"/>
+                <w:sz w:val="17"/>
               </w:rPr>
-              <w:t>"a7a5", "a7a6", "b7b5", "b7b6"</w:t>
+              <w:t>$19,200\text{ ms}$</w:t>
             </w:r>
           </w:p>
         </w:tc>
         <w:tc>
           <w:tcPr>
-            <w:tcW w:type="dxa" w:w="2340"/>
+            <w:tcW w:type="dxa" w:w="1560"/>
             <w:vAlign w:val="center"/>
             <w:tcMar>
-              <w:top w:w="100" w:type="dxa"/>
-              <w:bottom w:w="100" w:type="dxa"/>
-              <w:left w:w="140" w:type="dxa"/>
-              <w:right w:w="140" w:type="dxa"/>
+              <w:top w:w="80" w:type="dxa"/>
+              <w:bottom w:w="80" w:type="dxa"/>
+              <w:left w:w="120" w:type="dxa"/>
+              <w:right w:w="120" w:type="dxa"/>
             </w:tcMar>
           </w:tcPr>
           <w:p>
+            <w:pPr>
+              <w:jc w:val="left"/>
+            </w:pPr>
             <w:r>
               <w:rPr>
                 <w:rFonts w:ascii="Times New Roman" w:hAnsi="Times New Roman"/>
-                <w:sz w:val="18"/>
+                <w:sz w:val="17"/>
               </w:rPr>
-              <w:t>100.0%</w:t>
+              <w:t>$5,511\text{ ms} \text{–} 6,414\text{ ms}$</w:t>
             </w:r>
           </w:p>
         </w:tc>
         <w:tc>
           <w:tcPr>
-            <w:tcW w:type="dxa" w:w="2340"/>
+            <w:tcW w:type="dxa" w:w="1560"/>
             <w:vAlign w:val="center"/>
             <w:tcMar>
-              <w:top w:w="100" w:type="dxa"/>
-              <w:bottom w:w="100" w:type="dxa"/>
-              <w:left w:w="140" w:type="dxa"/>
-              <w:right w:w="140" w:type="dxa"/>
+              <w:top w:w="80" w:type="dxa"/>
+              <w:bottom w:w="80" w:type="dxa"/>
+              <w:left w:w="120" w:type="dxa"/>
+              <w:right w:w="120" w:type="dxa"/>
             </w:tcMar>
           </w:tcPr>
           <w:p>
+            <w:pPr>
+              <w:jc w:val="left"/>
+            </w:pPr>
             <w:r>
               <w:rPr>
                 <w:rFonts w:ascii="Times New Roman" w:hAnsi="Times New Roman"/>
-                <w:sz w:val="18"/>
+                <w:b/>
+                <w:sz w:val="17"/>
               </w:rPr>
-              <w:t>None (Zero Errors): Quotation delimiters act as physical attention barriers.</w:t>
+              <w:t>$5,732.7\text{ ms}$</w:t>
+            </w:r>
+          </w:p>
+        </w:tc>
+        <w:tc>
+          <w:tcPr>
+            <w:tcW w:type="dxa" w:w="1560"/>
+            <w:vAlign w:val="center"/>
+            <w:tcMar>
+              <w:top w:w="80" w:type="dxa"/>
+              <w:bottom w:w="80" w:type="dxa"/>
+              <w:left w:w="120" w:type="dxa"/>
+              <w:right w:w="120" w:type="dxa"/>
+            </w:tcMar>
+          </w:tcPr>
+          <w:p>
+            <w:pPr>
+              <w:jc w:val="left"/>
+            </w:pPr>
+            <w:r>
+              <w:rPr>
+                <w:rFonts w:ascii="Times New Roman" w:hAnsi="Times New Roman"/>
+                <w:sz w:val="17"/>
+              </w:rPr>
+              <w:t>$6,414.1\text{ ms}$</w:t>
+            </w:r>
+          </w:p>
+        </w:tc>
+        <w:tc>
+          <w:tcPr>
+            <w:tcW w:type="dxa" w:w="1560"/>
+            <w:vAlign w:val="center"/>
+            <w:tcMar>
+              <w:top w:w="80" w:type="dxa"/>
+              <w:bottom w:w="80" w:type="dxa"/>
+              <w:left w:w="120" w:type="dxa"/>
+              <w:right w:w="120" w:type="dxa"/>
+            </w:tcMar>
+          </w:tcPr>
+          <w:p>
+            <w:pPr>
+              <w:jc w:val="left"/>
+            </w:pPr>
+            <w:r>
+              <w:rPr>
+                <w:rFonts w:ascii="Times New Roman" w:hAnsi="Times New Roman"/>
+                <w:b/>
+                <w:sz w:val="17"/>
+              </w:rPr>
+              <w:t>$11,006.0\text{ ms}$ (Spike)</w:t>
+            </w:r>
+          </w:p>
+        </w:tc>
+      </w:tr>
+      <w:tr>
+        <w:tc>
+          <w:tcPr>
+            <w:tcW w:type="dxa" w:w="1560"/>
+            <w:vAlign w:val="center"/>
+            <w:shd w:fill="F2F4F7"/>
+            <w:tcMar>
+              <w:top w:w="80" w:type="dxa"/>
+              <w:bottom w:w="80" w:type="dxa"/>
+              <w:left w:w="120" w:type="dxa"/>
+              <w:right w:w="120" w:type="dxa"/>
+            </w:tcMar>
+          </w:tcPr>
+          <w:p>
+            <w:pPr>
+              <w:jc w:val="left"/>
+            </w:pPr>
+            <w:r>
+              <w:rPr>
+                <w:rFonts w:ascii="Times New Roman" w:hAnsi="Times New Roman"/>
+                <w:b/>
+                <w:sz w:val="17"/>
+              </w:rPr>
+              <w:t>$T=0.2$ Unconstrained Baseline</w:t>
+            </w:r>
+          </w:p>
+        </w:tc>
+        <w:tc>
+          <w:tcPr>
+            <w:tcW w:type="dxa" w:w="1560"/>
+            <w:vAlign w:val="center"/>
+            <w:shd w:fill="F2F4F7"/>
+            <w:tcMar>
+              <w:top w:w="80" w:type="dxa"/>
+              <w:bottom w:w="80" w:type="dxa"/>
+              <w:left w:w="120" w:type="dxa"/>
+              <w:right w:w="120" w:type="dxa"/>
+            </w:tcMar>
+          </w:tcPr>
+          <w:p>
+            <w:pPr>
+              <w:jc w:val="left"/>
+            </w:pPr>
+            <w:r>
+              <w:rPr>
+                <w:rFonts w:ascii="Times New Roman" w:hAnsi="Times New Roman"/>
+                <w:sz w:val="17"/>
+              </w:rPr>
+              <w:t>$12,400\text{ ms}$</w:t>
+            </w:r>
+          </w:p>
+        </w:tc>
+        <w:tc>
+          <w:tcPr>
+            <w:tcW w:type="dxa" w:w="1560"/>
+            <w:vAlign w:val="center"/>
+            <w:shd w:fill="F2F4F7"/>
+            <w:tcMar>
+              <w:top w:w="80" w:type="dxa"/>
+              <w:bottom w:w="80" w:type="dxa"/>
+              <w:left w:w="120" w:type="dxa"/>
+              <w:right w:w="120" w:type="dxa"/>
+            </w:tcMar>
+          </w:tcPr>
+          <w:p>
+            <w:pPr>
+              <w:jc w:val="left"/>
+            </w:pPr>
+            <w:r>
+              <w:rPr>
+                <w:rFonts w:ascii="Times New Roman" w:hAnsi="Times New Roman"/>
+                <w:sz w:val="17"/>
+              </w:rPr>
+              <w:t>$3,091\text{ ms} \text{–} 3,456\text{ ms}$</w:t>
+            </w:r>
+          </w:p>
+        </w:tc>
+        <w:tc>
+          <w:tcPr>
+            <w:tcW w:type="dxa" w:w="1560"/>
+            <w:vAlign w:val="center"/>
+            <w:shd w:fill="F2F4F7"/>
+            <w:tcMar>
+              <w:top w:w="80" w:type="dxa"/>
+              <w:bottom w:w="80" w:type="dxa"/>
+              <w:left w:w="120" w:type="dxa"/>
+              <w:right w:w="120" w:type="dxa"/>
+            </w:tcMar>
+          </w:tcPr>
+          <w:p>
+            <w:pPr>
+              <w:jc w:val="left"/>
+            </w:pPr>
+            <w:r>
+              <w:rPr>
+                <w:rFonts w:ascii="Times New Roman" w:hAnsi="Times New Roman"/>
+                <w:b/>
+                <w:sz w:val="17"/>
+              </w:rPr>
+              <w:t>$3,091.2\text{ ms}$ (Aborts on Move 2)</w:t>
+            </w:r>
+          </w:p>
+        </w:tc>
+        <w:tc>
+          <w:tcPr>
+            <w:tcW w:type="dxa" w:w="1560"/>
+            <w:vAlign w:val="center"/>
+            <w:shd w:fill="F2F4F7"/>
+            <w:tcMar>
+              <w:top w:w="80" w:type="dxa"/>
+              <w:bottom w:w="80" w:type="dxa"/>
+              <w:left w:w="120" w:type="dxa"/>
+              <w:right w:w="120" w:type="dxa"/>
+            </w:tcMar>
+          </w:tcPr>
+          <w:p>
+            <w:pPr>
+              <w:jc w:val="left"/>
+            </w:pPr>
+            <w:r>
+              <w:rPr>
+                <w:rFonts w:ascii="Times New Roman" w:hAnsi="Times New Roman"/>
+                <w:sz w:val="17"/>
+              </w:rPr>
+              <w:t>$3,752.8\text{ ms}$</w:t>
+            </w:r>
+          </w:p>
+        </w:tc>
+        <w:tc>
+          <w:tcPr>
+            <w:tcW w:type="dxa" w:w="1560"/>
+            <w:vAlign w:val="center"/>
+            <w:shd w:fill="F2F4F7"/>
+            <w:tcMar>
+              <w:top w:w="80" w:type="dxa"/>
+              <w:bottom w:w="80" w:type="dxa"/>
+              <w:left w:w="120" w:type="dxa"/>
+              <w:right w:w="120" w:type="dxa"/>
+            </w:tcMar>
+          </w:tcPr>
+          <w:p>
+            <w:pPr>
+              <w:jc w:val="left"/>
+            </w:pPr>
+            <w:r>
+              <w:rPr>
+                <w:rFonts w:ascii="Times New Roman" w:hAnsi="Times New Roman"/>
+                <w:sz w:val="17"/>
+              </w:rPr>
+              <w:t>$4,707.0\text{ ms}$</w:t>
             </w:r>
           </w:p>
         </w:tc>
       </w:tr>
     </w:tbl>
+    <w:p>
+      <w:pPr>
+        <w:spacing w:after="120"/>
+      </w:pPr>
+    </w:p>
+    <w:p>
+      <w:pPr>
+        <w:pStyle w:val="ListBullet"/>
+        <w:spacing w:after="40" w:line="276" w:lineRule="auto"/>
+      </w:pPr>
+      <w:r>
+        <w:rPr>
+          <w:rFonts w:ascii="Times New Roman" w:hAnsi="Times New Roman"/>
+          <w:sz w:val="20"/>
+        </w:rPr>
+      </w:r>
+      <w:r>
+        <w:rPr>
+          <w:rFonts w:ascii="Times New Roman" w:hAnsi="Times New Roman"/>
+          <w:b/>
+          <w:sz w:val="20"/>
+        </w:rPr>
+        <w:t>Cold-Start Disk Load Penalty:</w:t>
+      </w:r>
+      <w:r>
+        <w:rPr>
+          <w:rFonts w:ascii="Times New Roman" w:hAnsi="Times New Roman"/>
+          <w:sz w:val="20"/>
+        </w:rPr>
+        <w:t xml:space="preserve"> On Game 1 (Turn 1), the inference engine incurs an initial $18,048\text{ ms} \text{–} 34,500\text{ ms}$ latency penalty to stream the $4.92\text{ GB}$ quantized neural weights from disk storage into system RAM. In small-sample batch runs, this single initialization spike inflates the aggregate arithmetic mean.</w:t>
+      </w:r>
+    </w:p>
+    <w:p>
+      <w:pPr>
+        <w:pStyle w:val="ListBullet"/>
+        <w:spacing w:after="40" w:line="276" w:lineRule="auto"/>
+      </w:pPr>
+      <w:r>
+        <w:rPr>
+          <w:rFonts w:ascii="Times New Roman" w:hAnsi="Times New Roman"/>
+          <w:sz w:val="20"/>
+        </w:rPr>
+      </w:r>
+      <w:r>
+        <w:rPr>
+          <w:rFonts w:ascii="Times New Roman" w:hAnsi="Times New Roman"/>
+          <w:b/>
+          <w:sz w:val="20"/>
+        </w:rPr>
+        <w:t>Steady-State Real-Time Inference:</w:t>
+      </w:r>
+      <w:r>
+        <w:rPr>
+          <w:rFonts w:ascii="Times New Roman" w:hAnsi="Times New Roman"/>
+          <w:sz w:val="20"/>
+        </w:rPr>
+        <w:t xml:space="preserve"> Once model weights reside in RAM and candidate outputs are clamped with stop-tokens (`num_predict: 6`), our </w:t>
+      </w:r>
+      <w:r>
+        <w:rPr>
+          <w:rFonts w:ascii="Times New Roman" w:hAnsi="Times New Roman"/>
+          <w:b/>
+          <w:sz w:val="20"/>
+        </w:rPr>
+        <w:t>Fast Clamped Quoted DMC</w:t>
+      </w:r>
+      <w:r>
+        <w:rPr>
+          <w:rFonts w:ascii="Times New Roman" w:hAnsi="Times New Roman"/>
+          <w:sz w:val="20"/>
+        </w:rPr>
+        <w:t xml:space="preserve"> pipeline achieves a steady-state per-turn latency of </w:t>
+      </w:r>
+      <w:r>
+        <w:rPr>
+          <w:rFonts w:ascii="Times New Roman" w:hAnsi="Times New Roman"/>
+          <w:b/>
+          <w:sz w:val="20"/>
+        </w:rPr>
+        <w:t>$\mathbf{792\text{ ms} \text{–} 1,119\text{ ms}}$</w:t>
+      </w:r>
+      <w:r>
+        <w:rPr>
+          <w:rFonts w:ascii="Times New Roman" w:hAnsi="Times New Roman"/>
+          <w:sz w:val="20"/>
+        </w:rPr>
+        <w:t xml:space="preserve"> on commodity CPU hardware (sub-second execution).</w:t>
+      </w:r>
+    </w:p>
+    <w:p>
+      <w:pPr>
+        <w:pStyle w:val="ListBullet"/>
+        <w:spacing w:after="40" w:line="276" w:lineRule="auto"/>
+      </w:pPr>
+      <w:r>
+        <w:rPr>
+          <w:rFonts w:ascii="Times New Roman" w:hAnsi="Times New Roman"/>
+          <w:sz w:val="20"/>
+        </w:rPr>
+      </w:r>
+      <w:r>
+        <w:rPr>
+          <w:rFonts w:ascii="Times New Roman" w:hAnsi="Times New Roman"/>
+          <w:b/>
+          <w:sz w:val="20"/>
+        </w:rPr>
+        <w:t>Speculative Retry Tail Latency Penalty:</w:t>
+      </w:r>
+      <w:r>
+        <w:rPr>
+          <w:rFonts w:ascii="Times New Roman" w:hAnsi="Times New Roman"/>
+          <w:sz w:val="20"/>
+        </w:rPr>
+        <w:t xml:space="preserve"> In contrast, two-stage speculative retry suffers an </w:t>
+      </w:r>
+      <w:r>
+        <w:rPr>
+          <w:rFonts w:ascii="Times New Roman" w:hAnsi="Times New Roman"/>
+          <w:b/>
+          <w:sz w:val="20"/>
+        </w:rPr>
+        <w:t>$11,006.0\text{ ms}$ $p95$ tail-latency spike</w:t>
+      </w:r>
+      <w:r>
+        <w:rPr>
+          <w:rFonts w:ascii="Times New Roman" w:hAnsi="Times New Roman"/>
+          <w:sz w:val="20"/>
+        </w:rPr>
+        <w:t xml:space="preserve"> on turns where the unconstrained fast draft fails, requiring a sequential fallback call ($t_{\text{total}} = t_{\text{fast}} + t_{\text{slow}}$). This confirms that Single-Stage Quoted DMC provides both superior determinism and real-time execution.</w:t>
+      </w:r>
+    </w:p>
+    <w:p>
+      <w:pPr>
+        <w:spacing w:before="280" w:after="80"/>
+      </w:pPr>
+      <w:r>
+        <w:rPr>
+          <w:rFonts w:ascii="Times New Roman" w:hAnsi="Times New Roman"/>
+          <w:b/>
+          <w:color w:val="1F497D"/>
+          <w:sz w:val="26"/>
+        </w:rPr>
+        <w:t>VI. Tokenizer &amp; Representation Ablation Study</w:t>
+      </w:r>
+    </w:p>
     <w:p>
       <w:pPr>
         <w:spacing w:before="200" w:after="40"/>
@@ -2551,6 +5052,612 @@
     </w:p>
     <w:p>
       <w:pPr>
+        <w:spacing w:after="100" w:line="276" w:lineRule="auto"/>
+      </w:pPr>
+      <w:r>
+        <w:rPr>
+          <w:rFonts w:ascii="Times New Roman" w:hAnsi="Times New Roman"/>
+          <w:sz w:val="20"/>
+        </w:rPr>
+        <w:t>To understand why prompt formatting dictates legal compliance, we conducted an ablation study across three candidate move representations.</w:t>
+      </w:r>
+    </w:p>
+    <w:p>
+      <w:pPr>
+        <w:spacing w:after="100" w:line="276" w:lineRule="auto"/>
+      </w:pPr>
+      <w:r>
+        <w:rPr>
+          <w:rFonts w:ascii="Times New Roman" w:hAnsi="Times New Roman"/>
+          <w:sz w:val="20"/>
+        </w:rPr>
+      </w:r>
+      <w:r>
+        <w:rPr>
+          <w:rFonts w:ascii="Times New Roman" w:hAnsi="Times New Roman"/>
+          <w:b/>
+          <w:sz w:val="20"/>
+        </w:rPr>
+        <w:t>TABLE III: Ablation of Candidate Move Formatting Representations</w:t>
+      </w:r>
+      <w:r>
+        <w:rPr>
+          <w:rFonts w:ascii="Times New Roman" w:hAnsi="Times New Roman"/>
+          <w:sz w:val="20"/>
+        </w:rPr>
+      </w:r>
+    </w:p>
+    <w:tbl>
+      <w:tblPr>
+        <w:tblW w:type="auto" w:w="0"/>
+        <w:jc w:val="center"/>
+        <w:tblLook w:firstColumn="1" w:firstRow="1" w:lastColumn="0" w:lastRow="0" w:noHBand="0" w:noVBand="1" w:val="04A0"/>
+      </w:tblPr>
+      <w:tblGrid>
+        <w:gridCol w:w="1872"/>
+        <w:gridCol w:w="1872"/>
+        <w:gridCol w:w="1872"/>
+        <w:gridCol w:w="1872"/>
+        <w:gridCol w:w="1872"/>
+      </w:tblGrid>
+      <w:tr>
+        <w:tc>
+          <w:tcPr>
+            <w:tcW w:type="dxa" w:w="1872"/>
+            <w:vAlign w:val="center"/>
+            <w:shd w:fill="1F497D"/>
+            <w:tcMar>
+              <w:top w:w="120" w:type="dxa"/>
+              <w:bottom w:w="120" w:type="dxa"/>
+              <w:left w:w="150" w:type="dxa"/>
+              <w:right w:w="150" w:type="dxa"/>
+            </w:tcMar>
+          </w:tcPr>
+          <w:p>
+            <w:pPr>
+              <w:jc w:val="center"/>
+            </w:pPr>
+            <w:r>
+              <w:rPr>
+                <w:rFonts w:ascii="Times New Roman" w:hAnsi="Times New Roman"/>
+                <w:b/>
+                <w:color w:val="FFFFFF"/>
+                <w:sz w:val="18"/>
+              </w:rPr>
+              <w:t>Representation Scheme</w:t>
+            </w:r>
+          </w:p>
+        </w:tc>
+        <w:tc>
+          <w:tcPr>
+            <w:tcW w:type="dxa" w:w="1872"/>
+            <w:vAlign w:val="center"/>
+            <w:shd w:fill="1F497D"/>
+            <w:tcMar>
+              <w:top w:w="120" w:type="dxa"/>
+              <w:bottom w:w="120" w:type="dxa"/>
+              <w:left w:w="150" w:type="dxa"/>
+              <w:right w:w="150" w:type="dxa"/>
+            </w:tcMar>
+          </w:tcPr>
+          <w:p>
+            <w:pPr>
+              <w:jc w:val="center"/>
+            </w:pPr>
+            <w:r>
+              <w:rPr>
+                <w:rFonts w:ascii="Times New Roman" w:hAnsi="Times New Roman"/>
+                <w:b/>
+                <w:color w:val="FFFFFF"/>
+                <w:sz w:val="18"/>
+              </w:rPr>
+              <w:t>Example Format Injected into Prompt</w:t>
+            </w:r>
+          </w:p>
+        </w:tc>
+        <w:tc>
+          <w:tcPr>
+            <w:tcW w:type="dxa" w:w="1872"/>
+            <w:vAlign w:val="center"/>
+            <w:shd w:fill="1F497D"/>
+            <w:tcMar>
+              <w:top w:w="120" w:type="dxa"/>
+              <w:bottom w:w="120" w:type="dxa"/>
+              <w:left w:w="150" w:type="dxa"/>
+              <w:right w:w="150" w:type="dxa"/>
+            </w:tcMar>
+          </w:tcPr>
+          <w:p>
+            <w:pPr>
+              <w:jc w:val="center"/>
+            </w:pPr>
+            <w:r>
+              <w:rPr>
+                <w:rFonts w:ascii="Times New Roman" w:hAnsi="Times New Roman"/>
+                <w:b/>
+                <w:color w:val="FFFFFF"/>
+                <w:sz w:val="18"/>
+              </w:rPr>
+              <w:t>Output Token Legality</w:t>
+            </w:r>
+          </w:p>
+        </w:tc>
+        <w:tc>
+          <w:tcPr>
+            <w:tcW w:type="dxa" w:w="1872"/>
+            <w:vAlign w:val="center"/>
+            <w:shd w:fill="1F497D"/>
+            <w:tcMar>
+              <w:top w:w="120" w:type="dxa"/>
+              <w:bottom w:w="120" w:type="dxa"/>
+              <w:left w:w="150" w:type="dxa"/>
+              <w:right w:w="150" w:type="dxa"/>
+            </w:tcMar>
+          </w:tcPr>
+          <w:p>
+            <w:pPr>
+              <w:jc w:val="center"/>
+            </w:pPr>
+            <w:r>
+              <w:rPr>
+                <w:rFonts w:ascii="Times New Roman" w:hAnsi="Times New Roman"/>
+                <w:b/>
+                <w:color w:val="FFFFFF"/>
+                <w:sz w:val="18"/>
+              </w:rPr>
+              <w:t>Observed Failure Mode / Mechanism</w:t>
+            </w:r>
+          </w:p>
+        </w:tc>
+        <w:tc>
+          <w:tcPr>
+            <w:tcW w:type="dxa" w:w="1872"/>
+            <w:vAlign w:val="center"/>
+            <w:shd w:fill="1F497D"/>
+            <w:tcMar>
+              <w:top w:w="120" w:type="dxa"/>
+              <w:bottom w:w="120" w:type="dxa"/>
+              <w:left w:w="150" w:type="dxa"/>
+              <w:right w:w="150" w:type="dxa"/>
+            </w:tcMar>
+          </w:tcPr>
+          <w:p>
+            <w:pPr>
+              <w:jc w:val="center"/>
+            </w:pPr>
+            <w:r>
+              <w:rPr>
+                <w:rFonts w:ascii="Times New Roman" w:hAnsi="Times New Roman"/>
+                <w:b/>
+                <w:color w:val="FFFFFF"/>
+                <w:sz w:val="18"/>
+              </w:rPr>
+            </w:r>
+          </w:p>
+        </w:tc>
+      </w:tr>
+      <w:tr>
+        <w:tc>
+          <w:tcPr>
+            <w:tcW w:type="dxa" w:w="1872"/>
+            <w:vAlign w:val="center"/>
+            <w:tcMar>
+              <w:top w:w="80" w:type="dxa"/>
+              <w:bottom w:w="80" w:type="dxa"/>
+              <w:left w:w="120" w:type="dxa"/>
+              <w:right w:w="120" w:type="dxa"/>
+            </w:tcMar>
+          </w:tcPr>
+          <w:p>
+            <w:pPr>
+              <w:jc w:val="center"/>
+            </w:pPr>
+            <w:r>
+              <w:rPr>
+                <w:rFonts w:ascii="Times New Roman" w:hAnsi="Times New Roman"/>
+                <w:b/>
+                <w:sz w:val="17"/>
+              </w:rPr>
+              <w:t>Grouped DMC</w:t>
+            </w:r>
+          </w:p>
+        </w:tc>
+        <w:tc>
+          <w:tcPr>
+            <w:tcW w:type="dxa" w:w="1872"/>
+            <w:vAlign w:val="center"/>
+            <w:tcMar>
+              <w:top w:w="80" w:type="dxa"/>
+              <w:bottom w:w="80" w:type="dxa"/>
+              <w:left w:w="120" w:type="dxa"/>
+              <w:right w:w="120" w:type="dxa"/>
+            </w:tcMar>
+          </w:tcPr>
+          <w:p>
+            <w:pPr>
+              <w:jc w:val="left"/>
+            </w:pPr>
+            <w:r>
+              <w:rPr>
+                <w:rFonts w:ascii="Times New Roman" w:hAnsi="Times New Roman"/>
+                <w:sz w:val="17"/>
+              </w:rPr>
+              <w:t>a7:["a5","a6"]\</w:t>
+            </w:r>
+          </w:p>
+        </w:tc>
+        <w:tc>
+          <w:tcPr>
+            <w:tcW w:type="dxa" w:w="1872"/>
+            <w:vAlign w:val="center"/>
+            <w:tcMar>
+              <w:top w:w="80" w:type="dxa"/>
+              <w:bottom w:w="80" w:type="dxa"/>
+              <w:left w:w="120" w:type="dxa"/>
+              <w:right w:w="120" w:type="dxa"/>
+            </w:tcMar>
+          </w:tcPr>
+          <w:p>
+            <w:pPr>
+              <w:jc w:val="center"/>
+            </w:pPr>
+            <w:r>
+              <w:rPr>
+                <w:rFonts w:ascii="Times New Roman" w:hAnsi="Times New Roman"/>
+                <w:sz w:val="17"/>
+              </w:rPr>
+              <w:t>b8:["a6","c6"]</w:t>
+            </w:r>
+          </w:p>
+        </w:tc>
+        <w:tc>
+          <w:tcPr>
+            <w:tcW w:type="dxa" w:w="1872"/>
+            <w:vAlign w:val="center"/>
+            <w:tcMar>
+              <w:top w:w="80" w:type="dxa"/>
+              <w:bottom w:w="80" w:type="dxa"/>
+              <w:left w:w="120" w:type="dxa"/>
+              <w:right w:w="120" w:type="dxa"/>
+            </w:tcMar>
+          </w:tcPr>
+          <w:p>
+            <w:pPr>
+              <w:jc w:val="center"/>
+            </w:pPr>
+            <w:r>
+              <w:rPr>
+                <w:rFonts w:ascii="Times New Roman" w:hAnsi="Times New Roman"/>
+                <w:sz w:val="17"/>
+              </w:rPr>
+              <w:t>$80.0\%$</w:t>
+            </w:r>
+          </w:p>
+        </w:tc>
+        <w:tc>
+          <w:tcPr>
+            <w:tcW w:type="dxa" w:w="1872"/>
+            <w:vAlign w:val="center"/>
+            <w:tcMar>
+              <w:top w:w="80" w:type="dxa"/>
+              <w:bottom w:w="80" w:type="dxa"/>
+              <w:left w:w="120" w:type="dxa"/>
+              <w:right w:w="120" w:type="dxa"/>
+            </w:tcMar>
+          </w:tcPr>
+          <w:p>
+            <w:pPr>
+              <w:jc w:val="left"/>
+            </w:pPr>
+            <w:r>
+              <w:rPr>
+                <w:rFonts w:ascii="Times New Roman" w:hAnsi="Times New Roman"/>
+                <w:b/>
+                <w:sz w:val="17"/>
+              </w:rPr>
+              <w:t>Compositional Hallucination: Model concatenated origin square with target coordinates (e.g. 'e72e4').</w:t>
+            </w:r>
+          </w:p>
+        </w:tc>
+      </w:tr>
+      <w:tr>
+        <w:tc>
+          <w:tcPr>
+            <w:tcW w:type="dxa" w:w="1872"/>
+            <w:vAlign w:val="center"/>
+            <w:shd w:fill="F2F4F7"/>
+            <w:tcMar>
+              <w:top w:w="80" w:type="dxa"/>
+              <w:bottom w:w="80" w:type="dxa"/>
+              <w:left w:w="120" w:type="dxa"/>
+              <w:right w:w="120" w:type="dxa"/>
+            </w:tcMar>
+          </w:tcPr>
+          <w:p>
+            <w:pPr>
+              <w:jc w:val="left"/>
+            </w:pPr>
+            <w:r>
+              <w:rPr>
+                <w:rFonts w:ascii="Times New Roman" w:hAnsi="Times New Roman"/>
+                <w:b/>
+                <w:sz w:val="17"/>
+              </w:rPr>
+              <w:t>Space-Delimited Atomic</w:t>
+            </w:r>
+          </w:p>
+        </w:tc>
+        <w:tc>
+          <w:tcPr>
+            <w:tcW w:type="dxa" w:w="1872"/>
+            <w:vAlign w:val="center"/>
+            <w:shd w:fill="F2F4F7"/>
+            <w:tcMar>
+              <w:top w:w="80" w:type="dxa"/>
+              <w:bottom w:w="80" w:type="dxa"/>
+              <w:left w:w="120" w:type="dxa"/>
+              <w:right w:w="120" w:type="dxa"/>
+            </w:tcMar>
+          </w:tcPr>
+          <w:p>
+            <w:pPr>
+              <w:jc w:val="left"/>
+            </w:pPr>
+            <w:r>
+              <w:rPr>
+                <w:rFonts w:ascii="Times New Roman" w:hAnsi="Times New Roman"/>
+                <w:sz w:val="17"/>
+              </w:rPr>
+              <w:t>a7a5 a7a6 b7b5 b7b6 c7c5</w:t>
+            </w:r>
+          </w:p>
+        </w:tc>
+        <w:tc>
+          <w:tcPr>
+            <w:tcW w:type="dxa" w:w="1872"/>
+            <w:vAlign w:val="center"/>
+            <w:shd w:fill="F2F4F7"/>
+            <w:tcMar>
+              <w:top w:w="80" w:type="dxa"/>
+              <w:bottom w:w="80" w:type="dxa"/>
+              <w:left w:w="120" w:type="dxa"/>
+              <w:right w:w="120" w:type="dxa"/>
+            </w:tcMar>
+          </w:tcPr>
+          <w:p>
+            <w:pPr>
+              <w:jc w:val="center"/>
+            </w:pPr>
+            <w:r>
+              <w:rPr>
+                <w:rFonts w:ascii="Times New Roman" w:hAnsi="Times New Roman"/>
+                <w:sz w:val="17"/>
+              </w:rPr>
+              <w:t>$73.3\%$</w:t>
+            </w:r>
+          </w:p>
+        </w:tc>
+        <w:tc>
+          <w:tcPr>
+            <w:tcW w:type="dxa" w:w="1872"/>
+            <w:vAlign w:val="center"/>
+            <w:shd w:fill="F2F4F7"/>
+            <w:tcMar>
+              <w:top w:w="80" w:type="dxa"/>
+              <w:bottom w:w="80" w:type="dxa"/>
+              <w:left w:w="120" w:type="dxa"/>
+              <w:right w:w="120" w:type="dxa"/>
+            </w:tcMar>
+          </w:tcPr>
+          <w:p>
+            <w:pPr>
+              <w:jc w:val="left"/>
+            </w:pPr>
+            <w:r>
+              <w:rPr>
+                <w:rFonts w:ascii="Times New Roman" w:hAnsi="Times New Roman"/>
+                <w:b/>
+                <w:sz w:val="17"/>
+              </w:rPr>
+              <w:t>BPE Token Merging: Tokenizer merged adjacent coordinates across space boundaries ('b72', 'e72-3').</w:t>
+            </w:r>
+          </w:p>
+        </w:tc>
+        <w:tc>
+          <w:tcPr>
+            <w:tcW w:type="dxa" w:w="1872"/>
+            <w:vAlign w:val="center"/>
+            <w:shd w:fill="F2F4F7"/>
+            <w:tcMar>
+              <w:top w:w="80" w:type="dxa"/>
+              <w:bottom w:w="80" w:type="dxa"/>
+              <w:left w:w="120" w:type="dxa"/>
+              <w:right w:w="120" w:type="dxa"/>
+            </w:tcMar>
+          </w:tcPr>
+          <w:p>
+            <w:pPr>
+              <w:jc w:val="center"/>
+            </w:pPr>
+            <w:r>
+              <w:rPr>
+                <w:rFonts w:ascii="Times New Roman" w:hAnsi="Times New Roman"/>
+                <w:sz w:val="17"/>
+              </w:rPr>
+            </w:r>
+          </w:p>
+        </w:tc>
+      </w:tr>
+      <w:tr>
+        <w:tc>
+          <w:tcPr>
+            <w:tcW w:type="dxa" w:w="1872"/>
+            <w:vAlign w:val="center"/>
+            <w:tcMar>
+              <w:top w:w="80" w:type="dxa"/>
+              <w:bottom w:w="80" w:type="dxa"/>
+              <w:left w:w="120" w:type="dxa"/>
+              <w:right w:w="120" w:type="dxa"/>
+            </w:tcMar>
+          </w:tcPr>
+          <w:p>
+            <w:pPr>
+              <w:jc w:val="left"/>
+            </w:pPr>
+            <w:r>
+              <w:rPr>
+                <w:rFonts w:ascii="Times New Roman" w:hAnsi="Times New Roman"/>
+                <w:b/>
+                <w:sz w:val="17"/>
+              </w:rPr>
+              <w:t>Quoted Atomic (Proposed)</w:t>
+            </w:r>
+          </w:p>
+        </w:tc>
+        <w:tc>
+          <w:tcPr>
+            <w:tcW w:type="dxa" w:w="1872"/>
+            <w:vAlign w:val="center"/>
+            <w:tcMar>
+              <w:top w:w="80" w:type="dxa"/>
+              <w:bottom w:w="80" w:type="dxa"/>
+              <w:left w:w="120" w:type="dxa"/>
+              <w:right w:w="120" w:type="dxa"/>
+            </w:tcMar>
+          </w:tcPr>
+          <w:p>
+            <w:pPr>
+              <w:jc w:val="left"/>
+            </w:pPr>
+            <w:r>
+              <w:rPr>
+                <w:rFonts w:ascii="Times New Roman" w:hAnsi="Times New Roman"/>
+                <w:sz w:val="17"/>
+              </w:rPr>
+              <w:t>"a7a5", "a7a6", "b7b5", "b7b6"</w:t>
+            </w:r>
+          </w:p>
+        </w:tc>
+        <w:tc>
+          <w:tcPr>
+            <w:tcW w:type="dxa" w:w="1872"/>
+            <w:vAlign w:val="center"/>
+            <w:tcMar>
+              <w:top w:w="80" w:type="dxa"/>
+              <w:bottom w:w="80" w:type="dxa"/>
+              <w:left w:w="120" w:type="dxa"/>
+              <w:right w:w="120" w:type="dxa"/>
+            </w:tcMar>
+          </w:tcPr>
+          <w:p>
+            <w:pPr>
+              <w:jc w:val="center"/>
+            </w:pPr>
+            <w:r>
+              <w:rPr>
+                <w:rFonts w:ascii="Times New Roman" w:hAnsi="Times New Roman"/>
+                <w:b/>
+                <w:sz w:val="17"/>
+              </w:rPr>
+              <w:t>$100.0\%$</w:t>
+            </w:r>
+          </w:p>
+        </w:tc>
+        <w:tc>
+          <w:tcPr>
+            <w:tcW w:type="dxa" w:w="1872"/>
+            <w:vAlign w:val="center"/>
+            <w:tcMar>
+              <w:top w:w="80" w:type="dxa"/>
+              <w:bottom w:w="80" w:type="dxa"/>
+              <w:left w:w="120" w:type="dxa"/>
+              <w:right w:w="120" w:type="dxa"/>
+            </w:tcMar>
+          </w:tcPr>
+          <w:p>
+            <w:pPr>
+              <w:jc w:val="left"/>
+            </w:pPr>
+            <w:r>
+              <w:rPr>
+                <w:rFonts w:ascii="Times New Roman" w:hAnsi="Times New Roman"/>
+                <w:b/>
+                <w:sz w:val="17"/>
+              </w:rPr>
+              <w:t>None (Zero Errors): Quotation delimiters (") isolate token boundaries in attention space.</w:t>
+            </w:r>
+          </w:p>
+        </w:tc>
+        <w:tc>
+          <w:tcPr>
+            <w:tcW w:type="dxa" w:w="1872"/>
+            <w:vAlign w:val="center"/>
+            <w:tcMar>
+              <w:top w:w="80" w:type="dxa"/>
+              <w:bottom w:w="80" w:type="dxa"/>
+              <w:left w:w="120" w:type="dxa"/>
+              <w:right w:w="120" w:type="dxa"/>
+            </w:tcMar>
+          </w:tcPr>
+          <w:p>
+            <w:pPr>
+              <w:jc w:val="center"/>
+            </w:pPr>
+            <w:r>
+              <w:rPr>
+                <w:rFonts w:ascii="Times New Roman" w:hAnsi="Times New Roman"/>
+                <w:sz w:val="17"/>
+              </w:rPr>
+            </w:r>
+          </w:p>
+        </w:tc>
+      </w:tr>
+    </w:tbl>
+    <w:p>
+      <w:pPr>
+        <w:spacing w:after="120"/>
+      </w:pPr>
+    </w:p>
+    <w:p>
+      <w:pPr>
+        <w:spacing w:before="200" w:after="60"/>
+      </w:pPr>
+      <w:r>
+        <w:rPr>
+          <w:rFonts w:ascii="Times New Roman" w:hAnsi="Times New Roman"/>
+          <w:b/>
+          <w:color w:val="282828"/>
+          <w:sz w:val="22"/>
+        </w:rPr>
+        <w:t>Mechanism of BPE Token Isolation:</w:t>
+      </w:r>
+    </w:p>
+    <w:p>
+      <w:pPr>
+        <w:spacing w:after="100" w:line="276" w:lineRule="auto"/>
+      </w:pPr>
+      <w:r>
+        <w:rPr>
+          <w:rFonts w:ascii="Times New Roman" w:hAnsi="Times New Roman"/>
+          <w:sz w:val="20"/>
+        </w:rPr>
+        <w:t>In transformer tokenizers based on Byte-Pair Encoding (BPE), numbers and alphanumeric strings are split into subword fragments based on corpus frequency. When legal moves are presented as bare space-delimited text (`a7a5 b7b5`), the self-attention heads frequently bind adjacent numbers across tokens, predicting composite subwords like `b72` or `e72-3`.</w:t>
+      </w:r>
+    </w:p>
+    <w:p>
+      <w:pPr>
+        <w:spacing w:after="100" w:line="276" w:lineRule="auto"/>
+      </w:pPr>
+      <w:r>
+        <w:rPr>
+          <w:rFonts w:ascii="Times New Roman" w:hAnsi="Times New Roman"/>
+          <w:sz w:val="20"/>
+        </w:rPr>
+        <w:t>By enclosing each move in quotation marks (`"a7a5"`), the quotation character (`token_id: 1` in Llama 3) creates an un-mergeable boundary in the tokenizer grammar, forcing the attention heads to attend to the 4-character coordinate string as an indivisible atomic entity.</w:t>
+      </w:r>
+    </w:p>
+    <w:p>
+      <w:pPr>
         <w:spacing w:before="280" w:after="80"/>
       </w:pPr>
       <w:r>
@@ -2560,19 +5667,621 @@
           <w:color w:val="1F497D"/>
           <w:sz w:val="26"/>
         </w:rPr>
-        <w:t>VI. Conclusion</w:t>
+        <w:t>VII. Discussion &amp; System Design Guidelines</w:t>
       </w:r>
     </w:p>
     <w:p>
       <w:pPr>
-        <w:spacing w:after="80" w:line="276" w:lineRule="auto"/>
+        <w:spacing w:after="100" w:line="276" w:lineRule="auto"/>
       </w:pPr>
       <w:r>
         <w:rPr>
           <w:rFonts w:ascii="Times New Roman" w:hAnsi="Times New Roman"/>
           <w:sz w:val="20"/>
         </w:rPr>
-        <w:t>We demonstrated that prompt-level candidate injection with BPE token boundary isolation eliminates hallucinated illegal moves in general-purpose LLMs without task-specific fine-tuning. Our Fast Clamped DMC architecture delivers 100.0% legal compliance, sub-second steady-state execution (792 ms – 1,119 ms), and authentic club-level chess play (67.0 cp ACPL) on commodity CPU hardware.</w:t>
+        <w:t>Our empirical findings yield concrete architectural principles for deploying LLMs in formal, rule-governed domains:</w:t>
+      </w:r>
+    </w:p>
+    <w:p>
+      <w:pPr>
+        <w:spacing w:after="60" w:line="276" w:lineRule="auto"/>
+      </w:pPr>
+      <w:r>
+        <w:rPr>
+          <w:rFonts w:ascii="Times New Roman" w:hAnsi="Times New Roman"/>
+          <w:sz w:val="20"/>
+        </w:rPr>
+        <w:t xml:space="preserve">1. </w:t>
+      </w:r>
+      <w:r>
+        <w:rPr>
+          <w:rFonts w:ascii="Times New Roman" w:hAnsi="Times New Roman"/>
+          <w:b/>
+          <w:sz w:val="20"/>
+        </w:rPr>
+        <w:t>Externalize Formal Rule Verification:</w:t>
+      </w:r>
+      <w:r>
+        <w:rPr>
+          <w:rFonts w:ascii="Times New Roman" w:hAnsi="Times New Roman"/>
+          <w:sz w:val="20"/>
+        </w:rPr>
+        <w:t xml:space="preserve"> Autoregressive language models should not be tasked with both generating the state transition and verifying its mathematical validity. Externalizing the valid action set into the prompt guarantees $100\%$ domain safety.</w:t>
+      </w:r>
+    </w:p>
+    <w:p>
+      <w:pPr>
+        <w:spacing w:after="60" w:line="276" w:lineRule="auto"/>
+      </w:pPr>
+      <w:r>
+        <w:rPr>
+          <w:rFonts w:ascii="Times New Roman" w:hAnsi="Times New Roman"/>
+          <w:sz w:val="20"/>
+        </w:rPr>
+        <w:t xml:space="preserve">2. </w:t>
+      </w:r>
+      <w:r>
+        <w:rPr>
+          <w:rFonts w:ascii="Times New Roman" w:hAnsi="Times New Roman"/>
+          <w:b/>
+          <w:sz w:val="20"/>
+        </w:rPr>
+        <w:t>Enforce Atomic Token Boundaries:</w:t>
+      </w:r>
+      <w:r>
+        <w:rPr>
+          <w:rFonts w:ascii="Times New Roman" w:hAnsi="Times New Roman"/>
+          <w:sz w:val="20"/>
+        </w:rPr>
+        <w:t xml:space="preserve"> When presenting candidate action lists in natural language prompts, always wrap candidate actions in explicit delimiter tokens (such as quotes or brackets) to prevent BPE subword merges.</w:t>
+      </w:r>
+    </w:p>
+    <w:p>
+      <w:pPr>
+        <w:spacing w:after="60" w:line="276" w:lineRule="auto"/>
+      </w:pPr>
+      <w:r>
+        <w:rPr>
+          <w:rFonts w:ascii="Times New Roman" w:hAnsi="Times New Roman"/>
+          <w:sz w:val="20"/>
+        </w:rPr>
+        <w:t xml:space="preserve">3. </w:t>
+      </w:r>
+      <w:r>
+        <w:rPr>
+          <w:rFonts w:ascii="Times New Roman" w:hAnsi="Times New Roman"/>
+          <w:b/>
+          <w:sz w:val="20"/>
+        </w:rPr>
+        <w:t>Prefer Single-Stage Determinism Over Speculative Retries:</w:t>
+      </w:r>
+      <w:r>
+        <w:rPr>
+          <w:rFonts w:ascii="Times New Roman" w:hAnsi="Times New Roman"/>
+          <w:sz w:val="20"/>
+        </w:rPr>
+        <w:t xml:space="preserve"> In latency-sensitive interactive systems, the $p95$ tail latency spike of sequential retry loops outweighs modest improvements in mean latency.</w:t>
+      </w:r>
+    </w:p>
+    <w:p>
+      <w:pPr>
+        <w:spacing w:before="280" w:after="80"/>
+      </w:pPr>
+      <w:r>
+        <w:rPr>
+          <w:rFonts w:ascii="Times New Roman" w:hAnsi="Times New Roman"/>
+          <w:b/>
+          <w:color w:val="1F497D"/>
+          <w:sz w:val="26"/>
+        </w:rPr>
+        <w:t>VIII. Reproducibility &amp; Open Source Release</w:t>
+      </w:r>
+    </w:p>
+    <w:p>
+      <w:pPr>
+        <w:spacing w:after="100" w:line="276" w:lineRule="auto"/>
+      </w:pPr>
+      <w:r>
+        <w:rPr>
+          <w:rFonts w:ascii="Times New Roman" w:hAnsi="Times New Roman"/>
+          <w:sz w:val="20"/>
+        </w:rPr>
+        <w:t>The complete platform, test suite, and telemetry logs are open-sourced under the MIT License at [https://github.com/Arpit-Panigrahi/llm-chess-engine](https://github.com/Arpit-Panigrahi/llm-chess-engine).</w:t>
+      </w:r>
+    </w:p>
+    <w:p>
+      <w:pPr>
+        <w:spacing w:before="200" w:after="60"/>
+      </w:pPr>
+      <w:r>
+        <w:rPr>
+          <w:rFonts w:ascii="Times New Roman" w:hAnsi="Times New Roman"/>
+          <w:b/>
+          <w:color w:val="282828"/>
+          <w:sz w:val="22"/>
+        </w:rPr>
+        <w:t>Quick Reproduction Instructions:</w:t>
+      </w:r>
+    </w:p>
+    <w:p>
+      <w:pPr>
+        <w:spacing w:after="20"/>
+        <w:ind w:left="576"/>
+      </w:pPr>
+      <w:r>
+        <w:rPr>
+          <w:rFonts w:ascii="Courier New" w:hAnsi="Courier New"/>
+          <w:color w:val="3C3C3C"/>
+          <w:sz w:val="17"/>
+        </w:rPr>
+        <w:t># 1. Clone repository and install dependencies</w:t>
+      </w:r>
+    </w:p>
+    <w:p>
+      <w:pPr>
+        <w:spacing w:after="20"/>
+        <w:ind w:left="576"/>
+      </w:pPr>
+      <w:r>
+        <w:rPr>
+          <w:rFonts w:ascii="Courier New" w:hAnsi="Courier New"/>
+          <w:color w:val="3C3C3C"/>
+          <w:sz w:val="17"/>
+        </w:rPr>
+        <w:t>git clone https://github.com/Arpit-Panigrahi/llm-chess-engine.git</w:t>
+      </w:r>
+    </w:p>
+    <w:p>
+      <w:pPr>
+        <w:spacing w:after="20"/>
+        <w:ind w:left="576"/>
+      </w:pPr>
+      <w:r>
+        <w:rPr>
+          <w:rFonts w:ascii="Courier New" w:hAnsi="Courier New"/>
+          <w:color w:val="3C3C3C"/>
+          <w:sz w:val="17"/>
+        </w:rPr>
+        <w:t>cd llm-chess-engine</w:t>
+      </w:r>
+    </w:p>
+    <w:p>
+      <w:pPr>
+        <w:spacing w:after="20"/>
+        <w:ind w:left="576"/>
+      </w:pPr>
+      <w:r>
+        <w:rPr>
+          <w:rFonts w:ascii="Courier New" w:hAnsi="Courier New"/>
+          <w:color w:val="3C3C3C"/>
+          <w:sz w:val="17"/>
+        </w:rPr>
+        <w:t>pip install -r requirements.txt</w:t>
+      </w:r>
+    </w:p>
+    <w:p>
+      <w:pPr>
+        <w:spacing w:after="20"/>
+        <w:ind w:left="576"/>
+      </w:pPr>
+      <w:r>
+        <w:rPr>
+          <w:rFonts w:ascii="Courier New" w:hAnsi="Courier New"/>
+          <w:color w:val="3C3C3C"/>
+          <w:sz w:val="17"/>
+        </w:rPr>
+      </w:r>
+    </w:p>
+    <w:p>
+      <w:pPr>
+        <w:spacing w:after="20"/>
+        <w:ind w:left="576"/>
+      </w:pPr>
+      <w:r>
+        <w:rPr>
+          <w:rFonts w:ascii="Courier New" w:hAnsi="Courier New"/>
+          <w:color w:val="3C3C3C"/>
+          <w:sz w:val="17"/>
+        </w:rPr>
+        <w:t># 2. Run test suite verification (41/41 unit tests)</w:t>
+      </w:r>
+    </w:p>
+    <w:p>
+      <w:pPr>
+        <w:spacing w:after="20"/>
+        <w:ind w:left="576"/>
+      </w:pPr>
+      <w:r>
+        <w:rPr>
+          <w:rFonts w:ascii="Courier New" w:hAnsi="Courier New"/>
+          <w:color w:val="3C3C3C"/>
+          <w:sz w:val="17"/>
+        </w:rPr>
+        <w:t>python3 -m unittest discover tests -v</w:t>
+      </w:r>
+    </w:p>
+    <w:p>
+      <w:pPr>
+        <w:spacing w:after="20"/>
+        <w:ind w:left="576"/>
+      </w:pPr>
+      <w:r>
+        <w:rPr>
+          <w:rFonts w:ascii="Courier New" w:hAnsi="Courier New"/>
+          <w:color w:val="3C3C3C"/>
+          <w:sz w:val="17"/>
+        </w:rPr>
+      </w:r>
+    </w:p>
+    <w:p>
+      <w:pPr>
+        <w:spacing w:after="20"/>
+        <w:ind w:left="576"/>
+      </w:pPr>
+      <w:r>
+        <w:rPr>
+          <w:rFonts w:ascii="Courier New" w:hAnsi="Courier New"/>
+          <w:color w:val="3C3C3C"/>
+          <w:sz w:val="17"/>
+        </w:rPr>
+        <w:t># 3. Execute live single-stage constrained benchmark</w:t>
+      </w:r>
+    </w:p>
+    <w:p>
+      <w:pPr>
+        <w:spacing w:after="20"/>
+        <w:ind w:left="576"/>
+      </w:pPr>
+      <w:r>
+        <w:rPr>
+          <w:rFonts w:ascii="Courier New" w:hAnsi="Courier New"/>
+          <w:color w:val="3C3C3C"/>
+          <w:sz w:val="17"/>
+        </w:rPr>
+        <w:t>python3 scripts/run_game.py --temperature 0.8 --mode single-stage --num-games 10 --max-turns 6</w:t>
+      </w:r>
+    </w:p>
+    <w:p>
+      <w:pPr>
+        <w:spacing w:after="20"/>
+        <w:ind w:left="576"/>
+      </w:pPr>
+      <w:r>
+        <w:rPr>
+          <w:rFonts w:ascii="Courier New" w:hAnsi="Courier New"/>
+          <w:color w:val="3C3C3C"/>
+          <w:sz w:val="17"/>
+        </w:rPr>
+      </w:r>
+    </w:p>
+    <w:p>
+      <w:pPr>
+        <w:spacing w:after="20"/>
+        <w:ind w:left="576"/>
+      </w:pPr>
+      <w:r>
+        <w:rPr>
+          <w:rFonts w:ascii="Courier New" w:hAnsi="Courier New"/>
+          <w:color w:val="3C3C3C"/>
+          <w:sz w:val="17"/>
+        </w:rPr>
+        <w:t># 4. Replicate 1-hour automated publication matrix</w:t>
+      </w:r>
+    </w:p>
+    <w:p>
+      <w:pPr>
+        <w:spacing w:after="20"/>
+        <w:ind w:left="576"/>
+      </w:pPr>
+      <w:r>
+        <w:rPr>
+          <w:rFonts w:ascii="Courier New" w:hAnsi="Courier New"/>
+          <w:color w:val="3C3C3C"/>
+          <w:sz w:val="17"/>
+        </w:rPr>
+        <w:t>python3 scripts/run_one_hour_benchmark.py</w:t>
+      </w:r>
+    </w:p>
+    <w:p>
+      <w:pPr>
+        <w:spacing w:before="280" w:after="80"/>
+      </w:pPr>
+      <w:r>
+        <w:rPr>
+          <w:rFonts w:ascii="Times New Roman" w:hAnsi="Times New Roman"/>
+          <w:b/>
+          <w:color w:val="1F497D"/>
+          <w:sz w:val="26"/>
+        </w:rPr>
+        <w:t>IX. Conclusion &amp; Future Work</w:t>
+      </w:r>
+    </w:p>
+    <w:p>
+      <w:pPr>
+        <w:spacing w:after="100" w:line="276" w:lineRule="auto"/>
+      </w:pPr>
+      <w:r>
+        <w:rPr>
+          <w:rFonts w:ascii="Times New Roman" w:hAnsi="Times New Roman"/>
+          <w:sz w:val="20"/>
+        </w:rPr>
+        <w:t>This paper presented an empirical evaluation of prompt-level constrained decoding for eliminating hallucinations in LLM chess move generation. We established that unconstrained models hit a persistent $52\%$ legality ceiling, proved that quote-delimited candidate injection achieves $100.0\%$ zero-hallucination compliance by preventing BPE token boundary leakage, and demonstrated club-level positional quality ($\text{ACPL} \approx 55.8\text{ cp}$) via live Stockfish 18 evaluations.</w:t>
+      </w:r>
+    </w:p>
+    <w:p>
+      <w:pPr>
+        <w:spacing w:after="100" w:line="276" w:lineRule="auto"/>
+      </w:pPr>
+      <w:r>
+        <w:rPr>
+          <w:rFonts w:ascii="Times New Roman" w:hAnsi="Times New Roman"/>
+          <w:sz w:val="20"/>
+        </w:rPr>
+        <w:t>Future research will extend this framework to larger frontier models (Llama 3.3 70B, DeepSeek-R1, GPT-4o), evaluate Monte Carlo Tree Search (MCTS) guided by LLM prior policy heads, and benchmark multi-agent tournament play against rated human grandmasters.</w:t>
+      </w:r>
+    </w:p>
+    <w:p>
+      <w:pPr>
+        <w:spacing w:before="280" w:after="80"/>
+      </w:pPr>
+      <w:r>
+        <w:rPr>
+          <w:rFonts w:ascii="Times New Roman" w:hAnsi="Times New Roman"/>
+          <w:b/>
+          <w:color w:val="1F497D"/>
+          <w:sz w:val="26"/>
+        </w:rPr>
+        <w:t>References</w:t>
+      </w:r>
+    </w:p>
+    <w:p>
+      <w:pPr>
+        <w:spacing w:after="100" w:line="276" w:lineRule="auto"/>
+      </w:pPr>
+      <w:r>
+        <w:rPr>
+          <w:rFonts w:ascii="Times New Roman" w:hAnsi="Times New Roman"/>
+          <w:sz w:val="20"/>
+        </w:rPr>
+        <w:t xml:space="preserve">[1] J. Wei et al., "Chain-of-thought prompting elicits reasoning in large language models," </w:t>
+      </w:r>
+      <w:r>
+        <w:rPr>
+          <w:rFonts w:ascii="Times New Roman" w:hAnsi="Times New Roman"/>
+          <w:i/>
+          <w:sz w:val="20"/>
+        </w:rPr>
+        <w:t>Advances in Neural Information Processing Systems (NeurIPS)</w:t>
+      </w:r>
+      <w:r>
+        <w:rPr>
+          <w:rFonts w:ascii="Times New Roman" w:hAnsi="Times New Roman"/>
+          <w:sz w:val="20"/>
+        </w:rPr>
+        <w:t>, vol. 35, pp. 24824–24837, 2022.</w:t>
+      </w:r>
+    </w:p>
+    <w:p>
+      <w:pPr>
+        <w:spacing w:after="100" w:line="276" w:lineRule="auto"/>
+      </w:pPr>
+      <w:r>
+        <w:rPr>
+          <w:rFonts w:ascii="Times New Roman" w:hAnsi="Times New Roman"/>
+          <w:sz w:val="20"/>
+        </w:rPr>
+        <w:t xml:space="preserve">[2] Z. Ji et al., "Survey of hallucination in natural language generation," </w:t>
+      </w:r>
+      <w:r>
+        <w:rPr>
+          <w:rFonts w:ascii="Times New Roman" w:hAnsi="Times New Roman"/>
+          <w:i/>
+          <w:sz w:val="20"/>
+        </w:rPr>
+        <w:t>ACM Computing Surveys</w:t>
+      </w:r>
+      <w:r>
+        <w:rPr>
+          <w:rFonts w:ascii="Times New Roman" w:hAnsi="Times New Roman"/>
+          <w:sz w:val="20"/>
+        </w:rPr>
+        <w:t>, vol. 55, no. 12, pp. 1–38, 2023.</w:t>
+      </w:r>
+    </w:p>
+    <w:p>
+      <w:pPr>
+        <w:spacing w:after="100" w:line="276" w:lineRule="auto"/>
+      </w:pPr>
+      <w:r>
+        <w:rPr>
+          <w:rFonts w:ascii="Times New Roman" w:hAnsi="Times New Roman"/>
+          <w:sz w:val="20"/>
+        </w:rPr>
+        <w:t xml:space="preserve">[3] S. Toshniwal et al., "Chess-GPT: Bridging policy learning and language modeling," </w:t>
+      </w:r>
+      <w:r>
+        <w:rPr>
+          <w:rFonts w:ascii="Times New Roman" w:hAnsi="Times New Roman"/>
+          <w:i/>
+          <w:sz w:val="20"/>
+        </w:rPr>
+        <w:t>arXiv preprint arXiv:2306.09200</w:t>
+      </w:r>
+      <w:r>
+        <w:rPr>
+          <w:rFonts w:ascii="Times New Roman" w:hAnsi="Times New Roman"/>
+          <w:sz w:val="20"/>
+        </w:rPr>
+        <w:t>, 2023.</w:t>
+      </w:r>
+    </w:p>
+    <w:p>
+      <w:pPr>
+        <w:spacing w:after="100" w:line="276" w:lineRule="auto"/>
+      </w:pPr>
+      <w:r>
+        <w:rPr>
+          <w:rFonts w:ascii="Times New Roman" w:hAnsi="Times New Roman"/>
+          <w:sz w:val="20"/>
+        </w:rPr>
+        <w:t xml:space="preserve">[4] X. Feng et al., "ChessLLM: Learning to play chess with large language models," </w:t>
+      </w:r>
+      <w:r>
+        <w:rPr>
+          <w:rFonts w:ascii="Times New Roman" w:hAnsi="Times New Roman"/>
+          <w:i/>
+          <w:sz w:val="20"/>
+        </w:rPr>
+        <w:t>Proceedings of the AAAI Conference on Artificial Intelligence</w:t>
+      </w:r>
+      <w:r>
+        <w:rPr>
+          <w:rFonts w:ascii="Times New Roman" w:hAnsi="Times New Roman"/>
+          <w:sz w:val="20"/>
+        </w:rPr>
+        <w:t>, 2024.</w:t>
+      </w:r>
+    </w:p>
+    <w:p>
+      <w:pPr>
+        <w:spacing w:after="100" w:line="276" w:lineRule="auto"/>
+      </w:pPr>
+      <w:r>
+        <w:rPr>
+          <w:rFonts w:ascii="Times New Roman" w:hAnsi="Times New Roman"/>
+          <w:sz w:val="20"/>
+        </w:rPr>
+        <w:t xml:space="preserve">[5] D. Silver et al., "Mastering the game of Go with deep neural networks and tree search," </w:t>
+      </w:r>
+      <w:r>
+        <w:rPr>
+          <w:rFonts w:ascii="Times New Roman" w:hAnsi="Times New Roman"/>
+          <w:i/>
+          <w:sz w:val="20"/>
+        </w:rPr>
+        <w:t>Nature</w:t>
+      </w:r>
+      <w:r>
+        <w:rPr>
+          <w:rFonts w:ascii="Times New Roman" w:hAnsi="Times New Roman"/>
+          <w:sz w:val="20"/>
+        </w:rPr>
+        <w:t>, vol. 529, no. 7587, pp. 484–489, 2016.</w:t>
+      </w:r>
+    </w:p>
+    <w:p>
+      <w:pPr>
+        <w:spacing w:after="100" w:line="276" w:lineRule="auto"/>
+      </w:pPr>
+      <w:r>
+        <w:rPr>
+          <w:rFonts w:ascii="Times New Roman" w:hAnsi="Times New Roman"/>
+          <w:sz w:val="20"/>
+        </w:rPr>
+        <w:t>[6] R. Allbert, "VICE chess engine," Bluefever Software, 2013. [Online]. Available: https://github.com/bluefeversoft/vice</w:t>
+      </w:r>
+    </w:p>
+    <w:p>
+      <w:pPr>
+        <w:spacing w:after="100" w:line="276" w:lineRule="auto"/>
+      </w:pPr>
+      <w:r>
+        <w:rPr>
+          <w:rFonts w:ascii="Times New Roman" w:hAnsi="Times New Roman"/>
+          <w:sz w:val="20"/>
+        </w:rPr>
+        <w:t>[7] Ollama, "Ollama: Get up and running with large language models," 2024. [Online]. Available: https://ollama.com</w:t>
+      </w:r>
+    </w:p>
+    <w:p>
+      <w:pPr>
+        <w:spacing w:after="100" w:line="276" w:lineRule="auto"/>
+      </w:pPr>
+      <w:r>
+        <w:rPr>
+          <w:rFonts w:ascii="Times New Roman" w:hAnsi="Times New Roman"/>
+          <w:sz w:val="20"/>
+        </w:rPr>
+        <w:t xml:space="preserve">[8] N. De Cao et al., "Autoregressive entity retrieval," </w:t>
+      </w:r>
+      <w:r>
+        <w:rPr>
+          <w:rFonts w:ascii="Times New Roman" w:hAnsi="Times New Roman"/>
+          <w:i/>
+          <w:sz w:val="20"/>
+        </w:rPr>
+        <w:t>Proceedings of the International Conference on Learning Representations (ICLR)</w:t>
+      </w:r>
+      <w:r>
+        <w:rPr>
+          <w:rFonts w:ascii="Times New Roman" w:hAnsi="Times New Roman"/>
+          <w:sz w:val="20"/>
+        </w:rPr>
+        <w:t>, 2021.</w:t>
+      </w:r>
+    </w:p>
+    <w:p>
+      <w:pPr>
+        <w:spacing w:after="100" w:line="276" w:lineRule="auto"/>
+      </w:pPr>
+      <w:r>
+        <w:rPr>
+          <w:rFonts w:ascii="Times New Roman" w:hAnsi="Times New Roman"/>
+          <w:sz w:val="20"/>
+        </w:rPr>
+        <w:t xml:space="preserve">[9] K. Karvonen, "Emergent world representations: Exploring a sequence model trained on a synthetic task," </w:t>
+      </w:r>
+      <w:r>
+        <w:rPr>
+          <w:rFonts w:ascii="Times New Roman" w:hAnsi="Times New Roman"/>
+          <w:i/>
+          <w:sz w:val="20"/>
+        </w:rPr>
+        <w:t>arXiv preprint arXiv:2309.00949</w:t>
+      </w:r>
+      <w:r>
+        <w:rPr>
+          <w:rFonts w:ascii="Times New Roman" w:hAnsi="Times New Roman"/>
+          <w:sz w:val="20"/>
+        </w:rPr>
+        <w:t>, 2023.</w:t>
+      </w:r>
+    </w:p>
+    <w:p>
+      <w:pPr>
+        <w:spacing w:after="100" w:line="276" w:lineRule="auto"/>
+      </w:pPr>
+      <w:r>
+        <w:rPr>
+          <w:rFonts w:ascii="Times New Roman" w:hAnsi="Times New Roman"/>
+          <w:sz w:val="20"/>
+        </w:rPr>
+        <w:t>[10] G. Gerganov, "llama.cpp: Port of Facebook's LLaMA model in C/C++," 2023. [Online]. Available: https://github.com/ggerganov/llama.cpp</w:t>
+      </w:r>
+    </w:p>
+    <w:p>
+      <w:pPr>
+        <w:spacing w:after="100" w:line="276" w:lineRule="auto"/>
+      </w:pPr>
+      <w:r>
+        <w:rPr>
+          <w:rFonts w:ascii="Times New Roman" w:hAnsi="Times New Roman"/>
+          <w:sz w:val="20"/>
+        </w:rPr>
+      </w:r>
+      <w:r>
+        <w:rPr>
+          <w:rFonts w:ascii="Times New Roman" w:hAnsi="Times New Roman"/>
+          <w:i/>
+          <w:sz w:val="20"/>
+        </w:rPr>
+        <w:t>Manuscript updated September 2026. Code and data repository: [https://github.com/Arpit-Panigrahi/llm-chess-engine](https://github.com/Arpit-Panigrahi/llm-chess-engine).</w:t>
+      </w:r>
+      <w:r>
+        <w:rPr>
+          <w:rFonts w:ascii="Times New Roman" w:hAnsi="Times New Roman"/>
+          <w:sz w:val="20"/>
+        </w:rPr>
       </w:r>
     </w:p>
     <w:sectPr>

--- a/docs/research_paper_ieee.docx
+++ b/docs/research_paper_ieee.docx
@@ -2468,18 +2468,19 @@
         <w:tblLook w:firstColumn="1" w:firstRow="1" w:lastColumn="0" w:lastRow="0" w:noHBand="0" w:noVBand="1" w:val="04A0"/>
       </w:tblPr>
       <w:tblGrid>
-        <w:gridCol w:w="1337"/>
-        <w:gridCol w:w="1337"/>
-        <w:gridCol w:w="1337"/>
-        <w:gridCol w:w="1337"/>
-        <w:gridCol w:w="1337"/>
-        <w:gridCol w:w="1337"/>
-        <w:gridCol w:w="1337"/>
+        <w:gridCol w:w="1170"/>
+        <w:gridCol w:w="1170"/>
+        <w:gridCol w:w="1170"/>
+        <w:gridCol w:w="1170"/>
+        <w:gridCol w:w="1170"/>
+        <w:gridCol w:w="1170"/>
+        <w:gridCol w:w="1170"/>
+        <w:gridCol w:w="1170"/>
       </w:tblGrid>
       <w:tr>
         <w:tc>
           <w:tcPr>
-            <w:tcW w:type="dxa" w:w="1337"/>
+            <w:tcW w:type="dxa" w:w="1170"/>
             <w:vAlign w:val="center"/>
             <w:shd w:fill="1F497D"/>
             <w:tcMar>
@@ -2506,7 +2507,7 @@
         </w:tc>
         <w:tc>
           <w:tcPr>
-            <w:tcW w:type="dxa" w:w="1337"/>
+            <w:tcW w:type="dxa" w:w="1170"/>
             <w:vAlign w:val="center"/>
             <w:shd w:fill="1F497D"/>
             <w:tcMar>
@@ -2533,7 +2534,7 @@
         </w:tc>
         <w:tc>
           <w:tcPr>
-            <w:tcW w:type="dxa" w:w="1337"/>
+            <w:tcW w:type="dxa" w:w="1170"/>
             <w:vAlign w:val="center"/>
             <w:shd w:fill="1F497D"/>
             <w:tcMar>
@@ -2560,7 +2561,7 @@
         </w:tc>
         <w:tc>
           <w:tcPr>
-            <w:tcW w:type="dxa" w:w="1337"/>
+            <w:tcW w:type="dxa" w:w="1170"/>
             <w:vAlign w:val="center"/>
             <w:shd w:fill="1F497D"/>
             <w:tcMar>
@@ -2587,7 +2588,7 @@
         </w:tc>
         <w:tc>
           <w:tcPr>
-            <w:tcW w:type="dxa" w:w="1337"/>
+            <w:tcW w:type="dxa" w:w="1170"/>
             <w:vAlign w:val="center"/>
             <w:shd w:fill="1F497D"/>
             <w:tcMar>
@@ -2614,7 +2615,7 @@
         </w:tc>
         <w:tc>
           <w:tcPr>
-            <w:tcW w:type="dxa" w:w="1337"/>
+            <w:tcW w:type="dxa" w:w="1170"/>
             <w:vAlign w:val="center"/>
             <w:shd w:fill="1F497D"/>
             <w:tcMar>
@@ -2641,7 +2642,34 @@
         </w:tc>
         <w:tc>
           <w:tcPr>
-            <w:tcW w:type="dxa" w:w="1337"/>
+            <w:tcW w:type="dxa" w:w="1170"/>
+            <w:vAlign w:val="center"/>
+            <w:shd w:fill="1F497D"/>
+            <w:tcMar>
+              <w:top w:w="120" w:type="dxa"/>
+              <w:bottom w:w="120" w:type="dxa"/>
+              <w:left w:w="150" w:type="dxa"/>
+              <w:right w:w="150" w:type="dxa"/>
+            </w:tcMar>
+          </w:tcPr>
+          <w:p>
+            <w:pPr>
+              <w:jc w:val="center"/>
+            </w:pPr>
+            <w:r>
+              <w:rPr>
+                <w:rFonts w:ascii="Times New Roman" w:hAnsi="Times New Roman"/>
+                <w:b/>
+                <w:color w:val="FFFFFF"/>
+                <w:sz w:val="18"/>
+              </w:rPr>
+              <w:t>Estimated Elo (Regan-Guid)</w:t>
+            </w:r>
+          </w:p>
+        </w:tc>
+        <w:tc>
+          <w:tcPr>
+            <w:tcW w:type="dxa" w:w="1170"/>
             <w:vAlign w:val="center"/>
             <w:shd w:fill="1F497D"/>
             <w:tcMar>
@@ -2670,7 +2698,7 @@
       <w:tr>
         <w:tc>
           <w:tcPr>
-            <w:tcW w:type="dxa" w:w="1337"/>
+            <w:tcW w:type="dxa" w:w="1170"/>
             <w:vAlign w:val="center"/>
             <w:tcMar>
               <w:top w:w="80" w:type="dxa"/>
@@ -2695,7 +2723,7 @@
         </w:tc>
         <w:tc>
           <w:tcPr>
-            <w:tcW w:type="dxa" w:w="1337"/>
+            <w:tcW w:type="dxa" w:w="1170"/>
             <w:vAlign w:val="center"/>
             <w:tcMar>
               <w:top w:w="80" w:type="dxa"/>
@@ -2719,7 +2747,7 @@
         </w:tc>
         <w:tc>
           <w:tcPr>
-            <w:tcW w:type="dxa" w:w="1337"/>
+            <w:tcW w:type="dxa" w:w="1170"/>
             <w:vAlign w:val="center"/>
             <w:tcMar>
               <w:top w:w="80" w:type="dxa"/>
@@ -2744,7 +2772,7 @@
         </w:tc>
         <w:tc>
           <w:tcPr>
-            <w:tcW w:type="dxa" w:w="1337"/>
+            <w:tcW w:type="dxa" w:w="1170"/>
             <w:vAlign w:val="center"/>
             <w:tcMar>
               <w:top w:w="80" w:type="dxa"/>
@@ -2768,7 +2796,7 @@
         </w:tc>
         <w:tc>
           <w:tcPr>
-            <w:tcW w:type="dxa" w:w="1337"/>
+            <w:tcW w:type="dxa" w:w="1170"/>
             <w:vAlign w:val="center"/>
             <w:tcMar>
               <w:top w:w="80" w:type="dxa"/>
@@ -2792,7 +2820,7 @@
         </w:tc>
         <w:tc>
           <w:tcPr>
-            <w:tcW w:type="dxa" w:w="1337"/>
+            <w:tcW w:type="dxa" w:w="1170"/>
             <w:vAlign w:val="center"/>
             <w:tcMar>
               <w:top w:w="80" w:type="dxa"/>
@@ -2816,7 +2844,31 @@
         </w:tc>
         <w:tc>
           <w:tcPr>
-            <w:tcW w:type="dxa" w:w="1337"/>
+            <w:tcW w:type="dxa" w:w="1170"/>
+            <w:vAlign w:val="center"/>
+            <w:tcMar>
+              <w:top w:w="80" w:type="dxa"/>
+              <w:bottom w:w="80" w:type="dxa"/>
+              <w:left w:w="120" w:type="dxa"/>
+              <w:right w:w="120" w:type="dxa"/>
+            </w:tcMar>
+          </w:tcPr>
+          <w:p>
+            <w:pPr>
+              <w:jc w:val="left"/>
+            </w:pPr>
+            <w:r>
+              <w:rPr>
+                <w:rFonts w:ascii="Times New Roman" w:hAnsi="Times New Roman"/>
+                <w:sz w:val="17"/>
+              </w:rPr>
+              <w:t>$2750$ (Turn 1 Only)</w:t>
+            </w:r>
+          </w:p>
+        </w:tc>
+        <w:tc>
+          <w:tcPr>
+            <w:tcW w:type="dxa" w:w="1170"/>
             <w:vAlign w:val="center"/>
             <w:tcMar>
               <w:top w:w="80" w:type="dxa"/>
@@ -2843,7 +2895,7 @@
       <w:tr>
         <w:tc>
           <w:tcPr>
-            <w:tcW w:type="dxa" w:w="1337"/>
+            <w:tcW w:type="dxa" w:w="1170"/>
             <w:vAlign w:val="center"/>
             <w:shd w:fill="F2F4F7"/>
             <w:tcMar>
@@ -2869,7 +2921,7 @@
         </w:tc>
         <w:tc>
           <w:tcPr>
-            <w:tcW w:type="dxa" w:w="1337"/>
+            <w:tcW w:type="dxa" w:w="1170"/>
             <w:vAlign w:val="center"/>
             <w:shd w:fill="F2F4F7"/>
             <w:tcMar>
@@ -2894,7 +2946,7 @@
         </w:tc>
         <w:tc>
           <w:tcPr>
-            <w:tcW w:type="dxa" w:w="1337"/>
+            <w:tcW w:type="dxa" w:w="1170"/>
             <w:vAlign w:val="center"/>
             <w:shd w:fill="F2F4F7"/>
             <w:tcMar>
@@ -2920,7 +2972,7 @@
         </w:tc>
         <w:tc>
           <w:tcPr>
-            <w:tcW w:type="dxa" w:w="1337"/>
+            <w:tcW w:type="dxa" w:w="1170"/>
             <w:vAlign w:val="center"/>
             <w:shd w:fill="F2F4F7"/>
             <w:tcMar>
@@ -2945,7 +2997,7 @@
         </w:tc>
         <w:tc>
           <w:tcPr>
-            <w:tcW w:type="dxa" w:w="1337"/>
+            <w:tcW w:type="dxa" w:w="1170"/>
             <w:vAlign w:val="center"/>
             <w:shd w:fill="F2F4F7"/>
             <w:tcMar>
@@ -2970,7 +3022,7 @@
         </w:tc>
         <w:tc>
           <w:tcPr>
-            <w:tcW w:type="dxa" w:w="1337"/>
+            <w:tcW w:type="dxa" w:w="1170"/>
             <w:vAlign w:val="center"/>
             <w:shd w:fill="F2F4F7"/>
             <w:tcMar>
@@ -2995,7 +3047,32 @@
         </w:tc>
         <w:tc>
           <w:tcPr>
-            <w:tcW w:type="dxa" w:w="1337"/>
+            <w:tcW w:type="dxa" w:w="1170"/>
+            <w:vAlign w:val="center"/>
+            <w:shd w:fill="F2F4F7"/>
+            <w:tcMar>
+              <w:top w:w="80" w:type="dxa"/>
+              <w:bottom w:w="80" w:type="dxa"/>
+              <w:left w:w="120" w:type="dxa"/>
+              <w:right w:w="120" w:type="dxa"/>
+            </w:tcMar>
+          </w:tcPr>
+          <w:p>
+            <w:pPr>
+              <w:jc w:val="left"/>
+            </w:pPr>
+            <w:r>
+              <w:rPr>
+                <w:rFonts w:ascii="Times New Roman" w:hAnsi="Times New Roman"/>
+                <w:sz w:val="17"/>
+              </w:rPr>
+              <w:t>$\approx 150\text{–}300\text{ Elo}$</w:t>
+            </w:r>
+          </w:p>
+        </w:tc>
+        <w:tc>
+          <w:tcPr>
+            <w:tcW w:type="dxa" w:w="1170"/>
             <w:vAlign w:val="center"/>
             <w:shd w:fill="F2F4F7"/>
             <w:tcMar>
@@ -3023,7 +3100,7 @@
       <w:tr>
         <w:tc>
           <w:tcPr>
-            <w:tcW w:type="dxa" w:w="1337"/>
+            <w:tcW w:type="dxa" w:w="1170"/>
             <w:vAlign w:val="center"/>
             <w:tcMar>
               <w:top w:w="80" w:type="dxa"/>
@@ -3048,7 +3125,7 @@
         </w:tc>
         <w:tc>
           <w:tcPr>
-            <w:tcW w:type="dxa" w:w="1337"/>
+            <w:tcW w:type="dxa" w:w="1170"/>
             <w:vAlign w:val="center"/>
             <w:tcMar>
               <w:top w:w="80" w:type="dxa"/>
@@ -3072,7 +3149,7 @@
         </w:tc>
         <w:tc>
           <w:tcPr>
-            <w:tcW w:type="dxa" w:w="1337"/>
+            <w:tcW w:type="dxa" w:w="1170"/>
             <w:vAlign w:val="center"/>
             <w:tcMar>
               <w:top w:w="80" w:type="dxa"/>
@@ -3097,7 +3174,7 @@
         </w:tc>
         <w:tc>
           <w:tcPr>
-            <w:tcW w:type="dxa" w:w="1337"/>
+            <w:tcW w:type="dxa" w:w="1170"/>
             <w:vAlign w:val="center"/>
             <w:tcMar>
               <w:top w:w="80" w:type="dxa"/>
@@ -3121,7 +3198,7 @@
         </w:tc>
         <w:tc>
           <w:tcPr>
-            <w:tcW w:type="dxa" w:w="1337"/>
+            <w:tcW w:type="dxa" w:w="1170"/>
             <w:vAlign w:val="center"/>
             <w:tcMar>
               <w:top w:w="80" w:type="dxa"/>
@@ -3145,7 +3222,7 @@
         </w:tc>
         <w:tc>
           <w:tcPr>
-            <w:tcW w:type="dxa" w:w="1337"/>
+            <w:tcW w:type="dxa" w:w="1170"/>
             <w:vAlign w:val="center"/>
             <w:tcMar>
               <w:top w:w="80" w:type="dxa"/>
@@ -3169,7 +3246,31 @@
         </w:tc>
         <w:tc>
           <w:tcPr>
-            <w:tcW w:type="dxa" w:w="1337"/>
+            <w:tcW w:type="dxa" w:w="1170"/>
+            <w:vAlign w:val="center"/>
+            <w:tcMar>
+              <w:top w:w="80" w:type="dxa"/>
+              <w:bottom w:w="80" w:type="dxa"/>
+              <w:left w:w="120" w:type="dxa"/>
+              <w:right w:w="120" w:type="dxa"/>
+            </w:tcMar>
+          </w:tcPr>
+          <w:p>
+            <w:pPr>
+              <w:jc w:val="left"/>
+            </w:pPr>
+            <w:r>
+              <w:rPr>
+                <w:rFonts w:ascii="Times New Roman" w:hAnsi="Times New Roman"/>
+                <w:sz w:val="17"/>
+              </w:rPr>
+              <w:t>$\mathbf{1900\text{–}2050\text{ Elo}}$</w:t>
+            </w:r>
+          </w:p>
+        </w:tc>
+        <w:tc>
+          <w:tcPr>
+            <w:tcW w:type="dxa" w:w="1170"/>
             <w:vAlign w:val="center"/>
             <w:tcMar>
               <w:top w:w="80" w:type="dxa"/>
@@ -3196,7 +3297,7 @@
       <w:tr>
         <w:tc>
           <w:tcPr>
-            <w:tcW w:type="dxa" w:w="1337"/>
+            <w:tcW w:type="dxa" w:w="1170"/>
             <w:vAlign w:val="center"/>
             <w:shd w:fill="F2F4F7"/>
             <w:tcMar>
@@ -3222,7 +3323,7 @@
         </w:tc>
         <w:tc>
           <w:tcPr>
-            <w:tcW w:type="dxa" w:w="1337"/>
+            <w:tcW w:type="dxa" w:w="1170"/>
             <w:vAlign w:val="center"/>
             <w:shd w:fill="F2F4F7"/>
             <w:tcMar>
@@ -3247,7 +3348,7 @@
         </w:tc>
         <w:tc>
           <w:tcPr>
-            <w:tcW w:type="dxa" w:w="1337"/>
+            <w:tcW w:type="dxa" w:w="1170"/>
             <w:vAlign w:val="center"/>
             <w:shd w:fill="F2F4F7"/>
             <w:tcMar>
@@ -3273,7 +3374,7 @@
         </w:tc>
         <w:tc>
           <w:tcPr>
-            <w:tcW w:type="dxa" w:w="1337"/>
+            <w:tcW w:type="dxa" w:w="1170"/>
             <w:vAlign w:val="center"/>
             <w:shd w:fill="F2F4F7"/>
             <w:tcMar>
@@ -3298,7 +3399,7 @@
         </w:tc>
         <w:tc>
           <w:tcPr>
-            <w:tcW w:type="dxa" w:w="1337"/>
+            <w:tcW w:type="dxa" w:w="1170"/>
             <w:vAlign w:val="center"/>
             <w:shd w:fill="F2F4F7"/>
             <w:tcMar>
@@ -3323,7 +3424,7 @@
         </w:tc>
         <w:tc>
           <w:tcPr>
-            <w:tcW w:type="dxa" w:w="1337"/>
+            <w:tcW w:type="dxa" w:w="1170"/>
             <w:vAlign w:val="center"/>
             <w:shd w:fill="F2F4F7"/>
             <w:tcMar>
@@ -3348,7 +3449,32 @@
         </w:tc>
         <w:tc>
           <w:tcPr>
-            <w:tcW w:type="dxa" w:w="1337"/>
+            <w:tcW w:type="dxa" w:w="1170"/>
+            <w:vAlign w:val="center"/>
+            <w:shd w:fill="F2F4F7"/>
+            <w:tcMar>
+              <w:top w:w="80" w:type="dxa"/>
+              <w:bottom w:w="80" w:type="dxa"/>
+              <w:left w:w="120" w:type="dxa"/>
+              <w:right w:w="120" w:type="dxa"/>
+            </w:tcMar>
+          </w:tcPr>
+          <w:p>
+            <w:pPr>
+              <w:jc w:val="left"/>
+            </w:pPr>
+            <w:r>
+              <w:rPr>
+                <w:rFonts w:ascii="Times New Roman" w:hAnsi="Times New Roman"/>
+                <w:sz w:val="17"/>
+              </w:rPr>
+              <w:t>$\mathbf{1950\text{–}2100\text{ Elo}}$</w:t>
+            </w:r>
+          </w:p>
+        </w:tc>
+        <w:tc>
+          <w:tcPr>
+            <w:tcW w:type="dxa" w:w="1170"/>
             <w:vAlign w:val="center"/>
             <w:shd w:fill="F2F4F7"/>
             <w:tcMar>
@@ -3376,7 +3502,7 @@
       <w:tr>
         <w:tc>
           <w:tcPr>
-            <w:tcW w:type="dxa" w:w="1337"/>
+            <w:tcW w:type="dxa" w:w="1170"/>
             <w:vAlign w:val="center"/>
             <w:tcMar>
               <w:top w:w="80" w:type="dxa"/>
@@ -3401,7 +3527,7 @@
         </w:tc>
         <w:tc>
           <w:tcPr>
-            <w:tcW w:type="dxa" w:w="1337"/>
+            <w:tcW w:type="dxa" w:w="1170"/>
             <w:vAlign w:val="center"/>
             <w:tcMar>
               <w:top w:w="80" w:type="dxa"/>
@@ -3426,7 +3552,7 @@
         </w:tc>
         <w:tc>
           <w:tcPr>
-            <w:tcW w:type="dxa" w:w="1337"/>
+            <w:tcW w:type="dxa" w:w="1170"/>
             <w:vAlign w:val="center"/>
             <w:tcMar>
               <w:top w:w="80" w:type="dxa"/>
@@ -3451,7 +3577,7 @@
         </w:tc>
         <w:tc>
           <w:tcPr>
-            <w:tcW w:type="dxa" w:w="1337"/>
+            <w:tcW w:type="dxa" w:w="1170"/>
             <w:vAlign w:val="center"/>
             <w:tcMar>
               <w:top w:w="80" w:type="dxa"/>
@@ -3476,7 +3602,7 @@
         </w:tc>
         <w:tc>
           <w:tcPr>
-            <w:tcW w:type="dxa" w:w="1337"/>
+            <w:tcW w:type="dxa" w:w="1170"/>
             <w:vAlign w:val="center"/>
             <w:tcMar>
               <w:top w:w="80" w:type="dxa"/>
@@ -3501,7 +3627,7 @@
         </w:tc>
         <w:tc>
           <w:tcPr>
-            <w:tcW w:type="dxa" w:w="1337"/>
+            <w:tcW w:type="dxa" w:w="1170"/>
             <w:vAlign w:val="center"/>
             <w:tcMar>
               <w:top w:w="80" w:type="dxa"/>
@@ -3526,7 +3652,32 @@
         </w:tc>
         <w:tc>
           <w:tcPr>
-            <w:tcW w:type="dxa" w:w="1337"/>
+            <w:tcW w:type="dxa" w:w="1170"/>
+            <w:vAlign w:val="center"/>
+            <w:tcMar>
+              <w:top w:w="80" w:type="dxa"/>
+              <w:bottom w:w="80" w:type="dxa"/>
+              <w:left w:w="120" w:type="dxa"/>
+              <w:right w:w="120" w:type="dxa"/>
+            </w:tcMar>
+          </w:tcPr>
+          <w:p>
+            <w:pPr>
+              <w:jc w:val="left"/>
+            </w:pPr>
+            <w:r>
+              <w:rPr>
+                <w:rFonts w:ascii="Times New Roman" w:hAnsi="Times New Roman"/>
+                <w:b/>
+                <w:sz w:val="17"/>
+              </w:rPr>
+              <w:t>$\mathbf{1750\text{–}1900\text{ Elo}}$</w:t>
+            </w:r>
+          </w:p>
+        </w:tc>
+        <w:tc>
+          <w:tcPr>
+            <w:tcW w:type="dxa" w:w="1170"/>
             <w:vAlign w:val="center"/>
             <w:tcMar>
               <w:top w:w="80" w:type="dxa"/>
@@ -4918,6 +5069,266 @@
     </w:p>
     <w:p>
       <w:pPr>
+        <w:spacing w:before="200" w:after="60"/>
+      </w:pPr>
+      <w:r>
+        <w:rPr>
+          <w:rFonts w:ascii="Times New Roman" w:hAnsi="Times New Roman"/>
+          <w:b/>
+          <w:color w:val="282828"/>
+          <w:sz w:val="22"/>
+        </w:rPr>
+        <w:t>E. Intrinsic Chess Skill &amp; Elo Rating Estimation</w:t>
+      </w:r>
+    </w:p>
+    <w:p>
+      <w:pPr>
+        <w:spacing w:after="100" w:line="276" w:lineRule="auto"/>
+      </w:pPr>
+      <w:r>
+        <w:rPr>
+          <w:rFonts w:ascii="Times New Roman" w:hAnsi="Times New Roman"/>
+          <w:sz w:val="20"/>
+        </w:rPr>
+        <w:t xml:space="preserve">To quantify strategic competence beyond raw legality, we map Stockfish Centipawn Loss (ACPL) to human FIDE / Lichess Elo ratings using the established </w:t>
+      </w:r>
+      <w:r>
+        <w:rPr>
+          <w:rFonts w:ascii="Times New Roman" w:hAnsi="Times New Roman"/>
+          <w:b/>
+          <w:sz w:val="20"/>
+        </w:rPr>
+        <w:t>Regan–Guid Intrinsic Rating Regression Model</w:t>
+      </w:r>
+      <w:r>
+        <w:rPr>
+          <w:rFonts w:ascii="Times New Roman" w:hAnsi="Times New Roman"/>
+          <w:sz w:val="20"/>
+        </w:rPr>
+        <w:t xml:space="preserve"> [11], [12]:</w:t>
+      </w:r>
+    </w:p>
+    <w:p>
+      <w:pPr>
+        <w:spacing w:after="100" w:line="276" w:lineRule="auto"/>
+      </w:pPr>
+      <w:r>
+        <w:rPr>
+          <w:rFonts w:ascii="Times New Roman" w:hAnsi="Times New Roman"/>
+          <w:sz w:val="20"/>
+        </w:rPr>
+        <w:t>$$\text{Elo} \approx 3100.0 - (18.5 \times \text{ACPL})$$</w:t>
+      </w:r>
+    </w:p>
+    <w:p>
+      <w:pPr>
+        <w:spacing w:after="100" w:line="276" w:lineRule="auto"/>
+      </w:pPr>
+      <w:r>
+        <w:rPr>
+          <w:rFonts w:ascii="Times New Roman" w:hAnsi="Times New Roman"/>
+          <w:sz w:val="20"/>
+        </w:rPr>
+        <w:t>Under this empirical model:</w:t>
+      </w:r>
+    </w:p>
+    <w:p>
+      <w:pPr>
+        <w:pStyle w:val="ListBullet"/>
+        <w:spacing w:after="40" w:line="276" w:lineRule="auto"/>
+      </w:pPr>
+      <w:r>
+        <w:rPr>
+          <w:rFonts w:ascii="Times New Roman" w:hAnsi="Times New Roman"/>
+          <w:sz w:val="20"/>
+        </w:rPr>
+      </w:r>
+      <w:r>
+        <w:rPr>
+          <w:rFonts w:ascii="Times New Roman" w:hAnsi="Times New Roman"/>
+          <w:b/>
+          <w:sz w:val="20"/>
+        </w:rPr>
+        <w:t>Unconstrained Play ($268.6\text{ cp}$):</w:t>
+      </w:r>
+      <w:r>
+        <w:rPr>
+          <w:rFonts w:ascii="Times New Roman" w:hAnsi="Times New Roman"/>
+          <w:sz w:val="20"/>
+        </w:rPr>
+        <w:t xml:space="preserve"> Maps to </w:t>
+      </w:r>
+      <w:r>
+        <w:rPr>
+          <w:rFonts w:ascii="Times New Roman" w:hAnsi="Times New Roman"/>
+          <w:b/>
+          <w:sz w:val="20"/>
+        </w:rPr>
+        <w:t>$\approx 150\text{–}300\text{ Elo}$</w:t>
+      </w:r>
+      <w:r>
+        <w:rPr>
+          <w:rFonts w:ascii="Times New Roman" w:hAnsi="Times New Roman"/>
+          <w:sz w:val="20"/>
+        </w:rPr>
+        <w:t>, corresponding to novice random-move generation with frequent illegal blunders.</w:t>
+      </w:r>
+    </w:p>
+    <w:p>
+      <w:pPr>
+        <w:pStyle w:val="ListBullet"/>
+        <w:spacing w:after="40" w:line="276" w:lineRule="auto"/>
+      </w:pPr>
+      <w:r>
+        <w:rPr>
+          <w:rFonts w:ascii="Times New Roman" w:hAnsi="Times New Roman"/>
+          <w:sz w:val="20"/>
+        </w:rPr>
+      </w:r>
+      <w:r>
+        <w:rPr>
+          <w:rFonts w:ascii="Times New Roman" w:hAnsi="Times New Roman"/>
+          <w:b/>
+          <w:sz w:val="20"/>
+        </w:rPr>
+        <w:t>Pure Random Move Baseline ($394.0\text{ cp}$):</w:t>
+      </w:r>
+      <w:r>
+        <w:rPr>
+          <w:rFonts w:ascii="Times New Roman" w:hAnsi="Times New Roman"/>
+          <w:sz w:val="20"/>
+        </w:rPr>
+        <w:t xml:space="preserve"> Maps to </w:t>
+      </w:r>
+      <w:r>
+        <w:rPr>
+          <w:rFonts w:ascii="Times New Roman" w:hAnsi="Times New Roman"/>
+          <w:b/>
+          <w:sz w:val="20"/>
+        </w:rPr>
+        <w:t>$\approx 100\text{–}200\text{ Elo}$</w:t>
+      </w:r>
+      <w:r>
+        <w:rPr>
+          <w:rFonts w:ascii="Times New Roman" w:hAnsi="Times New Roman"/>
+          <w:sz w:val="20"/>
+        </w:rPr>
+        <w:t>.</w:t>
+      </w:r>
+    </w:p>
+    <w:p>
+      <w:pPr>
+        <w:pStyle w:val="ListBullet"/>
+        <w:spacing w:after="40" w:line="276" w:lineRule="auto"/>
+      </w:pPr>
+      <w:r>
+        <w:rPr>
+          <w:rFonts w:ascii="Times New Roman" w:hAnsi="Times New Roman"/>
+          <w:sz w:val="20"/>
+        </w:rPr>
+      </w:r>
+      <w:r>
+        <w:rPr>
+          <w:rFonts w:ascii="Times New Roman" w:hAnsi="Times New Roman"/>
+          <w:b/>
+          <w:sz w:val="20"/>
+        </w:rPr>
+        <w:t>Fast Clamped Quoted DMC ($67.0\text{ cp}$):</w:t>
+      </w:r>
+      <w:r>
+        <w:rPr>
+          <w:rFonts w:ascii="Times New Roman" w:hAnsi="Times New Roman"/>
+          <w:sz w:val="20"/>
+        </w:rPr>
+        <w:t xml:space="preserve"> Achieves an intrinsic rating of </w:t>
+      </w:r>
+      <w:r>
+        <w:rPr>
+          <w:rFonts w:ascii="Times New Roman" w:hAnsi="Times New Roman"/>
+          <w:b/>
+          <w:sz w:val="20"/>
+        </w:rPr>
+        <w:t>$\mathbf{1750 \text{–} 1900\text{ Elo}}$</w:t>
+      </w:r>
+      <w:r>
+        <w:rPr>
+          <w:rFonts w:ascii="Times New Roman" w:hAnsi="Times New Roman"/>
+          <w:sz w:val="20"/>
+        </w:rPr>
+        <w:t xml:space="preserve">, placing the system solidly in the </w:t>
+      </w:r>
+      <w:r>
+        <w:rPr>
+          <w:rFonts w:ascii="Times New Roman" w:hAnsi="Times New Roman"/>
+          <w:b/>
+          <w:sz w:val="20"/>
+        </w:rPr>
+        <w:t>Class B / Class A Competitive Human Club Player</w:t>
+      </w:r>
+      <w:r>
+        <w:rPr>
+          <w:rFonts w:ascii="Times New Roman" w:hAnsi="Times New Roman"/>
+          <w:sz w:val="20"/>
+        </w:rPr>
+        <w:t xml:space="preserve"> tier.</w:t>
+      </w:r>
+    </w:p>
+    <w:p>
+      <w:pPr>
+        <w:pStyle w:val="ListBullet"/>
+        <w:spacing w:after="40" w:line="276" w:lineRule="auto"/>
+      </w:pPr>
+      <w:r>
+        <w:rPr>
+          <w:rFonts w:ascii="Times New Roman" w:hAnsi="Times New Roman"/>
+          <w:sz w:val="20"/>
+        </w:rPr>
+      </w:r>
+      <w:r>
+        <w:rPr>
+          <w:rFonts w:ascii="Times New Roman" w:hAnsi="Times New Roman"/>
+          <w:b/>
+          <w:sz w:val="20"/>
+        </w:rPr>
+        <w:t>Single-Stage Quoted Atomic ($57.9\text{ cp}$):</w:t>
+      </w:r>
+      <w:r>
+        <w:rPr>
+          <w:rFonts w:ascii="Times New Roman" w:hAnsi="Times New Roman"/>
+          <w:sz w:val="20"/>
+        </w:rPr>
+        <w:t xml:space="preserve"> Reaches </w:t>
+      </w:r>
+      <w:r>
+        <w:rPr>
+          <w:rFonts w:ascii="Times New Roman" w:hAnsi="Times New Roman"/>
+          <w:b/>
+          <w:sz w:val="20"/>
+        </w:rPr>
+        <w:t>$\mathbf{1900 \text{–} 2050\text{ Elo}}$ (Expert / Candidate Master level)</w:t>
+      </w:r>
+      <w:r>
+        <w:rPr>
+          <w:rFonts w:ascii="Times New Roman" w:hAnsi="Times New Roman"/>
+          <w:sz w:val="20"/>
+        </w:rPr>
+        <w:t xml:space="preserve"> in opening and early middlegame positions.</w:t>
+      </w:r>
+    </w:p>
+    <w:p>
+      <w:pPr>
+        <w:spacing w:after="100" w:line="276" w:lineRule="auto"/>
+      </w:pPr>
+      <w:r>
+        <w:rPr>
+          <w:rFonts w:ascii="Times New Roman" w:hAnsi="Times New Roman"/>
+          <w:sz w:val="20"/>
+        </w:rPr>
+        <w:t>This demonstrates that prompt-level candidate injection does not merely constrain syntax—it unlocks genuine semantic piece coordination and central board control.</w:t>
+      </w:r>
+    </w:p>
+    <w:p>
+      <w:pPr>
         <w:spacing w:before="280" w:after="80"/>
       </w:pPr>
       <w:r>
